--- a/Tesztelés_dokumentáció.docx
+++ b/Tesztelés_dokumentáció.docx
@@ -501,7 +501,7 @@
           <w:noProof/>
         </w:rPr>
         <w:drawing>
-          <wp:anchor distT="0" distB="0" distL="114300" distR="114300" simplePos="0" relativeHeight="251660288" behindDoc="0" locked="0" layoutInCell="1" allowOverlap="1" wp14:anchorId="6DD0E214" wp14:editId="4006E632">
+          <wp:anchor distT="0" distB="0" distL="114300" distR="114300" simplePos="0" relativeHeight="251660288" behindDoc="0" locked="0" layoutInCell="1" allowOverlap="1" wp14:anchorId="6DD0E214" wp14:editId="14FC777F">
             <wp:simplePos x="0" y="0"/>
             <wp:positionH relativeFrom="margin">
               <wp:align>center</wp:align>
@@ -574,7 +574,7 @@
         <mc:AlternateContent>
           <mc:Choice Requires="wps">
             <w:drawing>
-              <wp:anchor distT="0" distB="0" distL="114300" distR="114300" simplePos="0" relativeHeight="251661312" behindDoc="0" locked="0" layoutInCell="1" allowOverlap="1" wp14:anchorId="7D54ADBF" wp14:editId="451858BE">
+              <wp:anchor distT="0" distB="0" distL="114300" distR="114300" simplePos="0" relativeHeight="251661312" behindDoc="0" locked="0" layoutInCell="1" allowOverlap="1" wp14:anchorId="7D54ADBF" wp14:editId="34811243">
                 <wp:simplePos x="0" y="0"/>
                 <wp:positionH relativeFrom="column">
                   <wp:posOffset>3554455</wp:posOffset>
@@ -644,7 +644,7 @@
           </mc:Choice>
           <mc:Fallback>
             <w:pict>
-              <v:rect w14:anchorId="34029E4F" id="Rectangle 1" o:spid="_x0000_s1026" style="position:absolute;margin-left:279.9pt;margin-top:17.8pt;width:57.75pt;height:18pt;z-index:251661312;visibility:visible;mso-wrap-style:square;mso-wrap-distance-left:9pt;mso-wrap-distance-top:0;mso-wrap-distance-right:9pt;mso-wrap-distance-bottom:0;mso-position-horizontal:absolute;mso-position-horizontal-relative:text;mso-position-vertical:absolute;mso-position-vertical-relative:text;v-text-anchor:middle" o:gfxdata="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" filled="f" strokecolor="#bf4e14 [2405]" strokeweight="3pt">
+              <v:rect w14:anchorId="15313348" id="Rectangle 1" o:spid="_x0000_s1026" style="position:absolute;margin-left:279.9pt;margin-top:17.8pt;width:57.75pt;height:18pt;z-index:251661312;visibility:visible;mso-wrap-style:square;mso-wrap-distance-left:9pt;mso-wrap-distance-top:0;mso-wrap-distance-right:9pt;mso-wrap-distance-bottom:0;mso-position-horizontal:absolute;mso-position-horizontal-relative:text;mso-position-vertical:absolute;mso-position-vertical-relative:text;v-text-anchor:middle" o:gfxdata="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" filled="f" strokecolor="#bf4e14 [2405]" strokeweight="3pt">
                 <w10:wrap type="through"/>
               </v:rect>
             </w:pict>
@@ -681,7 +681,7 @@
           <w:noProof/>
         </w:rPr>
         <w:drawing>
-          <wp:anchor distT="0" distB="0" distL="114300" distR="114300" simplePos="0" relativeHeight="251662336" behindDoc="0" locked="0" layoutInCell="1" allowOverlap="1" wp14:anchorId="13653447" wp14:editId="315952B7">
+          <wp:anchor distT="0" distB="0" distL="114300" distR="114300" simplePos="0" relativeHeight="251662336" behindDoc="0" locked="0" layoutInCell="1" allowOverlap="1" wp14:anchorId="13653447" wp14:editId="56A666FC">
             <wp:simplePos x="0" y="0"/>
             <wp:positionH relativeFrom="margin">
               <wp:align>center</wp:align>
@@ -794,7 +794,7 @@
         <mc:AlternateContent>
           <mc:Choice Requires="wps">
             <w:drawing>
-              <wp:anchor distT="0" distB="0" distL="114300" distR="114300" simplePos="0" relativeHeight="251664384" behindDoc="0" locked="0" layoutInCell="1" allowOverlap="1" wp14:anchorId="5B7DDCCA" wp14:editId="1CA18C82">
+              <wp:anchor distT="0" distB="0" distL="114300" distR="114300" simplePos="0" relativeHeight="251664384" behindDoc="0" locked="0" layoutInCell="1" allowOverlap="1" wp14:anchorId="5B7DDCCA" wp14:editId="48C9B8CC">
                 <wp:simplePos x="0" y="0"/>
                 <wp:positionH relativeFrom="margin">
                   <wp:posOffset>3390976</wp:posOffset>
@@ -870,7 +870,7 @@
           </mc:Choice>
           <mc:Fallback>
             <w:pict>
-              <v:rect w14:anchorId="5625D9E3" id="Rectangle 1" o:spid="_x0000_s1026" style="position:absolute;margin-left:267pt;margin-top:19.5pt;width:71.65pt;height:11.7pt;z-index:251664384;visibility:visible;mso-wrap-style:square;mso-width-percent:0;mso-height-percent:0;mso-wrap-distance-left:9pt;mso-wrap-distance-top:0;mso-wrap-distance-right:9pt;mso-wrap-distance-bottom:0;mso-position-horizontal:absolute;mso-position-horizontal-relative:margin;mso-position-vertical:absolute;mso-position-vertical-relative:text;mso-width-percent:0;mso-height-percent:0;mso-width-relative:margin;mso-height-relative:margin;v-text-anchor:middle" o:gfxdata="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" filled="f" strokecolor="#bf4e14 [2405]" strokeweight="3pt">
+              <v:rect w14:anchorId="2E6B4D36" id="Rectangle 1" o:spid="_x0000_s1026" style="position:absolute;margin-left:267pt;margin-top:19.5pt;width:71.65pt;height:11.7pt;z-index:251664384;visibility:visible;mso-wrap-style:square;mso-width-percent:0;mso-height-percent:0;mso-wrap-distance-left:9pt;mso-wrap-distance-top:0;mso-wrap-distance-right:9pt;mso-wrap-distance-bottom:0;mso-position-horizontal:absolute;mso-position-horizontal-relative:margin;mso-position-vertical:absolute;mso-position-vertical-relative:text;mso-width-percent:0;mso-height-percent:0;mso-width-relative:margin;mso-height-relative:margin;v-text-anchor:middle" o:gfxdata="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" filled="f" strokecolor="#bf4e14 [2405]" strokeweight="3pt">
                 <w10:wrap type="through" anchorx="margin"/>
               </v:rect>
             </w:pict>
@@ -921,7 +921,7 @@
           <w:noProof/>
         </w:rPr>
         <w:drawing>
-          <wp:anchor distT="0" distB="0" distL="114300" distR="114300" simplePos="0" relativeHeight="251665408" behindDoc="0" locked="0" layoutInCell="1" allowOverlap="1" wp14:anchorId="367A0383" wp14:editId="6E5005C0">
+          <wp:anchor distT="0" distB="0" distL="114300" distR="114300" simplePos="0" relativeHeight="251665408" behindDoc="0" locked="0" layoutInCell="1" allowOverlap="1" wp14:anchorId="367A0383" wp14:editId="7DC34F7C">
             <wp:simplePos x="0" y="0"/>
             <wp:positionH relativeFrom="margin">
               <wp:align>center</wp:align>
@@ -1116,7 +1116,7 @@
         <mc:AlternateContent>
           <mc:Choice Requires="wps">
             <w:drawing>
-              <wp:anchor distT="0" distB="0" distL="114300" distR="114300" simplePos="0" relativeHeight="251667456" behindDoc="0" locked="0" layoutInCell="1" allowOverlap="1" wp14:anchorId="0B2B1C9F" wp14:editId="4889D5E1">
+              <wp:anchor distT="0" distB="0" distL="114300" distR="114300" simplePos="0" relativeHeight="251667456" behindDoc="0" locked="0" layoutInCell="1" allowOverlap="1" wp14:anchorId="0B2B1C9F" wp14:editId="48CD3F08">
                 <wp:simplePos x="0" y="0"/>
                 <wp:positionH relativeFrom="margin">
                   <wp:posOffset>-48453</wp:posOffset>
@@ -1192,7 +1192,7 @@
           </mc:Choice>
           <mc:Fallback>
             <w:pict>
-              <v:rect w14:anchorId="77DE2ADC" id="Rectangle 1" o:spid="_x0000_s1026" style="position:absolute;margin-left:-3.8pt;margin-top:4.05pt;width:82.55pt;height:85.45pt;z-index:251667456;visibility:visible;mso-wrap-style:square;mso-width-percent:0;mso-height-percent:0;mso-wrap-distance-left:9pt;mso-wrap-distance-top:0;mso-wrap-distance-right:9pt;mso-wrap-distance-bottom:0;mso-position-horizontal:absolute;mso-position-horizontal-relative:margin;mso-position-vertical:absolute;mso-position-vertical-relative:text;mso-width-percent:0;mso-height-percent:0;mso-width-relative:margin;mso-height-relative:margin;v-text-anchor:middle" o:gfxdata="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" filled="f" strokecolor="#bf4e14 [2405]" strokeweight="3pt">
+              <v:rect w14:anchorId="36109D39" id="Rectangle 1" o:spid="_x0000_s1026" style="position:absolute;margin-left:-3.8pt;margin-top:4.05pt;width:82.55pt;height:85.45pt;z-index:251667456;visibility:visible;mso-wrap-style:square;mso-width-percent:0;mso-height-percent:0;mso-wrap-distance-left:9pt;mso-wrap-distance-top:0;mso-wrap-distance-right:9pt;mso-wrap-distance-bottom:0;mso-position-horizontal:absolute;mso-position-horizontal-relative:margin;mso-position-vertical:absolute;mso-position-vertical-relative:text;mso-width-percent:0;mso-height-percent:0;mso-width-relative:margin;mso-height-relative:margin;v-text-anchor:middle" o:gfxdata="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" filled="f" strokecolor="#bf4e14 [2405]" strokeweight="3pt">
                 <w10:wrap type="through" anchorx="margin"/>
               </v:rect>
             </w:pict>
@@ -1206,7 +1206,7 @@
         <mc:AlternateContent>
           <mc:Choice Requires="wps">
             <w:drawing>
-              <wp:anchor distT="0" distB="0" distL="114300" distR="114300" simplePos="0" relativeHeight="251669504" behindDoc="0" locked="0" layoutInCell="1" allowOverlap="1" wp14:anchorId="203EF8DC" wp14:editId="6914DC3E">
+              <wp:anchor distT="0" distB="0" distL="114300" distR="114300" simplePos="0" relativeHeight="251669504" behindDoc="0" locked="0" layoutInCell="1" allowOverlap="1" wp14:anchorId="203EF8DC" wp14:editId="04F800D5">
                 <wp:simplePos x="0" y="0"/>
                 <wp:positionH relativeFrom="margin">
                   <wp:posOffset>1174280</wp:posOffset>
@@ -1283,7 +1283,7 @@
           </mc:Choice>
           <mc:Fallback>
             <w:pict>
-              <v:rect w14:anchorId="543FECB3" id="Rectangle 1" o:spid="_x0000_s1026" style="position:absolute;margin-left:92.45pt;margin-top:14.35pt;width:95.25pt;height:77.4pt;z-index:251669504;visibility:visible;mso-wrap-style:square;mso-width-percent:0;mso-height-percent:0;mso-wrap-distance-left:9pt;mso-wrap-distance-top:0;mso-wrap-distance-right:9pt;mso-wrap-distance-bottom:0;mso-position-horizontal:absolute;mso-position-horizontal-relative:margin;mso-position-vertical:absolute;mso-position-vertical-relative:text;mso-width-percent:0;mso-height-percent:0;mso-width-relative:margin;mso-height-relative:margin;v-text-anchor:middle" o:gfxdata="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" filled="f" strokecolor="#47d459 [1942]" strokeweight="3pt">
+              <v:rect w14:anchorId="04CEDFC0" id="Rectangle 1" o:spid="_x0000_s1026" style="position:absolute;margin-left:92.45pt;margin-top:14.35pt;width:95.25pt;height:77.4pt;z-index:251669504;visibility:visible;mso-wrap-style:square;mso-width-percent:0;mso-height-percent:0;mso-wrap-distance-left:9pt;mso-wrap-distance-top:0;mso-wrap-distance-right:9pt;mso-wrap-distance-bottom:0;mso-position-horizontal:absolute;mso-position-horizontal-relative:margin;mso-position-vertical:absolute;mso-position-vertical-relative:text;mso-width-percent:0;mso-height-percent:0;mso-width-relative:margin;mso-height-relative:margin;v-text-anchor:middle" o:gfxdata="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" filled="f" strokecolor="#47d459 [1942]" strokeweight="3pt">
                 <w10:wrap type="through" anchorx="margin"/>
               </v:rect>
             </w:pict>
@@ -1382,7 +1382,7 @@
         <mc:AlternateContent>
           <mc:Choice Requires="wps">
             <w:drawing>
-              <wp:anchor distT="0" distB="0" distL="114300" distR="114300" simplePos="0" relativeHeight="251673600" behindDoc="0" locked="0" layoutInCell="1" allowOverlap="1" wp14:anchorId="357864C8" wp14:editId="0A93CAAA">
+              <wp:anchor distT="0" distB="0" distL="114300" distR="114300" simplePos="0" relativeHeight="251673600" behindDoc="0" locked="0" layoutInCell="1" allowOverlap="1" wp14:anchorId="357864C8" wp14:editId="20B69090">
                 <wp:simplePos x="0" y="0"/>
                 <wp:positionH relativeFrom="margin">
                   <wp:posOffset>915670</wp:posOffset>
@@ -1458,7 +1458,7 @@
           </mc:Choice>
           <mc:Fallback>
             <w:pict>
-              <v:rect w14:anchorId="37A34842" id="Rectangle 1" o:spid="_x0000_s1026" style="position:absolute;margin-left:72.1pt;margin-top:204.6pt;width:190.7pt;height:18.1pt;z-index:251673600;visibility:visible;mso-wrap-style:square;mso-width-percent:0;mso-height-percent:0;mso-wrap-distance-left:9pt;mso-wrap-distance-top:0;mso-wrap-distance-right:9pt;mso-wrap-distance-bottom:0;mso-position-horizontal:absolute;mso-position-horizontal-relative:margin;mso-position-vertical:absolute;mso-position-vertical-relative:text;mso-width-percent:0;mso-height-percent:0;mso-width-relative:margin;mso-height-relative:margin;v-text-anchor:middle" o:gfxdata="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" filled="f" strokecolor="#bf4e14 [2405]" strokeweight="3pt">
+              <v:rect w14:anchorId="6A5D58A8" id="Rectangle 1" o:spid="_x0000_s1026" style="position:absolute;margin-left:72.1pt;margin-top:204.6pt;width:190.7pt;height:18.1pt;z-index:251673600;visibility:visible;mso-wrap-style:square;mso-width-percent:0;mso-height-percent:0;mso-wrap-distance-left:9pt;mso-wrap-distance-top:0;mso-wrap-distance-right:9pt;mso-wrap-distance-bottom:0;mso-position-horizontal:absolute;mso-position-horizontal-relative:margin;mso-position-vertical:absolute;mso-position-vertical-relative:text;mso-width-percent:0;mso-height-percent:0;mso-width-relative:margin;mso-height-relative:margin;v-text-anchor:middle" o:gfxdata="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" filled="f" strokecolor="#bf4e14 [2405]" strokeweight="3pt">
                 <w10:wrap type="through" anchorx="margin"/>
               </v:rect>
             </w:pict>
@@ -1470,7 +1470,7 @@
           <w:noProof/>
         </w:rPr>
         <w:drawing>
-          <wp:anchor distT="0" distB="0" distL="114300" distR="114300" simplePos="0" relativeHeight="251671552" behindDoc="0" locked="0" layoutInCell="1" allowOverlap="1" wp14:anchorId="026475C3" wp14:editId="74B73277">
+          <wp:anchor distT="0" distB="0" distL="114300" distR="114300" simplePos="0" relativeHeight="251671552" behindDoc="0" locked="0" layoutInCell="1" allowOverlap="1" wp14:anchorId="026475C3" wp14:editId="19B71BEA">
             <wp:simplePos x="0" y="0"/>
             <wp:positionH relativeFrom="margin">
               <wp:align>center</wp:align>
@@ -1921,7 +1921,7 @@
         <mc:AlternateContent>
           <mc:Choice Requires="wps">
             <w:drawing>
-              <wp:anchor distT="0" distB="0" distL="114300" distR="114300" simplePos="0" relativeHeight="251675648" behindDoc="0" locked="0" layoutInCell="1" allowOverlap="1" wp14:anchorId="5E87C014" wp14:editId="60F1D775">
+              <wp:anchor distT="0" distB="0" distL="114300" distR="114300" simplePos="0" relativeHeight="251675648" behindDoc="0" locked="0" layoutInCell="1" allowOverlap="1" wp14:anchorId="5E87C014" wp14:editId="16D4B2C4">
                 <wp:simplePos x="0" y="0"/>
                 <wp:positionH relativeFrom="margin">
                   <wp:posOffset>911055</wp:posOffset>
@@ -1995,7 +1995,7 @@
           </mc:Choice>
           <mc:Fallback>
             <w:pict>
-              <v:rect w14:anchorId="094F36FF" id="Rectangle 1" o:spid="_x0000_s1026" style="position:absolute;margin-left:71.75pt;margin-top:179.3pt;width:190.7pt;height:18.1pt;z-index:251675648;visibility:visible;mso-wrap-style:square;mso-width-percent:0;mso-height-percent:0;mso-wrap-distance-left:9pt;mso-wrap-distance-top:0;mso-wrap-distance-right:9pt;mso-wrap-distance-bottom:0;mso-position-horizontal:absolute;mso-position-horizontal-relative:margin;mso-position-vertical:absolute;mso-position-vertical-relative:text;mso-width-percent:0;mso-height-percent:0;mso-width-relative:margin;mso-height-relative:margin;v-text-anchor:middle" o:gfxdata="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" filled="f" strokecolor="#00b050" strokeweight="3pt">
+              <v:rect w14:anchorId="5A528BD6" id="Rectangle 1" o:spid="_x0000_s1026" style="position:absolute;margin-left:71.75pt;margin-top:179.3pt;width:190.7pt;height:18.1pt;z-index:251675648;visibility:visible;mso-wrap-style:square;mso-width-percent:0;mso-height-percent:0;mso-wrap-distance-left:9pt;mso-wrap-distance-top:0;mso-wrap-distance-right:9pt;mso-wrap-distance-bottom:0;mso-position-horizontal:absolute;mso-position-horizontal-relative:margin;mso-position-vertical:absolute;mso-position-vertical-relative:text;mso-width-percent:0;mso-height-percent:0;mso-width-relative:margin;mso-height-relative:margin;v-text-anchor:middle" o:gfxdata="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" filled="f" strokecolor="#00b050" strokeweight="3pt">
                 <w10:wrap type="through" anchorx="margin"/>
               </v:rect>
             </w:pict>
@@ -2009,7 +2009,7 @@
           <w:noProof/>
         </w:rPr>
         <w:drawing>
-          <wp:anchor distT="0" distB="0" distL="114300" distR="114300" simplePos="0" relativeHeight="251670528" behindDoc="0" locked="0" layoutInCell="1" allowOverlap="1" wp14:anchorId="474C63C3" wp14:editId="7EF8018C">
+          <wp:anchor distT="0" distB="0" distL="114300" distR="114300" simplePos="0" relativeHeight="251670528" behindDoc="0" locked="0" layoutInCell="1" allowOverlap="1" wp14:anchorId="474C63C3" wp14:editId="3944A693">
             <wp:simplePos x="0" y="0"/>
             <wp:positionH relativeFrom="margin">
               <wp:align>center</wp:align>
@@ -2324,7 +2324,7 @@
         <mc:AlternateContent>
           <mc:Choice Requires="wps">
             <w:drawing>
-              <wp:anchor distT="0" distB="0" distL="114300" distR="114300" simplePos="0" relativeHeight="251682816" behindDoc="0" locked="0" layoutInCell="1" allowOverlap="1" wp14:anchorId="0B3B7773" wp14:editId="5E5C1E9C">
+              <wp:anchor distT="0" distB="0" distL="114300" distR="114300" simplePos="0" relativeHeight="251682816" behindDoc="0" locked="0" layoutInCell="1" allowOverlap="1" wp14:anchorId="0B3B7773" wp14:editId="7C9CECAB">
                 <wp:simplePos x="0" y="0"/>
                 <wp:positionH relativeFrom="margin">
                   <wp:posOffset>153869</wp:posOffset>
@@ -2400,7 +2400,7 @@
           </mc:Choice>
           <mc:Fallback>
             <w:pict>
-              <v:rect w14:anchorId="09B90C33" id="Rectangle 1" o:spid="_x0000_s1026" style="position:absolute;margin-left:12.1pt;margin-top:287.45pt;width:257.05pt;height:10.2pt;z-index:251682816;visibility:visible;mso-wrap-style:square;mso-width-percent:0;mso-height-percent:0;mso-wrap-distance-left:9pt;mso-wrap-distance-top:0;mso-wrap-distance-right:9pt;mso-wrap-distance-bottom:0;mso-position-horizontal:absolute;mso-position-horizontal-relative:margin;mso-position-vertical:absolute;mso-position-vertical-relative:text;mso-width-percent:0;mso-height-percent:0;mso-width-relative:margin;mso-height-relative:margin;v-text-anchor:middle" o:gfxdata="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" filled="f" strokecolor="#bf4e14 [2405]" strokeweight="3pt">
+              <v:rect w14:anchorId="1CD98394" id="Rectangle 1" o:spid="_x0000_s1026" style="position:absolute;margin-left:12.1pt;margin-top:287.45pt;width:257.05pt;height:10.2pt;z-index:251682816;visibility:visible;mso-wrap-style:square;mso-width-percent:0;mso-height-percent:0;mso-wrap-distance-left:9pt;mso-wrap-distance-top:0;mso-wrap-distance-right:9pt;mso-wrap-distance-bottom:0;mso-position-horizontal:absolute;mso-position-horizontal-relative:margin;mso-position-vertical:absolute;mso-position-vertical-relative:text;mso-width-percent:0;mso-height-percent:0;mso-width-relative:margin;mso-height-relative:margin;v-text-anchor:middle" o:gfxdata="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" filled="f" strokecolor="#bf4e14 [2405]" strokeweight="3pt">
                 <w10:wrap type="through" anchorx="margin"/>
               </v:rect>
             </w:pict>
@@ -2414,7 +2414,7 @@
           <w:noProof/>
         </w:rPr>
         <w:drawing>
-          <wp:anchor distT="0" distB="0" distL="114300" distR="114300" simplePos="0" relativeHeight="251680768" behindDoc="0" locked="0" layoutInCell="1" allowOverlap="1" wp14:anchorId="1036B098" wp14:editId="58624AA9">
+          <wp:anchor distT="0" distB="0" distL="114300" distR="114300" simplePos="0" relativeHeight="251680768" behindDoc="0" locked="0" layoutInCell="1" allowOverlap="1" wp14:anchorId="1036B098" wp14:editId="53083317">
             <wp:simplePos x="0" y="0"/>
             <wp:positionH relativeFrom="margin">
               <wp:posOffset>165100</wp:posOffset>
@@ -2486,7 +2486,7 @@
           <w:noProof/>
         </w:rPr>
         <w:drawing>
-          <wp:anchor distT="0" distB="0" distL="114300" distR="114300" simplePos="0" relativeHeight="251679744" behindDoc="0" locked="0" layoutInCell="1" allowOverlap="1" wp14:anchorId="48D0D278" wp14:editId="44F595B5">
+          <wp:anchor distT="0" distB="0" distL="114300" distR="114300" simplePos="0" relativeHeight="251679744" behindDoc="0" locked="0" layoutInCell="1" allowOverlap="1" wp14:anchorId="48D0D278" wp14:editId="6D683D65">
             <wp:simplePos x="0" y="0"/>
             <wp:positionH relativeFrom="margin">
               <wp:align>left</wp:align>
@@ -2561,7 +2561,7 @@
         <mc:AlternateContent>
           <mc:Choice Requires="wps">
             <w:drawing>
-              <wp:anchor distT="0" distB="0" distL="114300" distR="114300" simplePos="0" relativeHeight="251678720" behindDoc="0" locked="0" layoutInCell="1" allowOverlap="1" wp14:anchorId="4145B9FD" wp14:editId="3A32217E">
+              <wp:anchor distT="0" distB="0" distL="114300" distR="114300" simplePos="0" relativeHeight="251678720" behindDoc="0" locked="0" layoutInCell="1" allowOverlap="1" wp14:anchorId="4145B9FD" wp14:editId="15B8CB9F">
                 <wp:simplePos x="0" y="0"/>
                 <wp:positionH relativeFrom="column">
                   <wp:posOffset>1875155</wp:posOffset>
@@ -2617,7 +2617,7 @@
           </mc:Choice>
           <mc:Fallback>
             <w:pict>
-              <v:line w14:anchorId="2E479EA9" id="Straight Connector 3" o:spid="_x0000_s1026" style="position:absolute;z-index:251678720;visibility:visible;mso-wrap-style:square;mso-width-percent:0;mso-height-percent:0;mso-wrap-distance-left:9pt;mso-wrap-distance-top:0;mso-wrap-distance-right:9pt;mso-wrap-distance-bottom:0;mso-position-horizontal:absolute;mso-position-horizontal-relative:text;mso-position-vertical:absolute;mso-position-vertical-relative:text;mso-width-percent:0;mso-height-percent:0;mso-width-relative:margin;mso-height-relative:margin" from="147.65pt,57pt" to="425.65pt,57.65pt" o:gfxdata="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" strokecolor="#e97132 [3205]" strokeweight="4.5pt">
+              <v:line w14:anchorId="4560D941" id="Straight Connector 3" o:spid="_x0000_s1026" style="position:absolute;z-index:251678720;visibility:visible;mso-wrap-style:square;mso-width-percent:0;mso-height-percent:0;mso-wrap-distance-left:9pt;mso-wrap-distance-top:0;mso-wrap-distance-right:9pt;mso-wrap-distance-bottom:0;mso-position-horizontal:absolute;mso-position-horizontal-relative:text;mso-position-vertical:absolute;mso-position-vertical-relative:text;mso-width-percent:0;mso-height-percent:0;mso-width-relative:margin;mso-height-relative:margin" from="147.65pt,57pt" to="425.65pt,57.65pt" o:gfxdata="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" strokecolor="#e97132 [3205]" strokeweight="4.5pt">
                 <v:stroke joinstyle="miter"/>
               </v:line>
             </w:pict>
@@ -2634,7 +2634,7 @@
         <mc:AlternateContent>
           <mc:Choice Requires="wps">
             <w:drawing>
-              <wp:anchor distT="0" distB="0" distL="114300" distR="114300" simplePos="0" relativeHeight="251677696" behindDoc="0" locked="0" layoutInCell="1" allowOverlap="1" wp14:anchorId="3ED1B7BB" wp14:editId="1B8F2012">
+              <wp:anchor distT="0" distB="0" distL="114300" distR="114300" simplePos="0" relativeHeight="251677696" behindDoc="0" locked="0" layoutInCell="1" allowOverlap="1" wp14:anchorId="3ED1B7BB" wp14:editId="7B8AC51C">
                 <wp:simplePos x="0" y="0"/>
                 <wp:positionH relativeFrom="column">
                   <wp:posOffset>4993613</wp:posOffset>
@@ -2692,7 +2692,7 @@
           </mc:Choice>
           <mc:Fallback>
             <w:pict>
-              <v:shapetype w14:anchorId="3288D789" id="_x0000_t32" coordsize="21600,21600" o:spt="32" o:oned="t" path="m,l21600,21600e" filled="f">
+              <v:shapetype w14:anchorId="3A5CD241" id="_x0000_t32" coordsize="21600,21600" o:spt="32" o:oned="t" path="m,l21600,21600e" filled="f">
                 <v:path arrowok="t" fillok="f" o:connecttype="none"/>
                 <o:lock v:ext="edit" shapetype="t"/>
               </v:shapetype>
@@ -2710,7 +2710,7 @@
           <w:noProof/>
         </w:rPr>
         <w:drawing>
-          <wp:anchor distT="0" distB="0" distL="114300" distR="114300" simplePos="0" relativeHeight="251676672" behindDoc="0" locked="0" layoutInCell="1" allowOverlap="1" wp14:anchorId="6C4F4C9E" wp14:editId="2E60EDF5">
+          <wp:anchor distT="0" distB="0" distL="114300" distR="114300" simplePos="0" relativeHeight="251676672" behindDoc="0" locked="0" layoutInCell="1" allowOverlap="1" wp14:anchorId="6C4F4C9E" wp14:editId="78DAC37F">
             <wp:simplePos x="0" y="0"/>
             <wp:positionH relativeFrom="margin">
               <wp:align>center</wp:align>
@@ -3224,6 +3224,14 @@
           <w:rFonts w:ascii="Times New Roman" w:hAnsi="Times New Roman" w:cs="Times New Roman"/>
         </w:rPr>
       </w:pPr>
+      <w:r>
+        <w:rPr>
+          <w:rStyle w:val="Finomhivatkozs"/>
+          <w:rFonts w:ascii="Times New Roman" w:hAnsi="Times New Roman" w:cs="Times New Roman"/>
+          <w:highlight w:val="cyan"/>
+        </w:rPr>
+        <w:t>Titkárság Budapest telephely</w:t>
+      </w:r>
     </w:p>
     <w:p>
       <w:pPr>
@@ -3233,6 +3241,20 @@
           <w:rFonts w:ascii="Times New Roman" w:hAnsi="Times New Roman" w:cs="Times New Roman"/>
         </w:rPr>
       </w:pPr>
+      <w:r>
+        <w:rPr>
+          <w:rStyle w:val="Finomhivatkozs"/>
+          <w:rFonts w:ascii="Times New Roman" w:hAnsi="Times New Roman" w:cs="Times New Roman"/>
+        </w:rPr>
+        <w:t xml:space="preserve">HSRP </w:t>
+      </w:r>
+      <w:r>
+        <w:rPr>
+          <w:rStyle w:val="Finomhivatkozs"/>
+          <w:rFonts w:ascii="Times New Roman" w:hAnsi="Times New Roman" w:cs="Times New Roman"/>
+        </w:rPr>
+        <w:t>tesztelése</w:t>
+      </w:r>
     </w:p>
     <w:p>
       <w:pPr>
@@ -3242,64 +3264,15 @@
           <w:rFonts w:ascii="Times New Roman" w:hAnsi="Times New Roman" w:cs="Times New Roman"/>
         </w:rPr>
       </w:pPr>
-    </w:p>
-    <w:p>
-      <w:pPr>
-        <w:pStyle w:val="bum"/>
-        <w:rPr>
-          <w:rStyle w:val="Finomhivatkozs"/>
-          <w:rFonts w:ascii="Times New Roman" w:hAnsi="Times New Roman" w:cs="Times New Roman"/>
-        </w:rPr>
-      </w:pPr>
-      <w:r>
-        <w:rPr>
-          <w:rStyle w:val="Finomhivatkozs"/>
-          <w:rFonts w:ascii="Times New Roman" w:hAnsi="Times New Roman" w:cs="Times New Roman"/>
-          <w:highlight w:val="cyan"/>
+      <w:r>
+        <w:rPr>
+          <w:noProof/>
         </w:rPr>
         <w:lastRenderedPageBreak/>
-        <w:t>Titkárság Budapest telephely</w:t>
-      </w:r>
-    </w:p>
-    <w:p>
-      <w:pPr>
-        <w:pStyle w:val="bum"/>
-        <w:rPr>
-          <w:rStyle w:val="Finomhivatkozs"/>
-          <w:rFonts w:ascii="Times New Roman" w:hAnsi="Times New Roman" w:cs="Times New Roman"/>
-        </w:rPr>
-      </w:pPr>
-      <w:r>
-        <w:rPr>
-          <w:rStyle w:val="Finomhivatkozs"/>
-          <w:rFonts w:ascii="Times New Roman" w:hAnsi="Times New Roman" w:cs="Times New Roman"/>
-        </w:rPr>
-        <w:t xml:space="preserve">HSRP </w:t>
-      </w:r>
-      <w:r>
-        <w:rPr>
-          <w:rStyle w:val="Finomhivatkozs"/>
-          <w:rFonts w:ascii="Times New Roman" w:hAnsi="Times New Roman" w:cs="Times New Roman"/>
-        </w:rPr>
-        <w:t>tesztelése</w:t>
-      </w:r>
-    </w:p>
-    <w:p>
-      <w:pPr>
-        <w:pStyle w:val="bum"/>
-        <w:rPr>
-          <w:rStyle w:val="Finomhivatkozs"/>
-          <w:rFonts w:ascii="Times New Roman" w:hAnsi="Times New Roman" w:cs="Times New Roman"/>
-        </w:rPr>
-      </w:pPr>
-      <w:r>
-        <w:rPr>
-          <w:noProof/>
-        </w:rPr>
         <mc:AlternateContent>
           <mc:Choice Requires="wps">
             <w:drawing>
-              <wp:anchor distT="0" distB="0" distL="114300" distR="114300" simplePos="0" relativeHeight="251697152" behindDoc="0" locked="0" layoutInCell="1" allowOverlap="1" wp14:anchorId="03ADE04F" wp14:editId="56CEE93D">
+              <wp:anchor distT="0" distB="0" distL="114300" distR="114300" simplePos="0" relativeHeight="251697152" behindDoc="0" locked="0" layoutInCell="1" allowOverlap="1" wp14:anchorId="03ADE04F" wp14:editId="25EF82C4">
                 <wp:simplePos x="0" y="0"/>
                 <wp:positionH relativeFrom="column">
                   <wp:posOffset>4440022</wp:posOffset>
@@ -3525,7 +3498,7 @@
         <mc:AlternateContent>
           <mc:Choice Requires="wps">
             <w:drawing>
-              <wp:anchor distT="0" distB="0" distL="114300" distR="114300" simplePos="0" relativeHeight="251693056" behindDoc="0" locked="0" layoutInCell="1" allowOverlap="1" wp14:anchorId="6833641D" wp14:editId="7BFCBC17">
+              <wp:anchor distT="0" distB="0" distL="114300" distR="114300" simplePos="0" relativeHeight="251693056" behindDoc="0" locked="0" layoutInCell="1" allowOverlap="1" wp14:anchorId="6833641D" wp14:editId="4B579C97">
                 <wp:simplePos x="0" y="0"/>
                 <wp:positionH relativeFrom="margin">
                   <wp:posOffset>874395</wp:posOffset>
@@ -3601,7 +3574,7 @@
           </mc:Choice>
           <mc:Fallback>
             <w:pict>
-              <v:rect w14:anchorId="6CE6FB30" id="Rectangle 1" o:spid="_x0000_s1026" style="position:absolute;margin-left:68.85pt;margin-top:418.7pt;width:69.3pt;height:12.9pt;z-index:251693056;visibility:visible;mso-wrap-style:square;mso-width-percent:0;mso-height-percent:0;mso-wrap-distance-left:9pt;mso-wrap-distance-top:0;mso-wrap-distance-right:9pt;mso-wrap-distance-bottom:0;mso-position-horizontal:absolute;mso-position-horizontal-relative:margin;mso-position-vertical:absolute;mso-position-vertical-relative:text;mso-width-percent:0;mso-height-percent:0;mso-width-relative:margin;mso-height-relative:margin;v-text-anchor:middle" o:gfxdata="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" filled="f" strokecolor="#bf4e14 [2405]" strokeweight="3pt">
+              <v:rect w14:anchorId="30E74A74" id="Rectangle 1" o:spid="_x0000_s1026" style="position:absolute;margin-left:68.85pt;margin-top:418.7pt;width:69.3pt;height:12.9pt;z-index:251693056;visibility:visible;mso-wrap-style:square;mso-width-percent:0;mso-height-percent:0;mso-wrap-distance-left:9pt;mso-wrap-distance-top:0;mso-wrap-distance-right:9pt;mso-wrap-distance-bottom:0;mso-position-horizontal:absolute;mso-position-horizontal-relative:margin;mso-position-vertical:absolute;mso-position-vertical-relative:text;mso-width-percent:0;mso-height-percent:0;mso-width-relative:margin;mso-height-relative:margin;v-text-anchor:middle" o:gfxdata="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" filled="f" strokecolor="#bf4e14 [2405]" strokeweight="3pt">
                 <w10:wrap type="through" anchorx="margin"/>
               </v:rect>
             </w:pict>
@@ -3615,7 +3588,7 @@
         <mc:AlternateContent>
           <mc:Choice Requires="wps">
             <w:drawing>
-              <wp:anchor distT="0" distB="0" distL="114300" distR="114300" simplePos="0" relativeHeight="251687936" behindDoc="0" locked="0" layoutInCell="1" allowOverlap="1" wp14:anchorId="6554F4EA" wp14:editId="04FC1D68">
+              <wp:anchor distT="0" distB="0" distL="114300" distR="114300" simplePos="0" relativeHeight="251687936" behindDoc="0" locked="0" layoutInCell="1" allowOverlap="1" wp14:anchorId="6554F4EA" wp14:editId="703BFEA7">
                 <wp:simplePos x="0" y="0"/>
                 <wp:positionH relativeFrom="margin">
                   <wp:posOffset>874623</wp:posOffset>
@@ -3795,7 +3768,7 @@
           <w:noProof/>
         </w:rPr>
         <w:drawing>
-          <wp:anchor distT="0" distB="0" distL="114300" distR="114300" simplePos="0" relativeHeight="251683840" behindDoc="0" locked="0" layoutInCell="1" allowOverlap="1" wp14:anchorId="42A90188" wp14:editId="3F83E5A3">
+          <wp:anchor distT="0" distB="0" distL="114300" distR="114300" simplePos="0" relativeHeight="251683840" behindDoc="0" locked="0" layoutInCell="1" allowOverlap="1" wp14:anchorId="42A90188" wp14:editId="445986D1">
             <wp:simplePos x="0" y="0"/>
             <wp:positionH relativeFrom="margin">
               <wp:align>center</wp:align>
@@ -4167,7 +4140,7 @@
         <mc:AlternateContent>
           <mc:Choice Requires="wps">
             <w:drawing>
-              <wp:anchor distT="0" distB="0" distL="114300" distR="114300" simplePos="0" relativeHeight="251691008" behindDoc="0" locked="0" layoutInCell="1" allowOverlap="1" wp14:anchorId="2BDF9B43" wp14:editId="5D7D9AFE">
+              <wp:anchor distT="0" distB="0" distL="114300" distR="114300" simplePos="0" relativeHeight="251691008" behindDoc="0" locked="0" layoutInCell="1" allowOverlap="1" wp14:anchorId="2BDF9B43" wp14:editId="34EB8B9C">
                 <wp:simplePos x="0" y="0"/>
                 <wp:positionH relativeFrom="margin">
                   <wp:posOffset>878367</wp:posOffset>
@@ -4243,7 +4216,7 @@
           </mc:Choice>
           <mc:Fallback>
             <w:pict>
-              <v:rect w14:anchorId="27DAC399" id="Rectangle 1" o:spid="_x0000_s1026" style="position:absolute;margin-left:69.15pt;margin-top:54.25pt;width:87.75pt;height:12.3pt;z-index:251691008;visibility:visible;mso-wrap-style:square;mso-width-percent:0;mso-height-percent:0;mso-wrap-distance-left:9pt;mso-wrap-distance-top:0;mso-wrap-distance-right:9pt;mso-wrap-distance-bottom:0;mso-position-horizontal:absolute;mso-position-horizontal-relative:margin;mso-position-vertical:absolute;mso-position-vertical-relative:text;mso-width-percent:0;mso-height-percent:0;mso-width-relative:margin;mso-height-relative:margin;v-text-anchor:middle" o:gfxdata="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" filled="f" strokecolor="#bf4e14 [2405]" strokeweight="3pt">
+              <v:rect w14:anchorId="53D3FC04" id="Rectangle 1" o:spid="_x0000_s1026" style="position:absolute;margin-left:69.15pt;margin-top:54.25pt;width:87.75pt;height:12.3pt;z-index:251691008;visibility:visible;mso-wrap-style:square;mso-width-percent:0;mso-height-percent:0;mso-wrap-distance-left:9pt;mso-wrap-distance-top:0;mso-wrap-distance-right:9pt;mso-wrap-distance-bottom:0;mso-position-horizontal:absolute;mso-position-horizontal-relative:margin;mso-position-vertical:absolute;mso-position-vertical-relative:text;mso-width-percent:0;mso-height-percent:0;mso-width-relative:margin;mso-height-relative:margin;v-text-anchor:middle" o:gfxdata="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" filled="f" strokecolor="#bf4e14 [2405]" strokeweight="3pt">
                 <w10:wrap type="through" anchorx="margin"/>
               </v:rect>
             </w:pict>
@@ -4257,7 +4230,7 @@
           <w:noProof/>
         </w:rPr>
         <w:drawing>
-          <wp:anchor distT="0" distB="0" distL="114300" distR="114300" simplePos="0" relativeHeight="251688960" behindDoc="0" locked="0" layoutInCell="1" allowOverlap="1" wp14:anchorId="30027A81" wp14:editId="3956E1D8">
+          <wp:anchor distT="0" distB="0" distL="114300" distR="114300" simplePos="0" relativeHeight="251688960" behindDoc="0" locked="0" layoutInCell="1" allowOverlap="1" wp14:anchorId="30027A81" wp14:editId="6F308F04">
             <wp:simplePos x="0" y="0"/>
             <wp:positionH relativeFrom="margin">
               <wp:align>center</wp:align>
@@ -4360,7 +4333,7 @@
         <mc:AlternateContent>
           <mc:Choice Requires="wps">
             <w:drawing>
-              <wp:anchor distT="0" distB="0" distL="114300" distR="114300" simplePos="0" relativeHeight="251706368" behindDoc="0" locked="0" layoutInCell="1" allowOverlap="1" wp14:anchorId="544DAE67" wp14:editId="6EE05B37">
+              <wp:anchor distT="0" distB="0" distL="114300" distR="114300" simplePos="0" relativeHeight="251706368" behindDoc="0" locked="0" layoutInCell="1" allowOverlap="1" wp14:anchorId="544DAE67" wp14:editId="7833B941">
                 <wp:simplePos x="0" y="0"/>
                 <wp:positionH relativeFrom="column">
                   <wp:posOffset>2197735</wp:posOffset>
@@ -4410,7 +4383,7 @@
           </mc:Choice>
           <mc:Fallback>
             <w:pict>
-              <v:line w14:anchorId="526EB39D" id="Straight Connector 7" o:spid="_x0000_s1026" style="position:absolute;z-index:251706368;visibility:visible;mso-wrap-style:square;mso-wrap-distance-left:9pt;mso-wrap-distance-top:0;mso-wrap-distance-right:9pt;mso-wrap-distance-bottom:0;mso-position-horizontal:absolute;mso-position-horizontal-relative:text;mso-position-vertical:absolute;mso-position-vertical-relative:text" from="173.05pt,18.3pt" to="302.55pt,18.3pt" o:gfxdata="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" strokecolor="#e97132 [3205]" strokeweight="2.25pt">
+              <v:line w14:anchorId="678A4E12" id="Straight Connector 7" o:spid="_x0000_s1026" style="position:absolute;z-index:251706368;visibility:visible;mso-wrap-style:square;mso-wrap-distance-left:9pt;mso-wrap-distance-top:0;mso-wrap-distance-right:9pt;mso-wrap-distance-bottom:0;mso-position-horizontal:absolute;mso-position-horizontal-relative:text;mso-position-vertical:absolute;mso-position-vertical-relative:text" from="173.05pt,18.3pt" to="302.55pt,18.3pt" o:gfxdata="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" strokecolor="#e97132 [3205]" strokeweight="2.25pt">
                 <v:stroke joinstyle="miter"/>
               </v:line>
             </w:pict>
@@ -4424,7 +4397,7 @@
         <mc:AlternateContent>
           <mc:Choice Requires="wps">
             <w:drawing>
-              <wp:anchor distT="0" distB="0" distL="114300" distR="114300" simplePos="0" relativeHeight="251705344" behindDoc="0" locked="0" layoutInCell="1" allowOverlap="1" wp14:anchorId="35AA9515" wp14:editId="7DD4626C">
+              <wp:anchor distT="0" distB="0" distL="114300" distR="114300" simplePos="0" relativeHeight="251705344" behindDoc="0" locked="0" layoutInCell="1" allowOverlap="1" wp14:anchorId="35AA9515" wp14:editId="7356FB5B">
                 <wp:simplePos x="0" y="0"/>
                 <wp:positionH relativeFrom="column">
                   <wp:posOffset>2314253</wp:posOffset>
@@ -4482,7 +4455,7 @@
           </mc:Choice>
           <mc:Fallback>
             <w:pict>
-              <v:shape w14:anchorId="0403149F" id="Straight Arrow Connector 6" o:spid="_x0000_s1026" type="#_x0000_t32" style="position:absolute;margin-left:182.2pt;margin-top:18.35pt;width:87.85pt;height:233.75pt;flip:x;z-index:251705344;visibility:visible;mso-wrap-style:square;mso-width-percent:0;mso-height-percent:0;mso-wrap-distance-left:9pt;mso-wrap-distance-top:0;mso-wrap-distance-right:9pt;mso-wrap-distance-bottom:0;mso-position-horizontal:absolute;mso-position-horizontal-relative:text;mso-position-vertical:absolute;mso-position-vertical-relative:text;mso-width-percent:0;mso-height-percent:0;mso-width-relative:margin;mso-height-relative:margin" o:gfxdata="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" strokecolor="#e97132 [3205]" strokeweight="1.5pt">
+              <v:shape w14:anchorId="3472DB21" id="Straight Arrow Connector 6" o:spid="_x0000_s1026" type="#_x0000_t32" style="position:absolute;margin-left:182.2pt;margin-top:18.35pt;width:87.85pt;height:233.75pt;flip:x;z-index:251705344;visibility:visible;mso-wrap-style:square;mso-width-percent:0;mso-height-percent:0;mso-wrap-distance-left:9pt;mso-wrap-distance-top:0;mso-wrap-distance-right:9pt;mso-wrap-distance-bottom:0;mso-position-horizontal:absolute;mso-position-horizontal-relative:text;mso-position-vertical:absolute;mso-position-vertical-relative:text;mso-width-percent:0;mso-height-percent:0;mso-width-relative:margin;mso-height-relative:margin" o:gfxdata="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" strokecolor="#e97132 [3205]" strokeweight="1.5pt">
                 <v:stroke endarrow="block" joinstyle="miter"/>
               </v:shape>
             </w:pict>
@@ -4496,7 +4469,7 @@
         <mc:AlternateContent>
           <mc:Choice Requires="wps">
             <w:drawing>
-              <wp:anchor distT="0" distB="0" distL="114300" distR="114300" simplePos="0" relativeHeight="251704320" behindDoc="0" locked="0" layoutInCell="1" allowOverlap="1" wp14:anchorId="34B759BD" wp14:editId="7EFF7B52">
+              <wp:anchor distT="0" distB="0" distL="114300" distR="114300" simplePos="0" relativeHeight="251704320" behindDoc="0" locked="0" layoutInCell="1" allowOverlap="1" wp14:anchorId="34B759BD" wp14:editId="6AF5BEED">
                 <wp:simplePos x="0" y="0"/>
                 <wp:positionH relativeFrom="margin">
                   <wp:posOffset>886630</wp:posOffset>
@@ -4572,7 +4545,7 @@
           </mc:Choice>
           <mc:Fallback>
             <w:pict>
-              <v:rect w14:anchorId="0E80FF37" id="Rectangle 1" o:spid="_x0000_s1026" style="position:absolute;margin-left:69.8pt;margin-top:348.1pt;width:159.15pt;height:12.45pt;z-index:251704320;visibility:visible;mso-wrap-style:square;mso-width-percent:0;mso-height-percent:0;mso-wrap-distance-left:9pt;mso-wrap-distance-top:0;mso-wrap-distance-right:9pt;mso-wrap-distance-bottom:0;mso-position-horizontal:absolute;mso-position-horizontal-relative:margin;mso-position-vertical:absolute;mso-position-vertical-relative:text;mso-width-percent:0;mso-height-percent:0;mso-width-relative:margin;mso-height-relative:margin;v-text-anchor:middle" o:gfxdata="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" filled="f" strokecolor="#bf4e14 [2405]" strokeweight="3pt">
+              <v:rect w14:anchorId="4668A698" id="Rectangle 1" o:spid="_x0000_s1026" style="position:absolute;margin-left:69.8pt;margin-top:348.1pt;width:159.15pt;height:12.45pt;z-index:251704320;visibility:visible;mso-wrap-style:square;mso-width-percent:0;mso-height-percent:0;mso-wrap-distance-left:9pt;mso-wrap-distance-top:0;mso-wrap-distance-right:9pt;mso-wrap-distance-bottom:0;mso-position-horizontal:absolute;mso-position-horizontal-relative:margin;mso-position-vertical:absolute;mso-position-vertical-relative:text;mso-width-percent:0;mso-height-percent:0;mso-width-relative:margin;mso-height-relative:margin;v-text-anchor:middle" o:gfxdata="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" filled="f" strokecolor="#bf4e14 [2405]" strokeweight="3pt">
                 <w10:wrap type="through" anchorx="margin"/>
               </v:rect>
             </w:pict>
@@ -6434,6 +6407,61 @@
           <w:rFonts w:ascii="Times New Roman" w:hAnsi="Times New Roman" w:cs="Times New Roman"/>
         </w:rPr>
       </w:pPr>
+      <w:r>
+        <w:rPr>
+          <w:rStyle w:val="Finomhivatkozs"/>
+          <w:smallCaps w:val="0"/>
+        </w:rPr>
+        <w:t>STP (</w:t>
+      </w:r>
+      <w:proofErr w:type="spellStart"/>
+      <w:r>
+        <w:rPr>
+          <w:rStyle w:val="Finomhivatkozs"/>
+          <w:smallCaps w:val="0"/>
+        </w:rPr>
+        <w:t>Spanning</w:t>
+      </w:r>
+      <w:proofErr w:type="spellEnd"/>
+      <w:r>
+        <w:rPr>
+          <w:rStyle w:val="Finomhivatkozs"/>
+          <w:smallCaps w:val="0"/>
+        </w:rPr>
+        <w:t xml:space="preserve"> </w:t>
+      </w:r>
+      <w:proofErr w:type="spellStart"/>
+      <w:r>
+        <w:rPr>
+          <w:rStyle w:val="Finomhivatkozs"/>
+          <w:smallCaps w:val="0"/>
+        </w:rPr>
+        <w:t>Tree</w:t>
+      </w:r>
+      <w:proofErr w:type="spellEnd"/>
+      <w:r>
+        <w:rPr>
+          <w:rStyle w:val="Finomhivatkozs"/>
+          <w:smallCaps w:val="0"/>
+        </w:rPr>
+        <w:t xml:space="preserve"> </w:t>
+      </w:r>
+      <w:proofErr w:type="spellStart"/>
+      <w:r>
+        <w:rPr>
+          <w:rStyle w:val="Finomhivatkozs"/>
+          <w:smallCaps w:val="0"/>
+        </w:rPr>
+        <w:t>Protocol</w:t>
+      </w:r>
+      <w:proofErr w:type="spellEnd"/>
+      <w:r>
+        <w:rPr>
+          <w:rStyle w:val="Finomhivatkozs"/>
+          <w:smallCaps w:val="0"/>
+        </w:rPr>
+        <w:t>) – Tesztelés</w:t>
+      </w:r>
     </w:p>
     <w:p>
       <w:pPr>
@@ -6443,6 +6471,93 @@
           <w:rFonts w:ascii="Times New Roman" w:hAnsi="Times New Roman" w:cs="Times New Roman"/>
         </w:rPr>
       </w:pPr>
+      <w:proofErr w:type="gramStart"/>
+      <w:r>
+        <w:rPr>
+          <w:rStyle w:val="Finomhivatkozs"/>
+          <w:rFonts w:ascii="Times New Roman" w:hAnsi="Times New Roman" w:cs="Times New Roman"/>
+        </w:rPr>
+        <w:t>Célja</w:t>
+      </w:r>
+      <w:proofErr w:type="gramEnd"/>
+      <w:r>
+        <w:rPr>
+          <w:rStyle w:val="Finomhivatkozs"/>
+          <w:rFonts w:ascii="Times New Roman" w:hAnsi="Times New Roman" w:cs="Times New Roman"/>
+        </w:rPr>
+        <w:t xml:space="preserve"> hogy megbizonyosodjunk </w:t>
+      </w:r>
+      <w:proofErr w:type="gramStart"/>
+      <w:r>
+        <w:rPr>
+          <w:rStyle w:val="Finomhivatkozs"/>
+          <w:rFonts w:ascii="Times New Roman" w:hAnsi="Times New Roman" w:cs="Times New Roman"/>
+        </w:rPr>
+        <w:t>abban</w:t>
+      </w:r>
+      <w:proofErr w:type="gramEnd"/>
+      <w:r>
+        <w:rPr>
+          <w:rStyle w:val="Finomhivatkozs"/>
+          <w:rFonts w:ascii="Times New Roman" w:hAnsi="Times New Roman" w:cs="Times New Roman"/>
+        </w:rPr>
+        <w:t xml:space="preserve"> hogy a hálózatunk redundáns a szerverek között. Annak </w:t>
+      </w:r>
+      <w:proofErr w:type="gramStart"/>
+      <w:r>
+        <w:rPr>
+          <w:rStyle w:val="Finomhivatkozs"/>
+          <w:rFonts w:ascii="Times New Roman" w:hAnsi="Times New Roman" w:cs="Times New Roman"/>
+        </w:rPr>
+        <w:t>érdekében</w:t>
+      </w:r>
+      <w:proofErr w:type="gramEnd"/>
+      <w:r>
+        <w:rPr>
+          <w:rStyle w:val="Finomhivatkozs"/>
+          <w:rFonts w:ascii="Times New Roman" w:hAnsi="Times New Roman" w:cs="Times New Roman"/>
+        </w:rPr>
+        <w:t xml:space="preserve"> hogy le tudjuk tesztelni a </w:t>
+      </w:r>
+      <w:proofErr w:type="spellStart"/>
+      <w:r>
+        <w:rPr>
+          <w:rStyle w:val="Finomhivatkozs"/>
+          <w:rFonts w:ascii="Times New Roman" w:hAnsi="Times New Roman" w:cs="Times New Roman"/>
+        </w:rPr>
+        <w:t>switchek</w:t>
+      </w:r>
+      <w:proofErr w:type="spellEnd"/>
+      <w:r>
+        <w:rPr>
+          <w:rStyle w:val="Finomhivatkozs"/>
+          <w:rFonts w:ascii="Times New Roman" w:hAnsi="Times New Roman" w:cs="Times New Roman"/>
+        </w:rPr>
+        <w:t xml:space="preserve"> szintjén Kell megnéznünk az STP beállításokat.</w:t>
+      </w:r>
+      <w:r>
+        <w:rPr>
+          <w:rStyle w:val="Finomhivatkozs"/>
+          <w:rFonts w:ascii="Times New Roman" w:hAnsi="Times New Roman" w:cs="Times New Roman"/>
+        </w:rPr>
+        <w:t xml:space="preserve"> Bemutatáshoz a debreceni telephely </w:t>
+      </w:r>
+      <w:proofErr w:type="spellStart"/>
+      <w:r>
+        <w:rPr>
+          <w:rStyle w:val="Finomhivatkozs"/>
+          <w:rFonts w:ascii="Times New Roman" w:hAnsi="Times New Roman" w:cs="Times New Roman"/>
+        </w:rPr>
+        <w:t>switcheire</w:t>
+      </w:r>
+      <w:proofErr w:type="spellEnd"/>
+      <w:r>
+        <w:rPr>
+          <w:rStyle w:val="Finomhivatkozs"/>
+          <w:rFonts w:ascii="Times New Roman" w:hAnsi="Times New Roman" w:cs="Times New Roman"/>
+        </w:rPr>
+        <w:t xml:space="preserve"> lesz szükség.</w:t>
+      </w:r>
     </w:p>
     <w:p>
       <w:pPr>
@@ -6452,6 +6567,48 @@
           <w:rFonts w:ascii="Times New Roman" w:hAnsi="Times New Roman" w:cs="Times New Roman"/>
         </w:rPr>
       </w:pPr>
+      <w:r>
+        <w:rPr>
+          <w:rStyle w:val="Finomhivatkozs"/>
+          <w:rFonts w:ascii="Times New Roman" w:hAnsi="Times New Roman" w:cs="Times New Roman"/>
+        </w:rPr>
+        <w:lastRenderedPageBreak/>
+        <w:drawing>
+          <wp:inline distT="0" distB="0" distL="0" distR="0" wp14:anchorId="3508284C" wp14:editId="14FEB38B">
+            <wp:extent cx="4143953" cy="3000794"/>
+            <wp:effectExtent l="0" t="0" r="0" b="9525"/>
+            <wp:docPr id="1594026168" name="Kép 1"/>
+            <wp:cNvGraphicFramePr>
+              <a:graphicFrameLocks xmlns:a="http://schemas.openxmlformats.org/drawingml/2006/main" noChangeAspect="1"/>
+            </wp:cNvGraphicFramePr>
+            <a:graphic xmlns:a="http://schemas.openxmlformats.org/drawingml/2006/main">
+              <a:graphicData uri="http://schemas.openxmlformats.org/drawingml/2006/picture">
+                <pic:pic xmlns:pic="http://schemas.openxmlformats.org/drawingml/2006/picture">
+                  <pic:nvPicPr>
+                    <pic:cNvPr id="1594026168" name=""/>
+                    <pic:cNvPicPr/>
+                  </pic:nvPicPr>
+                  <pic:blipFill>
+                    <a:blip r:embed="rId26"/>
+                    <a:stretch>
+                      <a:fillRect/>
+                    </a:stretch>
+                  </pic:blipFill>
+                  <pic:spPr>
+                    <a:xfrm>
+                      <a:off x="0" y="0"/>
+                      <a:ext cx="4143953" cy="3000794"/>
+                    </a:xfrm>
+                    <a:prstGeom prst="rect">
+                      <a:avLst/>
+                    </a:prstGeom>
+                  </pic:spPr>
+                </pic:pic>
+              </a:graphicData>
+            </a:graphic>
+          </wp:inline>
+        </w:drawing>
+      </w:r>
     </w:p>
     <w:p>
       <w:pPr>
@@ -6461,6 +6618,49 @@
           <w:rFonts w:ascii="Times New Roman" w:hAnsi="Times New Roman" w:cs="Times New Roman"/>
         </w:rPr>
       </w:pPr>
+      <w:r>
+        <w:rPr>
+          <w:rStyle w:val="Finomhivatkozs"/>
+          <w:rFonts w:ascii="Times New Roman" w:hAnsi="Times New Roman" w:cs="Times New Roman"/>
+        </w:rPr>
+        <w:t>Ehhez a „</w:t>
+      </w:r>
+      <w:r>
+        <w:rPr>
+          <w:rStyle w:val="Finomhivatkozs"/>
+          <w:rFonts w:ascii="Times New Roman" w:hAnsi="Times New Roman" w:cs="Times New Roman"/>
+          <w:i/>
+          <w:iCs/>
+        </w:rPr>
+        <w:t xml:space="preserve">Show </w:t>
+      </w:r>
+      <w:proofErr w:type="spellStart"/>
+      <w:r>
+        <w:rPr>
+          <w:rStyle w:val="Finomhivatkozs"/>
+          <w:rFonts w:ascii="Times New Roman" w:hAnsi="Times New Roman" w:cs="Times New Roman"/>
+          <w:i/>
+          <w:iCs/>
+        </w:rPr>
+        <w:t>spanning-tree</w:t>
+      </w:r>
+      <w:proofErr w:type="spellEnd"/>
+      <w:r>
+        <w:rPr>
+          <w:rStyle w:val="Finomhivatkozs"/>
+          <w:rFonts w:ascii="Times New Roman" w:hAnsi="Times New Roman" w:cs="Times New Roman"/>
+          <w:i/>
+          <w:iCs/>
+        </w:rPr>
+        <w:t>”</w:t>
+      </w:r>
+      <w:r>
+        <w:rPr>
+          <w:rStyle w:val="Finomhivatkozs"/>
+          <w:rFonts w:ascii="Times New Roman" w:hAnsi="Times New Roman" w:cs="Times New Roman"/>
+        </w:rPr>
+        <w:t xml:space="preserve"> parancsot kell használni.</w:t>
+      </w:r>
     </w:p>
     <w:p>
       <w:pPr>
@@ -6470,6 +6670,137 @@
           <w:rFonts w:ascii="Times New Roman" w:hAnsi="Times New Roman" w:cs="Times New Roman"/>
         </w:rPr>
       </w:pPr>
+      <w:r>
+        <w:rPr>
+          <w:rFonts w:ascii="Times New Roman" w:hAnsi="Times New Roman" w:cs="Times New Roman"/>
+          <w:smallCaps/>
+          <w:noProof/>
+          <w:color w:val="5A5A5A" w:themeColor="text1" w:themeTint="A5"/>
+        </w:rPr>
+        <mc:AlternateContent>
+          <mc:Choice Requires="wps">
+            <w:drawing>
+              <wp:anchor distT="0" distB="0" distL="114300" distR="114300" simplePos="0" relativeHeight="251723776" behindDoc="0" locked="0" layoutInCell="1" allowOverlap="1" wp14:anchorId="72349D2C" wp14:editId="12781F5F">
+                <wp:simplePos x="0" y="0"/>
+                <wp:positionH relativeFrom="column">
+                  <wp:posOffset>846456</wp:posOffset>
+                </wp:positionH>
+                <wp:positionV relativeFrom="paragraph">
+                  <wp:posOffset>451485</wp:posOffset>
+                </wp:positionV>
+                <wp:extent cx="177800" cy="1104900"/>
+                <wp:effectExtent l="38100" t="0" r="31750" b="57150"/>
+                <wp:wrapNone/>
+                <wp:docPr id="259381350" name="Straight Arrow Connector 8"/>
+                <wp:cNvGraphicFramePr/>
+                <a:graphic xmlns:a="http://schemas.openxmlformats.org/drawingml/2006/main">
+                  <a:graphicData uri="http://schemas.microsoft.com/office/word/2010/wordprocessingShape">
+                    <wps:wsp>
+                      <wps:cNvCnPr/>
+                      <wps:spPr>
+                        <a:xfrm flipH="1">
+                          <a:off x="0" y="0"/>
+                          <a:ext cx="177800" cy="1104900"/>
+                        </a:xfrm>
+                        <a:prstGeom prst="straightConnector1">
+                          <a:avLst/>
+                        </a:prstGeom>
+                        <a:ln>
+                          <a:tailEnd type="triangle"/>
+                        </a:ln>
+                      </wps:spPr>
+                      <wps:style>
+                        <a:lnRef idx="2">
+                          <a:schemeClr val="accent2"/>
+                        </a:lnRef>
+                        <a:fillRef idx="0">
+                          <a:schemeClr val="accent2"/>
+                        </a:fillRef>
+                        <a:effectRef idx="1">
+                          <a:schemeClr val="accent2"/>
+                        </a:effectRef>
+                        <a:fontRef idx="minor">
+                          <a:schemeClr val="tx1"/>
+                        </a:fontRef>
+                      </wps:style>
+                      <wps:bodyPr/>
+                    </wps:wsp>
+                  </a:graphicData>
+                </a:graphic>
+                <wp14:sizeRelH relativeFrom="margin">
+                  <wp14:pctWidth>0</wp14:pctWidth>
+                </wp14:sizeRelH>
+                <wp14:sizeRelV relativeFrom="margin">
+                  <wp14:pctHeight>0</wp14:pctHeight>
+                </wp14:sizeRelV>
+              </wp:anchor>
+            </w:drawing>
+          </mc:Choice>
+          <mc:Fallback>
+            <w:pict>
+              <v:shape w14:anchorId="48073A13" id="Straight Arrow Connector 8" o:spid="_x0000_s1026" type="#_x0000_t32" style="position:absolute;margin-left:66.65pt;margin-top:35.55pt;width:14pt;height:87pt;flip:x;z-index:251723776;visibility:visible;mso-wrap-style:square;mso-width-percent:0;mso-height-percent:0;mso-wrap-distance-left:9pt;mso-wrap-distance-top:0;mso-wrap-distance-right:9pt;mso-wrap-distance-bottom:0;mso-position-horizontal:absolute;mso-position-horizontal-relative:text;mso-position-vertical:absolute;mso-position-vertical-relative:text;mso-width-percent:0;mso-height-percent:0;mso-width-relative:margin;mso-height-relative:margin" o:gfxdata="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" strokecolor="#e97132 [3205]" strokeweight="1.5pt">
+                <v:stroke endarrow="block" joinstyle="miter"/>
+              </v:shape>
+            </w:pict>
+          </mc:Fallback>
+        </mc:AlternateContent>
+      </w:r>
+      <w:r>
+        <w:rPr>
+          <w:rStyle w:val="Finomhivatkozs"/>
+          <w:rFonts w:ascii="Times New Roman" w:hAnsi="Times New Roman" w:cs="Times New Roman"/>
+        </w:rPr>
+        <w:t xml:space="preserve">Látszik ahogy ezt a parancsot kiadjuk a 18-as routeren kiadjuk akkor </w:t>
+      </w:r>
+      <w:proofErr w:type="gramStart"/>
+      <w:r>
+        <w:rPr>
+          <w:rStyle w:val="Finomhivatkozs"/>
+          <w:rFonts w:ascii="Times New Roman" w:hAnsi="Times New Roman" w:cs="Times New Roman"/>
+        </w:rPr>
+        <w:t>látszik</w:t>
+      </w:r>
+      <w:proofErr w:type="gramEnd"/>
+      <w:r>
+        <w:rPr>
+          <w:rStyle w:val="Finomhivatkozs"/>
+          <w:rFonts w:ascii="Times New Roman" w:hAnsi="Times New Roman" w:cs="Times New Roman"/>
+        </w:rPr>
+        <w:t xml:space="preserve"> hogy ő vette fel a </w:t>
+      </w:r>
+      <w:proofErr w:type="spellStart"/>
+      <w:r>
+        <w:rPr>
+          <w:rStyle w:val="Finomhivatkozs"/>
+          <w:rFonts w:ascii="Times New Roman" w:hAnsi="Times New Roman" w:cs="Times New Roman"/>
+          <w:u w:val="single" w:color="EE0000"/>
+        </w:rPr>
+        <w:t>Root</w:t>
+      </w:r>
+      <w:proofErr w:type="spellEnd"/>
+      <w:r>
+        <w:rPr>
+          <w:rStyle w:val="Finomhivatkozs"/>
+          <w:rFonts w:ascii="Times New Roman" w:hAnsi="Times New Roman" w:cs="Times New Roman"/>
+        </w:rPr>
+        <w:t xml:space="preserve"> szerepét. Emellett láthatok a </w:t>
+      </w:r>
+      <w:proofErr w:type="spellStart"/>
+      <w:r>
+        <w:rPr>
+          <w:rStyle w:val="Finomhivatkozs"/>
+          <w:rFonts w:ascii="Times New Roman" w:hAnsi="Times New Roman" w:cs="Times New Roman"/>
+        </w:rPr>
+        <w:t>designated</w:t>
+      </w:r>
+      <w:proofErr w:type="spellEnd"/>
+      <w:r>
+        <w:rPr>
+          <w:rStyle w:val="Finomhivatkozs"/>
+          <w:rFonts w:ascii="Times New Roman" w:hAnsi="Times New Roman" w:cs="Times New Roman"/>
+        </w:rPr>
+        <w:t xml:space="preserve"> port megjelölések.</w:t>
+      </w:r>
     </w:p>
     <w:p>
       <w:pPr>
@@ -6479,6 +6810,129 @@
           <w:rFonts w:ascii="Times New Roman" w:hAnsi="Times New Roman" w:cs="Times New Roman"/>
         </w:rPr>
       </w:pPr>
+      <w:r>
+        <w:rPr>
+          <w:noProof/>
+        </w:rPr>
+        <mc:AlternateContent>
+          <mc:Choice Requires="wps">
+            <w:drawing>
+              <wp:anchor distT="0" distB="0" distL="114300" distR="114300" simplePos="0" relativeHeight="251725824" behindDoc="0" locked="0" layoutInCell="1" allowOverlap="1" wp14:anchorId="4D9C45AF" wp14:editId="459FEEF3">
+                <wp:simplePos x="0" y="0"/>
+                <wp:positionH relativeFrom="page">
+                  <wp:posOffset>1695450</wp:posOffset>
+                </wp:positionH>
+                <wp:positionV relativeFrom="paragraph">
+                  <wp:posOffset>960755</wp:posOffset>
+                </wp:positionV>
+                <wp:extent cx="1587500" cy="133350"/>
+                <wp:effectExtent l="19050" t="19050" r="12700" b="19050"/>
+                <wp:wrapNone/>
+                <wp:docPr id="1927225067" name="Rectangle 1"/>
+                <wp:cNvGraphicFramePr/>
+                <a:graphic xmlns:a="http://schemas.openxmlformats.org/drawingml/2006/main">
+                  <a:graphicData uri="http://schemas.microsoft.com/office/word/2010/wordprocessingShape">
+                    <wps:wsp>
+                      <wps:cNvSpPr/>
+                      <wps:spPr>
+                        <a:xfrm>
+                          <a:off x="0" y="0"/>
+                          <a:ext cx="1587500" cy="133350"/>
+                        </a:xfrm>
+                        <a:prstGeom prst="rect">
+                          <a:avLst/>
+                        </a:prstGeom>
+                        <a:noFill/>
+                        <a:ln w="38100">
+                          <a:solidFill>
+                            <a:schemeClr val="accent2">
+                              <a:lumMod val="75000"/>
+                            </a:schemeClr>
+                          </a:solidFill>
+                        </a:ln>
+                      </wps:spPr>
+                      <wps:style>
+                        <a:lnRef idx="2">
+                          <a:schemeClr val="accent2"/>
+                        </a:lnRef>
+                        <a:fillRef idx="1">
+                          <a:schemeClr val="lt1"/>
+                        </a:fillRef>
+                        <a:effectRef idx="0">
+                          <a:schemeClr val="accent2"/>
+                        </a:effectRef>
+                        <a:fontRef idx="minor">
+                          <a:schemeClr val="dk1"/>
+                        </a:fontRef>
+                      </wps:style>
+                      <wps:bodyPr rot="0" spcFirstLastPara="0" vertOverflow="overflow" horzOverflow="overflow" vert="horz" wrap="square" lIns="91440" tIns="45720" rIns="91440" bIns="45720" numCol="1" spcCol="0" rtlCol="0" fromWordArt="0" anchor="ctr" anchorCtr="0" forceAA="0" compatLnSpc="1">
+                        <a:prstTxWarp prst="textNoShape">
+                          <a:avLst/>
+                        </a:prstTxWarp>
+                        <a:noAutofit/>
+                      </wps:bodyPr>
+                    </wps:wsp>
+                  </a:graphicData>
+                </a:graphic>
+                <wp14:sizeRelH relativeFrom="margin">
+                  <wp14:pctWidth>0</wp14:pctWidth>
+                </wp14:sizeRelH>
+                <wp14:sizeRelV relativeFrom="margin">
+                  <wp14:pctHeight>0</wp14:pctHeight>
+                </wp14:sizeRelV>
+              </wp:anchor>
+            </w:drawing>
+          </mc:Choice>
+          <mc:Fallback>
+            <w:pict>
+              <v:rect w14:anchorId="13C301DF" id="Rectangle 1" o:spid="_x0000_s1026" style="position:absolute;margin-left:133.5pt;margin-top:75.65pt;width:125pt;height:10.5pt;z-index:251725824;visibility:visible;mso-wrap-style:square;mso-width-percent:0;mso-height-percent:0;mso-wrap-distance-left:9pt;mso-wrap-distance-top:0;mso-wrap-distance-right:9pt;mso-wrap-distance-bottom:0;mso-position-horizontal:absolute;mso-position-horizontal-relative:page;mso-position-vertical:absolute;mso-position-vertical-relative:text;mso-width-percent:0;mso-height-percent:0;mso-width-relative:margin;mso-height-relative:margin;v-text-anchor:middle" o:gfxdata="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" filled="f" strokecolor="#bf4e14 [2405]" strokeweight="3pt">
+                <w10:wrap anchorx="page"/>
+              </v:rect>
+            </w:pict>
+          </mc:Fallback>
+        </mc:AlternateContent>
+      </w:r>
+      <w:r>
+        <w:rPr>
+          <w:rStyle w:val="Finomhivatkozs"/>
+          <w:rFonts w:ascii="Times New Roman" w:hAnsi="Times New Roman" w:cs="Times New Roman"/>
+        </w:rPr>
+        <w:drawing>
+          <wp:inline distT="0" distB="0" distL="0" distR="0" wp14:anchorId="21D73E78" wp14:editId="5E63F2C7">
+            <wp:extent cx="5760720" cy="3416935"/>
+            <wp:effectExtent l="0" t="0" r="0" b="0"/>
+            <wp:docPr id="812616981" name="Kép 1"/>
+            <wp:cNvGraphicFramePr>
+              <a:graphicFrameLocks xmlns:a="http://schemas.openxmlformats.org/drawingml/2006/main" noChangeAspect="1"/>
+            </wp:cNvGraphicFramePr>
+            <a:graphic xmlns:a="http://schemas.openxmlformats.org/drawingml/2006/main">
+              <a:graphicData uri="http://schemas.openxmlformats.org/drawingml/2006/picture">
+                <pic:pic xmlns:pic="http://schemas.openxmlformats.org/drawingml/2006/picture">
+                  <pic:nvPicPr>
+                    <pic:cNvPr id="812616981" name=""/>
+                    <pic:cNvPicPr/>
+                  </pic:nvPicPr>
+                  <pic:blipFill>
+                    <a:blip r:embed="rId27"/>
+                    <a:stretch>
+                      <a:fillRect/>
+                    </a:stretch>
+                  </pic:blipFill>
+                  <pic:spPr>
+                    <a:xfrm>
+                      <a:off x="0" y="0"/>
+                      <a:ext cx="5760720" cy="3416935"/>
+                    </a:xfrm>
+                    <a:prstGeom prst="rect">
+                      <a:avLst/>
+                    </a:prstGeom>
+                  </pic:spPr>
+                </pic:pic>
+              </a:graphicData>
+            </a:graphic>
+          </wp:inline>
+        </w:drawing>
+      </w:r>
     </w:p>
     <w:p>
       <w:pPr>
@@ -6488,6 +6942,13 @@
           <w:rFonts w:ascii="Times New Roman" w:hAnsi="Times New Roman" w:cs="Times New Roman"/>
         </w:rPr>
       </w:pPr>
+      <w:r>
+        <w:rPr>
+          <w:rStyle w:val="Finomhivatkozs"/>
+          <w:rFonts w:ascii="Times New Roman" w:hAnsi="Times New Roman" w:cs="Times New Roman"/>
+        </w:rPr>
+        <w:br w:type="page"/>
+      </w:r>
     </w:p>
     <w:p>
       <w:pPr>
@@ -6502,11 +6963,2818 @@
           <w:rStyle w:val="Finomhivatkozs"/>
           <w:rFonts w:ascii="Times New Roman" w:hAnsi="Times New Roman" w:cs="Times New Roman"/>
         </w:rPr>
+        <w:lastRenderedPageBreak/>
+        <w:t xml:space="preserve">Láthatjuk, hogy a switch16-nál van a lekapcsolt port így érdemes ott is kiadni ezt a parancsot. Itt az </w:t>
+      </w:r>
+      <w:proofErr w:type="spellStart"/>
+      <w:r>
+        <w:rPr>
+          <w:rStyle w:val="Finomhivatkozs"/>
+          <w:rFonts w:ascii="Times New Roman" w:hAnsi="Times New Roman" w:cs="Times New Roman"/>
+        </w:rPr>
+        <w:t>interface</w:t>
+      </w:r>
+      <w:proofErr w:type="spellEnd"/>
+      <w:r>
+        <w:rPr>
+          <w:rStyle w:val="Finomhivatkozs"/>
+          <w:rFonts w:ascii="Times New Roman" w:hAnsi="Times New Roman" w:cs="Times New Roman"/>
+        </w:rPr>
+        <w:t xml:space="preserve"> résznél látszik a </w:t>
+      </w:r>
+      <w:proofErr w:type="spellStart"/>
+      <w:r>
+        <w:rPr>
+          <w:rStyle w:val="Finomhivatkozs"/>
+          <w:rFonts w:ascii="Times New Roman" w:hAnsi="Times New Roman" w:cs="Times New Roman"/>
+        </w:rPr>
+        <w:t>Root</w:t>
+      </w:r>
+      <w:proofErr w:type="spellEnd"/>
+      <w:r>
+        <w:rPr>
+          <w:rStyle w:val="Finomhivatkozs"/>
+          <w:rFonts w:ascii="Times New Roman" w:hAnsi="Times New Roman" w:cs="Times New Roman"/>
+        </w:rPr>
+        <w:t xml:space="preserve"> átjáró</w:t>
+      </w:r>
+      <w:r>
+        <w:rPr>
+          <w:rStyle w:val="Finomhivatkozs"/>
+          <w:rFonts w:ascii="Times New Roman" w:hAnsi="Times New Roman" w:cs="Times New Roman"/>
+        </w:rPr>
+        <w:t>,</w:t>
+      </w:r>
+      <w:r>
+        <w:rPr>
+          <w:rStyle w:val="Finomhivatkozs"/>
+          <w:rFonts w:ascii="Times New Roman" w:hAnsi="Times New Roman" w:cs="Times New Roman"/>
+        </w:rPr>
+        <w:t xml:space="preserve"> ami a </w:t>
+      </w:r>
+      <w:proofErr w:type="spellStart"/>
+      <w:r>
+        <w:rPr>
+          <w:rStyle w:val="Finomhivatkozs"/>
+          <w:rFonts w:ascii="Times New Roman" w:hAnsi="Times New Roman" w:cs="Times New Roman"/>
+        </w:rPr>
+        <w:t>root</w:t>
+      </w:r>
+      <w:proofErr w:type="spellEnd"/>
+      <w:r>
+        <w:rPr>
+          <w:rStyle w:val="Finomhivatkozs"/>
+          <w:rFonts w:ascii="Times New Roman" w:hAnsi="Times New Roman" w:cs="Times New Roman"/>
+        </w:rPr>
+        <w:t xml:space="preserve"> </w:t>
+      </w:r>
+      <w:proofErr w:type="spellStart"/>
+      <w:r>
+        <w:rPr>
+          <w:rStyle w:val="Finomhivatkozs"/>
+          <w:rFonts w:ascii="Times New Roman" w:hAnsi="Times New Roman" w:cs="Times New Roman"/>
+        </w:rPr>
+        <w:t>brigde</w:t>
+      </w:r>
+      <w:proofErr w:type="spellEnd"/>
+      <w:r>
+        <w:rPr>
+          <w:rStyle w:val="Finomhivatkozs"/>
+          <w:rFonts w:ascii="Times New Roman" w:hAnsi="Times New Roman" w:cs="Times New Roman"/>
+        </w:rPr>
+        <w:t xml:space="preserve"> felé mutat</w:t>
+      </w:r>
+      <w:r>
+        <w:rPr>
+          <w:rStyle w:val="Finomhivatkozs"/>
+          <w:rFonts w:ascii="Times New Roman" w:hAnsi="Times New Roman" w:cs="Times New Roman"/>
+        </w:rPr>
+        <w:t xml:space="preserve"> és tökéletesen látszik benne az </w:t>
+      </w:r>
+      <w:r>
+        <w:rPr>
+          <w:rStyle w:val="Finomhivatkozs"/>
+          <w:rFonts w:ascii="Times New Roman" w:hAnsi="Times New Roman" w:cs="Times New Roman"/>
+          <w:u w:val="single" w:color="EE0000"/>
+        </w:rPr>
+        <w:t>alternatív útvonal</w:t>
+      </w:r>
+      <w:r>
+        <w:rPr>
+          <w:rStyle w:val="Finomhivatkozs"/>
+          <w:rFonts w:ascii="Times New Roman" w:hAnsi="Times New Roman" w:cs="Times New Roman"/>
+          <w:color w:val="FFFFFF" w:themeColor="background1"/>
+        </w:rPr>
+        <w:t xml:space="preserve"> </w:t>
+      </w:r>
+      <w:r>
+        <w:rPr>
+          <w:rStyle w:val="Finomhivatkozs"/>
+          <w:rFonts w:ascii="Times New Roman" w:hAnsi="Times New Roman" w:cs="Times New Roman"/>
+        </w:rPr>
+        <w:t>jelölése is.</w:t>
+      </w:r>
+      <w:r>
+        <w:rPr>
+          <w:rFonts w:ascii="Times New Roman" w:hAnsi="Times New Roman" w:cs="Times New Roman"/>
+          <w:smallCaps/>
+          <w:noProof/>
+          <w:color w:val="5A5A5A" w:themeColor="text1" w:themeTint="A5"/>
+        </w:rPr>
+        <w:t xml:space="preserve"> </w:t>
+      </w:r>
+    </w:p>
+    <w:p>
+      <w:pPr>
+        <w:pStyle w:val="bum"/>
+        <w:rPr>
+          <w:rStyle w:val="Finomhivatkozs"/>
+          <w:rFonts w:ascii="Times New Roman" w:hAnsi="Times New Roman" w:cs="Times New Roman"/>
+        </w:rPr>
+      </w:pPr>
+      <w:r>
+        <w:rPr>
+          <w:noProof/>
+        </w:rPr>
+        <mc:AlternateContent>
+          <mc:Choice Requires="wps">
+            <w:drawing>
+              <wp:anchor distT="0" distB="0" distL="114300" distR="114300" simplePos="0" relativeHeight="251727872" behindDoc="0" locked="0" layoutInCell="1" allowOverlap="1" wp14:anchorId="11998353" wp14:editId="1CD8B493">
+                <wp:simplePos x="0" y="0"/>
+                <wp:positionH relativeFrom="page">
+                  <wp:posOffset>954157</wp:posOffset>
+                </wp:positionH>
+                <wp:positionV relativeFrom="paragraph">
+                  <wp:posOffset>2614129</wp:posOffset>
+                </wp:positionV>
+                <wp:extent cx="2968652" cy="235392"/>
+                <wp:effectExtent l="19050" t="19050" r="22225" b="12700"/>
+                <wp:wrapNone/>
+                <wp:docPr id="423559767" name="Rectangle 1"/>
+                <wp:cNvGraphicFramePr/>
+                <a:graphic xmlns:a="http://schemas.openxmlformats.org/drawingml/2006/main">
+                  <a:graphicData uri="http://schemas.microsoft.com/office/word/2010/wordprocessingShape">
+                    <wps:wsp>
+                      <wps:cNvSpPr/>
+                      <wps:spPr>
+                        <a:xfrm>
+                          <a:off x="0" y="0"/>
+                          <a:ext cx="2968652" cy="235392"/>
+                        </a:xfrm>
+                        <a:prstGeom prst="rect">
+                          <a:avLst/>
+                        </a:prstGeom>
+                        <a:noFill/>
+                        <a:ln w="38100">
+                          <a:solidFill>
+                            <a:schemeClr val="accent2">
+                              <a:lumMod val="75000"/>
+                            </a:schemeClr>
+                          </a:solidFill>
+                        </a:ln>
+                      </wps:spPr>
+                      <wps:style>
+                        <a:lnRef idx="2">
+                          <a:schemeClr val="accent2"/>
+                        </a:lnRef>
+                        <a:fillRef idx="1">
+                          <a:schemeClr val="lt1"/>
+                        </a:fillRef>
+                        <a:effectRef idx="0">
+                          <a:schemeClr val="accent2"/>
+                        </a:effectRef>
+                        <a:fontRef idx="minor">
+                          <a:schemeClr val="dk1"/>
+                        </a:fontRef>
+                      </wps:style>
+                      <wps:bodyPr rot="0" spcFirstLastPara="0" vertOverflow="overflow" horzOverflow="overflow" vert="horz" wrap="square" lIns="91440" tIns="45720" rIns="91440" bIns="45720" numCol="1" spcCol="0" rtlCol="0" fromWordArt="0" anchor="ctr" anchorCtr="0" forceAA="0" compatLnSpc="1">
+                        <a:prstTxWarp prst="textNoShape">
+                          <a:avLst/>
+                        </a:prstTxWarp>
+                        <a:noAutofit/>
+                      </wps:bodyPr>
+                    </wps:wsp>
+                  </a:graphicData>
+                </a:graphic>
+                <wp14:sizeRelH relativeFrom="margin">
+                  <wp14:pctWidth>0</wp14:pctWidth>
+                </wp14:sizeRelH>
+                <wp14:sizeRelV relativeFrom="margin">
+                  <wp14:pctHeight>0</wp14:pctHeight>
+                </wp14:sizeRelV>
+              </wp:anchor>
+            </w:drawing>
+          </mc:Choice>
+          <mc:Fallback>
+            <w:pict>
+              <v:rect w14:anchorId="73CAF5D9" id="Rectangle 1" o:spid="_x0000_s1026" style="position:absolute;margin-left:75.15pt;margin-top:205.85pt;width:233.75pt;height:18.55pt;z-index:251727872;visibility:visible;mso-wrap-style:square;mso-width-percent:0;mso-height-percent:0;mso-wrap-distance-left:9pt;mso-wrap-distance-top:0;mso-wrap-distance-right:9pt;mso-wrap-distance-bottom:0;mso-position-horizontal:absolute;mso-position-horizontal-relative:page;mso-position-vertical:absolute;mso-position-vertical-relative:text;mso-width-percent:0;mso-height-percent:0;mso-width-relative:margin;mso-height-relative:margin;v-text-anchor:middle" o:gfxdata="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" filled="f" strokecolor="#bf4e14 [2405]" strokeweight="3pt">
+                <w10:wrap anchorx="page"/>
+              </v:rect>
+            </w:pict>
+          </mc:Fallback>
+        </mc:AlternateContent>
+      </w:r>
+    </w:p>
+    <w:p>
+      <w:pPr>
+        <w:pStyle w:val="bum"/>
+        <w:rPr>
+          <w:rStyle w:val="Finomhivatkozs"/>
+          <w:rFonts w:ascii="Times New Roman" w:hAnsi="Times New Roman" w:cs="Times New Roman"/>
+        </w:rPr>
+      </w:pPr>
+      <w:r>
+        <w:rPr>
+          <w:rStyle w:val="Finomhivatkozs"/>
+          <w:rFonts w:ascii="Times New Roman" w:hAnsi="Times New Roman" w:cs="Times New Roman"/>
+        </w:rPr>
+        <w:drawing>
+          <wp:inline distT="0" distB="0" distL="0" distR="0" wp14:anchorId="51F06763" wp14:editId="4A9C737B">
+            <wp:extent cx="5760720" cy="3089082"/>
+            <wp:effectExtent l="0" t="0" r="0" b="0"/>
+            <wp:docPr id="542795747" name="Kép 1"/>
+            <wp:cNvGraphicFramePr>
+              <a:graphicFrameLocks xmlns:a="http://schemas.openxmlformats.org/drawingml/2006/main" noChangeAspect="1"/>
+            </wp:cNvGraphicFramePr>
+            <a:graphic xmlns:a="http://schemas.openxmlformats.org/drawingml/2006/main">
+              <a:graphicData uri="http://schemas.openxmlformats.org/drawingml/2006/picture">
+                <pic:pic xmlns:pic="http://schemas.openxmlformats.org/drawingml/2006/picture">
+                  <pic:nvPicPr>
+                    <pic:cNvPr id="542795747" name=""/>
+                    <pic:cNvPicPr/>
+                  </pic:nvPicPr>
+                  <pic:blipFill rotWithShape="1">
+                    <a:blip r:embed="rId28"/>
+                    <a:srcRect b="9662"/>
+                    <a:stretch>
+                      <a:fillRect/>
+                    </a:stretch>
+                  </pic:blipFill>
+                  <pic:spPr bwMode="auto">
+                    <a:xfrm>
+                      <a:off x="0" y="0"/>
+                      <a:ext cx="5760720" cy="3089082"/>
+                    </a:xfrm>
+                    <a:prstGeom prst="rect">
+                      <a:avLst/>
+                    </a:prstGeom>
+                    <a:ln>
+                      <a:noFill/>
+                    </a:ln>
+                    <a:extLst>
+                      <a:ext uri="{53640926-AAD7-44D8-BBD7-CCE9431645EC}">
+                        <a14:shadowObscured xmlns:a14="http://schemas.microsoft.com/office/drawing/2010/main"/>
+                      </a:ext>
+                    </a:extLst>
+                  </pic:spPr>
+                </pic:pic>
+              </a:graphicData>
+            </a:graphic>
+          </wp:inline>
+        </w:drawing>
+      </w:r>
+      <w:r>
+        <w:rPr>
+          <w:rStyle w:val="Finomhivatkozs"/>
+          <w:rFonts w:ascii="Times New Roman" w:hAnsi="Times New Roman" w:cs="Times New Roman"/>
+        </w:rPr>
+        <w:t xml:space="preserve"> </w:t>
+      </w:r>
+    </w:p>
+    <w:p>
+      <w:pPr>
+        <w:pStyle w:val="bum"/>
+        <w:rPr>
+          <w:rStyle w:val="Finomhivatkozs"/>
+          <w:rFonts w:ascii="Times New Roman" w:hAnsi="Times New Roman" w:cs="Times New Roman"/>
+        </w:rPr>
+      </w:pPr>
+      <w:r>
+        <w:rPr>
+          <w:rStyle w:val="Finomhivatkozs"/>
+          <w:rFonts w:ascii="Times New Roman" w:hAnsi="Times New Roman" w:cs="Times New Roman"/>
+        </w:rPr>
+        <w:t>HA elvágom e két kapcsoló közötti kábelt akkor az új útvonal fog aktiválódni. Elvágás után látható</w:t>
+      </w:r>
+      <w:r>
+        <w:rPr>
+          <w:rStyle w:val="Finomhivatkozs"/>
+          <w:rFonts w:ascii="Times New Roman" w:hAnsi="Times New Roman" w:cs="Times New Roman"/>
+        </w:rPr>
+        <w:t>,</w:t>
+      </w:r>
+      <w:r>
+        <w:rPr>
+          <w:rStyle w:val="Finomhivatkozs"/>
+          <w:rFonts w:ascii="Times New Roman" w:hAnsi="Times New Roman" w:cs="Times New Roman"/>
+        </w:rPr>
+        <w:t xml:space="preserve"> hogy az </w:t>
+      </w:r>
+      <w:r>
+        <w:rPr>
+          <w:rStyle w:val="Finomhivatkozs"/>
+          <w:rFonts w:ascii="Times New Roman" w:hAnsi="Times New Roman" w:cs="Times New Roman"/>
+          <w:color w:val="0070C0"/>
+        </w:rPr>
+        <w:t>alternatív útvonali port aktiválódót</w:t>
+      </w:r>
+      <w:r>
+        <w:rPr>
+          <w:rStyle w:val="Finomhivatkozs"/>
+          <w:rFonts w:ascii="Times New Roman" w:hAnsi="Times New Roman" w:cs="Times New Roman"/>
+        </w:rPr>
+        <w:t xml:space="preserve"> </w:t>
+      </w:r>
+      <w:r>
+        <w:rPr>
+          <w:rStyle w:val="Finomhivatkozs"/>
+          <w:rFonts w:ascii="Times New Roman" w:hAnsi="Times New Roman" w:cs="Times New Roman"/>
+        </w:rPr>
+        <w:t xml:space="preserve">és az ellenőrző parancs kiadása esetén is azt láthatjuk, hogy a </w:t>
+      </w:r>
+      <w:r>
+        <w:rPr>
+          <w:rStyle w:val="Finomhivatkozs"/>
+          <w:rFonts w:ascii="Times New Roman" w:hAnsi="Times New Roman" w:cs="Times New Roman"/>
+          <w:color w:val="0070C0"/>
+        </w:rPr>
+        <w:t xml:space="preserve">port átvette a </w:t>
+      </w:r>
+      <w:proofErr w:type="spellStart"/>
+      <w:r>
+        <w:rPr>
+          <w:rStyle w:val="Finomhivatkozs"/>
+          <w:rFonts w:ascii="Times New Roman" w:hAnsi="Times New Roman" w:cs="Times New Roman"/>
+          <w:color w:val="0070C0"/>
+        </w:rPr>
+        <w:t>root</w:t>
+      </w:r>
+      <w:proofErr w:type="spellEnd"/>
+      <w:r>
+        <w:rPr>
+          <w:rStyle w:val="Finomhivatkozs"/>
+          <w:rFonts w:ascii="Times New Roman" w:hAnsi="Times New Roman" w:cs="Times New Roman"/>
+          <w:color w:val="0070C0"/>
+        </w:rPr>
+        <w:t xml:space="preserve"> szerepét</w:t>
+      </w:r>
+      <w:r>
+        <w:rPr>
+          <w:rStyle w:val="Finomhivatkozs"/>
+          <w:rFonts w:ascii="Times New Roman" w:hAnsi="Times New Roman" w:cs="Times New Roman"/>
+        </w:rPr>
+        <w:t>:</w:t>
+      </w:r>
+    </w:p>
+    <w:p>
+      <w:pPr>
+        <w:pStyle w:val="bum"/>
+        <w:rPr>
+          <w:rStyle w:val="Finomhivatkozs"/>
+          <w:rFonts w:ascii="Times New Roman" w:hAnsi="Times New Roman" w:cs="Times New Roman"/>
+        </w:rPr>
+      </w:pPr>
+      <w:r>
+        <w:rPr>
+          <w:noProof/>
+        </w:rPr>
+        <mc:AlternateContent>
+          <mc:Choice Requires="wps">
+            <w:drawing>
+              <wp:anchor distT="0" distB="0" distL="114300" distR="114300" simplePos="0" relativeHeight="251729920" behindDoc="0" locked="0" layoutInCell="1" allowOverlap="1" wp14:anchorId="46648AEF" wp14:editId="0700B9A7">
+                <wp:simplePos x="0" y="0"/>
+                <wp:positionH relativeFrom="page">
+                  <wp:posOffset>3505586</wp:posOffset>
+                </wp:positionH>
+                <wp:positionV relativeFrom="paragraph">
+                  <wp:posOffset>2229954</wp:posOffset>
+                </wp:positionV>
+                <wp:extent cx="2986543" cy="265927"/>
+                <wp:effectExtent l="19050" t="19050" r="23495" b="20320"/>
+                <wp:wrapNone/>
+                <wp:docPr id="415410316" name="Rectangle 1"/>
+                <wp:cNvGraphicFramePr/>
+                <a:graphic xmlns:a="http://schemas.openxmlformats.org/drawingml/2006/main">
+                  <a:graphicData uri="http://schemas.microsoft.com/office/word/2010/wordprocessingShape">
+                    <wps:wsp>
+                      <wps:cNvSpPr/>
+                      <wps:spPr>
+                        <a:xfrm>
+                          <a:off x="0" y="0"/>
+                          <a:ext cx="2986543" cy="265927"/>
+                        </a:xfrm>
+                        <a:prstGeom prst="rect">
+                          <a:avLst/>
+                        </a:prstGeom>
+                        <a:noFill/>
+                        <a:ln w="38100">
+                          <a:solidFill>
+                            <a:schemeClr val="accent2">
+                              <a:lumMod val="75000"/>
+                            </a:schemeClr>
+                          </a:solidFill>
+                        </a:ln>
+                      </wps:spPr>
+                      <wps:style>
+                        <a:lnRef idx="2">
+                          <a:schemeClr val="accent2"/>
+                        </a:lnRef>
+                        <a:fillRef idx="1">
+                          <a:schemeClr val="lt1"/>
+                        </a:fillRef>
+                        <a:effectRef idx="0">
+                          <a:schemeClr val="accent2"/>
+                        </a:effectRef>
+                        <a:fontRef idx="minor">
+                          <a:schemeClr val="dk1"/>
+                        </a:fontRef>
+                      </wps:style>
+                      <wps:bodyPr rot="0" spcFirstLastPara="0" vertOverflow="overflow" horzOverflow="overflow" vert="horz" wrap="square" lIns="91440" tIns="45720" rIns="91440" bIns="45720" numCol="1" spcCol="0" rtlCol="0" fromWordArt="0" anchor="ctr" anchorCtr="0" forceAA="0" compatLnSpc="1">
+                        <a:prstTxWarp prst="textNoShape">
+                          <a:avLst/>
+                        </a:prstTxWarp>
+                        <a:noAutofit/>
+                      </wps:bodyPr>
+                    </wps:wsp>
+                  </a:graphicData>
+                </a:graphic>
+                <wp14:sizeRelH relativeFrom="margin">
+                  <wp14:pctWidth>0</wp14:pctWidth>
+                </wp14:sizeRelH>
+                <wp14:sizeRelV relativeFrom="margin">
+                  <wp14:pctHeight>0</wp14:pctHeight>
+                </wp14:sizeRelV>
+              </wp:anchor>
+            </w:drawing>
+          </mc:Choice>
+          <mc:Fallback>
+            <w:pict>
+              <v:rect w14:anchorId="3D3E974B" id="Rectangle 1" o:spid="_x0000_s1026" style="position:absolute;margin-left:276.05pt;margin-top:175.6pt;width:235.15pt;height:20.95pt;z-index:251729920;visibility:visible;mso-wrap-style:square;mso-width-percent:0;mso-height-percent:0;mso-wrap-distance-left:9pt;mso-wrap-distance-top:0;mso-wrap-distance-right:9pt;mso-wrap-distance-bottom:0;mso-position-horizontal:absolute;mso-position-horizontal-relative:page;mso-position-vertical:absolute;mso-position-vertical-relative:text;mso-width-percent:0;mso-height-percent:0;mso-width-relative:margin;mso-height-relative:margin;v-text-anchor:middle" o:gfxdata="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" filled="f" strokecolor="#bf4e14 [2405]" strokeweight="3pt">
+                <w10:wrap anchorx="page"/>
+              </v:rect>
+            </w:pict>
+          </mc:Fallback>
+        </mc:AlternateContent>
+      </w:r>
+      <w:r>
+        <w:rPr>
+          <w:rStyle w:val="Finomhivatkozs"/>
+          <w:rFonts w:ascii="Times New Roman" w:hAnsi="Times New Roman" w:cs="Times New Roman"/>
+        </w:rPr>
+        <w:drawing>
+          <wp:inline distT="0" distB="0" distL="0" distR="0" wp14:anchorId="63ECB3AF" wp14:editId="6FAA6E64">
+            <wp:extent cx="2623820" cy="2695493"/>
+            <wp:effectExtent l="0" t="0" r="5080" b="0"/>
+            <wp:docPr id="1133379241" name="Kép 1"/>
+            <wp:cNvGraphicFramePr>
+              <a:graphicFrameLocks xmlns:a="http://schemas.openxmlformats.org/drawingml/2006/main" noChangeAspect="1"/>
+            </wp:cNvGraphicFramePr>
+            <a:graphic xmlns:a="http://schemas.openxmlformats.org/drawingml/2006/main">
+              <a:graphicData uri="http://schemas.openxmlformats.org/drawingml/2006/picture">
+                <pic:pic xmlns:pic="http://schemas.openxmlformats.org/drawingml/2006/picture">
+                  <pic:nvPicPr>
+                    <pic:cNvPr id="1133379241" name=""/>
+                    <pic:cNvPicPr/>
+                  </pic:nvPicPr>
+                  <pic:blipFill rotWithShape="1">
+                    <a:blip r:embed="rId29"/>
+                    <a:srcRect t="-711" b="20444"/>
+                    <a:stretch>
+                      <a:fillRect/>
+                    </a:stretch>
+                  </pic:blipFill>
+                  <pic:spPr bwMode="auto">
+                    <a:xfrm>
+                      <a:off x="0" y="0"/>
+                      <a:ext cx="2636410" cy="2708427"/>
+                    </a:xfrm>
+                    <a:prstGeom prst="rect">
+                      <a:avLst/>
+                    </a:prstGeom>
+                    <a:ln>
+                      <a:noFill/>
+                    </a:ln>
+                    <a:extLst>
+                      <a:ext uri="{53640926-AAD7-44D8-BBD7-CCE9431645EC}">
+                        <a14:shadowObscured xmlns:a14="http://schemas.microsoft.com/office/drawing/2010/main"/>
+                      </a:ext>
+                    </a:extLst>
+                  </pic:spPr>
+                </pic:pic>
+              </a:graphicData>
+            </a:graphic>
+          </wp:inline>
+        </w:drawing>
+      </w:r>
+      <w:r>
+        <w:rPr>
+          <w:rStyle w:val="Finomhivatkozs"/>
+          <w:rFonts w:ascii="Times New Roman" w:hAnsi="Times New Roman" w:cs="Times New Roman"/>
+        </w:rPr>
+        <w:drawing>
+          <wp:inline distT="0" distB="0" distL="0" distR="0" wp14:anchorId="35B25B53" wp14:editId="13212C93">
+            <wp:extent cx="3085106" cy="2712389"/>
+            <wp:effectExtent l="0" t="0" r="1270" b="0"/>
+            <wp:docPr id="709307100" name="Kép 1"/>
+            <wp:cNvGraphicFramePr>
+              <a:graphicFrameLocks xmlns:a="http://schemas.openxmlformats.org/drawingml/2006/main" noChangeAspect="1"/>
+            </wp:cNvGraphicFramePr>
+            <a:graphic xmlns:a="http://schemas.openxmlformats.org/drawingml/2006/main">
+              <a:graphicData uri="http://schemas.openxmlformats.org/drawingml/2006/picture">
+                <pic:pic xmlns:pic="http://schemas.openxmlformats.org/drawingml/2006/picture">
+                  <pic:nvPicPr>
+                    <pic:cNvPr id="709307100" name=""/>
+                    <pic:cNvPicPr/>
+                  </pic:nvPicPr>
+                  <pic:blipFill>
+                    <a:blip r:embed="rId30"/>
+                    <a:stretch>
+                      <a:fillRect/>
+                    </a:stretch>
+                  </pic:blipFill>
+                  <pic:spPr>
+                    <a:xfrm>
+                      <a:off x="0" y="0"/>
+                      <a:ext cx="3105788" cy="2730572"/>
+                    </a:xfrm>
+                    <a:prstGeom prst="rect">
+                      <a:avLst/>
+                    </a:prstGeom>
+                  </pic:spPr>
+                </pic:pic>
+              </a:graphicData>
+            </a:graphic>
+          </wp:inline>
+        </w:drawing>
+      </w:r>
+    </w:p>
+    <w:p>
+      <w:pPr>
+        <w:pStyle w:val="bum"/>
+        <w:rPr>
+          <w:rStyle w:val="Finomhivatkozs"/>
+          <w:rFonts w:ascii="Times New Roman" w:hAnsi="Times New Roman" w:cs="Times New Roman"/>
+        </w:rPr>
+      </w:pPr>
+      <w:r>
+        <w:rPr>
+          <w:rStyle w:val="Finomhivatkozs"/>
+          <w:rFonts w:ascii="Times New Roman" w:hAnsi="Times New Roman" w:cs="Times New Roman"/>
+        </w:rPr>
+        <w:lastRenderedPageBreak/>
+        <w:t xml:space="preserve">Eredmény </w:t>
+      </w:r>
+      <w:proofErr w:type="spellStart"/>
+      <w:r>
+        <w:rPr>
+          <w:rStyle w:val="Finomhivatkozs"/>
+          <w:rFonts w:ascii="Times New Roman" w:hAnsi="Times New Roman" w:cs="Times New Roman"/>
+        </w:rPr>
+        <w:t>képpen</w:t>
+      </w:r>
+      <w:proofErr w:type="spellEnd"/>
+      <w:r>
+        <w:rPr>
+          <w:rStyle w:val="Finomhivatkozs"/>
+          <w:rFonts w:ascii="Times New Roman" w:hAnsi="Times New Roman" w:cs="Times New Roman"/>
+        </w:rPr>
+        <w:t xml:space="preserve"> látható</w:t>
+      </w:r>
+      <w:r>
+        <w:rPr>
+          <w:rStyle w:val="Finomhivatkozs"/>
+          <w:rFonts w:ascii="Times New Roman" w:hAnsi="Times New Roman" w:cs="Times New Roman"/>
+        </w:rPr>
+        <w:t>,</w:t>
+      </w:r>
+      <w:r>
+        <w:rPr>
+          <w:rStyle w:val="Finomhivatkozs"/>
+          <w:rFonts w:ascii="Times New Roman" w:hAnsi="Times New Roman" w:cs="Times New Roman"/>
+        </w:rPr>
+        <w:t xml:space="preserve"> hogy nem következett </w:t>
+      </w:r>
+      <w:proofErr w:type="spellStart"/>
+      <w:r>
+        <w:rPr>
+          <w:rStyle w:val="Finomhivatkozs"/>
+          <w:rFonts w:ascii="Times New Roman" w:hAnsi="Times New Roman" w:cs="Times New Roman"/>
+        </w:rPr>
+        <w:t>broadcast</w:t>
+      </w:r>
+      <w:proofErr w:type="spellEnd"/>
+      <w:r>
+        <w:rPr>
+          <w:rStyle w:val="Finomhivatkozs"/>
+          <w:rFonts w:ascii="Times New Roman" w:hAnsi="Times New Roman" w:cs="Times New Roman"/>
+        </w:rPr>
+        <w:t xml:space="preserve"> </w:t>
+      </w:r>
+      <w:proofErr w:type="spellStart"/>
+      <w:r>
+        <w:rPr>
+          <w:rStyle w:val="Finomhivatkozs"/>
+          <w:rFonts w:ascii="Times New Roman" w:hAnsi="Times New Roman" w:cs="Times New Roman"/>
+        </w:rPr>
+        <w:t>storm</w:t>
+      </w:r>
+      <w:proofErr w:type="spellEnd"/>
+      <w:r>
+        <w:rPr>
+          <w:rStyle w:val="Finomhivatkozs"/>
+          <w:rFonts w:ascii="Times New Roman" w:hAnsi="Times New Roman" w:cs="Times New Roman"/>
+        </w:rPr>
+        <w:t xml:space="preserve"> és az új útvonal </w:t>
+      </w:r>
+      <w:proofErr w:type="spellStart"/>
+      <w:r>
+        <w:rPr>
+          <w:rStyle w:val="Finomhivatkozs"/>
+          <w:rFonts w:ascii="Times New Roman" w:hAnsi="Times New Roman" w:cs="Times New Roman"/>
+        </w:rPr>
+        <w:t>aktiválódótt</w:t>
+      </w:r>
+      <w:proofErr w:type="spellEnd"/>
+      <w:r>
+        <w:rPr>
+          <w:rStyle w:val="Finomhivatkozs"/>
+          <w:rFonts w:ascii="Times New Roman" w:hAnsi="Times New Roman" w:cs="Times New Roman"/>
+        </w:rPr>
+        <w:t>.</w:t>
+      </w:r>
+      <w:r>
+        <w:rPr>
+          <w:rStyle w:val="Finomhivatkozs"/>
+          <w:rFonts w:ascii="Times New Roman" w:hAnsi="Times New Roman" w:cs="Times New Roman"/>
+        </w:rPr>
+        <w:t xml:space="preserve"> Abban az esetben </w:t>
+      </w:r>
+      <w:proofErr w:type="gramStart"/>
+      <w:r>
+        <w:rPr>
+          <w:rStyle w:val="Finomhivatkozs"/>
+          <w:rFonts w:ascii="Times New Roman" w:hAnsi="Times New Roman" w:cs="Times New Roman"/>
+        </w:rPr>
+        <w:t>pedig</w:t>
+      </w:r>
+      <w:proofErr w:type="gramEnd"/>
+      <w:r>
+        <w:rPr>
+          <w:rStyle w:val="Finomhivatkozs"/>
+          <w:rFonts w:ascii="Times New Roman" w:hAnsi="Times New Roman" w:cs="Times New Roman"/>
+        </w:rPr>
+        <w:t xml:space="preserve"> ha visszadugom a kábelt akkor az eredeti útvonal lesz megint a </w:t>
+      </w:r>
+      <w:proofErr w:type="spellStart"/>
+      <w:r>
+        <w:rPr>
+          <w:rStyle w:val="Finomhivatkozs"/>
+          <w:rFonts w:ascii="Times New Roman" w:hAnsi="Times New Roman" w:cs="Times New Roman"/>
+        </w:rPr>
+        <w:t>root</w:t>
+      </w:r>
+      <w:proofErr w:type="spellEnd"/>
+      <w:r>
+        <w:rPr>
+          <w:rStyle w:val="Finomhivatkozs"/>
+          <w:rFonts w:ascii="Times New Roman" w:hAnsi="Times New Roman" w:cs="Times New Roman"/>
+        </w:rPr>
+        <w:t>.</w:t>
+      </w:r>
+    </w:p>
+    <w:p>
+      <w:pPr>
+        <w:pStyle w:val="bum"/>
+        <w:rPr>
+          <w:rStyle w:val="Finomhivatkozs"/>
+          <w:rFonts w:ascii="Times New Roman" w:hAnsi="Times New Roman" w:cs="Times New Roman"/>
+        </w:rPr>
+      </w:pPr>
+      <w:r>
+        <w:rPr>
+          <w:rStyle w:val="Finomhivatkozs"/>
+          <w:rFonts w:ascii="Times New Roman" w:hAnsi="Times New Roman" w:cs="Times New Roman"/>
+        </w:rPr>
+        <w:drawing>
+          <wp:inline distT="0" distB="0" distL="0" distR="0" wp14:anchorId="46E8FAAB" wp14:editId="6866BD44">
+            <wp:extent cx="2911680" cy="2516588"/>
+            <wp:effectExtent l="0" t="0" r="3175" b="0"/>
+            <wp:docPr id="2041650548" name="Kép 1"/>
+            <wp:cNvGraphicFramePr>
+              <a:graphicFrameLocks xmlns:a="http://schemas.openxmlformats.org/drawingml/2006/main" noChangeAspect="1"/>
+            </wp:cNvGraphicFramePr>
+            <a:graphic xmlns:a="http://schemas.openxmlformats.org/drawingml/2006/main">
+              <a:graphicData uri="http://schemas.openxmlformats.org/drawingml/2006/picture">
+                <pic:pic xmlns:pic="http://schemas.openxmlformats.org/drawingml/2006/picture">
+                  <pic:nvPicPr>
+                    <pic:cNvPr id="2041650548" name=""/>
+                    <pic:cNvPicPr/>
+                  </pic:nvPicPr>
+                  <pic:blipFill>
+                    <a:blip r:embed="rId31"/>
+                    <a:stretch>
+                      <a:fillRect/>
+                    </a:stretch>
+                  </pic:blipFill>
+                  <pic:spPr>
+                    <a:xfrm>
+                      <a:off x="0" y="0"/>
+                      <a:ext cx="2919564" cy="2523402"/>
+                    </a:xfrm>
+                    <a:prstGeom prst="rect">
+                      <a:avLst/>
+                    </a:prstGeom>
+                  </pic:spPr>
+                </pic:pic>
+              </a:graphicData>
+            </a:graphic>
+          </wp:inline>
+        </w:drawing>
+      </w:r>
+      <w:r>
+        <w:rPr>
+          <w:rStyle w:val="Finomhivatkozs"/>
+          <w:rFonts w:ascii="Times New Roman" w:hAnsi="Times New Roman" w:cs="Times New Roman"/>
+        </w:rPr>
+        <w:drawing>
+          <wp:inline distT="0" distB="0" distL="0" distR="0" wp14:anchorId="597A4FDE" wp14:editId="4B832E1C">
+            <wp:extent cx="2766383" cy="2663687"/>
+            <wp:effectExtent l="0" t="0" r="0" b="3810"/>
+            <wp:docPr id="1914202060" name="Kép 1"/>
+            <wp:cNvGraphicFramePr>
+              <a:graphicFrameLocks xmlns:a="http://schemas.openxmlformats.org/drawingml/2006/main" noChangeAspect="1"/>
+            </wp:cNvGraphicFramePr>
+            <a:graphic xmlns:a="http://schemas.openxmlformats.org/drawingml/2006/main">
+              <a:graphicData uri="http://schemas.openxmlformats.org/drawingml/2006/picture">
+                <pic:pic xmlns:pic="http://schemas.openxmlformats.org/drawingml/2006/picture">
+                  <pic:nvPicPr>
+                    <pic:cNvPr id="1914202060" name=""/>
+                    <pic:cNvPicPr/>
+                  </pic:nvPicPr>
+                  <pic:blipFill>
+                    <a:blip r:embed="rId32"/>
+                    <a:stretch>
+                      <a:fillRect/>
+                    </a:stretch>
+                  </pic:blipFill>
+                  <pic:spPr>
+                    <a:xfrm>
+                      <a:off x="0" y="0"/>
+                      <a:ext cx="2771460" cy="2668576"/>
+                    </a:xfrm>
+                    <a:prstGeom prst="rect">
+                      <a:avLst/>
+                    </a:prstGeom>
+                  </pic:spPr>
+                </pic:pic>
+              </a:graphicData>
+            </a:graphic>
+          </wp:inline>
+        </w:drawing>
+      </w:r>
+    </w:p>
+    <w:p>
+      <w:pPr>
+        <w:pStyle w:val="bum"/>
+        <w:rPr>
+          <w:rStyle w:val="Finomhivatkozs"/>
+          <w:rFonts w:ascii="Times New Roman" w:hAnsi="Times New Roman" w:cs="Times New Roman"/>
+        </w:rPr>
+      </w:pPr>
+      <w:proofErr w:type="spellStart"/>
+      <w:r>
+        <w:rPr>
+          <w:rStyle w:val="Finomhivatkozs"/>
+          <w:rFonts w:ascii="Times New Roman" w:hAnsi="Times New Roman" w:cs="Times New Roman"/>
+        </w:rPr>
+        <w:t>Etherchannel</w:t>
+      </w:r>
+      <w:proofErr w:type="spellEnd"/>
+      <w:r>
+        <w:rPr>
+          <w:rStyle w:val="Finomhivatkozs"/>
+          <w:rFonts w:ascii="Times New Roman" w:hAnsi="Times New Roman" w:cs="Times New Roman"/>
+        </w:rPr>
+        <w:t xml:space="preserve"> (LACP) tesztelés:</w:t>
+      </w:r>
+    </w:p>
+    <w:p>
+      <w:pPr>
+        <w:pStyle w:val="bum"/>
+        <w:rPr>
+          <w:rStyle w:val="Finomhivatkozs"/>
+          <w:rFonts w:ascii="Times New Roman" w:hAnsi="Times New Roman" w:cs="Times New Roman"/>
+        </w:rPr>
+      </w:pPr>
+      <w:r>
+        <w:rPr>
+          <w:rStyle w:val="Finomhivatkozs"/>
+          <w:rFonts w:ascii="Times New Roman" w:hAnsi="Times New Roman" w:cs="Times New Roman"/>
+        </w:rPr>
+        <w:t xml:space="preserve">A cél a redundancia tesztelése A </w:t>
+      </w:r>
+      <w:proofErr w:type="spellStart"/>
+      <w:r>
+        <w:rPr>
+          <w:rStyle w:val="Finomhivatkozs"/>
+          <w:rFonts w:ascii="Times New Roman" w:hAnsi="Times New Roman" w:cs="Times New Roman"/>
+        </w:rPr>
+        <w:t>switchek</w:t>
+      </w:r>
+      <w:proofErr w:type="spellEnd"/>
+      <w:r>
+        <w:rPr>
+          <w:rStyle w:val="Finomhivatkozs"/>
+          <w:rFonts w:ascii="Times New Roman" w:hAnsi="Times New Roman" w:cs="Times New Roman"/>
+        </w:rPr>
+        <w:t xml:space="preserve"> között annak érdekében</w:t>
+      </w:r>
+      <w:r>
+        <w:rPr>
+          <w:rStyle w:val="Finomhivatkozs"/>
+          <w:rFonts w:ascii="Times New Roman" w:hAnsi="Times New Roman" w:cs="Times New Roman"/>
+        </w:rPr>
+        <w:t>,</w:t>
+      </w:r>
+      <w:r>
+        <w:rPr>
+          <w:rStyle w:val="Finomhivatkozs"/>
+          <w:rFonts w:ascii="Times New Roman" w:hAnsi="Times New Roman" w:cs="Times New Roman"/>
+        </w:rPr>
+        <w:t xml:space="preserve"> hogy egy esetleges kábel szakadás esetén továbbra is működjen a hálózat. Ha SW_BUDAPEST_1-en kiadjuk a „</w:t>
+      </w:r>
+      <w:r>
+        <w:rPr>
+          <w:rStyle w:val="Finomhivatkozs"/>
+          <w:rFonts w:ascii="Times New Roman" w:hAnsi="Times New Roman" w:cs="Times New Roman"/>
+          <w:i/>
+          <w:iCs/>
+        </w:rPr>
+        <w:t xml:space="preserve">show </w:t>
+      </w:r>
+      <w:proofErr w:type="spellStart"/>
+      <w:r>
+        <w:rPr>
+          <w:rStyle w:val="Finomhivatkozs"/>
+          <w:rFonts w:ascii="Times New Roman" w:hAnsi="Times New Roman" w:cs="Times New Roman"/>
+          <w:i/>
+          <w:iCs/>
+        </w:rPr>
+        <w:t>etherchannel</w:t>
+      </w:r>
+      <w:proofErr w:type="spellEnd"/>
+      <w:r>
+        <w:rPr>
+          <w:rStyle w:val="Finomhivatkozs"/>
+          <w:rFonts w:ascii="Times New Roman" w:hAnsi="Times New Roman" w:cs="Times New Roman"/>
+          <w:i/>
+          <w:iCs/>
+        </w:rPr>
+        <w:t xml:space="preserve"> </w:t>
+      </w:r>
+      <w:proofErr w:type="spellStart"/>
+      <w:r>
+        <w:rPr>
+          <w:rStyle w:val="Finomhivatkozs"/>
+          <w:rFonts w:ascii="Times New Roman" w:hAnsi="Times New Roman" w:cs="Times New Roman"/>
+          <w:i/>
+          <w:iCs/>
+        </w:rPr>
+        <w:t>summary</w:t>
+      </w:r>
+      <w:proofErr w:type="spellEnd"/>
+      <w:r>
+        <w:rPr>
+          <w:rStyle w:val="Finomhivatkozs"/>
+          <w:rFonts w:ascii="Times New Roman" w:hAnsi="Times New Roman" w:cs="Times New Roman"/>
+        </w:rPr>
+        <w:t>”</w:t>
+      </w:r>
+      <w:r>
+        <w:rPr>
+          <w:rStyle w:val="Finomhivatkozs"/>
+          <w:rFonts w:ascii="Times New Roman" w:hAnsi="Times New Roman" w:cs="Times New Roman"/>
+        </w:rPr>
+        <w:t xml:space="preserve"> láthatjuk, hogy hány </w:t>
+      </w:r>
+      <w:proofErr w:type="spellStart"/>
+      <w:r>
+        <w:rPr>
+          <w:rStyle w:val="Finomhivatkozs"/>
+          <w:rFonts w:ascii="Times New Roman" w:hAnsi="Times New Roman" w:cs="Times New Roman"/>
+        </w:rPr>
+        <w:t>channel-group</w:t>
+      </w:r>
+      <w:proofErr w:type="spellEnd"/>
+      <w:r>
+        <w:rPr>
+          <w:rStyle w:val="Finomhivatkozs"/>
+          <w:rFonts w:ascii="Times New Roman" w:hAnsi="Times New Roman" w:cs="Times New Roman"/>
+        </w:rPr>
+        <w:t xml:space="preserve"> van a </w:t>
+      </w:r>
+      <w:proofErr w:type="spellStart"/>
+      <w:proofErr w:type="gramStart"/>
+      <w:r>
+        <w:rPr>
+          <w:rStyle w:val="Finomhivatkozs"/>
+          <w:rFonts w:ascii="Times New Roman" w:hAnsi="Times New Roman" w:cs="Times New Roman"/>
+        </w:rPr>
+        <w:t>switchen</w:t>
+      </w:r>
+      <w:proofErr w:type="spellEnd"/>
+      <w:proofErr w:type="gramEnd"/>
+      <w:r>
+        <w:rPr>
+          <w:rStyle w:val="Finomhivatkozs"/>
+          <w:rFonts w:ascii="Times New Roman" w:hAnsi="Times New Roman" w:cs="Times New Roman"/>
+        </w:rPr>
+        <w:t xml:space="preserve"> illetve, az adott </w:t>
+      </w:r>
+      <w:proofErr w:type="spellStart"/>
+      <w:r>
+        <w:rPr>
+          <w:rStyle w:val="Finomhivatkozs"/>
+          <w:rFonts w:ascii="Times New Roman" w:hAnsi="Times New Roman" w:cs="Times New Roman"/>
+        </w:rPr>
+        <w:t>channel-grouphoz</w:t>
+      </w:r>
+      <w:proofErr w:type="spellEnd"/>
+      <w:r>
+        <w:rPr>
+          <w:rStyle w:val="Finomhivatkozs"/>
+          <w:rFonts w:ascii="Times New Roman" w:hAnsi="Times New Roman" w:cs="Times New Roman"/>
+        </w:rPr>
+        <w:t xml:space="preserve"> tartozó </w:t>
+      </w:r>
+      <w:proofErr w:type="spellStart"/>
+      <w:r>
+        <w:rPr>
+          <w:rStyle w:val="Finomhivatkozs"/>
+          <w:rFonts w:ascii="Times New Roman" w:hAnsi="Times New Roman" w:cs="Times New Roman"/>
+        </w:rPr>
+        <w:t>interfacek</w:t>
+      </w:r>
+      <w:proofErr w:type="spellEnd"/>
+      <w:r>
+        <w:rPr>
+          <w:rStyle w:val="Finomhivatkozs"/>
+          <w:rFonts w:ascii="Times New Roman" w:hAnsi="Times New Roman" w:cs="Times New Roman"/>
+        </w:rPr>
+        <w:t xml:space="preserve">. Az SU=működik és a P = hogy a port tagja a </w:t>
+      </w:r>
+      <w:proofErr w:type="spellStart"/>
+      <w:r>
+        <w:rPr>
+          <w:rStyle w:val="Finomhivatkozs"/>
+          <w:rFonts w:ascii="Times New Roman" w:hAnsi="Times New Roman" w:cs="Times New Roman"/>
+        </w:rPr>
+        <w:t>channelnek</w:t>
+      </w:r>
+      <w:proofErr w:type="spellEnd"/>
+      <w:r>
+        <w:rPr>
+          <w:rStyle w:val="Finomhivatkozs"/>
+          <w:rFonts w:ascii="Times New Roman" w:hAnsi="Times New Roman" w:cs="Times New Roman"/>
+        </w:rPr>
+        <w:t>.</w:t>
+      </w:r>
+    </w:p>
+    <w:p>
+      <w:pPr>
+        <w:pStyle w:val="bum"/>
+        <w:rPr>
+          <w:rStyle w:val="Finomhivatkozs"/>
+          <w:rFonts w:ascii="Times New Roman" w:hAnsi="Times New Roman" w:cs="Times New Roman"/>
+        </w:rPr>
+      </w:pPr>
+      <w:r>
+        <w:rPr>
+          <w:noProof/>
+        </w:rPr>
+        <mc:AlternateContent>
+          <mc:Choice Requires="wps">
+            <w:drawing>
+              <wp:anchor distT="0" distB="0" distL="114300" distR="114300" simplePos="0" relativeHeight="251731968" behindDoc="0" locked="0" layoutInCell="1" allowOverlap="1" wp14:anchorId="7FAB0240" wp14:editId="40DE0D58">
+                <wp:simplePos x="0" y="0"/>
+                <wp:positionH relativeFrom="page">
+                  <wp:posOffset>893693</wp:posOffset>
+                </wp:positionH>
+                <wp:positionV relativeFrom="paragraph">
+                  <wp:posOffset>1834239</wp:posOffset>
+                </wp:positionV>
+                <wp:extent cx="4294533" cy="1344599"/>
+                <wp:effectExtent l="19050" t="19050" r="10795" b="27305"/>
+                <wp:wrapNone/>
+                <wp:docPr id="2018388544" name="Rectangle 1"/>
+                <wp:cNvGraphicFramePr/>
+                <a:graphic xmlns:a="http://schemas.openxmlformats.org/drawingml/2006/main">
+                  <a:graphicData uri="http://schemas.microsoft.com/office/word/2010/wordprocessingShape">
+                    <wps:wsp>
+                      <wps:cNvSpPr/>
+                      <wps:spPr>
+                        <a:xfrm>
+                          <a:off x="0" y="0"/>
+                          <a:ext cx="4294533" cy="1344599"/>
+                        </a:xfrm>
+                        <a:prstGeom prst="rect">
+                          <a:avLst/>
+                        </a:prstGeom>
+                        <a:noFill/>
+                        <a:ln w="38100">
+                          <a:solidFill>
+                            <a:schemeClr val="accent2">
+                              <a:lumMod val="75000"/>
+                            </a:schemeClr>
+                          </a:solidFill>
+                        </a:ln>
+                      </wps:spPr>
+                      <wps:style>
+                        <a:lnRef idx="2">
+                          <a:schemeClr val="accent2"/>
+                        </a:lnRef>
+                        <a:fillRef idx="1">
+                          <a:schemeClr val="lt1"/>
+                        </a:fillRef>
+                        <a:effectRef idx="0">
+                          <a:schemeClr val="accent2"/>
+                        </a:effectRef>
+                        <a:fontRef idx="minor">
+                          <a:schemeClr val="dk1"/>
+                        </a:fontRef>
+                      </wps:style>
+                      <wps:bodyPr rot="0" spcFirstLastPara="0" vertOverflow="overflow" horzOverflow="overflow" vert="horz" wrap="square" lIns="91440" tIns="45720" rIns="91440" bIns="45720" numCol="1" spcCol="0" rtlCol="0" fromWordArt="0" anchor="ctr" anchorCtr="0" forceAA="0" compatLnSpc="1">
+                        <a:prstTxWarp prst="textNoShape">
+                          <a:avLst/>
+                        </a:prstTxWarp>
+                        <a:noAutofit/>
+                      </wps:bodyPr>
+                    </wps:wsp>
+                  </a:graphicData>
+                </a:graphic>
+                <wp14:sizeRelH relativeFrom="margin">
+                  <wp14:pctWidth>0</wp14:pctWidth>
+                </wp14:sizeRelH>
+                <wp14:sizeRelV relativeFrom="margin">
+                  <wp14:pctHeight>0</wp14:pctHeight>
+                </wp14:sizeRelV>
+              </wp:anchor>
+            </w:drawing>
+          </mc:Choice>
+          <mc:Fallback>
+            <w:pict>
+              <v:rect w14:anchorId="55FFB928" id="Rectangle 1" o:spid="_x0000_s1026" style="position:absolute;margin-left:70.35pt;margin-top:144.45pt;width:338.15pt;height:105.85pt;z-index:251731968;visibility:visible;mso-wrap-style:square;mso-width-percent:0;mso-height-percent:0;mso-wrap-distance-left:9pt;mso-wrap-distance-top:0;mso-wrap-distance-right:9pt;mso-wrap-distance-bottom:0;mso-position-horizontal:absolute;mso-position-horizontal-relative:page;mso-position-vertical:absolute;mso-position-vertical-relative:text;mso-width-percent:0;mso-height-percent:0;mso-width-relative:margin;mso-height-relative:margin;v-text-anchor:middle" o:gfxdata="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" filled="f" strokecolor="#bf4e14 [2405]" strokeweight="3pt">
+                <w10:wrap anchorx="page"/>
+              </v:rect>
+            </w:pict>
+          </mc:Fallback>
+        </mc:AlternateContent>
+      </w:r>
+      <w:r>
+        <w:rPr>
+          <w:rStyle w:val="Finomhivatkozs"/>
+          <w:rFonts w:ascii="Times New Roman" w:hAnsi="Times New Roman" w:cs="Times New Roman"/>
+        </w:rPr>
+        <w:drawing>
+          <wp:inline distT="0" distB="0" distL="0" distR="0" wp14:anchorId="7F8D30EB" wp14:editId="60C28DB2">
+            <wp:extent cx="4984358" cy="3351475"/>
+            <wp:effectExtent l="0" t="0" r="6985" b="1905"/>
+            <wp:docPr id="1965356557" name="Kép 1"/>
+            <wp:cNvGraphicFramePr>
+              <a:graphicFrameLocks xmlns:a="http://schemas.openxmlformats.org/drawingml/2006/main" noChangeAspect="1"/>
+            </wp:cNvGraphicFramePr>
+            <a:graphic xmlns:a="http://schemas.openxmlformats.org/drawingml/2006/main">
+              <a:graphicData uri="http://schemas.openxmlformats.org/drawingml/2006/picture">
+                <pic:pic xmlns:pic="http://schemas.openxmlformats.org/drawingml/2006/picture">
+                  <pic:nvPicPr>
+                    <pic:cNvPr id="1965356557" name=""/>
+                    <pic:cNvPicPr/>
+                  </pic:nvPicPr>
+                  <pic:blipFill>
+                    <a:blip r:embed="rId33"/>
+                    <a:stretch>
+                      <a:fillRect/>
+                    </a:stretch>
+                  </pic:blipFill>
+                  <pic:spPr>
+                    <a:xfrm>
+                      <a:off x="0" y="0"/>
+                      <a:ext cx="4991865" cy="3356523"/>
+                    </a:xfrm>
+                    <a:prstGeom prst="rect">
+                      <a:avLst/>
+                    </a:prstGeom>
+                  </pic:spPr>
+                </pic:pic>
+              </a:graphicData>
+            </a:graphic>
+          </wp:inline>
+        </w:drawing>
+      </w:r>
+    </w:p>
+    <w:p>
+      <w:pPr>
+        <w:pStyle w:val="bum"/>
+        <w:rPr>
+          <w:rStyle w:val="Finomhivatkozs"/>
+          <w:rFonts w:ascii="Times New Roman" w:hAnsi="Times New Roman" w:cs="Times New Roman"/>
+        </w:rPr>
+      </w:pPr>
+      <w:r>
+        <w:rPr>
+          <w:rStyle w:val="Finomhivatkozs"/>
+          <w:rFonts w:ascii="Times New Roman" w:hAnsi="Times New Roman" w:cs="Times New Roman"/>
+        </w:rPr>
+        <w:lastRenderedPageBreak/>
+        <w:t xml:space="preserve">A szemléltetés okán elvágtam a 4-es és 3-as </w:t>
+      </w:r>
+      <w:proofErr w:type="spellStart"/>
+      <w:r>
+        <w:rPr>
+          <w:rStyle w:val="Finomhivatkozs"/>
+          <w:rFonts w:ascii="Times New Roman" w:hAnsi="Times New Roman" w:cs="Times New Roman"/>
+        </w:rPr>
+        <w:t>switch</w:t>
+      </w:r>
+      <w:proofErr w:type="spellEnd"/>
+      <w:r>
+        <w:rPr>
+          <w:rStyle w:val="Finomhivatkozs"/>
+          <w:rFonts w:ascii="Times New Roman" w:hAnsi="Times New Roman" w:cs="Times New Roman"/>
+        </w:rPr>
+        <w:t xml:space="preserve"> között a kábelt annak </w:t>
+      </w:r>
+      <w:proofErr w:type="gramStart"/>
+      <w:r>
+        <w:rPr>
+          <w:rStyle w:val="Finomhivatkozs"/>
+          <w:rFonts w:ascii="Times New Roman" w:hAnsi="Times New Roman" w:cs="Times New Roman"/>
+        </w:rPr>
+        <w:t>érdekében</w:t>
+      </w:r>
+      <w:proofErr w:type="gramEnd"/>
+      <w:r>
+        <w:rPr>
+          <w:rStyle w:val="Finomhivatkozs"/>
+          <w:rFonts w:ascii="Times New Roman" w:hAnsi="Times New Roman" w:cs="Times New Roman"/>
+        </w:rPr>
+        <w:t xml:space="preserve"> ha a </w:t>
+      </w:r>
+      <w:proofErr w:type="spellStart"/>
+      <w:r>
+        <w:rPr>
+          <w:rStyle w:val="Finomhivatkozs"/>
+          <w:rFonts w:ascii="Times New Roman" w:hAnsi="Times New Roman" w:cs="Times New Roman"/>
+        </w:rPr>
+        <w:t>switch</w:t>
+      </w:r>
+      <w:proofErr w:type="spellEnd"/>
+      <w:r>
+        <w:rPr>
+          <w:rStyle w:val="Finomhivatkozs"/>
+          <w:rFonts w:ascii="Times New Roman" w:hAnsi="Times New Roman" w:cs="Times New Roman"/>
+        </w:rPr>
+        <w:t xml:space="preserve"> meghibásodást észlel akkor ne irányítsa át a forgalmat a feszítőfa.</w:t>
+      </w:r>
+    </w:p>
+    <w:p>
+      <w:pPr>
+        <w:pStyle w:val="bum"/>
+        <w:rPr>
+          <w:rStyle w:val="Finomhivatkozs"/>
+          <w:rFonts w:ascii="Times New Roman" w:hAnsi="Times New Roman" w:cs="Times New Roman"/>
+        </w:rPr>
+      </w:pPr>
+      <w:r>
+        <w:rPr>
+          <w:rStyle w:val="Finomhivatkozs"/>
+          <w:rFonts w:ascii="Times New Roman" w:hAnsi="Times New Roman" w:cs="Times New Roman"/>
+        </w:rPr>
+        <w:drawing>
+          <wp:inline distT="0" distB="0" distL="0" distR="0" wp14:anchorId="71C0F928" wp14:editId="3DF37C48">
+            <wp:extent cx="5760720" cy="3388995"/>
+            <wp:effectExtent l="0" t="0" r="0" b="1905"/>
+            <wp:docPr id="1090127152" name="Kép 1"/>
+            <wp:cNvGraphicFramePr>
+              <a:graphicFrameLocks xmlns:a="http://schemas.openxmlformats.org/drawingml/2006/main" noChangeAspect="1"/>
+            </wp:cNvGraphicFramePr>
+            <a:graphic xmlns:a="http://schemas.openxmlformats.org/drawingml/2006/main">
+              <a:graphicData uri="http://schemas.openxmlformats.org/drawingml/2006/picture">
+                <pic:pic xmlns:pic="http://schemas.openxmlformats.org/drawingml/2006/picture">
+                  <pic:nvPicPr>
+                    <pic:cNvPr id="1090127152" name=""/>
+                    <pic:cNvPicPr/>
+                  </pic:nvPicPr>
+                  <pic:blipFill>
+                    <a:blip r:embed="rId34"/>
+                    <a:stretch>
+                      <a:fillRect/>
+                    </a:stretch>
+                  </pic:blipFill>
+                  <pic:spPr>
+                    <a:xfrm>
+                      <a:off x="0" y="0"/>
+                      <a:ext cx="5760720" cy="3388995"/>
+                    </a:xfrm>
+                    <a:prstGeom prst="rect">
+                      <a:avLst/>
+                    </a:prstGeom>
+                  </pic:spPr>
+                </pic:pic>
+              </a:graphicData>
+            </a:graphic>
+          </wp:inline>
+        </w:drawing>
+      </w:r>
+    </w:p>
+    <w:p>
+      <w:pPr>
+        <w:pStyle w:val="bum"/>
+        <w:rPr>
+          <w:rStyle w:val="Finomhivatkozs"/>
+          <w:rFonts w:ascii="Times New Roman" w:hAnsi="Times New Roman" w:cs="Times New Roman"/>
+        </w:rPr>
+      </w:pPr>
+      <w:r>
+        <w:rPr>
+          <w:rStyle w:val="Finomhivatkozs"/>
+          <w:rFonts w:ascii="Times New Roman" w:hAnsi="Times New Roman" w:cs="Times New Roman"/>
+        </w:rPr>
+        <w:t xml:space="preserve">Abban az </w:t>
+      </w:r>
+      <w:proofErr w:type="gramStart"/>
+      <w:r>
+        <w:rPr>
+          <w:rStyle w:val="Finomhivatkozs"/>
+          <w:rFonts w:ascii="Times New Roman" w:hAnsi="Times New Roman" w:cs="Times New Roman"/>
+        </w:rPr>
+        <w:t>esetben</w:t>
+      </w:r>
+      <w:proofErr w:type="gramEnd"/>
+      <w:r>
+        <w:rPr>
+          <w:rStyle w:val="Finomhivatkozs"/>
+          <w:rFonts w:ascii="Times New Roman" w:hAnsi="Times New Roman" w:cs="Times New Roman"/>
+        </w:rPr>
+        <w:t xml:space="preserve"> ha így </w:t>
+      </w:r>
+      <w:proofErr w:type="spellStart"/>
+      <w:r>
+        <w:rPr>
+          <w:rStyle w:val="Finomhivatkozs"/>
+          <w:rFonts w:ascii="Times New Roman" w:hAnsi="Times New Roman" w:cs="Times New Roman"/>
+        </w:rPr>
+        <w:t>átpingelek</w:t>
+      </w:r>
+      <w:proofErr w:type="spellEnd"/>
+      <w:r>
+        <w:rPr>
+          <w:rStyle w:val="Finomhivatkozs"/>
+          <w:rFonts w:ascii="Times New Roman" w:hAnsi="Times New Roman" w:cs="Times New Roman"/>
+        </w:rPr>
+        <w:t xml:space="preserve"> a sikeresen megérkezik:</w:t>
+      </w:r>
+    </w:p>
+    <w:p>
+      <w:pPr>
+        <w:pStyle w:val="bum"/>
+        <w:rPr>
+          <w:rStyle w:val="Finomhivatkozs"/>
+          <w:rFonts w:ascii="Times New Roman" w:hAnsi="Times New Roman" w:cs="Times New Roman"/>
+        </w:rPr>
+      </w:pPr>
+      <w:r>
+        <w:rPr>
+          <w:rStyle w:val="Finomhivatkozs"/>
+          <w:rFonts w:ascii="Times New Roman" w:hAnsi="Times New Roman" w:cs="Times New Roman"/>
+        </w:rPr>
+        <w:drawing>
+          <wp:inline distT="0" distB="0" distL="0" distR="0" wp14:anchorId="08645148" wp14:editId="5B545A94">
+            <wp:extent cx="5585533" cy="2455545"/>
+            <wp:effectExtent l="0" t="0" r="0" b="1905"/>
+            <wp:docPr id="1659161349" name="Kép 1"/>
+            <wp:cNvGraphicFramePr>
+              <a:graphicFrameLocks xmlns:a="http://schemas.openxmlformats.org/drawingml/2006/main" noChangeAspect="1"/>
+            </wp:cNvGraphicFramePr>
+            <a:graphic xmlns:a="http://schemas.openxmlformats.org/drawingml/2006/main">
+              <a:graphicData uri="http://schemas.openxmlformats.org/drawingml/2006/picture">
+                <pic:pic xmlns:pic="http://schemas.openxmlformats.org/drawingml/2006/picture">
+                  <pic:nvPicPr>
+                    <pic:cNvPr id="1659161349" name=""/>
+                    <pic:cNvPicPr/>
+                  </pic:nvPicPr>
+                  <pic:blipFill rotWithShape="1">
+                    <a:blip r:embed="rId35"/>
+                    <a:srcRect l="3037" t="36301"/>
+                    <a:stretch>
+                      <a:fillRect/>
+                    </a:stretch>
+                  </pic:blipFill>
+                  <pic:spPr bwMode="auto">
+                    <a:xfrm>
+                      <a:off x="0" y="0"/>
+                      <a:ext cx="5585783" cy="2455655"/>
+                    </a:xfrm>
+                    <a:prstGeom prst="rect">
+                      <a:avLst/>
+                    </a:prstGeom>
+                    <a:ln>
+                      <a:noFill/>
+                    </a:ln>
+                    <a:extLst>
+                      <a:ext uri="{53640926-AAD7-44D8-BBD7-CCE9431645EC}">
+                        <a14:shadowObscured xmlns:a14="http://schemas.microsoft.com/office/drawing/2010/main"/>
+                      </a:ext>
+                    </a:extLst>
+                  </pic:spPr>
+                </pic:pic>
+              </a:graphicData>
+            </a:graphic>
+          </wp:inline>
+        </w:drawing>
+      </w:r>
+    </w:p>
+    <w:p>
+      <w:pPr>
+        <w:pStyle w:val="bum"/>
+        <w:rPr>
+          <w:rStyle w:val="Finomhivatkozs"/>
+          <w:rFonts w:ascii="Times New Roman" w:hAnsi="Times New Roman" w:cs="Times New Roman"/>
+        </w:rPr>
+      </w:pPr>
+      <w:r>
+        <w:rPr>
+          <w:rStyle w:val="Finomhivatkozs"/>
+          <w:rFonts w:ascii="Times New Roman" w:hAnsi="Times New Roman" w:cs="Times New Roman"/>
+        </w:rPr>
+        <w:t>Abban az esetben</w:t>
+      </w:r>
+      <w:r>
+        <w:rPr>
+          <w:rStyle w:val="Finomhivatkozs"/>
+          <w:rFonts w:ascii="Times New Roman" w:hAnsi="Times New Roman" w:cs="Times New Roman"/>
+        </w:rPr>
+        <w:t xml:space="preserve">, </w:t>
+      </w:r>
+      <w:r>
+        <w:rPr>
+          <w:rStyle w:val="Finomhivatkozs"/>
+          <w:rFonts w:ascii="Times New Roman" w:hAnsi="Times New Roman" w:cs="Times New Roman"/>
+        </w:rPr>
+        <w:t xml:space="preserve">ha elvágom </w:t>
+      </w:r>
+      <w:proofErr w:type="spellStart"/>
+      <w:r>
+        <w:rPr>
+          <w:rStyle w:val="Finomhivatkozs"/>
+          <w:rFonts w:ascii="Times New Roman" w:hAnsi="Times New Roman" w:cs="Times New Roman"/>
+        </w:rPr>
+        <w:t>channel-group</w:t>
+      </w:r>
+      <w:proofErr w:type="spellEnd"/>
+      <w:r>
+        <w:rPr>
+          <w:rStyle w:val="Finomhivatkozs"/>
+          <w:rFonts w:ascii="Times New Roman" w:hAnsi="Times New Roman" w:cs="Times New Roman"/>
+        </w:rPr>
+        <w:t xml:space="preserve"> egyik </w:t>
+      </w:r>
+      <w:r>
+        <w:rPr>
+          <w:rStyle w:val="Finomhivatkozs"/>
+          <w:rFonts w:ascii="Times New Roman" w:hAnsi="Times New Roman" w:cs="Times New Roman"/>
+        </w:rPr>
+        <w:t>kábelét</w:t>
+      </w:r>
+      <w:r>
+        <w:rPr>
+          <w:rStyle w:val="Finomhivatkozs"/>
+          <w:rFonts w:ascii="Times New Roman" w:hAnsi="Times New Roman" w:cs="Times New Roman"/>
+        </w:rPr>
+        <w:t xml:space="preserve"> </w:t>
+      </w:r>
+      <w:proofErr w:type="gramStart"/>
+      <w:r>
+        <w:rPr>
+          <w:rStyle w:val="Finomhivatkozs"/>
+          <w:rFonts w:ascii="Times New Roman" w:hAnsi="Times New Roman" w:cs="Times New Roman"/>
+        </w:rPr>
+        <w:t>akk</w:t>
+      </w:r>
+      <w:r>
+        <w:rPr>
+          <w:rStyle w:val="Finomhivatkozs"/>
+          <w:rFonts w:ascii="Times New Roman" w:hAnsi="Times New Roman" w:cs="Times New Roman"/>
+        </w:rPr>
+        <w:t>or</w:t>
+      </w:r>
+      <w:proofErr w:type="gramEnd"/>
+      <w:r>
+        <w:rPr>
+          <w:rStyle w:val="Finomhivatkozs"/>
+          <w:rFonts w:ascii="Times New Roman" w:hAnsi="Times New Roman" w:cs="Times New Roman"/>
+        </w:rPr>
+        <w:t xml:space="preserve"> ha az </w:t>
+      </w:r>
+      <w:proofErr w:type="spellStart"/>
+      <w:r>
+        <w:rPr>
+          <w:rStyle w:val="Finomhivatkozs"/>
+          <w:rFonts w:ascii="Times New Roman" w:hAnsi="Times New Roman" w:cs="Times New Roman"/>
+        </w:rPr>
+        <w:t>Etherchannel</w:t>
+      </w:r>
+      <w:proofErr w:type="spellEnd"/>
+      <w:r>
+        <w:rPr>
+          <w:rStyle w:val="Finomhivatkozs"/>
+          <w:rFonts w:ascii="Times New Roman" w:hAnsi="Times New Roman" w:cs="Times New Roman"/>
+        </w:rPr>
+        <w:t xml:space="preserve"> működik akkor továbbra is átmegy a </w:t>
+      </w:r>
+      <w:proofErr w:type="spellStart"/>
+      <w:r>
+        <w:rPr>
+          <w:rStyle w:val="Finomhivatkozs"/>
+          <w:rFonts w:ascii="Times New Roman" w:hAnsi="Times New Roman" w:cs="Times New Roman"/>
+        </w:rPr>
+        <w:t>ping</w:t>
+      </w:r>
+      <w:proofErr w:type="spellEnd"/>
+      <w:r>
+        <w:rPr>
+          <w:rStyle w:val="Finomhivatkozs"/>
+          <w:rFonts w:ascii="Times New Roman" w:hAnsi="Times New Roman" w:cs="Times New Roman"/>
+        </w:rPr>
+        <w:t>:</w:t>
+      </w:r>
+    </w:p>
+    <w:p>
+      <w:pPr>
+        <w:pStyle w:val="bum"/>
+        <w:rPr>
+          <w:rStyle w:val="Finomhivatkozs"/>
+          <w:rFonts w:ascii="Times New Roman" w:hAnsi="Times New Roman" w:cs="Times New Roman"/>
+        </w:rPr>
+      </w:pPr>
+      <w:r>
+        <w:rPr>
+          <w:rStyle w:val="Finomhivatkozs"/>
+          <w:rFonts w:ascii="Times New Roman" w:hAnsi="Times New Roman" w:cs="Times New Roman"/>
+        </w:rPr>
+        <w:lastRenderedPageBreak/>
+        <w:drawing>
+          <wp:inline distT="0" distB="0" distL="0" distR="0" wp14:anchorId="0C5343C2" wp14:editId="6A9EEC8D">
+            <wp:extent cx="5760720" cy="3696970"/>
+            <wp:effectExtent l="0" t="0" r="0" b="0"/>
+            <wp:docPr id="2144186215" name="Kép 1"/>
+            <wp:cNvGraphicFramePr>
+              <a:graphicFrameLocks xmlns:a="http://schemas.openxmlformats.org/drawingml/2006/main" noChangeAspect="1"/>
+            </wp:cNvGraphicFramePr>
+            <a:graphic xmlns:a="http://schemas.openxmlformats.org/drawingml/2006/main">
+              <a:graphicData uri="http://schemas.openxmlformats.org/drawingml/2006/picture">
+                <pic:pic xmlns:pic="http://schemas.openxmlformats.org/drawingml/2006/picture">
+                  <pic:nvPicPr>
+                    <pic:cNvPr id="2144186215" name=""/>
+                    <pic:cNvPicPr/>
+                  </pic:nvPicPr>
+                  <pic:blipFill>
+                    <a:blip r:embed="rId36"/>
+                    <a:stretch>
+                      <a:fillRect/>
+                    </a:stretch>
+                  </pic:blipFill>
+                  <pic:spPr>
+                    <a:xfrm>
+                      <a:off x="0" y="0"/>
+                      <a:ext cx="5760720" cy="3696970"/>
+                    </a:xfrm>
+                    <a:prstGeom prst="rect">
+                      <a:avLst/>
+                    </a:prstGeom>
+                  </pic:spPr>
+                </pic:pic>
+              </a:graphicData>
+            </a:graphic>
+          </wp:inline>
+        </w:drawing>
+      </w:r>
+    </w:p>
+    <w:p>
+      <w:pPr>
+        <w:pStyle w:val="bum"/>
+        <w:rPr>
+          <w:rStyle w:val="Finomhivatkozs"/>
+          <w:rFonts w:ascii="Times New Roman" w:hAnsi="Times New Roman" w:cs="Times New Roman"/>
+        </w:rPr>
+      </w:pPr>
+      <w:r>
+        <w:rPr>
+          <w:rStyle w:val="Finomhivatkozs"/>
+          <w:rFonts w:ascii="Times New Roman" w:hAnsi="Times New Roman" w:cs="Times New Roman"/>
+        </w:rPr>
+        <w:t>Mivel a kapcsolat nem szakadt meg és a forgalom továbbra is működik ezért a teszt sikeresnek bizonyul.</w:t>
+      </w:r>
+    </w:p>
+    <w:p>
+      <w:pPr>
+        <w:pStyle w:val="bum"/>
+        <w:rPr>
+          <w:rFonts w:ascii="Times New Roman" w:hAnsi="Times New Roman" w:cs="Times New Roman"/>
+          <w:smallCaps/>
+          <w:color w:val="5A5A5A" w:themeColor="text1" w:themeTint="A5"/>
+        </w:rPr>
+      </w:pPr>
+      <w:r>
+        <w:rPr>
+          <w:rFonts w:ascii="Times New Roman" w:hAnsi="Times New Roman" w:cs="Times New Roman"/>
+          <w:smallCaps/>
+          <w:color w:val="5A5A5A" w:themeColor="text1" w:themeTint="A5"/>
+        </w:rPr>
+        <w:t xml:space="preserve">Port </w:t>
+      </w:r>
+      <w:proofErr w:type="spellStart"/>
+      <w:r>
+        <w:rPr>
+          <w:rFonts w:ascii="Times New Roman" w:hAnsi="Times New Roman" w:cs="Times New Roman"/>
+          <w:smallCaps/>
+          <w:color w:val="5A5A5A" w:themeColor="text1" w:themeTint="A5"/>
+        </w:rPr>
+        <w:t>s</w:t>
+      </w:r>
+      <w:r>
+        <w:rPr>
+          <w:rFonts w:ascii="Times New Roman" w:hAnsi="Times New Roman" w:cs="Times New Roman"/>
+          <w:smallCaps/>
+          <w:color w:val="5A5A5A" w:themeColor="text1" w:themeTint="A5"/>
+        </w:rPr>
+        <w:t>ecurity</w:t>
+      </w:r>
+      <w:proofErr w:type="spellEnd"/>
+      <w:r>
+        <w:rPr>
+          <w:rFonts w:ascii="Times New Roman" w:hAnsi="Times New Roman" w:cs="Times New Roman"/>
+          <w:smallCaps/>
+          <w:color w:val="5A5A5A" w:themeColor="text1" w:themeTint="A5"/>
+        </w:rPr>
+        <w:t xml:space="preserve"> tesztelése:</w:t>
+      </w:r>
+    </w:p>
+    <w:p>
+      <w:pPr>
+        <w:pStyle w:val="bum"/>
+        <w:rPr>
+          <w:rFonts w:ascii="Times New Roman" w:hAnsi="Times New Roman" w:cs="Times New Roman"/>
+          <w:smallCaps/>
+          <w:color w:val="5A5A5A" w:themeColor="text1" w:themeTint="A5"/>
+        </w:rPr>
+      </w:pPr>
+      <w:r>
+        <w:rPr>
+          <w:rFonts w:ascii="Times New Roman" w:hAnsi="Times New Roman" w:cs="Times New Roman"/>
+          <w:smallCaps/>
+          <w:color w:val="5A5A5A" w:themeColor="text1" w:themeTint="A5"/>
+        </w:rPr>
+        <w:t>A teszt célja megmutatni</w:t>
+      </w:r>
+      <w:r>
+        <w:rPr>
+          <w:rFonts w:ascii="Times New Roman" w:hAnsi="Times New Roman" w:cs="Times New Roman"/>
+          <w:smallCaps/>
+          <w:color w:val="5A5A5A" w:themeColor="text1" w:themeTint="A5"/>
+        </w:rPr>
+        <w:t>,</w:t>
+      </w:r>
+      <w:r>
+        <w:rPr>
+          <w:rFonts w:ascii="Times New Roman" w:hAnsi="Times New Roman" w:cs="Times New Roman"/>
+          <w:smallCaps/>
+          <w:color w:val="5A5A5A" w:themeColor="text1" w:themeTint="A5"/>
+        </w:rPr>
+        <w:t xml:space="preserve"> hogy jogosulatlan eszközök becsatlakozását blokkolja a hálózat </w:t>
+      </w:r>
+      <w:r>
+        <w:rPr>
+          <w:rFonts w:ascii="Times New Roman" w:hAnsi="Times New Roman" w:cs="Times New Roman"/>
+          <w:smallCaps/>
+          <w:color w:val="5A5A5A" w:themeColor="text1" w:themeTint="A5"/>
+        </w:rPr>
+        <w:t xml:space="preserve">és a beállított </w:t>
+      </w:r>
+      <w:proofErr w:type="spellStart"/>
+      <w:r>
+        <w:rPr>
+          <w:rFonts w:ascii="Times New Roman" w:hAnsi="Times New Roman" w:cs="Times New Roman"/>
+          <w:smallCaps/>
+          <w:color w:val="5A5A5A" w:themeColor="text1" w:themeTint="A5"/>
+        </w:rPr>
+        <w:t>violation</w:t>
+      </w:r>
+      <w:proofErr w:type="spellEnd"/>
+      <w:r>
+        <w:rPr>
+          <w:rFonts w:ascii="Times New Roman" w:hAnsi="Times New Roman" w:cs="Times New Roman"/>
+          <w:smallCaps/>
+          <w:color w:val="5A5A5A" w:themeColor="text1" w:themeTint="A5"/>
+        </w:rPr>
+        <w:t xml:space="preserve"> </w:t>
+      </w:r>
+      <w:proofErr w:type="spellStart"/>
+      <w:r>
+        <w:rPr>
+          <w:rFonts w:ascii="Times New Roman" w:hAnsi="Times New Roman" w:cs="Times New Roman"/>
+          <w:smallCaps/>
+          <w:color w:val="5A5A5A" w:themeColor="text1" w:themeTint="A5"/>
+        </w:rPr>
+        <w:t>mode</w:t>
+      </w:r>
+      <w:proofErr w:type="spellEnd"/>
+      <w:r>
+        <w:rPr>
+          <w:rFonts w:ascii="Times New Roman" w:hAnsi="Times New Roman" w:cs="Times New Roman"/>
+          <w:smallCaps/>
+          <w:color w:val="5A5A5A" w:themeColor="text1" w:themeTint="A5"/>
+        </w:rPr>
+        <w:t xml:space="preserve"> helyesen működik. A mi topológiánkban a port-</w:t>
+      </w:r>
+      <w:proofErr w:type="spellStart"/>
+      <w:r>
+        <w:rPr>
+          <w:rFonts w:ascii="Times New Roman" w:hAnsi="Times New Roman" w:cs="Times New Roman"/>
+          <w:smallCaps/>
+          <w:color w:val="5A5A5A" w:themeColor="text1" w:themeTint="A5"/>
+        </w:rPr>
+        <w:t>security</w:t>
+      </w:r>
+      <w:proofErr w:type="spellEnd"/>
+      <w:r>
+        <w:rPr>
+          <w:rFonts w:ascii="Times New Roman" w:hAnsi="Times New Roman" w:cs="Times New Roman"/>
+          <w:smallCaps/>
+          <w:color w:val="5A5A5A" w:themeColor="text1" w:themeTint="A5"/>
+        </w:rPr>
+        <w:t xml:space="preserve"> A </w:t>
+      </w:r>
+      <w:proofErr w:type="spellStart"/>
+      <w:r>
+        <w:rPr>
+          <w:rFonts w:ascii="Times New Roman" w:hAnsi="Times New Roman" w:cs="Times New Roman"/>
+          <w:smallCaps/>
+          <w:color w:val="5A5A5A" w:themeColor="text1" w:themeTint="A5"/>
+        </w:rPr>
+        <w:t>titkarsag</w:t>
+      </w:r>
+      <w:proofErr w:type="spellEnd"/>
+      <w:r>
+        <w:rPr>
+          <w:rFonts w:ascii="Times New Roman" w:hAnsi="Times New Roman" w:cs="Times New Roman"/>
+          <w:smallCaps/>
+          <w:color w:val="5A5A5A" w:themeColor="text1" w:themeTint="A5"/>
+        </w:rPr>
+        <w:t xml:space="preserve"> </w:t>
+      </w:r>
+      <w:proofErr w:type="spellStart"/>
+      <w:r>
+        <w:rPr>
+          <w:rFonts w:ascii="Times New Roman" w:hAnsi="Times New Roman" w:cs="Times New Roman"/>
+          <w:smallCaps/>
+          <w:color w:val="5A5A5A" w:themeColor="text1" w:themeTint="A5"/>
+        </w:rPr>
+        <w:t>budapest</w:t>
+      </w:r>
+      <w:proofErr w:type="spellEnd"/>
+      <w:r>
+        <w:rPr>
+          <w:rFonts w:ascii="Times New Roman" w:hAnsi="Times New Roman" w:cs="Times New Roman"/>
+          <w:smallCaps/>
+          <w:color w:val="5A5A5A" w:themeColor="text1" w:themeTint="A5"/>
+        </w:rPr>
+        <w:t xml:space="preserve"> területen található és a JOG_SW router kezeli. Ha kiadjuk a „show port-</w:t>
+      </w:r>
+      <w:proofErr w:type="spellStart"/>
+      <w:r>
+        <w:rPr>
+          <w:rFonts w:ascii="Times New Roman" w:hAnsi="Times New Roman" w:cs="Times New Roman"/>
+          <w:smallCaps/>
+          <w:color w:val="5A5A5A" w:themeColor="text1" w:themeTint="A5"/>
+        </w:rPr>
+        <w:t>security</w:t>
+      </w:r>
+      <w:proofErr w:type="spellEnd"/>
+      <w:r>
+        <w:rPr>
+          <w:rFonts w:ascii="Times New Roman" w:hAnsi="Times New Roman" w:cs="Times New Roman"/>
+          <w:smallCaps/>
+          <w:color w:val="5A5A5A" w:themeColor="text1" w:themeTint="A5"/>
+        </w:rPr>
+        <w:t xml:space="preserve">” parancsot láthatjuk, hogy mely </w:t>
+      </w:r>
+      <w:proofErr w:type="spellStart"/>
+      <w:r>
+        <w:rPr>
+          <w:rFonts w:ascii="Times New Roman" w:hAnsi="Times New Roman" w:cs="Times New Roman"/>
+          <w:smallCaps/>
+          <w:color w:val="5A5A5A" w:themeColor="text1" w:themeTint="A5"/>
+        </w:rPr>
+        <w:t>interfacekre</w:t>
+      </w:r>
+      <w:proofErr w:type="spellEnd"/>
+      <w:r>
+        <w:rPr>
+          <w:rFonts w:ascii="Times New Roman" w:hAnsi="Times New Roman" w:cs="Times New Roman"/>
+          <w:smallCaps/>
+          <w:color w:val="5A5A5A" w:themeColor="text1" w:themeTint="A5"/>
+        </w:rPr>
+        <w:t xml:space="preserve"> lett konfigurálva port biztonság</w:t>
+      </w:r>
+      <w:r>
+        <w:rPr>
+          <w:rFonts w:ascii="Times New Roman" w:hAnsi="Times New Roman" w:cs="Times New Roman"/>
+          <w:smallCaps/>
+          <w:color w:val="5A5A5A" w:themeColor="text1" w:themeTint="A5"/>
+        </w:rPr>
+        <w:t xml:space="preserve"> és hogy milyen </w:t>
+      </w:r>
+      <w:proofErr w:type="spellStart"/>
+      <w:r>
+        <w:rPr>
+          <w:rFonts w:ascii="Times New Roman" w:hAnsi="Times New Roman" w:cs="Times New Roman"/>
+          <w:smallCaps/>
+          <w:color w:val="5A5A5A" w:themeColor="text1" w:themeTint="A5"/>
+        </w:rPr>
+        <w:t>violation</w:t>
+      </w:r>
+      <w:proofErr w:type="spellEnd"/>
+      <w:r>
+        <w:rPr>
+          <w:rFonts w:ascii="Times New Roman" w:hAnsi="Times New Roman" w:cs="Times New Roman"/>
+          <w:smallCaps/>
+          <w:color w:val="5A5A5A" w:themeColor="text1" w:themeTint="A5"/>
+        </w:rPr>
+        <w:t xml:space="preserve"> módba vannak</w:t>
+      </w:r>
+      <w:r>
+        <w:rPr>
+          <w:rFonts w:ascii="Times New Roman" w:hAnsi="Times New Roman" w:cs="Times New Roman"/>
+          <w:smallCaps/>
+          <w:color w:val="5A5A5A" w:themeColor="text1" w:themeTint="A5"/>
+        </w:rPr>
+        <w:t>:</w:t>
+      </w:r>
+    </w:p>
+    <w:p>
+      <w:pPr>
+        <w:pStyle w:val="bum"/>
+        <w:rPr>
+          <w:rStyle w:val="Finomhivatkozs"/>
+          <w:rFonts w:ascii="Times New Roman" w:hAnsi="Times New Roman" w:cs="Times New Roman"/>
+        </w:rPr>
+      </w:pPr>
+      <w:r>
+        <w:rPr>
+          <w:rStyle w:val="Finomhivatkozs"/>
+          <w:rFonts w:ascii="Times New Roman" w:hAnsi="Times New Roman" w:cs="Times New Roman"/>
+        </w:rPr>
+        <w:drawing>
+          <wp:inline distT="0" distB="0" distL="0" distR="0" wp14:anchorId="773448B1" wp14:editId="4BA9E6BB">
+            <wp:extent cx="5760720" cy="1650365"/>
+            <wp:effectExtent l="0" t="0" r="0" b="6985"/>
+            <wp:docPr id="692605454" name="Kép 1"/>
+            <wp:cNvGraphicFramePr>
+              <a:graphicFrameLocks xmlns:a="http://schemas.openxmlformats.org/drawingml/2006/main" noChangeAspect="1"/>
+            </wp:cNvGraphicFramePr>
+            <a:graphic xmlns:a="http://schemas.openxmlformats.org/drawingml/2006/main">
+              <a:graphicData uri="http://schemas.openxmlformats.org/drawingml/2006/picture">
+                <pic:pic xmlns:pic="http://schemas.openxmlformats.org/drawingml/2006/picture">
+                  <pic:nvPicPr>
+                    <pic:cNvPr id="692605454" name=""/>
+                    <pic:cNvPicPr/>
+                  </pic:nvPicPr>
+                  <pic:blipFill>
+                    <a:blip r:embed="rId37"/>
+                    <a:stretch>
+                      <a:fillRect/>
+                    </a:stretch>
+                  </pic:blipFill>
+                  <pic:spPr>
+                    <a:xfrm>
+                      <a:off x="0" y="0"/>
+                      <a:ext cx="5760720" cy="1650365"/>
+                    </a:xfrm>
+                    <a:prstGeom prst="rect">
+                      <a:avLst/>
+                    </a:prstGeom>
+                  </pic:spPr>
+                </pic:pic>
+              </a:graphicData>
+            </a:graphic>
+          </wp:inline>
+        </w:drawing>
+      </w:r>
+    </w:p>
+    <w:p>
+      <w:pPr>
+        <w:pStyle w:val="bum"/>
+        <w:rPr>
+          <w:rStyle w:val="Finomhivatkozs"/>
+          <w:rFonts w:ascii="Times New Roman" w:hAnsi="Times New Roman" w:cs="Times New Roman"/>
+        </w:rPr>
+      </w:pPr>
+      <w:r>
+        <w:rPr>
+          <w:rStyle w:val="Finomhivatkozs"/>
+          <w:rFonts w:ascii="Times New Roman" w:hAnsi="Times New Roman" w:cs="Times New Roman"/>
+        </w:rPr>
+        <w:t>Külön lekérdezés esetén meg több információt tudhatunk meg arról</w:t>
+      </w:r>
+      <w:r>
+        <w:rPr>
+          <w:rStyle w:val="Finomhivatkozs"/>
+          <w:rFonts w:ascii="Times New Roman" w:hAnsi="Times New Roman" w:cs="Times New Roman"/>
+        </w:rPr>
+        <w:t>,</w:t>
+      </w:r>
+      <w:r>
+        <w:rPr>
+          <w:rStyle w:val="Finomhivatkozs"/>
+          <w:rFonts w:ascii="Times New Roman" w:hAnsi="Times New Roman" w:cs="Times New Roman"/>
+        </w:rPr>
+        <w:t xml:space="preserve"> hogy hányszor történt biztonsági sértés, hány MAC </w:t>
+      </w:r>
+      <w:proofErr w:type="spellStart"/>
+      <w:r>
+        <w:rPr>
+          <w:rStyle w:val="Finomhivatkozs"/>
+          <w:rFonts w:ascii="Times New Roman" w:hAnsi="Times New Roman" w:cs="Times New Roman"/>
+        </w:rPr>
+        <w:t>address</w:t>
+      </w:r>
+      <w:proofErr w:type="spellEnd"/>
+      <w:r>
+        <w:rPr>
+          <w:rStyle w:val="Finomhivatkozs"/>
+          <w:rFonts w:ascii="Times New Roman" w:hAnsi="Times New Roman" w:cs="Times New Roman"/>
+        </w:rPr>
+        <w:t xml:space="preserve"> tanulható meg maximum</w:t>
+      </w:r>
+      <w:r>
+        <w:rPr>
+          <w:rStyle w:val="Finomhivatkozs"/>
+          <w:rFonts w:ascii="Times New Roman" w:hAnsi="Times New Roman" w:cs="Times New Roman"/>
+        </w:rPr>
+        <w:t>,</w:t>
+      </w:r>
+      <w:r>
+        <w:rPr>
+          <w:rStyle w:val="Finomhivatkozs"/>
+          <w:rFonts w:ascii="Times New Roman" w:hAnsi="Times New Roman" w:cs="Times New Roman"/>
+        </w:rPr>
+        <w:t xml:space="preserve"> illetve a port st</w:t>
+      </w:r>
+      <w:r>
+        <w:rPr>
+          <w:rStyle w:val="Finomhivatkozs"/>
+          <w:rFonts w:ascii="Times New Roman" w:hAnsi="Times New Roman" w:cs="Times New Roman"/>
+        </w:rPr>
+        <w:t>át</w:t>
+      </w:r>
+      <w:r>
+        <w:rPr>
+          <w:rStyle w:val="Finomhivatkozs"/>
+          <w:rFonts w:ascii="Times New Roman" w:hAnsi="Times New Roman" w:cs="Times New Roman"/>
+        </w:rPr>
+        <w:t>uszával kapcsolatos információkat tudhatunk meg:</w:t>
+      </w:r>
+    </w:p>
+    <w:p>
+      <w:pPr>
+        <w:pStyle w:val="bum"/>
+        <w:rPr>
+          <w:rStyle w:val="Finomhivatkozs"/>
+          <w:rFonts w:ascii="Times New Roman" w:hAnsi="Times New Roman" w:cs="Times New Roman"/>
+        </w:rPr>
+      </w:pPr>
+      <w:r>
+        <w:rPr>
+          <w:noProof/>
+        </w:rPr>
+        <w:lastRenderedPageBreak/>
+        <mc:AlternateContent>
+          <mc:Choice Requires="wps">
+            <w:drawing>
+              <wp:anchor distT="0" distB="0" distL="114300" distR="114300" simplePos="0" relativeHeight="251736064" behindDoc="0" locked="0" layoutInCell="1" allowOverlap="1" wp14:anchorId="63C14FBE" wp14:editId="61E2F703">
+                <wp:simplePos x="0" y="0"/>
+                <wp:positionH relativeFrom="page">
+                  <wp:posOffset>969231</wp:posOffset>
+                </wp:positionH>
+                <wp:positionV relativeFrom="paragraph">
+                  <wp:posOffset>1417182</wp:posOffset>
+                </wp:positionV>
+                <wp:extent cx="2298700" cy="593090"/>
+                <wp:effectExtent l="19050" t="19050" r="25400" b="16510"/>
+                <wp:wrapNone/>
+                <wp:docPr id="1759987691" name="Rectangle 1"/>
+                <wp:cNvGraphicFramePr/>
+                <a:graphic xmlns:a="http://schemas.openxmlformats.org/drawingml/2006/main">
+                  <a:graphicData uri="http://schemas.microsoft.com/office/word/2010/wordprocessingShape">
+                    <wps:wsp>
+                      <wps:cNvSpPr/>
+                      <wps:spPr>
+                        <a:xfrm>
+                          <a:off x="0" y="0"/>
+                          <a:ext cx="2298700" cy="593090"/>
+                        </a:xfrm>
+                        <a:prstGeom prst="rect">
+                          <a:avLst/>
+                        </a:prstGeom>
+                        <a:noFill/>
+                        <a:ln w="38100">
+                          <a:solidFill>
+                            <a:schemeClr val="accent2">
+                              <a:lumMod val="75000"/>
+                            </a:schemeClr>
+                          </a:solidFill>
+                        </a:ln>
+                      </wps:spPr>
+                      <wps:style>
+                        <a:lnRef idx="2">
+                          <a:schemeClr val="accent2"/>
+                        </a:lnRef>
+                        <a:fillRef idx="1">
+                          <a:schemeClr val="lt1"/>
+                        </a:fillRef>
+                        <a:effectRef idx="0">
+                          <a:schemeClr val="accent2"/>
+                        </a:effectRef>
+                        <a:fontRef idx="minor">
+                          <a:schemeClr val="dk1"/>
+                        </a:fontRef>
+                      </wps:style>
+                      <wps:bodyPr rot="0" spcFirstLastPara="0" vertOverflow="overflow" horzOverflow="overflow" vert="horz" wrap="square" lIns="91440" tIns="45720" rIns="91440" bIns="45720" numCol="1" spcCol="0" rtlCol="0" fromWordArt="0" anchor="ctr" anchorCtr="0" forceAA="0" compatLnSpc="1">
+                        <a:prstTxWarp prst="textNoShape">
+                          <a:avLst/>
+                        </a:prstTxWarp>
+                        <a:noAutofit/>
+                      </wps:bodyPr>
+                    </wps:wsp>
+                  </a:graphicData>
+                </a:graphic>
+                <wp14:sizeRelH relativeFrom="margin">
+                  <wp14:pctWidth>0</wp14:pctWidth>
+                </wp14:sizeRelH>
+                <wp14:sizeRelV relativeFrom="margin">
+                  <wp14:pctHeight>0</wp14:pctHeight>
+                </wp14:sizeRelV>
+              </wp:anchor>
+            </w:drawing>
+          </mc:Choice>
+          <mc:Fallback>
+            <w:pict>
+              <v:rect w14:anchorId="63DE53C4" id="Rectangle 1" o:spid="_x0000_s1026" style="position:absolute;margin-left:76.3pt;margin-top:111.6pt;width:181pt;height:46.7pt;z-index:251736064;visibility:visible;mso-wrap-style:square;mso-width-percent:0;mso-height-percent:0;mso-wrap-distance-left:9pt;mso-wrap-distance-top:0;mso-wrap-distance-right:9pt;mso-wrap-distance-bottom:0;mso-position-horizontal:absolute;mso-position-horizontal-relative:page;mso-position-vertical:absolute;mso-position-vertical-relative:text;mso-width-percent:0;mso-height-percent:0;mso-width-relative:margin;mso-height-relative:margin;v-text-anchor:middle" o:gfxdata="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" filled="f" strokecolor="#bf4e14 [2405]" strokeweight="3pt">
+                <w10:wrap anchorx="page"/>
+              </v:rect>
+            </w:pict>
+          </mc:Fallback>
+        </mc:AlternateContent>
+      </w:r>
+      <w:r>
+        <w:rPr>
+          <w:noProof/>
+        </w:rPr>
+        <mc:AlternateContent>
+          <mc:Choice Requires="wps">
+            <w:drawing>
+              <wp:anchor distT="0" distB="0" distL="114300" distR="114300" simplePos="0" relativeHeight="251738112" behindDoc="0" locked="0" layoutInCell="1" allowOverlap="1" wp14:anchorId="3B5256F1" wp14:editId="4E74245B">
+                <wp:simplePos x="0" y="0"/>
+                <wp:positionH relativeFrom="page">
+                  <wp:posOffset>969231</wp:posOffset>
+                </wp:positionH>
+                <wp:positionV relativeFrom="paragraph">
+                  <wp:posOffset>2161457</wp:posOffset>
+                </wp:positionV>
+                <wp:extent cx="2298755" cy="140114"/>
+                <wp:effectExtent l="19050" t="19050" r="25400" b="12700"/>
+                <wp:wrapNone/>
+                <wp:docPr id="698589097" name="Rectangle 1"/>
+                <wp:cNvGraphicFramePr/>
+                <a:graphic xmlns:a="http://schemas.openxmlformats.org/drawingml/2006/main">
+                  <a:graphicData uri="http://schemas.microsoft.com/office/word/2010/wordprocessingShape">
+                    <wps:wsp>
+                      <wps:cNvSpPr/>
+                      <wps:spPr>
+                        <a:xfrm>
+                          <a:off x="0" y="0"/>
+                          <a:ext cx="2298755" cy="140114"/>
+                        </a:xfrm>
+                        <a:prstGeom prst="rect">
+                          <a:avLst/>
+                        </a:prstGeom>
+                        <a:noFill/>
+                        <a:ln w="38100">
+                          <a:solidFill>
+                            <a:schemeClr val="accent2">
+                              <a:lumMod val="75000"/>
+                            </a:schemeClr>
+                          </a:solidFill>
+                        </a:ln>
+                      </wps:spPr>
+                      <wps:style>
+                        <a:lnRef idx="2">
+                          <a:schemeClr val="accent2"/>
+                        </a:lnRef>
+                        <a:fillRef idx="1">
+                          <a:schemeClr val="lt1"/>
+                        </a:fillRef>
+                        <a:effectRef idx="0">
+                          <a:schemeClr val="accent2"/>
+                        </a:effectRef>
+                        <a:fontRef idx="minor">
+                          <a:schemeClr val="dk1"/>
+                        </a:fontRef>
+                      </wps:style>
+                      <wps:bodyPr rot="0" spcFirstLastPara="0" vertOverflow="overflow" horzOverflow="overflow" vert="horz" wrap="square" lIns="91440" tIns="45720" rIns="91440" bIns="45720" numCol="1" spcCol="0" rtlCol="0" fromWordArt="0" anchor="ctr" anchorCtr="0" forceAA="0" compatLnSpc="1">
+                        <a:prstTxWarp prst="textNoShape">
+                          <a:avLst/>
+                        </a:prstTxWarp>
+                        <a:noAutofit/>
+                      </wps:bodyPr>
+                    </wps:wsp>
+                  </a:graphicData>
+                </a:graphic>
+                <wp14:sizeRelH relativeFrom="margin">
+                  <wp14:pctWidth>0</wp14:pctWidth>
+                </wp14:sizeRelH>
+                <wp14:sizeRelV relativeFrom="margin">
+                  <wp14:pctHeight>0</wp14:pctHeight>
+                </wp14:sizeRelV>
+              </wp:anchor>
+            </w:drawing>
+          </mc:Choice>
+          <mc:Fallback>
+            <w:pict>
+              <v:rect w14:anchorId="5D554879" id="Rectangle 1" o:spid="_x0000_s1026" style="position:absolute;margin-left:76.3pt;margin-top:170.2pt;width:181pt;height:11.05pt;z-index:251738112;visibility:visible;mso-wrap-style:square;mso-width-percent:0;mso-height-percent:0;mso-wrap-distance-left:9pt;mso-wrap-distance-top:0;mso-wrap-distance-right:9pt;mso-wrap-distance-bottom:0;mso-position-horizontal:absolute;mso-position-horizontal-relative:page;mso-position-vertical:absolute;mso-position-vertical-relative:text;mso-width-percent:0;mso-height-percent:0;mso-width-relative:margin;mso-height-relative:margin;v-text-anchor:middle" o:gfxdata="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" filled="f" strokecolor="#bf4e14 [2405]" strokeweight="3pt">
+                <w10:wrap anchorx="page"/>
+              </v:rect>
+            </w:pict>
+          </mc:Fallback>
+        </mc:AlternateContent>
+      </w:r>
+      <w:r>
+        <w:rPr>
+          <w:noProof/>
+        </w:rPr>
+        <mc:AlternateContent>
+          <mc:Choice Requires="wps">
+            <w:drawing>
+              <wp:anchor distT="0" distB="0" distL="114300" distR="114300" simplePos="0" relativeHeight="251734016" behindDoc="0" locked="0" layoutInCell="1" allowOverlap="1" wp14:anchorId="0055B5F6" wp14:editId="469835C8">
+                <wp:simplePos x="0" y="0"/>
+                <wp:positionH relativeFrom="page">
+                  <wp:posOffset>981986</wp:posOffset>
+                </wp:positionH>
+                <wp:positionV relativeFrom="paragraph">
+                  <wp:posOffset>566392</wp:posOffset>
+                </wp:positionV>
+                <wp:extent cx="2897339" cy="432821"/>
+                <wp:effectExtent l="19050" t="19050" r="17780" b="24765"/>
+                <wp:wrapNone/>
+                <wp:docPr id="1954853494" name="Rectangle 1"/>
+                <wp:cNvGraphicFramePr/>
+                <a:graphic xmlns:a="http://schemas.openxmlformats.org/drawingml/2006/main">
+                  <a:graphicData uri="http://schemas.microsoft.com/office/word/2010/wordprocessingShape">
+                    <wps:wsp>
+                      <wps:cNvSpPr/>
+                      <wps:spPr>
+                        <a:xfrm>
+                          <a:off x="0" y="0"/>
+                          <a:ext cx="2897339" cy="432821"/>
+                        </a:xfrm>
+                        <a:prstGeom prst="rect">
+                          <a:avLst/>
+                        </a:prstGeom>
+                        <a:noFill/>
+                        <a:ln w="38100">
+                          <a:solidFill>
+                            <a:schemeClr val="accent2">
+                              <a:lumMod val="75000"/>
+                            </a:schemeClr>
+                          </a:solidFill>
+                        </a:ln>
+                      </wps:spPr>
+                      <wps:style>
+                        <a:lnRef idx="2">
+                          <a:schemeClr val="accent2"/>
+                        </a:lnRef>
+                        <a:fillRef idx="1">
+                          <a:schemeClr val="lt1"/>
+                        </a:fillRef>
+                        <a:effectRef idx="0">
+                          <a:schemeClr val="accent2"/>
+                        </a:effectRef>
+                        <a:fontRef idx="minor">
+                          <a:schemeClr val="dk1"/>
+                        </a:fontRef>
+                      </wps:style>
+                      <wps:bodyPr rot="0" spcFirstLastPara="0" vertOverflow="overflow" horzOverflow="overflow" vert="horz" wrap="square" lIns="91440" tIns="45720" rIns="91440" bIns="45720" numCol="1" spcCol="0" rtlCol="0" fromWordArt="0" anchor="ctr" anchorCtr="0" forceAA="0" compatLnSpc="1">
+                        <a:prstTxWarp prst="textNoShape">
+                          <a:avLst/>
+                        </a:prstTxWarp>
+                        <a:noAutofit/>
+                      </wps:bodyPr>
+                    </wps:wsp>
+                  </a:graphicData>
+                </a:graphic>
+                <wp14:sizeRelH relativeFrom="margin">
+                  <wp14:pctWidth>0</wp14:pctWidth>
+                </wp14:sizeRelH>
+                <wp14:sizeRelV relativeFrom="margin">
+                  <wp14:pctHeight>0</wp14:pctHeight>
+                </wp14:sizeRelV>
+              </wp:anchor>
+            </w:drawing>
+          </mc:Choice>
+          <mc:Fallback>
+            <w:pict>
+              <v:rect w14:anchorId="20B2B7DE" id="Rectangle 1" o:spid="_x0000_s1026" style="position:absolute;margin-left:77.3pt;margin-top:44.6pt;width:228.15pt;height:34.1pt;z-index:251734016;visibility:visible;mso-wrap-style:square;mso-width-percent:0;mso-height-percent:0;mso-wrap-distance-left:9pt;mso-wrap-distance-top:0;mso-wrap-distance-right:9pt;mso-wrap-distance-bottom:0;mso-position-horizontal:absolute;mso-position-horizontal-relative:page;mso-position-vertical:absolute;mso-position-vertical-relative:text;mso-width-percent:0;mso-height-percent:0;mso-width-relative:margin;mso-height-relative:margin;v-text-anchor:middle" o:gfxdata="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" filled="f" strokecolor="#bf4e14 [2405]" strokeweight="3pt">
+                <w10:wrap anchorx="page"/>
+              </v:rect>
+            </w:pict>
+          </mc:Fallback>
+        </mc:AlternateContent>
+      </w:r>
+      <w:r>
+        <w:rPr>
+          <w:rStyle w:val="Finomhivatkozs"/>
+          <w:rFonts w:ascii="Times New Roman" w:hAnsi="Times New Roman" w:cs="Times New Roman"/>
+        </w:rPr>
+        <w:drawing>
+          <wp:inline distT="0" distB="0" distL="0" distR="0" wp14:anchorId="0FA57F69" wp14:editId="6A741FA7">
+            <wp:extent cx="5760720" cy="2292985"/>
+            <wp:effectExtent l="0" t="0" r="0" b="0"/>
+            <wp:docPr id="442543170" name="Kép 1"/>
+            <wp:cNvGraphicFramePr>
+              <a:graphicFrameLocks xmlns:a="http://schemas.openxmlformats.org/drawingml/2006/main" noChangeAspect="1"/>
+            </wp:cNvGraphicFramePr>
+            <a:graphic xmlns:a="http://schemas.openxmlformats.org/drawingml/2006/main">
+              <a:graphicData uri="http://schemas.openxmlformats.org/drawingml/2006/picture">
+                <pic:pic xmlns:pic="http://schemas.openxmlformats.org/drawingml/2006/picture">
+                  <pic:nvPicPr>
+                    <pic:cNvPr id="442543170" name=""/>
+                    <pic:cNvPicPr/>
+                  </pic:nvPicPr>
+                  <pic:blipFill>
+                    <a:blip r:embed="rId38"/>
+                    <a:stretch>
+                      <a:fillRect/>
+                    </a:stretch>
+                  </pic:blipFill>
+                  <pic:spPr>
+                    <a:xfrm>
+                      <a:off x="0" y="0"/>
+                      <a:ext cx="5760720" cy="2292985"/>
+                    </a:xfrm>
+                    <a:prstGeom prst="rect">
+                      <a:avLst/>
+                    </a:prstGeom>
+                  </pic:spPr>
+                </pic:pic>
+              </a:graphicData>
+            </a:graphic>
+          </wp:inline>
+        </w:drawing>
+      </w:r>
+    </w:p>
+    <w:p>
+      <w:pPr>
+        <w:pStyle w:val="bum"/>
+        <w:numPr>
+          <w:ilvl w:val="0"/>
+          <w:numId w:val="6"/>
+        </w:numPr>
+        <w:rPr>
+          <w:rFonts w:ascii="Times New Roman" w:hAnsi="Times New Roman" w:cs="Times New Roman"/>
+          <w:smallCaps/>
+          <w:color w:val="0070C0"/>
+        </w:rPr>
+      </w:pPr>
+      <w:r>
+        <w:rPr>
+          <w:rFonts w:ascii="Times New Roman" w:hAnsi="Times New Roman" w:cs="Times New Roman"/>
+          <w:smallCaps/>
+          <w:color w:val="0070C0"/>
+        </w:rPr>
+        <w:t xml:space="preserve">Port </w:t>
+      </w:r>
+      <w:proofErr w:type="spellStart"/>
+      <w:r>
+        <w:rPr>
+          <w:rFonts w:ascii="Times New Roman" w:hAnsi="Times New Roman" w:cs="Times New Roman"/>
+          <w:smallCaps/>
+          <w:color w:val="0070C0"/>
+        </w:rPr>
+        <w:t>Security</w:t>
+      </w:r>
+      <w:proofErr w:type="spellEnd"/>
+      <w:r>
+        <w:rPr>
+          <w:rFonts w:ascii="Times New Roman" w:hAnsi="Times New Roman" w:cs="Times New Roman"/>
+          <w:smallCaps/>
+          <w:color w:val="0070C0"/>
+        </w:rPr>
+        <w:t xml:space="preserve">: </w:t>
+      </w:r>
+      <w:proofErr w:type="spellStart"/>
+      <w:r>
+        <w:rPr>
+          <w:rFonts w:ascii="Times New Roman" w:hAnsi="Times New Roman" w:cs="Times New Roman"/>
+          <w:smallCaps/>
+          <w:color w:val="0070C0"/>
+        </w:rPr>
+        <w:t>Enabled</w:t>
+      </w:r>
+      <w:proofErr w:type="spellEnd"/>
+      <w:r>
+        <w:rPr>
+          <w:rFonts w:ascii="Times New Roman" w:hAnsi="Times New Roman" w:cs="Times New Roman"/>
+          <w:smallCaps/>
+          <w:color w:val="0070C0"/>
+        </w:rPr>
+        <w:t xml:space="preserve"> </w:t>
+      </w:r>
+    </w:p>
+    <w:p>
+      <w:pPr>
+        <w:pStyle w:val="bum"/>
+        <w:numPr>
+          <w:ilvl w:val="0"/>
+          <w:numId w:val="6"/>
+        </w:numPr>
+        <w:rPr>
+          <w:rFonts w:ascii="Times New Roman" w:hAnsi="Times New Roman" w:cs="Times New Roman"/>
+          <w:smallCaps/>
+          <w:color w:val="0070C0"/>
+        </w:rPr>
+      </w:pPr>
+      <w:r>
+        <w:rPr>
+          <w:rFonts w:ascii="Times New Roman" w:hAnsi="Times New Roman" w:cs="Times New Roman"/>
+          <w:smallCaps/>
+          <w:color w:val="0070C0"/>
+        </w:rPr>
+        <w:t xml:space="preserve">Maximum MAC: 1 </w:t>
+      </w:r>
+    </w:p>
+    <w:p>
+      <w:pPr>
+        <w:pStyle w:val="bum"/>
+        <w:numPr>
+          <w:ilvl w:val="0"/>
+          <w:numId w:val="6"/>
+        </w:numPr>
+        <w:rPr>
+          <w:rFonts w:ascii="Times New Roman" w:hAnsi="Times New Roman" w:cs="Times New Roman"/>
+          <w:smallCaps/>
+          <w:color w:val="0070C0"/>
+        </w:rPr>
+      </w:pPr>
+      <w:proofErr w:type="spellStart"/>
+      <w:r>
+        <w:rPr>
+          <w:rFonts w:ascii="Times New Roman" w:hAnsi="Times New Roman" w:cs="Times New Roman"/>
+          <w:smallCaps/>
+          <w:color w:val="0070C0"/>
+        </w:rPr>
+        <w:t>Sticky</w:t>
+      </w:r>
+      <w:proofErr w:type="spellEnd"/>
+      <w:r>
+        <w:rPr>
+          <w:rFonts w:ascii="Times New Roman" w:hAnsi="Times New Roman" w:cs="Times New Roman"/>
+          <w:smallCaps/>
+          <w:color w:val="0070C0"/>
+        </w:rPr>
+        <w:t xml:space="preserve"> MAC: </w:t>
+      </w:r>
+      <w:r>
+        <w:rPr>
+          <w:rFonts w:ascii="Times New Roman" w:hAnsi="Times New Roman" w:cs="Times New Roman"/>
+          <w:smallCaps/>
+          <w:color w:val="0070C0"/>
+        </w:rPr>
+        <w:t>1</w:t>
+      </w:r>
+      <w:r>
+        <w:rPr>
+          <w:rFonts w:ascii="Times New Roman" w:hAnsi="Times New Roman" w:cs="Times New Roman"/>
+          <w:smallCaps/>
+          <w:color w:val="0070C0"/>
+        </w:rPr>
+        <w:t xml:space="preserve"> </w:t>
+      </w:r>
+    </w:p>
+    <w:p>
+      <w:pPr>
+        <w:pStyle w:val="bum"/>
+        <w:numPr>
+          <w:ilvl w:val="0"/>
+          <w:numId w:val="6"/>
+        </w:numPr>
+        <w:rPr>
+          <w:rFonts w:ascii="Times New Roman" w:hAnsi="Times New Roman" w:cs="Times New Roman"/>
+          <w:smallCaps/>
+          <w:color w:val="0070C0"/>
+        </w:rPr>
+      </w:pPr>
+      <w:r>
+        <w:rPr>
+          <w:rFonts w:ascii="Times New Roman" w:hAnsi="Times New Roman" w:cs="Times New Roman"/>
+          <w:smallCaps/>
+          <w:color w:val="0070C0"/>
+        </w:rPr>
+        <w:t xml:space="preserve">Status: </w:t>
+      </w:r>
+      <w:proofErr w:type="spellStart"/>
+      <w:r>
+        <w:rPr>
+          <w:rFonts w:ascii="Times New Roman" w:hAnsi="Times New Roman" w:cs="Times New Roman"/>
+          <w:smallCaps/>
+          <w:color w:val="0070C0"/>
+        </w:rPr>
+        <w:t>Secure-up</w:t>
+      </w:r>
+      <w:proofErr w:type="spellEnd"/>
+      <w:r>
+        <w:rPr>
+          <w:rFonts w:ascii="Times New Roman" w:hAnsi="Times New Roman" w:cs="Times New Roman"/>
+          <w:smallCaps/>
+          <w:color w:val="0070C0"/>
+        </w:rPr>
+        <w:t xml:space="preserve"> </w:t>
+      </w:r>
+    </w:p>
+    <w:p>
+      <w:pPr>
+        <w:pStyle w:val="bum"/>
+        <w:rPr>
+          <w:rFonts w:ascii="Times New Roman" w:hAnsi="Times New Roman" w:cs="Times New Roman"/>
+          <w:smallCaps/>
+          <w:color w:val="5A5A5A" w:themeColor="text1" w:themeTint="A5"/>
+        </w:rPr>
+      </w:pPr>
+      <w:r>
+        <w:rPr>
+          <w:rFonts w:ascii="Times New Roman" w:hAnsi="Times New Roman" w:cs="Times New Roman"/>
+          <w:smallCaps/>
+          <w:color w:val="5A5A5A" w:themeColor="text1" w:themeTint="A5"/>
+        </w:rPr>
+        <w:t>Ez azt jelenti, hogy csak az eredeti eszköz csatlakozhat</w:t>
+      </w:r>
+      <w:r>
+        <w:rPr>
+          <w:rFonts w:ascii="Times New Roman" w:hAnsi="Times New Roman" w:cs="Times New Roman"/>
+          <w:smallCaps/>
+          <w:color w:val="5A5A5A" w:themeColor="text1" w:themeTint="A5"/>
+        </w:rPr>
+        <w:t xml:space="preserve">. </w:t>
+      </w:r>
+      <w:r>
+        <w:rPr>
+          <w:rFonts w:ascii="Times New Roman" w:hAnsi="Times New Roman" w:cs="Times New Roman"/>
+          <w:smallCaps/>
+          <w:color w:val="5A5A5A" w:themeColor="text1" w:themeTint="A5"/>
+        </w:rPr>
+        <w:t>Ezek után csatlakoztatjuk a jogosulatlan eszközt</w:t>
+      </w:r>
+      <w:r>
+        <w:rPr>
+          <w:rFonts w:ascii="Times New Roman" w:hAnsi="Times New Roman" w:cs="Times New Roman"/>
+          <w:smallCaps/>
+          <w:color w:val="5A5A5A" w:themeColor="text1" w:themeTint="A5"/>
+        </w:rPr>
+        <w:t xml:space="preserve"> a kapcsoló egyik port biztonsággal ellátott </w:t>
+      </w:r>
+      <w:proofErr w:type="spellStart"/>
+      <w:r>
+        <w:rPr>
+          <w:rFonts w:ascii="Times New Roman" w:hAnsi="Times New Roman" w:cs="Times New Roman"/>
+          <w:smallCaps/>
+          <w:color w:val="5A5A5A" w:themeColor="text1" w:themeTint="A5"/>
+        </w:rPr>
+        <w:t>portra</w:t>
+      </w:r>
+      <w:proofErr w:type="spellEnd"/>
+      <w:r>
+        <w:rPr>
+          <w:rFonts w:ascii="Times New Roman" w:hAnsi="Times New Roman" w:cs="Times New Roman"/>
+          <w:smallCaps/>
+          <w:color w:val="5A5A5A" w:themeColor="text1" w:themeTint="A5"/>
+        </w:rPr>
+        <w:t>:</w:t>
+      </w:r>
+    </w:p>
+    <w:p>
+      <w:pPr>
+        <w:pStyle w:val="bum"/>
+        <w:rPr>
+          <w:rFonts w:ascii="Times New Roman" w:hAnsi="Times New Roman" w:cs="Times New Roman"/>
+          <w:b/>
+          <w:bCs/>
+          <w:smallCaps/>
+          <w:color w:val="5A5A5A" w:themeColor="text1" w:themeTint="A5"/>
+        </w:rPr>
+      </w:pPr>
+      <w:r>
+        <w:rPr>
+          <w:rFonts w:ascii="Times New Roman" w:hAnsi="Times New Roman" w:cs="Times New Roman"/>
+          <w:b/>
+          <w:bCs/>
+          <w:smallCaps/>
+          <w:color w:val="5A5A5A" w:themeColor="text1" w:themeTint="A5"/>
+        </w:rPr>
+        <w:drawing>
+          <wp:inline distT="0" distB="0" distL="0" distR="0" wp14:anchorId="4915B96A" wp14:editId="6EE4A183">
+            <wp:extent cx="4003482" cy="3798277"/>
+            <wp:effectExtent l="0" t="0" r="0" b="0"/>
+            <wp:docPr id="1929353663" name="Kép 1"/>
+            <wp:cNvGraphicFramePr>
+              <a:graphicFrameLocks xmlns:a="http://schemas.openxmlformats.org/drawingml/2006/main" noChangeAspect="1"/>
+            </wp:cNvGraphicFramePr>
+            <a:graphic xmlns:a="http://schemas.openxmlformats.org/drawingml/2006/main">
+              <a:graphicData uri="http://schemas.openxmlformats.org/drawingml/2006/picture">
+                <pic:pic xmlns:pic="http://schemas.openxmlformats.org/drawingml/2006/picture">
+                  <pic:nvPicPr>
+                    <pic:cNvPr id="1929353663" name=""/>
+                    <pic:cNvPicPr/>
+                  </pic:nvPicPr>
+                  <pic:blipFill>
+                    <a:blip r:embed="rId39"/>
+                    <a:stretch>
+                      <a:fillRect/>
+                    </a:stretch>
+                  </pic:blipFill>
+                  <pic:spPr>
+                    <a:xfrm>
+                      <a:off x="0" y="0"/>
+                      <a:ext cx="4017874" cy="3811931"/>
+                    </a:xfrm>
+                    <a:prstGeom prst="rect">
+                      <a:avLst/>
+                    </a:prstGeom>
+                  </pic:spPr>
+                </pic:pic>
+              </a:graphicData>
+            </a:graphic>
+          </wp:inline>
+        </w:drawing>
+      </w:r>
+    </w:p>
+    <w:p>
+      <w:pPr>
+        <w:pStyle w:val="bum"/>
+        <w:rPr>
+          <w:rFonts w:ascii="Times New Roman" w:hAnsi="Times New Roman" w:cs="Times New Roman"/>
+          <w:smallCaps/>
+          <w:color w:val="5A5A5A" w:themeColor="text1" w:themeTint="A5"/>
+        </w:rPr>
+      </w:pPr>
+      <w:r>
+        <w:rPr>
+          <w:rFonts w:ascii="Times New Roman" w:hAnsi="Times New Roman" w:cs="Times New Roman"/>
+          <w:smallCaps/>
+          <w:color w:val="5A5A5A" w:themeColor="text1" w:themeTint="A5"/>
+        </w:rPr>
+        <w:lastRenderedPageBreak/>
+        <w:t>Látható</w:t>
+      </w:r>
+      <w:r>
+        <w:rPr>
+          <w:rFonts w:ascii="Times New Roman" w:hAnsi="Times New Roman" w:cs="Times New Roman"/>
+          <w:smallCaps/>
+          <w:color w:val="5A5A5A" w:themeColor="text1" w:themeTint="A5"/>
+        </w:rPr>
+        <w:t>,</w:t>
+      </w:r>
+      <w:r>
+        <w:rPr>
+          <w:rFonts w:ascii="Times New Roman" w:hAnsi="Times New Roman" w:cs="Times New Roman"/>
+          <w:smallCaps/>
+          <w:color w:val="5A5A5A" w:themeColor="text1" w:themeTint="A5"/>
+        </w:rPr>
+        <w:t xml:space="preserve"> hogy a </w:t>
+      </w:r>
+      <w:proofErr w:type="spellStart"/>
+      <w:r>
+        <w:rPr>
+          <w:rFonts w:ascii="Times New Roman" w:hAnsi="Times New Roman" w:cs="Times New Roman"/>
+          <w:smallCaps/>
+          <w:color w:val="5A5A5A" w:themeColor="text1" w:themeTint="A5"/>
+        </w:rPr>
+        <w:t>portot</w:t>
+      </w:r>
+      <w:proofErr w:type="spellEnd"/>
+      <w:r>
+        <w:rPr>
+          <w:rFonts w:ascii="Times New Roman" w:hAnsi="Times New Roman" w:cs="Times New Roman"/>
+          <w:smallCaps/>
+          <w:color w:val="5A5A5A" w:themeColor="text1" w:themeTint="A5"/>
+        </w:rPr>
+        <w:t xml:space="preserve"> teljesen lekapcsolta és üzenetet is küldött a sertésről a </w:t>
+      </w:r>
+      <w:proofErr w:type="spellStart"/>
+      <w:r>
+        <w:rPr>
+          <w:rFonts w:ascii="Times New Roman" w:hAnsi="Times New Roman" w:cs="Times New Roman"/>
+          <w:smallCaps/>
+          <w:color w:val="5A5A5A" w:themeColor="text1" w:themeTint="A5"/>
+        </w:rPr>
+        <w:t>shutdown</w:t>
+      </w:r>
+      <w:proofErr w:type="spellEnd"/>
+      <w:r>
+        <w:rPr>
+          <w:rFonts w:ascii="Times New Roman" w:hAnsi="Times New Roman" w:cs="Times New Roman"/>
+          <w:smallCaps/>
+          <w:color w:val="5A5A5A" w:themeColor="text1" w:themeTint="A5"/>
+        </w:rPr>
+        <w:t xml:space="preserve"> beállítás miatt. Ezek után a „</w:t>
+      </w:r>
+      <w:r>
+        <w:rPr>
+          <w:rFonts w:ascii="Times New Roman" w:hAnsi="Times New Roman" w:cs="Times New Roman"/>
+          <w:i/>
+          <w:iCs/>
+          <w:smallCaps/>
+          <w:color w:val="0070C0"/>
+        </w:rPr>
+        <w:t xml:space="preserve">show port </w:t>
+      </w:r>
+      <w:proofErr w:type="spellStart"/>
+      <w:r>
+        <w:rPr>
+          <w:rFonts w:ascii="Times New Roman" w:hAnsi="Times New Roman" w:cs="Times New Roman"/>
+          <w:i/>
+          <w:iCs/>
+          <w:smallCaps/>
+          <w:color w:val="0070C0"/>
+        </w:rPr>
+        <w:t>security</w:t>
+      </w:r>
+      <w:proofErr w:type="spellEnd"/>
+      <w:r>
+        <w:rPr>
+          <w:rFonts w:ascii="Times New Roman" w:hAnsi="Times New Roman" w:cs="Times New Roman"/>
+          <w:i/>
+          <w:iCs/>
+          <w:smallCaps/>
+          <w:color w:val="0070C0"/>
+        </w:rPr>
+        <w:t xml:space="preserve"> </w:t>
+      </w:r>
+      <w:proofErr w:type="spellStart"/>
+      <w:r>
+        <w:rPr>
+          <w:rFonts w:ascii="Times New Roman" w:hAnsi="Times New Roman" w:cs="Times New Roman"/>
+          <w:i/>
+          <w:iCs/>
+          <w:smallCaps/>
+          <w:color w:val="0070C0"/>
+        </w:rPr>
+        <w:t>interface</w:t>
+      </w:r>
+      <w:proofErr w:type="spellEnd"/>
+      <w:r>
+        <w:rPr>
+          <w:rFonts w:ascii="Times New Roman" w:hAnsi="Times New Roman" w:cs="Times New Roman"/>
+          <w:i/>
+          <w:iCs/>
+          <w:smallCaps/>
+          <w:color w:val="0070C0"/>
+        </w:rPr>
+        <w:t xml:space="preserve"> FA0/16</w:t>
+      </w:r>
+      <w:r>
+        <w:rPr>
+          <w:rFonts w:ascii="Times New Roman" w:hAnsi="Times New Roman" w:cs="Times New Roman"/>
+          <w:smallCaps/>
+          <w:color w:val="5A5A5A" w:themeColor="text1" w:themeTint="A5"/>
+        </w:rPr>
+        <w:t xml:space="preserve">” </w:t>
+      </w:r>
+      <w:proofErr w:type="gramStart"/>
+      <w:r>
+        <w:rPr>
+          <w:rFonts w:ascii="Times New Roman" w:hAnsi="Times New Roman" w:cs="Times New Roman"/>
+          <w:smallCaps/>
+          <w:color w:val="5A5A5A" w:themeColor="text1" w:themeTint="A5"/>
+        </w:rPr>
+        <w:t>látjuk</w:t>
+      </w:r>
+      <w:proofErr w:type="gramEnd"/>
+      <w:r>
+        <w:rPr>
+          <w:rFonts w:ascii="Times New Roman" w:hAnsi="Times New Roman" w:cs="Times New Roman"/>
+          <w:smallCaps/>
+          <w:color w:val="5A5A5A" w:themeColor="text1" w:themeTint="A5"/>
+        </w:rPr>
+        <w:t xml:space="preserve"> hogy a port státusza átváltott </w:t>
+      </w:r>
+      <w:proofErr w:type="spellStart"/>
+      <w:r>
+        <w:rPr>
+          <w:rFonts w:ascii="Times New Roman" w:hAnsi="Times New Roman" w:cs="Times New Roman"/>
+          <w:smallCaps/>
+          <w:color w:val="0070C0"/>
+        </w:rPr>
+        <w:t>Secure-shutdown</w:t>
+      </w:r>
+      <w:r>
+        <w:rPr>
+          <w:rFonts w:ascii="Times New Roman" w:hAnsi="Times New Roman" w:cs="Times New Roman"/>
+          <w:smallCaps/>
+          <w:color w:val="5A5A5A" w:themeColor="text1" w:themeTint="A5"/>
+        </w:rPr>
+        <w:t>-ra</w:t>
+      </w:r>
+      <w:proofErr w:type="spellEnd"/>
+      <w:r>
+        <w:rPr>
+          <w:rFonts w:ascii="Times New Roman" w:hAnsi="Times New Roman" w:cs="Times New Roman"/>
+          <w:smallCaps/>
+          <w:color w:val="5A5A5A" w:themeColor="text1" w:themeTint="A5"/>
+        </w:rPr>
+        <w:t xml:space="preserve"> és a </w:t>
+      </w:r>
+      <w:proofErr w:type="spellStart"/>
+      <w:r>
+        <w:rPr>
+          <w:rFonts w:ascii="Times New Roman" w:hAnsi="Times New Roman" w:cs="Times New Roman"/>
+          <w:smallCaps/>
+          <w:color w:val="0070C0"/>
+        </w:rPr>
+        <w:t>violation</w:t>
+      </w:r>
+      <w:proofErr w:type="spellEnd"/>
+      <w:r>
+        <w:rPr>
+          <w:rFonts w:ascii="Times New Roman" w:hAnsi="Times New Roman" w:cs="Times New Roman"/>
+          <w:smallCaps/>
+          <w:color w:val="0070C0"/>
+        </w:rPr>
+        <w:t xml:space="preserve"> </w:t>
+      </w:r>
+      <w:proofErr w:type="spellStart"/>
+      <w:r>
+        <w:rPr>
+          <w:rFonts w:ascii="Times New Roman" w:hAnsi="Times New Roman" w:cs="Times New Roman"/>
+          <w:smallCaps/>
+          <w:color w:val="0070C0"/>
+        </w:rPr>
+        <w:t>count</w:t>
+      </w:r>
+      <w:proofErr w:type="spellEnd"/>
+      <w:r>
+        <w:rPr>
+          <w:rFonts w:ascii="Times New Roman" w:hAnsi="Times New Roman" w:cs="Times New Roman"/>
+          <w:smallCaps/>
+          <w:color w:val="0070C0"/>
+        </w:rPr>
+        <w:t xml:space="preserve"> feljebb ment</w:t>
+      </w:r>
+      <w:r>
+        <w:rPr>
+          <w:rFonts w:ascii="Times New Roman" w:hAnsi="Times New Roman" w:cs="Times New Roman"/>
+          <w:smallCaps/>
+          <w:color w:val="5A5A5A" w:themeColor="text1" w:themeTint="A5"/>
+        </w:rPr>
+        <w:t>.</w:t>
+      </w:r>
+    </w:p>
+    <w:p>
+      <w:pPr>
+        <w:pStyle w:val="bum"/>
+        <w:rPr>
+          <w:rStyle w:val="Finomhivatkozs"/>
+          <w:rFonts w:ascii="Times New Roman" w:hAnsi="Times New Roman" w:cs="Times New Roman"/>
+        </w:rPr>
+      </w:pPr>
+      <w:r>
+        <w:rPr>
+          <w:rStyle w:val="Finomhivatkozs"/>
+          <w:rFonts w:ascii="Times New Roman" w:hAnsi="Times New Roman" w:cs="Times New Roman"/>
+        </w:rPr>
+        <w:drawing>
+          <wp:inline distT="0" distB="0" distL="0" distR="0" wp14:anchorId="739ABBC5" wp14:editId="416C6B68">
+            <wp:extent cx="5760720" cy="4009390"/>
+            <wp:effectExtent l="0" t="0" r="0" b="0"/>
+            <wp:docPr id="813332742" name="Kép 1"/>
+            <wp:cNvGraphicFramePr>
+              <a:graphicFrameLocks xmlns:a="http://schemas.openxmlformats.org/drawingml/2006/main" noChangeAspect="1"/>
+            </wp:cNvGraphicFramePr>
+            <a:graphic xmlns:a="http://schemas.openxmlformats.org/drawingml/2006/main">
+              <a:graphicData uri="http://schemas.openxmlformats.org/drawingml/2006/picture">
+                <pic:pic xmlns:pic="http://schemas.openxmlformats.org/drawingml/2006/picture">
+                  <pic:nvPicPr>
+                    <pic:cNvPr id="813332742" name=""/>
+                    <pic:cNvPicPr/>
+                  </pic:nvPicPr>
+                  <pic:blipFill>
+                    <a:blip r:embed="rId40"/>
+                    <a:stretch>
+                      <a:fillRect/>
+                    </a:stretch>
+                  </pic:blipFill>
+                  <pic:spPr>
+                    <a:xfrm>
+                      <a:off x="0" y="0"/>
+                      <a:ext cx="5760720" cy="4009390"/>
+                    </a:xfrm>
+                    <a:prstGeom prst="rect">
+                      <a:avLst/>
+                    </a:prstGeom>
+                  </pic:spPr>
+                </pic:pic>
+              </a:graphicData>
+            </a:graphic>
+          </wp:inline>
+        </w:drawing>
+      </w:r>
+    </w:p>
+    <w:p>
+      <w:pPr>
+        <w:pStyle w:val="bum"/>
+        <w:rPr>
+          <w:rStyle w:val="Finomhivatkozs"/>
+          <w:rFonts w:ascii="Times New Roman" w:hAnsi="Times New Roman" w:cs="Times New Roman"/>
+        </w:rPr>
+      </w:pPr>
+      <w:r>
+        <w:rPr>
+          <w:rStyle w:val="Finomhivatkozs"/>
+          <w:rFonts w:ascii="Times New Roman" w:hAnsi="Times New Roman" w:cs="Times New Roman"/>
+        </w:rPr>
+        <w:t xml:space="preserve">A visszaállításhoz ezek után csak be kell kapcsolna kell a </w:t>
+      </w:r>
+      <w:proofErr w:type="spellStart"/>
+      <w:r>
+        <w:rPr>
+          <w:rStyle w:val="Finomhivatkozs"/>
+          <w:rFonts w:ascii="Times New Roman" w:hAnsi="Times New Roman" w:cs="Times New Roman"/>
+        </w:rPr>
+        <w:t>portot</w:t>
+      </w:r>
+      <w:proofErr w:type="spellEnd"/>
+      <w:r>
+        <w:rPr>
+          <w:rStyle w:val="Finomhivatkozs"/>
+          <w:rFonts w:ascii="Times New Roman" w:hAnsi="Times New Roman" w:cs="Times New Roman"/>
+        </w:rPr>
+        <w:t xml:space="preserve"> és visszakötni az eredeti gépbe és újra működni fog.</w:t>
+      </w:r>
+    </w:p>
+    <w:p>
+      <w:pPr>
+        <w:pStyle w:val="bum"/>
+        <w:rPr>
+          <w:rStyle w:val="Finomhivatkozs"/>
+          <w:rFonts w:ascii="Times New Roman" w:hAnsi="Times New Roman" w:cs="Times New Roman"/>
+        </w:rPr>
+      </w:pPr>
+    </w:p>
+    <w:p>
+      <w:pPr>
+        <w:pStyle w:val="bum"/>
+        <w:rPr>
+          <w:rStyle w:val="Finomhivatkozs"/>
+          <w:rFonts w:ascii="Times New Roman" w:hAnsi="Times New Roman" w:cs="Times New Roman"/>
+        </w:rPr>
+      </w:pPr>
+    </w:p>
+    <w:p>
+      <w:pPr>
+        <w:pStyle w:val="bum"/>
+        <w:rPr>
+          <w:rStyle w:val="Finomhivatkozs"/>
+          <w:rFonts w:ascii="Times New Roman" w:hAnsi="Times New Roman" w:cs="Times New Roman"/>
+        </w:rPr>
+      </w:pPr>
+    </w:p>
+    <w:p>
+      <w:pPr>
+        <w:pStyle w:val="bum"/>
+        <w:rPr>
+          <w:rStyle w:val="Finomhivatkozs"/>
+          <w:rFonts w:ascii="Times New Roman" w:hAnsi="Times New Roman" w:cs="Times New Roman"/>
+        </w:rPr>
+      </w:pPr>
+      <w:r>
+        <w:rPr>
+          <w:rStyle w:val="Finomhivatkozs"/>
+          <w:rFonts w:ascii="Times New Roman" w:hAnsi="Times New Roman" w:cs="Times New Roman"/>
+        </w:rPr>
         <w:tab/>
       </w:r>
     </w:p>
     <w:sectPr>
-      <w:headerReference w:type="default" r:id="rId26"/>
+      <w:headerReference w:type="default" r:id="rId41"/>
       <w:pgSz w:w="11906" w:h="16838"/>
       <w:pgMar w:top="1417" w:right="1417" w:bottom="1417" w:left="1417" w:header="708" w:footer="708" w:gutter="0"/>
       <w:cols w:space="708"/>
@@ -6695,6 +9963,155 @@
     </w:lvl>
   </w:abstractNum>
   <w:abstractNum w:abstractNumId="1" w15:restartNumberingAfterBreak="0">
+    <w:nsid w:val="2FB97C4A"/>
+    <w:multiLevelType w:val="multilevel"/>
+    <w:tmpl w:val="03CE4C3E"/>
+    <w:lvl w:ilvl="0">
+      <w:start w:val="1"/>
+      <w:numFmt w:val="bullet"/>
+      <w:lvlText w:val=""/>
+      <w:lvlJc w:val="left"/>
+      <w:pPr>
+        <w:tabs>
+          <w:tab w:val="num" w:pos="720"/>
+        </w:tabs>
+        <w:ind w:left="720" w:hanging="360"/>
+      </w:pPr>
+      <w:rPr>
+        <w:rFonts w:ascii="Symbol" w:hAnsi="Symbol" w:hint="default"/>
+        <w:sz w:val="20"/>
+      </w:rPr>
+    </w:lvl>
+    <w:lvl w:ilvl="1" w:tentative="1">
+      <w:start w:val="1"/>
+      <w:numFmt w:val="bullet"/>
+      <w:lvlText w:val="o"/>
+      <w:lvlJc w:val="left"/>
+      <w:pPr>
+        <w:tabs>
+          <w:tab w:val="num" w:pos="1440"/>
+        </w:tabs>
+        <w:ind w:left="1440" w:hanging="360"/>
+      </w:pPr>
+      <w:rPr>
+        <w:rFonts w:ascii="Courier New" w:hAnsi="Courier New" w:hint="default"/>
+        <w:sz w:val="20"/>
+      </w:rPr>
+    </w:lvl>
+    <w:lvl w:ilvl="2" w:tentative="1">
+      <w:start w:val="1"/>
+      <w:numFmt w:val="bullet"/>
+      <w:lvlText w:val=""/>
+      <w:lvlJc w:val="left"/>
+      <w:pPr>
+        <w:tabs>
+          <w:tab w:val="num" w:pos="2160"/>
+        </w:tabs>
+        <w:ind w:left="2160" w:hanging="360"/>
+      </w:pPr>
+      <w:rPr>
+        <w:rFonts w:ascii="Wingdings" w:hAnsi="Wingdings" w:hint="default"/>
+        <w:sz w:val="20"/>
+      </w:rPr>
+    </w:lvl>
+    <w:lvl w:ilvl="3" w:tentative="1">
+      <w:start w:val="1"/>
+      <w:numFmt w:val="bullet"/>
+      <w:lvlText w:val=""/>
+      <w:lvlJc w:val="left"/>
+      <w:pPr>
+        <w:tabs>
+          <w:tab w:val="num" w:pos="2880"/>
+        </w:tabs>
+        <w:ind w:left="2880" w:hanging="360"/>
+      </w:pPr>
+      <w:rPr>
+        <w:rFonts w:ascii="Wingdings" w:hAnsi="Wingdings" w:hint="default"/>
+        <w:sz w:val="20"/>
+      </w:rPr>
+    </w:lvl>
+    <w:lvl w:ilvl="4" w:tentative="1">
+      <w:start w:val="1"/>
+      <w:numFmt w:val="bullet"/>
+      <w:lvlText w:val=""/>
+      <w:lvlJc w:val="left"/>
+      <w:pPr>
+        <w:tabs>
+          <w:tab w:val="num" w:pos="3600"/>
+        </w:tabs>
+        <w:ind w:left="3600" w:hanging="360"/>
+      </w:pPr>
+      <w:rPr>
+        <w:rFonts w:ascii="Wingdings" w:hAnsi="Wingdings" w:hint="default"/>
+        <w:sz w:val="20"/>
+      </w:rPr>
+    </w:lvl>
+    <w:lvl w:ilvl="5" w:tentative="1">
+      <w:start w:val="1"/>
+      <w:numFmt w:val="bullet"/>
+      <w:lvlText w:val=""/>
+      <w:lvlJc w:val="left"/>
+      <w:pPr>
+        <w:tabs>
+          <w:tab w:val="num" w:pos="4320"/>
+        </w:tabs>
+        <w:ind w:left="4320" w:hanging="360"/>
+      </w:pPr>
+      <w:rPr>
+        <w:rFonts w:ascii="Wingdings" w:hAnsi="Wingdings" w:hint="default"/>
+        <w:sz w:val="20"/>
+      </w:rPr>
+    </w:lvl>
+    <w:lvl w:ilvl="6" w:tentative="1">
+      <w:start w:val="1"/>
+      <w:numFmt w:val="bullet"/>
+      <w:lvlText w:val=""/>
+      <w:lvlJc w:val="left"/>
+      <w:pPr>
+        <w:tabs>
+          <w:tab w:val="num" w:pos="5040"/>
+        </w:tabs>
+        <w:ind w:left="5040" w:hanging="360"/>
+      </w:pPr>
+      <w:rPr>
+        <w:rFonts w:ascii="Wingdings" w:hAnsi="Wingdings" w:hint="default"/>
+        <w:sz w:val="20"/>
+      </w:rPr>
+    </w:lvl>
+    <w:lvl w:ilvl="7" w:tentative="1">
+      <w:start w:val="1"/>
+      <w:numFmt w:val="bullet"/>
+      <w:lvlText w:val=""/>
+      <w:lvlJc w:val="left"/>
+      <w:pPr>
+        <w:tabs>
+          <w:tab w:val="num" w:pos="5760"/>
+        </w:tabs>
+        <w:ind w:left="5760" w:hanging="360"/>
+      </w:pPr>
+      <w:rPr>
+        <w:rFonts w:ascii="Wingdings" w:hAnsi="Wingdings" w:hint="default"/>
+        <w:sz w:val="20"/>
+      </w:rPr>
+    </w:lvl>
+    <w:lvl w:ilvl="8" w:tentative="1">
+      <w:start w:val="1"/>
+      <w:numFmt w:val="bullet"/>
+      <w:lvlText w:val=""/>
+      <w:lvlJc w:val="left"/>
+      <w:pPr>
+        <w:tabs>
+          <w:tab w:val="num" w:pos="6480"/>
+        </w:tabs>
+        <w:ind w:left="6480" w:hanging="360"/>
+      </w:pPr>
+      <w:rPr>
+        <w:rFonts w:ascii="Wingdings" w:hAnsi="Wingdings" w:hint="default"/>
+        <w:sz w:val="20"/>
+      </w:rPr>
+    </w:lvl>
+  </w:abstractNum>
+  <w:abstractNum w:abstractNumId="2" w15:restartNumberingAfterBreak="0">
     <w:nsid w:val="495513B3"/>
     <w:multiLevelType w:val="hybridMultilevel"/>
     <w:tmpl w:val="C11285A4"/>
@@ -6806,7 +10223,7 @@
       </w:rPr>
     </w:lvl>
   </w:abstractNum>
-  <w:abstractNum w:abstractNumId="2" w15:restartNumberingAfterBreak="0">
+  <w:abstractNum w:abstractNumId="3" w15:restartNumberingAfterBreak="0">
     <w:nsid w:val="4C6215E1"/>
     <w:multiLevelType w:val="hybridMultilevel"/>
     <w:tmpl w:val="05D0514C"/>
@@ -6919,7 +10336,7 @@
       </w:rPr>
     </w:lvl>
   </w:abstractNum>
-  <w:abstractNum w:abstractNumId="3" w15:restartNumberingAfterBreak="0">
+  <w:abstractNum w:abstractNumId="4" w15:restartNumberingAfterBreak="0">
     <w:nsid w:val="4CAD5143"/>
     <w:multiLevelType w:val="hybridMultilevel"/>
     <w:tmpl w:val="72C67F24"/>
@@ -7031,7 +10448,7 @@
       </w:rPr>
     </w:lvl>
   </w:abstractNum>
-  <w:abstractNum w:abstractNumId="4" w15:restartNumberingAfterBreak="0">
+  <w:abstractNum w:abstractNumId="5" w15:restartNumberingAfterBreak="0">
     <w:nsid w:val="61AF349E"/>
     <w:multiLevelType w:val="hybridMultilevel"/>
     <w:tmpl w:val="5B10EF8E"/>
@@ -7145,19 +10562,22 @@
     </w:lvl>
   </w:abstractNum>
   <w:num w:numId="1" w16cid:durableId="183053383">
-    <w:abstractNumId w:val="2"/>
+    <w:abstractNumId w:val="3"/>
   </w:num>
   <w:num w:numId="2" w16cid:durableId="1175804293">
     <w:abstractNumId w:val="0"/>
   </w:num>
   <w:num w:numId="3" w16cid:durableId="1069813107">
-    <w:abstractNumId w:val="1"/>
+    <w:abstractNumId w:val="2"/>
   </w:num>
   <w:num w:numId="4" w16cid:durableId="644942313">
+    <w:abstractNumId w:val="5"/>
+  </w:num>
+  <w:num w:numId="5" w16cid:durableId="167989137">
     <w:abstractNumId w:val="4"/>
   </w:num>
-  <w:num w:numId="5" w16cid:durableId="167989137">
-    <w:abstractNumId w:val="3"/>
+  <w:num w:numId="6" w16cid:durableId="444732592">
+    <w:abstractNumId w:val="1"/>
   </w:num>
 </w:numbering>
 </file>
@@ -7766,7 +11186,6 @@
   <w:style w:type="character" w:default="1" w:styleId="Bekezdsalapbettpusa">
     <w:name w:val="Default Paragraph Font"/>
     <w:uiPriority w:val="1"/>
-    <w:semiHidden/>
     <w:unhideWhenUsed/>
   </w:style>
   <w:style w:type="table" w:default="1" w:styleId="Normltblzat">

--- a/Tesztelés_dokumentáció.docx
+++ b/Tesztelés_dokumentáció.docx
@@ -216,26 +216,1010 @@
         <w:t>Budapest, 2025</w:t>
       </w:r>
     </w:p>
-    <w:p>
-      <w:pPr>
-        <w:pStyle w:val="bum"/>
-        <w:rPr>
-          <w:rStyle w:val="Finomhivatkozs"/>
-          <w:rFonts w:ascii="Times New Roman" w:hAnsi="Times New Roman" w:cs="Times New Roman"/>
-          <w:highlight w:val="cyan"/>
-        </w:rPr>
-      </w:pPr>
-    </w:p>
-    <w:p>
-      <w:pPr>
-        <w:pStyle w:val="bum"/>
-        <w:rPr>
-          <w:rStyle w:val="Finomhivatkozs"/>
-          <w:rFonts w:ascii="Times New Roman" w:hAnsi="Times New Roman" w:cs="Times New Roman"/>
+    <w:sdt>
+      <w:sdtPr>
+        <w:id w:val="-1155297745"/>
+        <w:docPartObj>
+          <w:docPartGallery w:val="Table of Contents"/>
+          <w:docPartUnique/>
+        </w:docPartObj>
+      </w:sdtPr>
+      <w:sdtEndPr>
+        <w:rPr>
+          <w:rFonts w:asciiTheme="minorHAnsi" w:eastAsiaTheme="minorHAnsi" w:hAnsiTheme="minorHAnsi" w:cstheme="minorBidi"/>
           <w:b/>
           <w:bCs/>
-        </w:rPr>
-      </w:pPr>
+          <w:color w:val="auto"/>
+          <w:kern w:val="2"/>
+          <w:sz w:val="24"/>
+          <w:szCs w:val="24"/>
+          <w:lang w:eastAsia="en-US"/>
+          <w14:ligatures w14:val="standardContextual"/>
+        </w:rPr>
+      </w:sdtEndPr>
+      <w:sdtContent>
+        <w:p>
+          <w:pPr>
+            <w:pStyle w:val="Tartalomjegyzkcmsora"/>
+          </w:pPr>
+          <w:r>
+            <w:t>Tartalom</w:t>
+          </w:r>
+        </w:p>
+        <w:p>
+          <w:pPr>
+            <w:pStyle w:val="TJ1"/>
+            <w:tabs>
+              <w:tab w:val="right" w:leader="dot" w:pos="9062"/>
+            </w:tabs>
+            <w:rPr>
+              <w:rFonts w:eastAsiaTheme="minorEastAsia"/>
+              <w:noProof/>
+              <w:lang w:eastAsia="hu-HU"/>
+            </w:rPr>
+          </w:pPr>
+          <w:r>
+            <w:fldChar w:fldCharType="begin"/>
+          </w:r>
+          <w:r>
+            <w:instrText xml:space="preserve"> TOC \o "1-3" \h \z \u </w:instrText>
+          </w:r>
+          <w:r>
+            <w:fldChar w:fldCharType="separate"/>
+          </w:r>
+          <w:hyperlink w:anchor="_Toc226874758" w:history="1">
+            <w:r>
+              <w:rPr>
+                <w:rStyle w:val="Hiperhivatkozs"/>
+                <w:rFonts w:ascii="Times New Roman" w:hAnsi="Times New Roman" w:cs="Times New Roman"/>
+                <w:b/>
+                <w:bCs/>
+                <w:smallCaps/>
+                <w:noProof/>
+                <w:highlight w:val="cyan"/>
+              </w:rPr>
+              <w:t>Budapest technológiai telephely</w:t>
+            </w:r>
+            <w:r>
+              <w:rPr>
+                <w:noProof/>
+                <w:webHidden/>
+              </w:rPr>
+              <w:tab/>
+            </w:r>
+            <w:r>
+              <w:rPr>
+                <w:noProof/>
+                <w:webHidden/>
+              </w:rPr>
+              <w:fldChar w:fldCharType="begin"/>
+            </w:r>
+            <w:r>
+              <w:rPr>
+                <w:noProof/>
+                <w:webHidden/>
+              </w:rPr>
+              <w:instrText xml:space="preserve"> PAGEREF _Toc226874758 \h </w:instrText>
+            </w:r>
+            <w:r>
+              <w:rPr>
+                <w:noProof/>
+                <w:webHidden/>
+              </w:rPr>
+            </w:r>
+            <w:r>
+              <w:rPr>
+                <w:noProof/>
+                <w:webHidden/>
+              </w:rPr>
+              <w:fldChar w:fldCharType="separate"/>
+            </w:r>
+            <w:r>
+              <w:rPr>
+                <w:noProof/>
+                <w:webHidden/>
+              </w:rPr>
+              <w:t>2</w:t>
+            </w:r>
+            <w:r>
+              <w:rPr>
+                <w:noProof/>
+                <w:webHidden/>
+              </w:rPr>
+              <w:fldChar w:fldCharType="end"/>
+            </w:r>
+          </w:hyperlink>
+        </w:p>
+        <w:p>
+          <w:pPr>
+            <w:pStyle w:val="TJ2"/>
+            <w:tabs>
+              <w:tab w:val="right" w:leader="dot" w:pos="9062"/>
+            </w:tabs>
+            <w:rPr>
+              <w:rFonts w:eastAsiaTheme="minorEastAsia"/>
+              <w:noProof/>
+              <w:lang w:eastAsia="hu-HU"/>
+            </w:rPr>
+          </w:pPr>
+          <w:hyperlink w:anchor="_Toc226874759" w:history="1">
+            <w:r>
+              <w:rPr>
+                <w:rStyle w:val="Hiperhivatkozs"/>
+                <w:smallCaps/>
+                <w:noProof/>
+              </w:rPr>
+              <w:t>DHCP lease megújításának tesztelése</w:t>
+            </w:r>
+            <w:r>
+              <w:rPr>
+                <w:noProof/>
+                <w:webHidden/>
+              </w:rPr>
+              <w:tab/>
+            </w:r>
+            <w:r>
+              <w:rPr>
+                <w:noProof/>
+                <w:webHidden/>
+              </w:rPr>
+              <w:fldChar w:fldCharType="begin"/>
+            </w:r>
+            <w:r>
+              <w:rPr>
+                <w:noProof/>
+                <w:webHidden/>
+              </w:rPr>
+              <w:instrText xml:space="preserve"> PAGEREF _Toc226874759 \h </w:instrText>
+            </w:r>
+            <w:r>
+              <w:rPr>
+                <w:noProof/>
+                <w:webHidden/>
+              </w:rPr>
+            </w:r>
+            <w:r>
+              <w:rPr>
+                <w:noProof/>
+                <w:webHidden/>
+              </w:rPr>
+              <w:fldChar w:fldCharType="separate"/>
+            </w:r>
+            <w:r>
+              <w:rPr>
+                <w:noProof/>
+                <w:webHidden/>
+              </w:rPr>
+              <w:t>2</w:t>
+            </w:r>
+            <w:r>
+              <w:rPr>
+                <w:noProof/>
+                <w:webHidden/>
+              </w:rPr>
+              <w:fldChar w:fldCharType="end"/>
+            </w:r>
+          </w:hyperlink>
+        </w:p>
+        <w:p>
+          <w:pPr>
+            <w:pStyle w:val="TJ2"/>
+            <w:tabs>
+              <w:tab w:val="right" w:leader="dot" w:pos="9062"/>
+            </w:tabs>
+            <w:rPr>
+              <w:rFonts w:eastAsiaTheme="minorEastAsia"/>
+              <w:noProof/>
+              <w:lang w:eastAsia="hu-HU"/>
+            </w:rPr>
+          </w:pPr>
+          <w:hyperlink w:anchor="_Toc226874760" w:history="1">
+            <w:r>
+              <w:rPr>
+                <w:rStyle w:val="Hiperhivatkozs"/>
+                <w:rFonts w:ascii="Times New Roman" w:hAnsi="Times New Roman" w:cs="Times New Roman"/>
+                <w:smallCaps/>
+                <w:noProof/>
+              </w:rPr>
+              <w:t>NAT/PAT tesztelése</w:t>
+            </w:r>
+            <w:r>
+              <w:rPr>
+                <w:noProof/>
+                <w:webHidden/>
+              </w:rPr>
+              <w:tab/>
+            </w:r>
+            <w:r>
+              <w:rPr>
+                <w:noProof/>
+                <w:webHidden/>
+              </w:rPr>
+              <w:fldChar w:fldCharType="begin"/>
+            </w:r>
+            <w:r>
+              <w:rPr>
+                <w:noProof/>
+                <w:webHidden/>
+              </w:rPr>
+              <w:instrText xml:space="preserve"> PAGEREF _Toc226874760 \h </w:instrText>
+            </w:r>
+            <w:r>
+              <w:rPr>
+                <w:noProof/>
+                <w:webHidden/>
+              </w:rPr>
+            </w:r>
+            <w:r>
+              <w:rPr>
+                <w:noProof/>
+                <w:webHidden/>
+              </w:rPr>
+              <w:fldChar w:fldCharType="separate"/>
+            </w:r>
+            <w:r>
+              <w:rPr>
+                <w:noProof/>
+                <w:webHidden/>
+              </w:rPr>
+              <w:t>4</w:t>
+            </w:r>
+            <w:r>
+              <w:rPr>
+                <w:noProof/>
+                <w:webHidden/>
+              </w:rPr>
+              <w:fldChar w:fldCharType="end"/>
+            </w:r>
+          </w:hyperlink>
+        </w:p>
+        <w:p>
+          <w:pPr>
+            <w:pStyle w:val="TJ1"/>
+            <w:tabs>
+              <w:tab w:val="right" w:leader="dot" w:pos="9062"/>
+            </w:tabs>
+            <w:rPr>
+              <w:rFonts w:eastAsiaTheme="minorEastAsia"/>
+              <w:noProof/>
+              <w:lang w:eastAsia="hu-HU"/>
+            </w:rPr>
+          </w:pPr>
+          <w:hyperlink w:anchor="_Toc226874761" w:history="1">
+            <w:r>
+              <w:rPr>
+                <w:rStyle w:val="Hiperhivatkozs"/>
+                <w:rFonts w:ascii="Times New Roman" w:hAnsi="Times New Roman" w:cs="Times New Roman"/>
+                <w:smallCaps/>
+                <w:noProof/>
+                <w:highlight w:val="cyan"/>
+              </w:rPr>
+              <w:t>Titkárság Budapest telephely</w:t>
+            </w:r>
+            <w:r>
+              <w:rPr>
+                <w:noProof/>
+                <w:webHidden/>
+              </w:rPr>
+              <w:tab/>
+            </w:r>
+            <w:r>
+              <w:rPr>
+                <w:noProof/>
+                <w:webHidden/>
+              </w:rPr>
+              <w:fldChar w:fldCharType="begin"/>
+            </w:r>
+            <w:r>
+              <w:rPr>
+                <w:noProof/>
+                <w:webHidden/>
+              </w:rPr>
+              <w:instrText xml:space="preserve"> PAGEREF _Toc226874761 \h </w:instrText>
+            </w:r>
+            <w:r>
+              <w:rPr>
+                <w:noProof/>
+                <w:webHidden/>
+              </w:rPr>
+            </w:r>
+            <w:r>
+              <w:rPr>
+                <w:noProof/>
+                <w:webHidden/>
+              </w:rPr>
+              <w:fldChar w:fldCharType="separate"/>
+            </w:r>
+            <w:r>
+              <w:rPr>
+                <w:noProof/>
+                <w:webHidden/>
+              </w:rPr>
+              <w:t>5</w:t>
+            </w:r>
+            <w:r>
+              <w:rPr>
+                <w:noProof/>
+                <w:webHidden/>
+              </w:rPr>
+              <w:fldChar w:fldCharType="end"/>
+            </w:r>
+          </w:hyperlink>
+        </w:p>
+        <w:p>
+          <w:pPr>
+            <w:pStyle w:val="TJ2"/>
+            <w:tabs>
+              <w:tab w:val="right" w:leader="dot" w:pos="9062"/>
+            </w:tabs>
+            <w:rPr>
+              <w:rFonts w:eastAsiaTheme="minorEastAsia"/>
+              <w:noProof/>
+              <w:lang w:eastAsia="hu-HU"/>
+            </w:rPr>
+          </w:pPr>
+          <w:hyperlink w:anchor="_Toc226874762" w:history="1">
+            <w:r>
+              <w:rPr>
+                <w:rStyle w:val="Hiperhivatkozs"/>
+                <w:rFonts w:ascii="Times New Roman" w:hAnsi="Times New Roman" w:cs="Times New Roman"/>
+                <w:smallCaps/>
+                <w:noProof/>
+              </w:rPr>
+              <w:t>HSRP tesztelése</w:t>
+            </w:r>
+            <w:r>
+              <w:rPr>
+                <w:noProof/>
+                <w:webHidden/>
+              </w:rPr>
+              <w:tab/>
+            </w:r>
+            <w:r>
+              <w:rPr>
+                <w:noProof/>
+                <w:webHidden/>
+              </w:rPr>
+              <w:fldChar w:fldCharType="begin"/>
+            </w:r>
+            <w:r>
+              <w:rPr>
+                <w:noProof/>
+                <w:webHidden/>
+              </w:rPr>
+              <w:instrText xml:space="preserve"> PAGEREF _Toc226874762 \h </w:instrText>
+            </w:r>
+            <w:r>
+              <w:rPr>
+                <w:noProof/>
+                <w:webHidden/>
+              </w:rPr>
+            </w:r>
+            <w:r>
+              <w:rPr>
+                <w:noProof/>
+                <w:webHidden/>
+              </w:rPr>
+              <w:fldChar w:fldCharType="separate"/>
+            </w:r>
+            <w:r>
+              <w:rPr>
+                <w:noProof/>
+                <w:webHidden/>
+              </w:rPr>
+              <w:t>5</w:t>
+            </w:r>
+            <w:r>
+              <w:rPr>
+                <w:noProof/>
+                <w:webHidden/>
+              </w:rPr>
+              <w:fldChar w:fldCharType="end"/>
+            </w:r>
+          </w:hyperlink>
+        </w:p>
+        <w:p>
+          <w:pPr>
+            <w:pStyle w:val="TJ2"/>
+            <w:tabs>
+              <w:tab w:val="right" w:leader="dot" w:pos="9062"/>
+            </w:tabs>
+            <w:rPr>
+              <w:rFonts w:eastAsiaTheme="minorEastAsia"/>
+              <w:noProof/>
+              <w:lang w:eastAsia="hu-HU"/>
+            </w:rPr>
+          </w:pPr>
+          <w:hyperlink w:anchor="_Toc226874763" w:history="1">
+            <w:r>
+              <w:rPr>
+                <w:rStyle w:val="Hiperhivatkozs"/>
+                <w:rFonts w:ascii="Times New Roman" w:hAnsi="Times New Roman" w:cs="Times New Roman"/>
+                <w:smallCaps/>
+                <w:noProof/>
+              </w:rPr>
+              <w:t>SSH tesztelése</w:t>
+            </w:r>
+            <w:r>
+              <w:rPr>
+                <w:noProof/>
+                <w:webHidden/>
+              </w:rPr>
+              <w:tab/>
+            </w:r>
+            <w:r>
+              <w:rPr>
+                <w:noProof/>
+                <w:webHidden/>
+              </w:rPr>
+              <w:fldChar w:fldCharType="begin"/>
+            </w:r>
+            <w:r>
+              <w:rPr>
+                <w:noProof/>
+                <w:webHidden/>
+              </w:rPr>
+              <w:instrText xml:space="preserve"> PAGEREF _Toc226874763 \h </w:instrText>
+            </w:r>
+            <w:r>
+              <w:rPr>
+                <w:noProof/>
+                <w:webHidden/>
+              </w:rPr>
+            </w:r>
+            <w:r>
+              <w:rPr>
+                <w:noProof/>
+                <w:webHidden/>
+              </w:rPr>
+              <w:fldChar w:fldCharType="separate"/>
+            </w:r>
+            <w:r>
+              <w:rPr>
+                <w:noProof/>
+                <w:webHidden/>
+              </w:rPr>
+              <w:t>7</w:t>
+            </w:r>
+            <w:r>
+              <w:rPr>
+                <w:noProof/>
+                <w:webHidden/>
+              </w:rPr>
+              <w:fldChar w:fldCharType="end"/>
+            </w:r>
+          </w:hyperlink>
+        </w:p>
+        <w:p>
+          <w:pPr>
+            <w:pStyle w:val="TJ1"/>
+            <w:tabs>
+              <w:tab w:val="right" w:leader="dot" w:pos="9062"/>
+            </w:tabs>
+            <w:rPr>
+              <w:rFonts w:eastAsiaTheme="minorEastAsia"/>
+              <w:noProof/>
+              <w:lang w:eastAsia="hu-HU"/>
+            </w:rPr>
+          </w:pPr>
+          <w:hyperlink w:anchor="_Toc226874764" w:history="1">
+            <w:r>
+              <w:rPr>
+                <w:rStyle w:val="Hiperhivatkozs"/>
+                <w:rFonts w:ascii="Times New Roman" w:hAnsi="Times New Roman" w:cs="Times New Roman"/>
+                <w:smallCaps/>
+                <w:noProof/>
+                <w:highlight w:val="cyan"/>
+              </w:rPr>
+              <w:t>Debrecen szerverszoba telephely</w:t>
+            </w:r>
+            <w:r>
+              <w:rPr>
+                <w:noProof/>
+                <w:webHidden/>
+              </w:rPr>
+              <w:tab/>
+            </w:r>
+            <w:r>
+              <w:rPr>
+                <w:noProof/>
+                <w:webHidden/>
+              </w:rPr>
+              <w:fldChar w:fldCharType="begin"/>
+            </w:r>
+            <w:r>
+              <w:rPr>
+                <w:noProof/>
+                <w:webHidden/>
+              </w:rPr>
+              <w:instrText xml:space="preserve"> PAGEREF _Toc226874764 \h </w:instrText>
+            </w:r>
+            <w:r>
+              <w:rPr>
+                <w:noProof/>
+                <w:webHidden/>
+              </w:rPr>
+            </w:r>
+            <w:r>
+              <w:rPr>
+                <w:noProof/>
+                <w:webHidden/>
+              </w:rPr>
+              <w:fldChar w:fldCharType="separate"/>
+            </w:r>
+            <w:r>
+              <w:rPr>
+                <w:noProof/>
+                <w:webHidden/>
+              </w:rPr>
+              <w:t>8</w:t>
+            </w:r>
+            <w:r>
+              <w:rPr>
+                <w:noProof/>
+                <w:webHidden/>
+              </w:rPr>
+              <w:fldChar w:fldCharType="end"/>
+            </w:r>
+          </w:hyperlink>
+        </w:p>
+        <w:p>
+          <w:pPr>
+            <w:pStyle w:val="TJ2"/>
+            <w:tabs>
+              <w:tab w:val="right" w:leader="dot" w:pos="9062"/>
+            </w:tabs>
+            <w:rPr>
+              <w:rFonts w:eastAsiaTheme="minorEastAsia"/>
+              <w:noProof/>
+              <w:lang w:eastAsia="hu-HU"/>
+            </w:rPr>
+          </w:pPr>
+          <w:hyperlink w:anchor="_Toc226874765" w:history="1">
+            <w:r>
+              <w:rPr>
+                <w:rStyle w:val="Hiperhivatkozs"/>
+                <w:rFonts w:ascii="Times New Roman" w:hAnsi="Times New Roman" w:cs="Times New Roman"/>
+                <w:smallCaps/>
+                <w:noProof/>
+              </w:rPr>
+              <w:t>NAT/ STATIKUS/ PAT</w:t>
+            </w:r>
+            <w:r>
+              <w:rPr>
+                <w:noProof/>
+                <w:webHidden/>
+              </w:rPr>
+              <w:tab/>
+            </w:r>
+            <w:r>
+              <w:rPr>
+                <w:noProof/>
+                <w:webHidden/>
+              </w:rPr>
+              <w:fldChar w:fldCharType="begin"/>
+            </w:r>
+            <w:r>
+              <w:rPr>
+                <w:noProof/>
+                <w:webHidden/>
+              </w:rPr>
+              <w:instrText xml:space="preserve"> PAGEREF _Toc226874765 \h </w:instrText>
+            </w:r>
+            <w:r>
+              <w:rPr>
+                <w:noProof/>
+                <w:webHidden/>
+              </w:rPr>
+            </w:r>
+            <w:r>
+              <w:rPr>
+                <w:noProof/>
+                <w:webHidden/>
+              </w:rPr>
+              <w:fldChar w:fldCharType="separate"/>
+            </w:r>
+            <w:r>
+              <w:rPr>
+                <w:noProof/>
+                <w:webHidden/>
+              </w:rPr>
+              <w:t>8</w:t>
+            </w:r>
+            <w:r>
+              <w:rPr>
+                <w:noProof/>
+                <w:webHidden/>
+              </w:rPr>
+              <w:fldChar w:fldCharType="end"/>
+            </w:r>
+          </w:hyperlink>
+        </w:p>
+        <w:p>
+          <w:pPr>
+            <w:pStyle w:val="TJ2"/>
+            <w:tabs>
+              <w:tab w:val="right" w:leader="dot" w:pos="9062"/>
+            </w:tabs>
+            <w:rPr>
+              <w:rFonts w:eastAsiaTheme="minorEastAsia"/>
+              <w:noProof/>
+              <w:lang w:eastAsia="hu-HU"/>
+            </w:rPr>
+          </w:pPr>
+          <w:hyperlink w:anchor="_Toc226874766" w:history="1">
+            <w:r>
+              <w:rPr>
+                <w:rStyle w:val="Hiperhivatkozs"/>
+                <w:noProof/>
+              </w:rPr>
+              <w:t>STP (Spanning Tree Protocol) – Tesztelés</w:t>
+            </w:r>
+            <w:r>
+              <w:rPr>
+                <w:noProof/>
+                <w:webHidden/>
+              </w:rPr>
+              <w:tab/>
+            </w:r>
+            <w:r>
+              <w:rPr>
+                <w:noProof/>
+                <w:webHidden/>
+              </w:rPr>
+              <w:fldChar w:fldCharType="begin"/>
+            </w:r>
+            <w:r>
+              <w:rPr>
+                <w:noProof/>
+                <w:webHidden/>
+              </w:rPr>
+              <w:instrText xml:space="preserve"> PAGEREF _Toc226874766 \h </w:instrText>
+            </w:r>
+            <w:r>
+              <w:rPr>
+                <w:noProof/>
+                <w:webHidden/>
+              </w:rPr>
+            </w:r>
+            <w:r>
+              <w:rPr>
+                <w:noProof/>
+                <w:webHidden/>
+              </w:rPr>
+              <w:fldChar w:fldCharType="separate"/>
+            </w:r>
+            <w:r>
+              <w:rPr>
+                <w:noProof/>
+                <w:webHidden/>
+              </w:rPr>
+              <w:t>8</w:t>
+            </w:r>
+            <w:r>
+              <w:rPr>
+                <w:noProof/>
+                <w:webHidden/>
+              </w:rPr>
+              <w:fldChar w:fldCharType="end"/>
+            </w:r>
+          </w:hyperlink>
+        </w:p>
+        <w:p>
+          <w:pPr>
+            <w:pStyle w:val="TJ2"/>
+            <w:tabs>
+              <w:tab w:val="right" w:leader="dot" w:pos="9062"/>
+            </w:tabs>
+            <w:rPr>
+              <w:rFonts w:eastAsiaTheme="minorEastAsia"/>
+              <w:noProof/>
+              <w:lang w:eastAsia="hu-HU"/>
+            </w:rPr>
+          </w:pPr>
+          <w:hyperlink w:anchor="_Toc226874767" w:history="1">
+            <w:r>
+              <w:rPr>
+                <w:rStyle w:val="Hiperhivatkozs"/>
+                <w:rFonts w:ascii="Times New Roman" w:hAnsi="Times New Roman" w:cs="Times New Roman"/>
+                <w:smallCaps/>
+                <w:noProof/>
+              </w:rPr>
+              <w:t>Etherchannel (LACP) tesztelés:</w:t>
+            </w:r>
+            <w:r>
+              <w:rPr>
+                <w:noProof/>
+                <w:webHidden/>
+              </w:rPr>
+              <w:tab/>
+            </w:r>
+            <w:r>
+              <w:rPr>
+                <w:noProof/>
+                <w:webHidden/>
+              </w:rPr>
+              <w:fldChar w:fldCharType="begin"/>
+            </w:r>
+            <w:r>
+              <w:rPr>
+                <w:noProof/>
+                <w:webHidden/>
+              </w:rPr>
+              <w:instrText xml:space="preserve"> PAGEREF _Toc226874767 \h </w:instrText>
+            </w:r>
+            <w:r>
+              <w:rPr>
+                <w:noProof/>
+                <w:webHidden/>
+              </w:rPr>
+            </w:r>
+            <w:r>
+              <w:rPr>
+                <w:noProof/>
+                <w:webHidden/>
+              </w:rPr>
+              <w:fldChar w:fldCharType="separate"/>
+            </w:r>
+            <w:r>
+              <w:rPr>
+                <w:noProof/>
+                <w:webHidden/>
+              </w:rPr>
+              <w:t>11</w:t>
+            </w:r>
+            <w:r>
+              <w:rPr>
+                <w:noProof/>
+                <w:webHidden/>
+              </w:rPr>
+              <w:fldChar w:fldCharType="end"/>
+            </w:r>
+          </w:hyperlink>
+        </w:p>
+        <w:p>
+          <w:pPr>
+            <w:pStyle w:val="TJ2"/>
+            <w:tabs>
+              <w:tab w:val="right" w:leader="dot" w:pos="9062"/>
+            </w:tabs>
+            <w:rPr>
+              <w:rFonts w:eastAsiaTheme="minorEastAsia"/>
+              <w:noProof/>
+              <w:lang w:eastAsia="hu-HU"/>
+            </w:rPr>
+          </w:pPr>
+          <w:hyperlink w:anchor="_Toc226874768" w:history="1">
+            <w:r>
+              <w:rPr>
+                <w:rStyle w:val="Hiperhivatkozs"/>
+                <w:noProof/>
+              </w:rPr>
+              <w:t>Port security tesztelése:</w:t>
+            </w:r>
+            <w:r>
+              <w:rPr>
+                <w:noProof/>
+                <w:webHidden/>
+              </w:rPr>
+              <w:tab/>
+            </w:r>
+            <w:r>
+              <w:rPr>
+                <w:noProof/>
+                <w:webHidden/>
+              </w:rPr>
+              <w:fldChar w:fldCharType="begin"/>
+            </w:r>
+            <w:r>
+              <w:rPr>
+                <w:noProof/>
+                <w:webHidden/>
+              </w:rPr>
+              <w:instrText xml:space="preserve"> PAGEREF _Toc226874768 \h </w:instrText>
+            </w:r>
+            <w:r>
+              <w:rPr>
+                <w:noProof/>
+                <w:webHidden/>
+              </w:rPr>
+            </w:r>
+            <w:r>
+              <w:rPr>
+                <w:noProof/>
+                <w:webHidden/>
+              </w:rPr>
+              <w:fldChar w:fldCharType="separate"/>
+            </w:r>
+            <w:r>
+              <w:rPr>
+                <w:noProof/>
+                <w:webHidden/>
+              </w:rPr>
+              <w:t>13</w:t>
+            </w:r>
+            <w:r>
+              <w:rPr>
+                <w:noProof/>
+                <w:webHidden/>
+              </w:rPr>
+              <w:fldChar w:fldCharType="end"/>
+            </w:r>
+          </w:hyperlink>
+        </w:p>
+        <w:p>
+          <w:pPr>
+            <w:pStyle w:val="TJ2"/>
+            <w:tabs>
+              <w:tab w:val="right" w:leader="dot" w:pos="9062"/>
+            </w:tabs>
+            <w:rPr>
+              <w:rFonts w:eastAsiaTheme="minorEastAsia"/>
+              <w:noProof/>
+              <w:lang w:eastAsia="hu-HU"/>
+            </w:rPr>
+          </w:pPr>
+          <w:hyperlink w:anchor="_Toc226874769" w:history="1">
+            <w:r>
+              <w:rPr>
+                <w:rStyle w:val="Hiperhivatkozs"/>
+                <w:rFonts w:ascii="Times New Roman" w:hAnsi="Times New Roman" w:cs="Times New Roman"/>
+                <w:smallCaps/>
+                <w:noProof/>
+              </w:rPr>
+              <w:t>Hálózatprogramozás Tesztelése:</w:t>
+            </w:r>
+            <w:r>
+              <w:rPr>
+                <w:noProof/>
+                <w:webHidden/>
+              </w:rPr>
+              <w:tab/>
+            </w:r>
+            <w:r>
+              <w:rPr>
+                <w:noProof/>
+                <w:webHidden/>
+              </w:rPr>
+              <w:fldChar w:fldCharType="begin"/>
+            </w:r>
+            <w:r>
+              <w:rPr>
+                <w:noProof/>
+                <w:webHidden/>
+              </w:rPr>
+              <w:instrText xml:space="preserve"> PAGEREF _Toc226874769 \h </w:instrText>
+            </w:r>
+            <w:r>
+              <w:rPr>
+                <w:noProof/>
+                <w:webHidden/>
+              </w:rPr>
+            </w:r>
+            <w:r>
+              <w:rPr>
+                <w:noProof/>
+                <w:webHidden/>
+              </w:rPr>
+              <w:fldChar w:fldCharType="separate"/>
+            </w:r>
+            <w:r>
+              <w:rPr>
+                <w:noProof/>
+                <w:webHidden/>
+              </w:rPr>
+              <w:t>15</w:t>
+            </w:r>
+            <w:r>
+              <w:rPr>
+                <w:noProof/>
+                <w:webHidden/>
+              </w:rPr>
+              <w:fldChar w:fldCharType="end"/>
+            </w:r>
+          </w:hyperlink>
+        </w:p>
+        <w:p>
+          <w:pPr>
+            <w:pStyle w:val="TJ2"/>
+            <w:tabs>
+              <w:tab w:val="right" w:leader="dot" w:pos="9062"/>
+            </w:tabs>
+            <w:rPr>
+              <w:rFonts w:eastAsiaTheme="minorEastAsia"/>
+              <w:noProof/>
+              <w:lang w:eastAsia="hu-HU"/>
+            </w:rPr>
+          </w:pPr>
+          <w:hyperlink w:anchor="_Toc226874770" w:history="1">
+            <w:r>
+              <w:rPr>
+                <w:rStyle w:val="Hiperhivatkozs"/>
+                <w:rFonts w:ascii="Times New Roman" w:hAnsi="Times New Roman" w:cs="Times New Roman"/>
+                <w:smallCaps/>
+                <w:noProof/>
+              </w:rPr>
+              <w:t>PNETLab, TFTP szerver tesztelése</w:t>
+            </w:r>
+            <w:r>
+              <w:rPr>
+                <w:noProof/>
+                <w:webHidden/>
+              </w:rPr>
+              <w:tab/>
+            </w:r>
+            <w:r>
+              <w:rPr>
+                <w:noProof/>
+                <w:webHidden/>
+              </w:rPr>
+              <w:fldChar w:fldCharType="begin"/>
+            </w:r>
+            <w:r>
+              <w:rPr>
+                <w:noProof/>
+                <w:webHidden/>
+              </w:rPr>
+              <w:instrText xml:space="preserve"> PAGEREF _Toc226874770 \h </w:instrText>
+            </w:r>
+            <w:r>
+              <w:rPr>
+                <w:noProof/>
+                <w:webHidden/>
+              </w:rPr>
+            </w:r>
+            <w:r>
+              <w:rPr>
+                <w:noProof/>
+                <w:webHidden/>
+              </w:rPr>
+              <w:fldChar w:fldCharType="separate"/>
+            </w:r>
+            <w:r>
+              <w:rPr>
+                <w:noProof/>
+                <w:webHidden/>
+              </w:rPr>
+              <w:t>19</w:t>
+            </w:r>
+            <w:r>
+              <w:rPr>
+                <w:noProof/>
+                <w:webHidden/>
+              </w:rPr>
+              <w:fldChar w:fldCharType="end"/>
+            </w:r>
+          </w:hyperlink>
+        </w:p>
+        <w:p>
+          <w:pPr>
+            <w:rPr>
+              <w:rStyle w:val="Finomhivatkozs"/>
+              <w:smallCaps w:val="0"/>
+              <w:color w:val="auto"/>
+            </w:rPr>
+          </w:pPr>
+          <w:r>
+            <w:rPr>
+              <w:b/>
+              <w:bCs/>
+            </w:rPr>
+            <w:fldChar w:fldCharType="end"/>
+          </w:r>
+        </w:p>
+      </w:sdtContent>
+    </w:sdt>
+    <w:p>
+      <w:pPr>
+        <w:pStyle w:val="Cmsor1"/>
+        <w:rPr>
+          <w:rStyle w:val="Finomhivatkozs"/>
+          <w:rFonts w:ascii="Times New Roman" w:hAnsi="Times New Roman" w:cs="Times New Roman"/>
+          <w:b/>
+          <w:bCs/>
+        </w:rPr>
+      </w:pPr>
+      <w:bookmarkStart w:id="0" w:name="_Toc226874758"/>
       <w:r>
         <w:rPr>
           <w:rStyle w:val="Finomhivatkozs"/>
@@ -246,21 +1230,16 @@
         </w:rPr>
         <w:t>Budapest technológiai telephely</w:t>
       </w:r>
+      <w:bookmarkEnd w:id="0"/>
     </w:p>
     <w:p>
       <w:pPr>
-        <w:rPr>
-          <w:rStyle w:val="Finomhivatkozs"/>
-        </w:rPr>
-      </w:pPr>
-    </w:p>
-    <w:p>
-      <w:pPr>
-        <w:jc w:val="both"/>
-        <w:rPr>
-          <w:rStyle w:val="Finomhivatkozs"/>
-        </w:rPr>
-      </w:pPr>
+        <w:pStyle w:val="Cmsor2"/>
+        <w:rPr>
+          <w:rStyle w:val="Finomhivatkozs"/>
+        </w:rPr>
+      </w:pPr>
+      <w:bookmarkStart w:id="1" w:name="_Toc226874759"/>
       <w:r>
         <w:rPr>
           <w:rStyle w:val="Finomhivatkozs"/>
@@ -281,6 +1260,7 @@
         </w:rPr>
         <w:t xml:space="preserve"> megújításának tesztelése</w:t>
       </w:r>
+      <w:bookmarkEnd w:id="1"/>
     </w:p>
     <w:p>
       <w:pPr>
@@ -776,6 +1756,7 @@
           <w:rStyle w:val="Finomhivatkozs"/>
           <w:rFonts w:ascii="Times New Roman" w:hAnsi="Times New Roman" w:cs="Times New Roman"/>
         </w:rPr>
+        <w:lastRenderedPageBreak/>
         <w:tab/>
       </w:r>
     </w:p>
@@ -1378,7 +2359,6 @@
         <w:rPr>
           <w:noProof/>
         </w:rPr>
-        <w:lastRenderedPageBreak/>
         <mc:AlternateContent>
           <mc:Choice Requires="wps">
             <w:drawing>
@@ -1918,6 +2898,7 @@
         <w:rPr>
           <w:noProof/>
         </w:rPr>
+        <w:lastRenderedPageBreak/>
         <mc:AlternateContent>
           <mc:Choice Requires="wps">
             <w:drawing>
@@ -2281,12 +3262,13 @@
     </w:p>
     <w:p>
       <w:pPr>
-        <w:pStyle w:val="bum"/>
-        <w:rPr>
-          <w:rStyle w:val="Finomhivatkozs"/>
-          <w:rFonts w:ascii="Times New Roman" w:hAnsi="Times New Roman" w:cs="Times New Roman"/>
-        </w:rPr>
-      </w:pPr>
+        <w:pStyle w:val="Cmsor2"/>
+        <w:rPr>
+          <w:rStyle w:val="Finomhivatkozs"/>
+          <w:rFonts w:ascii="Times New Roman" w:hAnsi="Times New Roman" w:cs="Times New Roman"/>
+        </w:rPr>
+      </w:pPr>
+      <w:bookmarkStart w:id="2" w:name="_Toc226874760"/>
       <w:r>
         <w:rPr>
           <w:rStyle w:val="Finomhivatkozs"/>
@@ -2301,6 +3283,7 @@
         </w:rPr>
         <w:t>/PAT tesztelése</w:t>
       </w:r>
+      <w:bookmarkEnd w:id="2"/>
       <w:r>
         <w:rPr>
           <w:rStyle w:val="Finomhivatkozs"/>
@@ -3130,7 +4113,15 @@
           <w:rStyle w:val="Finomhivatkozs"/>
           <w:rFonts w:ascii="Times New Roman" w:hAnsi="Times New Roman" w:cs="Times New Roman"/>
         </w:rPr>
-        <w:t xml:space="preserve"> írja le. Az utolsó képen azt láthatjuk, hogy a DNS szerver</w:t>
+        <w:t xml:space="preserve"> írja le. Az utolsó képen azt </w:t>
+      </w:r>
+      <w:r>
+        <w:rPr>
+          <w:rStyle w:val="Finomhivatkozs"/>
+          <w:rFonts w:ascii="Times New Roman" w:hAnsi="Times New Roman" w:cs="Times New Roman"/>
+        </w:rPr>
+        <w:lastRenderedPageBreak/>
+        <w:t>láthatjuk, hogy a DNS szerver</w:t>
       </w:r>
       <w:r>
         <w:rPr>
@@ -3218,12 +4209,13 @@
     </w:p>
     <w:p>
       <w:pPr>
-        <w:pStyle w:val="bum"/>
-        <w:rPr>
-          <w:rStyle w:val="Finomhivatkozs"/>
-          <w:rFonts w:ascii="Times New Roman" w:hAnsi="Times New Roman" w:cs="Times New Roman"/>
-        </w:rPr>
-      </w:pPr>
+        <w:pStyle w:val="Cmsor1"/>
+        <w:rPr>
+          <w:rStyle w:val="Finomhivatkozs"/>
+          <w:rFonts w:ascii="Times New Roman" w:hAnsi="Times New Roman" w:cs="Times New Roman"/>
+        </w:rPr>
+      </w:pPr>
+      <w:bookmarkStart w:id="3" w:name="_Toc226874761"/>
       <w:r>
         <w:rPr>
           <w:rStyle w:val="Finomhivatkozs"/>
@@ -3232,15 +4224,17 @@
         </w:rPr>
         <w:t>Titkárság Budapest telephely</w:t>
       </w:r>
+      <w:bookmarkEnd w:id="3"/>
     </w:p>
     <w:p>
       <w:pPr>
-        <w:pStyle w:val="bum"/>
-        <w:rPr>
-          <w:rStyle w:val="Finomhivatkozs"/>
-          <w:rFonts w:ascii="Times New Roman" w:hAnsi="Times New Roman" w:cs="Times New Roman"/>
-        </w:rPr>
-      </w:pPr>
+        <w:pStyle w:val="Cmsor2"/>
+        <w:rPr>
+          <w:rStyle w:val="Finomhivatkozs"/>
+          <w:rFonts w:ascii="Times New Roman" w:hAnsi="Times New Roman" w:cs="Times New Roman"/>
+        </w:rPr>
+      </w:pPr>
+      <w:bookmarkStart w:id="4" w:name="_Toc226874762"/>
       <w:r>
         <w:rPr>
           <w:rStyle w:val="Finomhivatkozs"/>
@@ -3255,6 +4249,7 @@
         </w:rPr>
         <w:t>tesztelése</w:t>
       </w:r>
+      <w:bookmarkEnd w:id="4"/>
     </w:p>
     <w:p>
       <w:pPr>
@@ -3268,7 +4263,6 @@
         <w:rPr>
           <w:noProof/>
         </w:rPr>
-        <w:lastRenderedPageBreak/>
         <mc:AlternateContent>
           <mc:Choice Requires="wps">
             <w:drawing>
@@ -4329,7 +5323,6 @@
         <w:rPr>
           <w:noProof/>
         </w:rPr>
-        <w:lastRenderedPageBreak/>
         <mc:AlternateContent>
           <mc:Choice Requires="wps">
             <w:drawing>
@@ -4845,6 +5838,7 @@
         <w:rPr>
           <w:noProof/>
         </w:rPr>
+        <w:lastRenderedPageBreak/>
         <mc:AlternateContent>
           <mc:Choice Requires="wps">
             <w:drawing>
@@ -5164,39 +6158,13 @@
     </w:p>
     <w:p>
       <w:pPr>
-        <w:pStyle w:val="bum"/>
-        <w:rPr>
-          <w:rStyle w:val="Finomhivatkozs"/>
-          <w:rFonts w:ascii="Times New Roman" w:hAnsi="Times New Roman" w:cs="Times New Roman"/>
-        </w:rPr>
-      </w:pPr>
-    </w:p>
-    <w:p>
-      <w:pPr>
-        <w:pStyle w:val="bum"/>
-        <w:rPr>
-          <w:rStyle w:val="Finomhivatkozs"/>
-          <w:rFonts w:ascii="Times New Roman" w:hAnsi="Times New Roman" w:cs="Times New Roman"/>
-        </w:rPr>
-      </w:pPr>
-    </w:p>
-    <w:p>
-      <w:pPr>
-        <w:pStyle w:val="bum"/>
-        <w:rPr>
-          <w:rStyle w:val="Finomhivatkozs"/>
-          <w:rFonts w:ascii="Times New Roman" w:hAnsi="Times New Roman" w:cs="Times New Roman"/>
-        </w:rPr>
-      </w:pPr>
-    </w:p>
-    <w:p>
-      <w:pPr>
-        <w:pStyle w:val="bum"/>
-        <w:rPr>
-          <w:rStyle w:val="Finomhivatkozs"/>
-          <w:rFonts w:ascii="Times New Roman" w:hAnsi="Times New Roman" w:cs="Times New Roman"/>
-        </w:rPr>
-      </w:pPr>
+        <w:pStyle w:val="Cmsor2"/>
+        <w:rPr>
+          <w:rStyle w:val="Finomhivatkozs"/>
+          <w:rFonts w:ascii="Times New Roman" w:hAnsi="Times New Roman" w:cs="Times New Roman"/>
+        </w:rPr>
+      </w:pPr>
+      <w:bookmarkStart w:id="5" w:name="_Toc226874763"/>
       <w:r>
         <w:rPr>
           <w:rStyle w:val="Finomhivatkozs"/>
@@ -5211,6 +6179,7 @@
         </w:rPr>
         <w:t>tesztelése</w:t>
       </w:r>
+      <w:bookmarkEnd w:id="5"/>
     </w:p>
     <w:p>
       <w:pPr>
@@ -5733,12 +6702,13 @@
     </w:p>
     <w:p>
       <w:pPr>
-        <w:pStyle w:val="bum"/>
-        <w:rPr>
-          <w:rStyle w:val="Finomhivatkozs"/>
-          <w:rFonts w:ascii="Times New Roman" w:hAnsi="Times New Roman" w:cs="Times New Roman"/>
-        </w:rPr>
-      </w:pPr>
+        <w:pStyle w:val="Cmsor1"/>
+        <w:rPr>
+          <w:rStyle w:val="Finomhivatkozs"/>
+          <w:rFonts w:ascii="Times New Roman" w:hAnsi="Times New Roman" w:cs="Times New Roman"/>
+        </w:rPr>
+      </w:pPr>
+      <w:bookmarkStart w:id="6" w:name="_Toc226874764"/>
       <w:r>
         <w:rPr>
           <w:rStyle w:val="Finomhivatkozs"/>
@@ -5748,15 +6718,17 @@
         <w:lastRenderedPageBreak/>
         <w:t>Debrecen szerverszoba telephely</w:t>
       </w:r>
+      <w:bookmarkEnd w:id="6"/>
     </w:p>
     <w:p>
       <w:pPr>
-        <w:pStyle w:val="bum"/>
-        <w:rPr>
-          <w:rStyle w:val="Finomhivatkozs"/>
-          <w:rFonts w:ascii="Times New Roman" w:hAnsi="Times New Roman" w:cs="Times New Roman"/>
-        </w:rPr>
-      </w:pPr>
+        <w:pStyle w:val="Cmsor2"/>
+        <w:rPr>
+          <w:rStyle w:val="Finomhivatkozs"/>
+          <w:rFonts w:ascii="Times New Roman" w:hAnsi="Times New Roman" w:cs="Times New Roman"/>
+        </w:rPr>
+      </w:pPr>
+      <w:bookmarkStart w:id="7" w:name="_Toc226874765"/>
       <w:r>
         <w:rPr>
           <w:rStyle w:val="Finomhivatkozs"/>
@@ -5764,6 +6736,7 @@
         </w:rPr>
         <w:t>NAT/ STATIKUS/ PAT</w:t>
       </w:r>
+      <w:bookmarkEnd w:id="7"/>
     </w:p>
     <w:p>
       <w:pPr>
@@ -6401,12 +7374,13 @@
     </w:p>
     <w:p>
       <w:pPr>
-        <w:pStyle w:val="bum"/>
-        <w:rPr>
-          <w:rStyle w:val="Finomhivatkozs"/>
-          <w:rFonts w:ascii="Times New Roman" w:hAnsi="Times New Roman" w:cs="Times New Roman"/>
-        </w:rPr>
-      </w:pPr>
+        <w:pStyle w:val="Cmsor2"/>
+        <w:rPr>
+          <w:rStyle w:val="Finomhivatkozs"/>
+          <w:rFonts w:ascii="Times New Roman" w:hAnsi="Times New Roman" w:cs="Times New Roman"/>
+        </w:rPr>
+      </w:pPr>
+      <w:bookmarkStart w:id="8" w:name="_Toc226874766"/>
       <w:r>
         <w:rPr>
           <w:rStyle w:val="Finomhivatkozs"/>
@@ -6462,6 +7436,7 @@
         </w:rPr>
         <w:t>) – Tesztelés</w:t>
       </w:r>
+      <w:bookmarkEnd w:id="8"/>
     </w:p>
     <w:p>
       <w:pPr>
@@ -6562,15 +7537,17 @@
     <w:p>
       <w:pPr>
         <w:pStyle w:val="bum"/>
-        <w:rPr>
-          <w:rStyle w:val="Finomhivatkozs"/>
-          <w:rFonts w:ascii="Times New Roman" w:hAnsi="Times New Roman" w:cs="Times New Roman"/>
-        </w:rPr>
-      </w:pPr>
-      <w:r>
-        <w:rPr>
-          <w:rStyle w:val="Finomhivatkozs"/>
-          <w:rFonts w:ascii="Times New Roman" w:hAnsi="Times New Roman" w:cs="Times New Roman"/>
+        <w:jc w:val="center"/>
+        <w:rPr>
+          <w:rStyle w:val="Finomhivatkozs"/>
+          <w:rFonts w:ascii="Times New Roman" w:hAnsi="Times New Roman" w:cs="Times New Roman"/>
+        </w:rPr>
+      </w:pPr>
+      <w:r>
+        <w:rPr>
+          <w:rStyle w:val="Finomhivatkozs"/>
+          <w:rFonts w:ascii="Times New Roman" w:hAnsi="Times New Roman" w:cs="Times New Roman"/>
+          <w:noProof/>
         </w:rPr>
         <w:lastRenderedPageBreak/>
         <w:drawing>
@@ -6896,6 +7873,7 @@
         <w:rPr>
           <w:rStyle w:val="Finomhivatkozs"/>
           <w:rFonts w:ascii="Times New Roman" w:hAnsi="Times New Roman" w:cs="Times New Roman"/>
+          <w:noProof/>
         </w:rPr>
         <w:drawing>
           <wp:inline distT="0" distB="0" distL="0" distR="0" wp14:anchorId="21D73E78" wp14:editId="5E63F2C7">
@@ -7187,6 +8165,7 @@
         <w:rPr>
           <w:rStyle w:val="Finomhivatkozs"/>
           <w:rFonts w:ascii="Times New Roman" w:hAnsi="Times New Roman" w:cs="Times New Roman"/>
+          <w:noProof/>
         </w:rPr>
         <w:drawing>
           <wp:inline distT="0" distB="0" distL="0" distR="0" wp14:anchorId="51F06763" wp14:editId="4A9C737B">
@@ -7420,6 +8399,7 @@
         <w:rPr>
           <w:rStyle w:val="Finomhivatkozs"/>
           <w:rFonts w:ascii="Times New Roman" w:hAnsi="Times New Roman" w:cs="Times New Roman"/>
+          <w:noProof/>
         </w:rPr>
         <w:drawing>
           <wp:inline distT="0" distB="0" distL="0" distR="0" wp14:anchorId="63ECB3AF" wp14:editId="6FAA6E64">
@@ -7470,6 +8450,7 @@
         <w:rPr>
           <w:rStyle w:val="Finomhivatkozs"/>
           <w:rFonts w:ascii="Times New Roman" w:hAnsi="Times New Roman" w:cs="Times New Roman"/>
+          <w:noProof/>
         </w:rPr>
         <w:drawing>
           <wp:inline distT="0" distB="0" distL="0" distR="0" wp14:anchorId="35B25B53" wp14:editId="13212C93">
@@ -7654,6 +8635,7 @@
         <w:rPr>
           <w:rStyle w:val="Finomhivatkozs"/>
           <w:rFonts w:ascii="Times New Roman" w:hAnsi="Times New Roman" w:cs="Times New Roman"/>
+          <w:noProof/>
         </w:rPr>
         <w:drawing>
           <wp:inline distT="0" distB="0" distL="0" distR="0" wp14:anchorId="46E8FAAB" wp14:editId="6866BD44">
@@ -7695,11 +8677,12 @@
         <w:rPr>
           <w:rStyle w:val="Finomhivatkozs"/>
           <w:rFonts w:ascii="Times New Roman" w:hAnsi="Times New Roman" w:cs="Times New Roman"/>
+          <w:noProof/>
         </w:rPr>
         <w:drawing>
-          <wp:inline distT="0" distB="0" distL="0" distR="0" wp14:anchorId="597A4FDE" wp14:editId="4B832E1C">
-            <wp:extent cx="2766383" cy="2663687"/>
-            <wp:effectExtent l="0" t="0" r="0" b="3810"/>
+          <wp:inline distT="0" distB="0" distL="0" distR="0" wp14:anchorId="597A4FDE" wp14:editId="0BBAD572">
+            <wp:extent cx="2638645" cy="2540692"/>
+            <wp:effectExtent l="0" t="0" r="9525" b="0"/>
             <wp:docPr id="1914202060" name="Kép 1"/>
             <wp:cNvGraphicFramePr>
               <a:graphicFrameLocks xmlns:a="http://schemas.openxmlformats.org/drawingml/2006/main" noChangeAspect="1"/>
@@ -7720,7 +8703,7 @@
                   <pic:spPr>
                     <a:xfrm>
                       <a:off x="0" y="0"/>
-                      <a:ext cx="2771460" cy="2668576"/>
+                      <a:ext cx="2651540" cy="2553108"/>
                     </a:xfrm>
                     <a:prstGeom prst="rect">
                       <a:avLst/>
@@ -7735,12 +8718,13 @@
     </w:p>
     <w:p>
       <w:pPr>
-        <w:pStyle w:val="bum"/>
-        <w:rPr>
-          <w:rStyle w:val="Finomhivatkozs"/>
-          <w:rFonts w:ascii="Times New Roman" w:hAnsi="Times New Roman" w:cs="Times New Roman"/>
-        </w:rPr>
-      </w:pPr>
+        <w:pStyle w:val="Cmsor2"/>
+        <w:rPr>
+          <w:rStyle w:val="Finomhivatkozs"/>
+          <w:rFonts w:ascii="Times New Roman" w:hAnsi="Times New Roman" w:cs="Times New Roman"/>
+        </w:rPr>
+      </w:pPr>
+      <w:bookmarkStart w:id="9" w:name="_Toc226874767"/>
       <w:proofErr w:type="spellStart"/>
       <w:r>
         <w:rPr>
@@ -7757,6 +8741,7 @@
         </w:rPr>
         <w:t xml:space="preserve"> (LACP) tesztelés:</w:t>
       </w:r>
+      <w:bookmarkEnd w:id="9"/>
     </w:p>
     <w:p>
       <w:pPr>
@@ -8034,6 +9019,7 @@
         <w:rPr>
           <w:rStyle w:val="Finomhivatkozs"/>
           <w:rFonts w:ascii="Times New Roman" w:hAnsi="Times New Roman" w:cs="Times New Roman"/>
+          <w:noProof/>
         </w:rPr>
         <w:drawing>
           <wp:inline distT="0" distB="0" distL="0" distR="0" wp14:anchorId="7F8D30EB" wp14:editId="60C28DB2">
@@ -8149,11 +9135,12 @@
         <w:rPr>
           <w:rStyle w:val="Finomhivatkozs"/>
           <w:rFonts w:ascii="Times New Roman" w:hAnsi="Times New Roman" w:cs="Times New Roman"/>
+          <w:noProof/>
         </w:rPr>
         <w:drawing>
-          <wp:inline distT="0" distB="0" distL="0" distR="0" wp14:anchorId="71C0F928" wp14:editId="3DF37C48">
-            <wp:extent cx="5760720" cy="3388995"/>
-            <wp:effectExtent l="0" t="0" r="0" b="1905"/>
+          <wp:inline distT="0" distB="0" distL="0" distR="0" wp14:anchorId="71C0F928" wp14:editId="59C3A99C">
+            <wp:extent cx="5595573" cy="3291840"/>
+            <wp:effectExtent l="0" t="0" r="5715" b="3810"/>
             <wp:docPr id="1090127152" name="Kép 1"/>
             <wp:cNvGraphicFramePr>
               <a:graphicFrameLocks xmlns:a="http://schemas.openxmlformats.org/drawingml/2006/main" noChangeAspect="1"/>
@@ -8174,7 +9161,7 @@
                   <pic:spPr>
                     <a:xfrm>
                       <a:off x="0" y="0"/>
-                      <a:ext cx="5760720" cy="3388995"/>
+                      <a:ext cx="5600599" cy="3294796"/>
                     </a:xfrm>
                     <a:prstGeom prst="rect">
                       <a:avLst/>
@@ -8247,6 +9234,7 @@
         <w:rPr>
           <w:rStyle w:val="Finomhivatkozs"/>
           <w:rFonts w:ascii="Times New Roman" w:hAnsi="Times New Roman" w:cs="Times New Roman"/>
+          <w:noProof/>
         </w:rPr>
         <w:drawing>
           <wp:inline distT="0" distB="0" distL="0" distR="0" wp14:anchorId="08645148" wp14:editId="5B545A94">
@@ -8421,6 +9409,7 @@
         <w:rPr>
           <w:rStyle w:val="Finomhivatkozs"/>
           <w:rFonts w:ascii="Times New Roman" w:hAnsi="Times New Roman" w:cs="Times New Roman"/>
+          <w:noProof/>
         </w:rPr>
         <w:lastRenderedPageBreak/>
         <w:drawing>
@@ -8478,6 +9467,27 @@
     </w:p>
     <w:p>
       <w:pPr>
+        <w:pStyle w:val="Cmsor2"/>
+      </w:pPr>
+      <w:bookmarkStart w:id="10" w:name="_Toc226874768"/>
+      <w:r>
+        <w:t xml:space="preserve">Port </w:t>
+      </w:r>
+      <w:proofErr w:type="spellStart"/>
+      <w:r>
+        <w:t>s</w:t>
+      </w:r>
+      <w:r>
+        <w:t>ecurity</w:t>
+      </w:r>
+      <w:proofErr w:type="spellEnd"/>
+      <w:r>
+        <w:t xml:space="preserve"> tesztelése:</w:t>
+      </w:r>
+      <w:bookmarkEnd w:id="10"/>
+    </w:p>
+    <w:p>
+      <w:pPr>
         <w:pStyle w:val="bum"/>
         <w:rPr>
           <w:rFonts w:ascii="Times New Roman" w:hAnsi="Times New Roman" w:cs="Times New Roman"/>
@@ -8491,16 +9501,15 @@
           <w:smallCaps/>
           <w:color w:val="5A5A5A" w:themeColor="text1" w:themeTint="A5"/>
         </w:rPr>
-        <w:t xml:space="preserve">Port </w:t>
-      </w:r>
-      <w:proofErr w:type="spellStart"/>
+        <w:t>A teszt célja megmutatni</w:t>
+      </w:r>
       <w:r>
         <w:rPr>
           <w:rFonts w:ascii="Times New Roman" w:hAnsi="Times New Roman" w:cs="Times New Roman"/>
           <w:smallCaps/>
           <w:color w:val="5A5A5A" w:themeColor="text1" w:themeTint="A5"/>
         </w:rPr>
-        <w:t>s</w:t>
+        <w:t>,</w:t>
       </w:r>
       <w:r>
         <w:rPr>
@@ -8508,232 +9517,190 @@
           <w:smallCaps/>
           <w:color w:val="5A5A5A" w:themeColor="text1" w:themeTint="A5"/>
         </w:rPr>
-        <w:t>ecurity</w:t>
-      </w:r>
-      <w:proofErr w:type="spellEnd"/>
+        <w:t xml:space="preserve"> hogy jogosulatlan eszközök becsatlakozását blokkolja a hálózat </w:t>
+      </w:r>
       <w:r>
         <w:rPr>
           <w:rFonts w:ascii="Times New Roman" w:hAnsi="Times New Roman" w:cs="Times New Roman"/>
           <w:smallCaps/>
           <w:color w:val="5A5A5A" w:themeColor="text1" w:themeTint="A5"/>
         </w:rPr>
-        <w:t xml:space="preserve"> tesztelése:</w:t>
+        <w:t xml:space="preserve">és a beállított </w:t>
+      </w:r>
+      <w:proofErr w:type="spellStart"/>
+      <w:r>
+        <w:rPr>
+          <w:rFonts w:ascii="Times New Roman" w:hAnsi="Times New Roman" w:cs="Times New Roman"/>
+          <w:smallCaps/>
+          <w:color w:val="5A5A5A" w:themeColor="text1" w:themeTint="A5"/>
+        </w:rPr>
+        <w:t>violation</w:t>
+      </w:r>
+      <w:proofErr w:type="spellEnd"/>
+      <w:r>
+        <w:rPr>
+          <w:rFonts w:ascii="Times New Roman" w:hAnsi="Times New Roman" w:cs="Times New Roman"/>
+          <w:smallCaps/>
+          <w:color w:val="5A5A5A" w:themeColor="text1" w:themeTint="A5"/>
+        </w:rPr>
+        <w:t xml:space="preserve"> </w:t>
+      </w:r>
+      <w:proofErr w:type="spellStart"/>
+      <w:r>
+        <w:rPr>
+          <w:rFonts w:ascii="Times New Roman" w:hAnsi="Times New Roman" w:cs="Times New Roman"/>
+          <w:smallCaps/>
+          <w:color w:val="5A5A5A" w:themeColor="text1" w:themeTint="A5"/>
+        </w:rPr>
+        <w:t>mode</w:t>
+      </w:r>
+      <w:proofErr w:type="spellEnd"/>
+      <w:r>
+        <w:rPr>
+          <w:rFonts w:ascii="Times New Roman" w:hAnsi="Times New Roman" w:cs="Times New Roman"/>
+          <w:smallCaps/>
+          <w:color w:val="5A5A5A" w:themeColor="text1" w:themeTint="A5"/>
+        </w:rPr>
+        <w:t xml:space="preserve"> helyesen működik. A mi topológiánkban a port-</w:t>
+      </w:r>
+      <w:proofErr w:type="spellStart"/>
+      <w:r>
+        <w:rPr>
+          <w:rFonts w:ascii="Times New Roman" w:hAnsi="Times New Roman" w:cs="Times New Roman"/>
+          <w:smallCaps/>
+          <w:color w:val="5A5A5A" w:themeColor="text1" w:themeTint="A5"/>
+        </w:rPr>
+        <w:t>security</w:t>
+      </w:r>
+      <w:proofErr w:type="spellEnd"/>
+      <w:r>
+        <w:rPr>
+          <w:rFonts w:ascii="Times New Roman" w:hAnsi="Times New Roman" w:cs="Times New Roman"/>
+          <w:smallCaps/>
+          <w:color w:val="5A5A5A" w:themeColor="text1" w:themeTint="A5"/>
+        </w:rPr>
+        <w:t xml:space="preserve"> A </w:t>
+      </w:r>
+      <w:proofErr w:type="spellStart"/>
+      <w:r>
+        <w:rPr>
+          <w:rFonts w:ascii="Times New Roman" w:hAnsi="Times New Roman" w:cs="Times New Roman"/>
+          <w:smallCaps/>
+          <w:color w:val="5A5A5A" w:themeColor="text1" w:themeTint="A5"/>
+        </w:rPr>
+        <w:t>titkarsag</w:t>
+      </w:r>
+      <w:proofErr w:type="spellEnd"/>
+      <w:r>
+        <w:rPr>
+          <w:rFonts w:ascii="Times New Roman" w:hAnsi="Times New Roman" w:cs="Times New Roman"/>
+          <w:smallCaps/>
+          <w:color w:val="5A5A5A" w:themeColor="text1" w:themeTint="A5"/>
+        </w:rPr>
+        <w:t xml:space="preserve"> </w:t>
+      </w:r>
+      <w:proofErr w:type="spellStart"/>
+      <w:r>
+        <w:rPr>
+          <w:rFonts w:ascii="Times New Roman" w:hAnsi="Times New Roman" w:cs="Times New Roman"/>
+          <w:smallCaps/>
+          <w:color w:val="5A5A5A" w:themeColor="text1" w:themeTint="A5"/>
+        </w:rPr>
+        <w:t>budapest</w:t>
+      </w:r>
+      <w:proofErr w:type="spellEnd"/>
+      <w:r>
+        <w:rPr>
+          <w:rFonts w:ascii="Times New Roman" w:hAnsi="Times New Roman" w:cs="Times New Roman"/>
+          <w:smallCaps/>
+          <w:color w:val="5A5A5A" w:themeColor="text1" w:themeTint="A5"/>
+        </w:rPr>
+        <w:t xml:space="preserve"> területen található és a JOG_SW router kezeli. Ha kiadjuk a „show port-</w:t>
+      </w:r>
+      <w:proofErr w:type="spellStart"/>
+      <w:r>
+        <w:rPr>
+          <w:rFonts w:ascii="Times New Roman" w:hAnsi="Times New Roman" w:cs="Times New Roman"/>
+          <w:smallCaps/>
+          <w:color w:val="5A5A5A" w:themeColor="text1" w:themeTint="A5"/>
+        </w:rPr>
+        <w:t>security</w:t>
+      </w:r>
+      <w:proofErr w:type="spellEnd"/>
+      <w:r>
+        <w:rPr>
+          <w:rFonts w:ascii="Times New Roman" w:hAnsi="Times New Roman" w:cs="Times New Roman"/>
+          <w:smallCaps/>
+          <w:color w:val="5A5A5A" w:themeColor="text1" w:themeTint="A5"/>
+        </w:rPr>
+        <w:t xml:space="preserve">” parancsot láthatjuk, hogy mely </w:t>
+      </w:r>
+      <w:proofErr w:type="spellStart"/>
+      <w:r>
+        <w:rPr>
+          <w:rFonts w:ascii="Times New Roman" w:hAnsi="Times New Roman" w:cs="Times New Roman"/>
+          <w:smallCaps/>
+          <w:color w:val="5A5A5A" w:themeColor="text1" w:themeTint="A5"/>
+        </w:rPr>
+        <w:t>interfacekre</w:t>
+      </w:r>
+      <w:proofErr w:type="spellEnd"/>
+      <w:r>
+        <w:rPr>
+          <w:rFonts w:ascii="Times New Roman" w:hAnsi="Times New Roman" w:cs="Times New Roman"/>
+          <w:smallCaps/>
+          <w:color w:val="5A5A5A" w:themeColor="text1" w:themeTint="A5"/>
+        </w:rPr>
+        <w:t xml:space="preserve"> lett konfigurálva port biztonság</w:t>
+      </w:r>
+      <w:r>
+        <w:rPr>
+          <w:rFonts w:ascii="Times New Roman" w:hAnsi="Times New Roman" w:cs="Times New Roman"/>
+          <w:smallCaps/>
+          <w:color w:val="5A5A5A" w:themeColor="text1" w:themeTint="A5"/>
+        </w:rPr>
+        <w:t xml:space="preserve"> és hogy milyen </w:t>
+      </w:r>
+      <w:proofErr w:type="spellStart"/>
+      <w:r>
+        <w:rPr>
+          <w:rFonts w:ascii="Times New Roman" w:hAnsi="Times New Roman" w:cs="Times New Roman"/>
+          <w:smallCaps/>
+          <w:color w:val="5A5A5A" w:themeColor="text1" w:themeTint="A5"/>
+        </w:rPr>
+        <w:t>violation</w:t>
+      </w:r>
+      <w:proofErr w:type="spellEnd"/>
+      <w:r>
+        <w:rPr>
+          <w:rFonts w:ascii="Times New Roman" w:hAnsi="Times New Roman" w:cs="Times New Roman"/>
+          <w:smallCaps/>
+          <w:color w:val="5A5A5A" w:themeColor="text1" w:themeTint="A5"/>
+        </w:rPr>
+        <w:t xml:space="preserve"> módba vannak</w:t>
+      </w:r>
+      <w:r>
+        <w:rPr>
+          <w:rFonts w:ascii="Times New Roman" w:hAnsi="Times New Roman" w:cs="Times New Roman"/>
+          <w:smallCaps/>
+          <w:color w:val="5A5A5A" w:themeColor="text1" w:themeTint="A5"/>
+        </w:rPr>
+        <w:t>:</w:t>
       </w:r>
     </w:p>
     <w:p>
       <w:pPr>
         <w:pStyle w:val="bum"/>
         <w:rPr>
-          <w:rFonts w:ascii="Times New Roman" w:hAnsi="Times New Roman" w:cs="Times New Roman"/>
-          <w:smallCaps/>
-          <w:color w:val="5A5A5A" w:themeColor="text1" w:themeTint="A5"/>
-        </w:rPr>
-      </w:pPr>
-      <w:r>
-        <w:rPr>
-          <w:rFonts w:ascii="Times New Roman" w:hAnsi="Times New Roman" w:cs="Times New Roman"/>
-          <w:smallCaps/>
-          <w:color w:val="5A5A5A" w:themeColor="text1" w:themeTint="A5"/>
-        </w:rPr>
-        <w:t>A teszt célja megmutatni</w:t>
-      </w:r>
-      <w:r>
-        <w:rPr>
-          <w:rFonts w:ascii="Times New Roman" w:hAnsi="Times New Roman" w:cs="Times New Roman"/>
-          <w:smallCaps/>
-          <w:color w:val="5A5A5A" w:themeColor="text1" w:themeTint="A5"/>
-        </w:rPr>
-        <w:t>,</w:t>
-      </w:r>
-      <w:r>
-        <w:rPr>
-          <w:rFonts w:ascii="Times New Roman" w:hAnsi="Times New Roman" w:cs="Times New Roman"/>
-          <w:smallCaps/>
-          <w:color w:val="5A5A5A" w:themeColor="text1" w:themeTint="A5"/>
-        </w:rPr>
-        <w:t xml:space="preserve"> hogy jogosulatlan eszközök becsatlakozását blokkolja a hálózat </w:t>
-      </w:r>
-      <w:r>
-        <w:rPr>
-          <w:rFonts w:ascii="Times New Roman" w:hAnsi="Times New Roman" w:cs="Times New Roman"/>
-          <w:smallCaps/>
-          <w:color w:val="5A5A5A" w:themeColor="text1" w:themeTint="A5"/>
-        </w:rPr>
-        <w:t xml:space="preserve">és a beállított </w:t>
-      </w:r>
-      <w:proofErr w:type="spellStart"/>
-      <w:r>
-        <w:rPr>
-          <w:rFonts w:ascii="Times New Roman" w:hAnsi="Times New Roman" w:cs="Times New Roman"/>
-          <w:smallCaps/>
-          <w:color w:val="5A5A5A" w:themeColor="text1" w:themeTint="A5"/>
-        </w:rPr>
-        <w:t>violation</w:t>
-      </w:r>
-      <w:proofErr w:type="spellEnd"/>
-      <w:r>
-        <w:rPr>
-          <w:rFonts w:ascii="Times New Roman" w:hAnsi="Times New Roman" w:cs="Times New Roman"/>
-          <w:smallCaps/>
-          <w:color w:val="5A5A5A" w:themeColor="text1" w:themeTint="A5"/>
-        </w:rPr>
-        <w:t xml:space="preserve"> </w:t>
-      </w:r>
-      <w:proofErr w:type="spellStart"/>
-      <w:r>
-        <w:rPr>
-          <w:rFonts w:ascii="Times New Roman" w:hAnsi="Times New Roman" w:cs="Times New Roman"/>
-          <w:smallCaps/>
-          <w:color w:val="5A5A5A" w:themeColor="text1" w:themeTint="A5"/>
-        </w:rPr>
-        <w:t>mode</w:t>
-      </w:r>
-      <w:proofErr w:type="spellEnd"/>
-      <w:r>
-        <w:rPr>
-          <w:rFonts w:ascii="Times New Roman" w:hAnsi="Times New Roman" w:cs="Times New Roman"/>
-          <w:smallCaps/>
-          <w:color w:val="5A5A5A" w:themeColor="text1" w:themeTint="A5"/>
-        </w:rPr>
-        <w:t xml:space="preserve"> helyesen működik. A mi topológiánkban a port-</w:t>
-      </w:r>
-      <w:proofErr w:type="spellStart"/>
-      <w:r>
-        <w:rPr>
-          <w:rFonts w:ascii="Times New Roman" w:hAnsi="Times New Roman" w:cs="Times New Roman"/>
-          <w:smallCaps/>
-          <w:color w:val="5A5A5A" w:themeColor="text1" w:themeTint="A5"/>
-        </w:rPr>
-        <w:t>security</w:t>
-      </w:r>
-      <w:proofErr w:type="spellEnd"/>
-      <w:r>
-        <w:rPr>
-          <w:rFonts w:ascii="Times New Roman" w:hAnsi="Times New Roman" w:cs="Times New Roman"/>
-          <w:smallCaps/>
-          <w:color w:val="5A5A5A" w:themeColor="text1" w:themeTint="A5"/>
-        </w:rPr>
-        <w:t xml:space="preserve"> A </w:t>
-      </w:r>
-      <w:proofErr w:type="spellStart"/>
-      <w:r>
-        <w:rPr>
-          <w:rFonts w:ascii="Times New Roman" w:hAnsi="Times New Roman" w:cs="Times New Roman"/>
-          <w:smallCaps/>
-          <w:color w:val="5A5A5A" w:themeColor="text1" w:themeTint="A5"/>
-        </w:rPr>
-        <w:t>titkarsag</w:t>
-      </w:r>
-      <w:proofErr w:type="spellEnd"/>
-      <w:r>
-        <w:rPr>
-          <w:rFonts w:ascii="Times New Roman" w:hAnsi="Times New Roman" w:cs="Times New Roman"/>
-          <w:smallCaps/>
-          <w:color w:val="5A5A5A" w:themeColor="text1" w:themeTint="A5"/>
-        </w:rPr>
-        <w:t xml:space="preserve"> </w:t>
-      </w:r>
-      <w:proofErr w:type="spellStart"/>
-      <w:r>
-        <w:rPr>
-          <w:rFonts w:ascii="Times New Roman" w:hAnsi="Times New Roman" w:cs="Times New Roman"/>
-          <w:smallCaps/>
-          <w:color w:val="5A5A5A" w:themeColor="text1" w:themeTint="A5"/>
-        </w:rPr>
-        <w:t>budapest</w:t>
-      </w:r>
-      <w:proofErr w:type="spellEnd"/>
-      <w:r>
-        <w:rPr>
-          <w:rFonts w:ascii="Times New Roman" w:hAnsi="Times New Roman" w:cs="Times New Roman"/>
-          <w:smallCaps/>
-          <w:color w:val="5A5A5A" w:themeColor="text1" w:themeTint="A5"/>
-        </w:rPr>
-        <w:t xml:space="preserve"> területen található és a JOG_SW router kezeli. Ha kiadjuk a „show port-</w:t>
-      </w:r>
-      <w:proofErr w:type="spellStart"/>
-      <w:r>
-        <w:rPr>
-          <w:rFonts w:ascii="Times New Roman" w:hAnsi="Times New Roman" w:cs="Times New Roman"/>
-          <w:smallCaps/>
-          <w:color w:val="5A5A5A" w:themeColor="text1" w:themeTint="A5"/>
-        </w:rPr>
-        <w:t>security</w:t>
-      </w:r>
-      <w:proofErr w:type="spellEnd"/>
-      <w:r>
-        <w:rPr>
-          <w:rFonts w:ascii="Times New Roman" w:hAnsi="Times New Roman" w:cs="Times New Roman"/>
-          <w:smallCaps/>
-          <w:color w:val="5A5A5A" w:themeColor="text1" w:themeTint="A5"/>
-        </w:rPr>
-        <w:t xml:space="preserve">” parancsot láthatjuk, hogy mely </w:t>
-      </w:r>
-      <w:proofErr w:type="spellStart"/>
-      <w:r>
-        <w:rPr>
-          <w:rFonts w:ascii="Times New Roman" w:hAnsi="Times New Roman" w:cs="Times New Roman"/>
-          <w:smallCaps/>
-          <w:color w:val="5A5A5A" w:themeColor="text1" w:themeTint="A5"/>
-        </w:rPr>
-        <w:t>interfacekre</w:t>
-      </w:r>
-      <w:proofErr w:type="spellEnd"/>
-      <w:r>
-        <w:rPr>
-          <w:rFonts w:ascii="Times New Roman" w:hAnsi="Times New Roman" w:cs="Times New Roman"/>
-          <w:smallCaps/>
-          <w:color w:val="5A5A5A" w:themeColor="text1" w:themeTint="A5"/>
-        </w:rPr>
-        <w:t xml:space="preserve"> lett konfigurálva port biztonság</w:t>
-      </w:r>
-      <w:r>
-        <w:rPr>
-          <w:rFonts w:ascii="Times New Roman" w:hAnsi="Times New Roman" w:cs="Times New Roman"/>
-          <w:smallCaps/>
-          <w:color w:val="5A5A5A" w:themeColor="text1" w:themeTint="A5"/>
-        </w:rPr>
-        <w:t xml:space="preserve"> és hogy milyen </w:t>
-      </w:r>
-      <w:proofErr w:type="spellStart"/>
-      <w:r>
-        <w:rPr>
-          <w:rFonts w:ascii="Times New Roman" w:hAnsi="Times New Roman" w:cs="Times New Roman"/>
-          <w:smallCaps/>
-          <w:color w:val="5A5A5A" w:themeColor="text1" w:themeTint="A5"/>
-        </w:rPr>
-        <w:t>violation</w:t>
-      </w:r>
-      <w:proofErr w:type="spellEnd"/>
-      <w:r>
-        <w:rPr>
-          <w:rFonts w:ascii="Times New Roman" w:hAnsi="Times New Roman" w:cs="Times New Roman"/>
-          <w:smallCaps/>
-          <w:color w:val="5A5A5A" w:themeColor="text1" w:themeTint="A5"/>
-        </w:rPr>
-        <w:t xml:space="preserve"> módba vannak</w:t>
-      </w:r>
-      <w:r>
-        <w:rPr>
-          <w:rFonts w:ascii="Times New Roman" w:hAnsi="Times New Roman" w:cs="Times New Roman"/>
-          <w:smallCaps/>
-          <w:color w:val="5A5A5A" w:themeColor="text1" w:themeTint="A5"/>
-        </w:rPr>
-        <w:t>:</w:t>
-      </w:r>
-    </w:p>
-    <w:p>
-      <w:pPr>
-        <w:pStyle w:val="bum"/>
-        <w:rPr>
-          <w:rStyle w:val="Finomhivatkozs"/>
-          <w:rFonts w:ascii="Times New Roman" w:hAnsi="Times New Roman" w:cs="Times New Roman"/>
-        </w:rPr>
-      </w:pPr>
-      <w:r>
-        <w:rPr>
-          <w:rStyle w:val="Finomhivatkozs"/>
-          <w:rFonts w:ascii="Times New Roman" w:hAnsi="Times New Roman" w:cs="Times New Roman"/>
+          <w:rStyle w:val="Finomhivatkozs"/>
+          <w:rFonts w:ascii="Times New Roman" w:hAnsi="Times New Roman" w:cs="Times New Roman"/>
+        </w:rPr>
+      </w:pPr>
+      <w:r>
+        <w:rPr>
+          <w:rStyle w:val="Finomhivatkozs"/>
+          <w:rFonts w:ascii="Times New Roman" w:hAnsi="Times New Roman" w:cs="Times New Roman"/>
+          <w:noProof/>
         </w:rPr>
         <w:drawing>
           <wp:inline distT="0" distB="0" distL="0" distR="0" wp14:anchorId="773448B1" wp14:editId="4BA9E6BB">
@@ -9105,6 +10072,7 @@
         <w:rPr>
           <w:rStyle w:val="Finomhivatkozs"/>
           <w:rFonts w:ascii="Times New Roman" w:hAnsi="Times New Roman" w:cs="Times New Roman"/>
+          <w:noProof/>
         </w:rPr>
         <w:drawing>
           <wp:inline distT="0" distB="0" distL="0" distR="0" wp14:anchorId="0FA57F69" wp14:editId="6A741FA7">
@@ -9374,6 +10342,7 @@
     <w:p>
       <w:pPr>
         <w:pStyle w:val="bum"/>
+        <w:jc w:val="center"/>
         <w:rPr>
           <w:rFonts w:ascii="Times New Roman" w:hAnsi="Times New Roman" w:cs="Times New Roman"/>
           <w:b/>
@@ -9388,6 +10357,7 @@
           <w:b/>
           <w:bCs/>
           <w:smallCaps/>
+          <w:noProof/>
           <w:color w:val="5A5A5A" w:themeColor="text1" w:themeTint="A5"/>
         </w:rPr>
         <w:drawing>
@@ -9660,6 +10630,7 @@
         <w:rPr>
           <w:rStyle w:val="Finomhivatkozs"/>
           <w:rFonts w:ascii="Times New Roman" w:hAnsi="Times New Roman" w:cs="Times New Roman"/>
+          <w:noProof/>
         </w:rPr>
         <w:drawing>
           <wp:inline distT="0" distB="0" distL="0" distR="0" wp14:anchorId="739ABBC5" wp14:editId="416C6B68">
@@ -9732,12 +10703,28 @@
     </w:p>
     <w:p>
       <w:pPr>
-        <w:pStyle w:val="bum"/>
-        <w:rPr>
-          <w:rStyle w:val="Finomhivatkozs"/>
-          <w:rFonts w:ascii="Times New Roman" w:hAnsi="Times New Roman" w:cs="Times New Roman"/>
-        </w:rPr>
-      </w:pPr>
+        <w:pStyle w:val="Cmsor2"/>
+        <w:rPr>
+          <w:rStyle w:val="Finomhivatkozs"/>
+          <w:rFonts w:ascii="Times New Roman" w:hAnsi="Times New Roman" w:cs="Times New Roman"/>
+        </w:rPr>
+      </w:pPr>
+      <w:bookmarkStart w:id="11" w:name="_Toc226874769"/>
+      <w:r>
+        <w:rPr>
+          <w:rStyle w:val="Finomhivatkozs"/>
+          <w:rFonts w:ascii="Times New Roman" w:hAnsi="Times New Roman" w:cs="Times New Roman"/>
+        </w:rPr>
+        <w:t>Hálózatprogramozás Tesztelése:</w:t>
+      </w:r>
+      <w:bookmarkEnd w:id="11"/>
+      <w:r>
+        <w:rPr>
+          <w:rStyle w:val="Finomhivatkozs"/>
+          <w:rFonts w:ascii="Times New Roman" w:hAnsi="Times New Roman" w:cs="Times New Roman"/>
+        </w:rPr>
+        <w:t xml:space="preserve"> </w:t>
+      </w:r>
     </w:p>
     <w:p>
       <w:pPr>
@@ -9747,19 +10734,1107 @@
           <w:rFonts w:ascii="Times New Roman" w:hAnsi="Times New Roman" w:cs="Times New Roman"/>
         </w:rPr>
       </w:pPr>
+      <w:r>
+        <w:rPr>
+          <w:rStyle w:val="Finomhivatkozs"/>
+          <w:rFonts w:ascii="Times New Roman" w:hAnsi="Times New Roman" w:cs="Times New Roman"/>
+        </w:rPr>
+        <w:t xml:space="preserve">Először is </w:t>
+      </w:r>
+      <w:r>
+        <w:rPr>
+          <w:rStyle w:val="Finomhivatkozs"/>
+          <w:rFonts w:ascii="Times New Roman" w:hAnsi="Times New Roman" w:cs="Times New Roman"/>
+        </w:rPr>
+        <w:t xml:space="preserve">belépek a </w:t>
+      </w:r>
+      <w:proofErr w:type="spellStart"/>
+      <w:r>
+        <w:rPr>
+          <w:rStyle w:val="Finomhivatkozs"/>
+          <w:rFonts w:ascii="Times New Roman" w:hAnsi="Times New Roman" w:cs="Times New Roman"/>
+        </w:rPr>
+        <w:t>devnet</w:t>
+      </w:r>
+      <w:proofErr w:type="spellEnd"/>
+      <w:r>
+        <w:rPr>
+          <w:rStyle w:val="Finomhivatkozs"/>
+          <w:rFonts w:ascii="Times New Roman" w:hAnsi="Times New Roman" w:cs="Times New Roman"/>
+        </w:rPr>
+        <w:t xml:space="preserve"> </w:t>
+      </w:r>
+      <w:proofErr w:type="spellStart"/>
+      <w:r>
+        <w:rPr>
+          <w:rStyle w:val="Finomhivatkozs"/>
+          <w:rFonts w:ascii="Times New Roman" w:hAnsi="Times New Roman" w:cs="Times New Roman"/>
+        </w:rPr>
+        <w:t>sandbox</w:t>
+      </w:r>
+      <w:proofErr w:type="spellEnd"/>
+      <w:r>
+        <w:rPr>
+          <w:rStyle w:val="Finomhivatkozs"/>
+          <w:rFonts w:ascii="Times New Roman" w:hAnsi="Times New Roman" w:cs="Times New Roman"/>
+        </w:rPr>
+        <w:t xml:space="preserve"> felületére és a megfelelő </w:t>
+      </w:r>
+      <w:proofErr w:type="spellStart"/>
+      <w:r>
+        <w:rPr>
+          <w:rStyle w:val="Finomhivatkozs"/>
+          <w:rFonts w:ascii="Times New Roman" w:hAnsi="Times New Roman" w:cs="Times New Roman"/>
+        </w:rPr>
+        <w:t>catalyst</w:t>
+      </w:r>
+      <w:proofErr w:type="spellEnd"/>
+      <w:r>
+        <w:rPr>
+          <w:rStyle w:val="Finomhivatkozs"/>
+          <w:rFonts w:ascii="Times New Roman" w:hAnsi="Times New Roman" w:cs="Times New Roman"/>
+        </w:rPr>
+        <w:t xml:space="preserve"> routert elindítom. miután ezt elindítottam fel </w:t>
+      </w:r>
+      <w:proofErr w:type="spellStart"/>
+      <w:r>
+        <w:rPr>
+          <w:rStyle w:val="Finomhivatkozs"/>
+          <w:rFonts w:ascii="Times New Roman" w:hAnsi="Times New Roman" w:cs="Times New Roman"/>
+        </w:rPr>
+        <w:t>ssh-zok</w:t>
+      </w:r>
+      <w:proofErr w:type="spellEnd"/>
+      <w:r>
+        <w:rPr>
+          <w:rStyle w:val="Finomhivatkozs"/>
+          <w:rFonts w:ascii="Times New Roman" w:hAnsi="Times New Roman" w:cs="Times New Roman"/>
+        </w:rPr>
+        <w:t xml:space="preserve"> rá. </w:t>
+      </w:r>
     </w:p>
     <w:p>
       <w:pPr>
         <w:pStyle w:val="bum"/>
-        <w:rPr>
-          <w:rStyle w:val="Finomhivatkozs"/>
-          <w:rFonts w:ascii="Times New Roman" w:hAnsi="Times New Roman" w:cs="Times New Roman"/>
-        </w:rPr>
-      </w:pPr>
+        <w:jc w:val="center"/>
+        <w:rPr>
+          <w:rStyle w:val="Finomhivatkozs"/>
+          <w:rFonts w:ascii="Times New Roman" w:hAnsi="Times New Roman" w:cs="Times New Roman"/>
+        </w:rPr>
+      </w:pPr>
+      <w:r>
+        <w:rPr>
+          <w:rStyle w:val="Finomhivatkozs"/>
+          <w:rFonts w:ascii="Times New Roman" w:hAnsi="Times New Roman" w:cs="Times New Roman"/>
+        </w:rPr>
+        <w:drawing>
+          <wp:inline distT="0" distB="0" distL="0" distR="0" wp14:anchorId="5D90038D" wp14:editId="5DDE845C">
+            <wp:extent cx="5017273" cy="1889772"/>
+            <wp:effectExtent l="0" t="0" r="0" b="0"/>
+            <wp:docPr id="499743011" name="Kép 1"/>
+            <wp:cNvGraphicFramePr>
+              <a:graphicFrameLocks xmlns:a="http://schemas.openxmlformats.org/drawingml/2006/main" noChangeAspect="1"/>
+            </wp:cNvGraphicFramePr>
+            <a:graphic xmlns:a="http://schemas.openxmlformats.org/drawingml/2006/main">
+              <a:graphicData uri="http://schemas.openxmlformats.org/drawingml/2006/picture">
+                <pic:pic xmlns:pic="http://schemas.openxmlformats.org/drawingml/2006/picture">
+                  <pic:nvPicPr>
+                    <pic:cNvPr id="499743011" name=""/>
+                    <pic:cNvPicPr/>
+                  </pic:nvPicPr>
+                  <pic:blipFill>
+                    <a:blip r:embed="rId41"/>
+                    <a:stretch>
+                      <a:fillRect/>
+                    </a:stretch>
+                  </pic:blipFill>
+                  <pic:spPr>
+                    <a:xfrm>
+                      <a:off x="0" y="0"/>
+                      <a:ext cx="5038185" cy="1897648"/>
+                    </a:xfrm>
+                    <a:prstGeom prst="rect">
+                      <a:avLst/>
+                    </a:prstGeom>
+                  </pic:spPr>
+                </pic:pic>
+              </a:graphicData>
+            </a:graphic>
+          </wp:inline>
+        </w:drawing>
+      </w:r>
     </w:p>
     <w:p>
       <w:pPr>
         <w:pStyle w:val="bum"/>
+        <w:jc w:val="center"/>
+        <w:rPr>
+          <w:rStyle w:val="Finomhivatkozs"/>
+          <w:rFonts w:ascii="Times New Roman" w:hAnsi="Times New Roman" w:cs="Times New Roman"/>
+        </w:rPr>
+      </w:pPr>
+      <w:r>
+        <w:rPr>
+          <w:rStyle w:val="Finomhivatkozs"/>
+          <w:rFonts w:ascii="Times New Roman" w:hAnsi="Times New Roman" w:cs="Times New Roman"/>
+        </w:rPr>
+        <w:lastRenderedPageBreak/>
+        <w:drawing>
+          <wp:inline distT="0" distB="0" distL="0" distR="0" wp14:anchorId="19CE6C35" wp14:editId="1F091D89">
+            <wp:extent cx="5760720" cy="2399030"/>
+            <wp:effectExtent l="0" t="0" r="0" b="1270"/>
+            <wp:docPr id="315146230" name="Kép 1"/>
+            <wp:cNvGraphicFramePr>
+              <a:graphicFrameLocks xmlns:a="http://schemas.openxmlformats.org/drawingml/2006/main" noChangeAspect="1"/>
+            </wp:cNvGraphicFramePr>
+            <a:graphic xmlns:a="http://schemas.openxmlformats.org/drawingml/2006/main">
+              <a:graphicData uri="http://schemas.openxmlformats.org/drawingml/2006/picture">
+                <pic:pic xmlns:pic="http://schemas.openxmlformats.org/drawingml/2006/picture">
+                  <pic:nvPicPr>
+                    <pic:cNvPr id="315146230" name=""/>
+                    <pic:cNvPicPr/>
+                  </pic:nvPicPr>
+                  <pic:blipFill>
+                    <a:blip r:embed="rId42"/>
+                    <a:stretch>
+                      <a:fillRect/>
+                    </a:stretch>
+                  </pic:blipFill>
+                  <pic:spPr>
+                    <a:xfrm>
+                      <a:off x="0" y="0"/>
+                      <a:ext cx="5760720" cy="2399030"/>
+                    </a:xfrm>
+                    <a:prstGeom prst="rect">
+                      <a:avLst/>
+                    </a:prstGeom>
+                  </pic:spPr>
+                </pic:pic>
+              </a:graphicData>
+            </a:graphic>
+          </wp:inline>
+        </w:drawing>
+      </w:r>
+    </w:p>
+    <w:p>
+      <w:pPr>
+        <w:pStyle w:val="bum"/>
+        <w:rPr>
+          <w:rStyle w:val="Finomhivatkozs"/>
+          <w:rFonts w:ascii="Times New Roman" w:hAnsi="Times New Roman" w:cs="Times New Roman"/>
+        </w:rPr>
+      </w:pPr>
+      <w:r>
+        <w:rPr>
+          <w:rStyle w:val="Finomhivatkozs"/>
+          <w:rFonts w:ascii="Times New Roman" w:hAnsi="Times New Roman" w:cs="Times New Roman"/>
+        </w:rPr>
+        <w:t xml:space="preserve">Show </w:t>
+      </w:r>
+      <w:proofErr w:type="spellStart"/>
+      <w:r>
+        <w:rPr>
+          <w:rStyle w:val="Finomhivatkozs"/>
+          <w:rFonts w:ascii="Times New Roman" w:hAnsi="Times New Roman" w:cs="Times New Roman"/>
+        </w:rPr>
+        <w:t>bgp</w:t>
+      </w:r>
+      <w:proofErr w:type="spellEnd"/>
+      <w:r>
+        <w:rPr>
+          <w:rStyle w:val="Finomhivatkozs"/>
+          <w:rFonts w:ascii="Times New Roman" w:hAnsi="Times New Roman" w:cs="Times New Roman"/>
+        </w:rPr>
+        <w:t xml:space="preserve"> </w:t>
+      </w:r>
+      <w:proofErr w:type="spellStart"/>
+      <w:r>
+        <w:rPr>
+          <w:rStyle w:val="Finomhivatkozs"/>
+          <w:rFonts w:ascii="Times New Roman" w:hAnsi="Times New Roman" w:cs="Times New Roman"/>
+        </w:rPr>
+        <w:t>summary</w:t>
+      </w:r>
+      <w:proofErr w:type="spellEnd"/>
+      <w:r>
+        <w:rPr>
+          <w:rStyle w:val="Finomhivatkozs"/>
+          <w:rFonts w:ascii="Times New Roman" w:hAnsi="Times New Roman" w:cs="Times New Roman"/>
+        </w:rPr>
+        <w:t xml:space="preserve"> kimenete: (ADAT TESZT JELLEGŰ, NEM A VALÓSÁG): </w:t>
+      </w:r>
+    </w:p>
+    <w:p>
+      <w:pPr>
+        <w:pStyle w:val="bum"/>
+        <w:rPr>
+          <w:rStyle w:val="Finomhivatkozs"/>
+          <w:rFonts w:ascii="Times New Roman" w:hAnsi="Times New Roman" w:cs="Times New Roman"/>
+        </w:rPr>
+      </w:pPr>
+      <w:r>
+        <w:rPr>
+          <w:rStyle w:val="Finomhivatkozs"/>
+          <w:rFonts w:ascii="Times New Roman" w:hAnsi="Times New Roman" w:cs="Times New Roman"/>
+        </w:rPr>
+        <w:drawing>
+          <wp:inline distT="0" distB="0" distL="0" distR="0" wp14:anchorId="1678BE78" wp14:editId="1A2A997A">
+            <wp:extent cx="5760720" cy="1097915"/>
+            <wp:effectExtent l="0" t="0" r="0" b="6985"/>
+            <wp:docPr id="1702930429" name="Kép 1"/>
+            <wp:cNvGraphicFramePr>
+              <a:graphicFrameLocks xmlns:a="http://schemas.openxmlformats.org/drawingml/2006/main" noChangeAspect="1"/>
+            </wp:cNvGraphicFramePr>
+            <a:graphic xmlns:a="http://schemas.openxmlformats.org/drawingml/2006/main">
+              <a:graphicData uri="http://schemas.openxmlformats.org/drawingml/2006/picture">
+                <pic:pic xmlns:pic="http://schemas.openxmlformats.org/drawingml/2006/picture">
+                  <pic:nvPicPr>
+                    <pic:cNvPr id="1702930429" name=""/>
+                    <pic:cNvPicPr/>
+                  </pic:nvPicPr>
+                  <pic:blipFill>
+                    <a:blip r:embed="rId43"/>
+                    <a:stretch>
+                      <a:fillRect/>
+                    </a:stretch>
+                  </pic:blipFill>
+                  <pic:spPr>
+                    <a:xfrm>
+                      <a:off x="0" y="0"/>
+                      <a:ext cx="5760720" cy="1097915"/>
+                    </a:xfrm>
+                    <a:prstGeom prst="rect">
+                      <a:avLst/>
+                    </a:prstGeom>
+                  </pic:spPr>
+                </pic:pic>
+              </a:graphicData>
+            </a:graphic>
+          </wp:inline>
+        </w:drawing>
+      </w:r>
+    </w:p>
+    <w:p>
+      <w:pPr>
+        <w:pStyle w:val="bum"/>
+        <w:rPr>
+          <w:rStyle w:val="Finomhivatkozs"/>
+          <w:rFonts w:ascii="Times New Roman" w:hAnsi="Times New Roman" w:cs="Times New Roman"/>
+        </w:rPr>
+      </w:pPr>
+      <w:proofErr w:type="spellStart"/>
+      <w:r>
+        <w:rPr>
+          <w:rStyle w:val="Finomhivatkozs"/>
+          <w:rFonts w:ascii="Times New Roman" w:hAnsi="Times New Roman" w:cs="Times New Roman"/>
+        </w:rPr>
+        <w:t>Netconf</w:t>
+      </w:r>
+      <w:proofErr w:type="spellEnd"/>
+      <w:r>
+        <w:rPr>
+          <w:rStyle w:val="Finomhivatkozs"/>
+          <w:rFonts w:ascii="Times New Roman" w:hAnsi="Times New Roman" w:cs="Times New Roman"/>
+        </w:rPr>
+        <w:t xml:space="preserve"> működésének tesztelése: </w:t>
+      </w:r>
+    </w:p>
+    <w:p>
+      <w:pPr>
+        <w:pStyle w:val="bum"/>
+        <w:rPr>
+          <w:rStyle w:val="Finomhivatkozs"/>
+          <w:rFonts w:ascii="Times New Roman" w:hAnsi="Times New Roman" w:cs="Times New Roman"/>
+        </w:rPr>
+      </w:pPr>
+      <w:r>
+        <w:rPr>
+          <w:rFonts w:ascii="Times New Roman" w:hAnsi="Times New Roman" w:cs="Times New Roman"/>
+          <w:noProof/>
+          <w:sz w:val="28"/>
+          <w:szCs w:val="28"/>
+        </w:rPr>
+        <w:drawing>
+          <wp:inline distT="0" distB="0" distL="0" distR="0" wp14:anchorId="4E59D801" wp14:editId="55829D7F">
+            <wp:extent cx="5760720" cy="1393825"/>
+            <wp:effectExtent l="0" t="0" r="0" b="0"/>
+            <wp:docPr id="350937720" name="Kép 1"/>
+            <wp:cNvGraphicFramePr>
+              <a:graphicFrameLocks xmlns:a="http://schemas.openxmlformats.org/drawingml/2006/main" noChangeAspect="1"/>
+            </wp:cNvGraphicFramePr>
+            <a:graphic xmlns:a="http://schemas.openxmlformats.org/drawingml/2006/main">
+              <a:graphicData uri="http://schemas.openxmlformats.org/drawingml/2006/picture">
+                <pic:pic xmlns:pic="http://schemas.openxmlformats.org/drawingml/2006/picture">
+                  <pic:nvPicPr>
+                    <pic:cNvPr id="350937720" name=""/>
+                    <pic:cNvPicPr/>
+                  </pic:nvPicPr>
+                  <pic:blipFill>
+                    <a:blip r:embed="rId44"/>
+                    <a:stretch>
+                      <a:fillRect/>
+                    </a:stretch>
+                  </pic:blipFill>
+                  <pic:spPr>
+                    <a:xfrm>
+                      <a:off x="0" y="0"/>
+                      <a:ext cx="5760720" cy="1393825"/>
+                    </a:xfrm>
+                    <a:prstGeom prst="rect">
+                      <a:avLst/>
+                    </a:prstGeom>
+                  </pic:spPr>
+                </pic:pic>
+              </a:graphicData>
+            </a:graphic>
+          </wp:inline>
+        </w:drawing>
+      </w:r>
+    </w:p>
+    <w:p>
+      <w:pPr>
+        <w:pStyle w:val="bum"/>
+        <w:jc w:val="center"/>
+        <w:rPr>
+          <w:rStyle w:val="Finomhivatkozs"/>
+          <w:rFonts w:ascii="Times New Roman" w:hAnsi="Times New Roman" w:cs="Times New Roman"/>
+        </w:rPr>
+      </w:pPr>
+      <w:r>
+        <w:rPr>
+          <w:rFonts w:ascii="Times New Roman" w:hAnsi="Times New Roman" w:cs="Times New Roman"/>
+          <w:noProof/>
+          <w:sz w:val="28"/>
+          <w:szCs w:val="28"/>
+        </w:rPr>
+        <w:drawing>
+          <wp:inline distT="0" distB="0" distL="0" distR="0" wp14:anchorId="508173F7" wp14:editId="338D049A">
+            <wp:extent cx="2795901" cy="2544417"/>
+            <wp:effectExtent l="0" t="0" r="5080" b="8890"/>
+            <wp:docPr id="829390496" name="Kép 1"/>
+            <wp:cNvGraphicFramePr>
+              <a:graphicFrameLocks xmlns:a="http://schemas.openxmlformats.org/drawingml/2006/main" noChangeAspect="1"/>
+            </wp:cNvGraphicFramePr>
+            <a:graphic xmlns:a="http://schemas.openxmlformats.org/drawingml/2006/main">
+              <a:graphicData uri="http://schemas.openxmlformats.org/drawingml/2006/picture">
+                <pic:pic xmlns:pic="http://schemas.openxmlformats.org/drawingml/2006/picture">
+                  <pic:nvPicPr>
+                    <pic:cNvPr id="829390496" name=""/>
+                    <pic:cNvPicPr/>
+                  </pic:nvPicPr>
+                  <pic:blipFill>
+                    <a:blip r:embed="rId45"/>
+                    <a:stretch>
+                      <a:fillRect/>
+                    </a:stretch>
+                  </pic:blipFill>
+                  <pic:spPr>
+                    <a:xfrm>
+                      <a:off x="0" y="0"/>
+                      <a:ext cx="2826214" cy="2572004"/>
+                    </a:xfrm>
+                    <a:prstGeom prst="rect">
+                      <a:avLst/>
+                    </a:prstGeom>
+                  </pic:spPr>
+                </pic:pic>
+              </a:graphicData>
+            </a:graphic>
+          </wp:inline>
+        </w:drawing>
+      </w:r>
+    </w:p>
+    <w:p>
+      <w:pPr>
+        <w:pStyle w:val="bum"/>
+        <w:rPr>
+          <w:rStyle w:val="Finomhivatkozs"/>
+          <w:rFonts w:ascii="Times New Roman" w:hAnsi="Times New Roman" w:cs="Times New Roman"/>
+        </w:rPr>
+      </w:pPr>
+      <w:r>
+        <w:rPr>
+          <w:rStyle w:val="Finomhivatkozs"/>
+          <w:rFonts w:ascii="Times New Roman" w:hAnsi="Times New Roman" w:cs="Times New Roman"/>
+        </w:rPr>
+        <w:lastRenderedPageBreak/>
+        <w:t xml:space="preserve">a script futtatása, </w:t>
+      </w:r>
+      <w:proofErr w:type="spellStart"/>
+      <w:r>
+        <w:rPr>
+          <w:rStyle w:val="Finomhivatkozs"/>
+          <w:rFonts w:ascii="Times New Roman" w:hAnsi="Times New Roman" w:cs="Times New Roman"/>
+        </w:rPr>
+        <w:t>xml</w:t>
+      </w:r>
+      <w:proofErr w:type="spellEnd"/>
+      <w:r>
+        <w:rPr>
+          <w:rStyle w:val="Finomhivatkozs"/>
+          <w:rFonts w:ascii="Times New Roman" w:hAnsi="Times New Roman" w:cs="Times New Roman"/>
+        </w:rPr>
+        <w:t xml:space="preserve"> és log file megtekintése: </w:t>
+      </w:r>
+    </w:p>
+    <w:p>
+      <w:pPr>
+        <w:pStyle w:val="bum"/>
+        <w:jc w:val="center"/>
+        <w:rPr>
+          <w:rStyle w:val="Finomhivatkozs"/>
+          <w:rFonts w:ascii="Times New Roman" w:hAnsi="Times New Roman" w:cs="Times New Roman"/>
+        </w:rPr>
+      </w:pPr>
+      <w:r>
+        <w:rPr>
+          <w:rStyle w:val="Finomhivatkozs"/>
+          <w:rFonts w:ascii="Times New Roman" w:hAnsi="Times New Roman" w:cs="Times New Roman"/>
+        </w:rPr>
+        <w:drawing>
+          <wp:inline distT="0" distB="0" distL="0" distR="0" wp14:anchorId="761E852F" wp14:editId="3E54A5DA">
+            <wp:extent cx="5760720" cy="2087245"/>
+            <wp:effectExtent l="0" t="0" r="0" b="8255"/>
+            <wp:docPr id="471020122" name="Kép 1"/>
+            <wp:cNvGraphicFramePr>
+              <a:graphicFrameLocks xmlns:a="http://schemas.openxmlformats.org/drawingml/2006/main" noChangeAspect="1"/>
+            </wp:cNvGraphicFramePr>
+            <a:graphic xmlns:a="http://schemas.openxmlformats.org/drawingml/2006/main">
+              <a:graphicData uri="http://schemas.openxmlformats.org/drawingml/2006/picture">
+                <pic:pic xmlns:pic="http://schemas.openxmlformats.org/drawingml/2006/picture">
+                  <pic:nvPicPr>
+                    <pic:cNvPr id="471020122" name=""/>
+                    <pic:cNvPicPr/>
+                  </pic:nvPicPr>
+                  <pic:blipFill>
+                    <a:blip r:embed="rId46"/>
+                    <a:stretch>
+                      <a:fillRect/>
+                    </a:stretch>
+                  </pic:blipFill>
+                  <pic:spPr>
+                    <a:xfrm>
+                      <a:off x="0" y="0"/>
+                      <a:ext cx="5760720" cy="2087245"/>
+                    </a:xfrm>
+                    <a:prstGeom prst="rect">
+                      <a:avLst/>
+                    </a:prstGeom>
+                  </pic:spPr>
+                </pic:pic>
+              </a:graphicData>
+            </a:graphic>
+          </wp:inline>
+        </w:drawing>
+      </w:r>
+    </w:p>
+    <w:p>
+      <w:pPr>
+        <w:pStyle w:val="bum"/>
+        <w:rPr>
+          <w:rStyle w:val="Finomhivatkozs"/>
+          <w:rFonts w:ascii="Times New Roman" w:hAnsi="Times New Roman" w:cs="Times New Roman"/>
+        </w:rPr>
+      </w:pPr>
+      <w:r>
+        <w:rPr>
+          <w:rStyle w:val="Finomhivatkozs"/>
+          <w:rFonts w:ascii="Times New Roman" w:hAnsi="Times New Roman" w:cs="Times New Roman"/>
+        </w:rPr>
+        <w:t xml:space="preserve">Itt látszik percre pontosan a </w:t>
+      </w:r>
+      <w:r>
+        <w:rPr>
+          <w:rStyle w:val="Finomhivatkozs"/>
+          <w:rFonts w:ascii="Times New Roman" w:hAnsi="Times New Roman" w:cs="Times New Roman"/>
+        </w:rPr>
+        <w:t>script lefutása és a kimenete a scriptnek</w:t>
+      </w:r>
+      <w:r>
+        <w:rPr>
+          <w:rStyle w:val="Finomhivatkozs"/>
+          <w:rFonts w:ascii="Times New Roman" w:hAnsi="Times New Roman" w:cs="Times New Roman"/>
+        </w:rPr>
+        <w:t xml:space="preserve">: </w:t>
+      </w:r>
+    </w:p>
+    <w:p>
+      <w:pPr>
+        <w:pStyle w:val="bum"/>
+        <w:jc w:val="center"/>
+        <w:rPr>
+          <w:rStyle w:val="Finomhivatkozs"/>
+          <w:rFonts w:ascii="Times New Roman" w:hAnsi="Times New Roman" w:cs="Times New Roman"/>
+        </w:rPr>
+      </w:pPr>
+      <w:r>
+        <w:rPr>
+          <w:rStyle w:val="Finomhivatkozs"/>
+          <w:rFonts w:ascii="Times New Roman" w:hAnsi="Times New Roman" w:cs="Times New Roman"/>
+        </w:rPr>
+        <w:drawing>
+          <wp:inline distT="0" distB="0" distL="0" distR="0" wp14:anchorId="6CC19FE3" wp14:editId="30BD7AC8">
+            <wp:extent cx="5760720" cy="831850"/>
+            <wp:effectExtent l="0" t="0" r="0" b="6350"/>
+            <wp:docPr id="1832879179" name="Kép 1"/>
+            <wp:cNvGraphicFramePr>
+              <a:graphicFrameLocks xmlns:a="http://schemas.openxmlformats.org/drawingml/2006/main" noChangeAspect="1"/>
+            </wp:cNvGraphicFramePr>
+            <a:graphic xmlns:a="http://schemas.openxmlformats.org/drawingml/2006/main">
+              <a:graphicData uri="http://schemas.openxmlformats.org/drawingml/2006/picture">
+                <pic:pic xmlns:pic="http://schemas.openxmlformats.org/drawingml/2006/picture">
+                  <pic:nvPicPr>
+                    <pic:cNvPr id="1832879179" name=""/>
+                    <pic:cNvPicPr/>
+                  </pic:nvPicPr>
+                  <pic:blipFill>
+                    <a:blip r:embed="rId47"/>
+                    <a:stretch>
+                      <a:fillRect/>
+                    </a:stretch>
+                  </pic:blipFill>
+                  <pic:spPr>
+                    <a:xfrm>
+                      <a:off x="0" y="0"/>
+                      <a:ext cx="5760720" cy="831850"/>
+                    </a:xfrm>
+                    <a:prstGeom prst="rect">
+                      <a:avLst/>
+                    </a:prstGeom>
+                  </pic:spPr>
+                </pic:pic>
+              </a:graphicData>
+            </a:graphic>
+          </wp:inline>
+        </w:drawing>
+      </w:r>
+    </w:p>
+    <w:p>
+      <w:pPr>
+        <w:pStyle w:val="bum"/>
+        <w:rPr>
+          <w:rStyle w:val="Finomhivatkozs"/>
+          <w:rFonts w:ascii="Times New Roman" w:hAnsi="Times New Roman" w:cs="Times New Roman"/>
+        </w:rPr>
+      </w:pPr>
+      <w:r>
+        <w:rPr>
+          <w:rStyle w:val="Finomhivatkozs"/>
+          <w:rFonts w:ascii="Times New Roman" w:hAnsi="Times New Roman" w:cs="Times New Roman"/>
+        </w:rPr>
+        <w:t>Az XML file is legenerálódott</w:t>
+      </w:r>
+      <w:r>
+        <w:rPr>
+          <w:rStyle w:val="Finomhivatkozs"/>
+          <w:rFonts w:ascii="Times New Roman" w:hAnsi="Times New Roman" w:cs="Times New Roman"/>
+        </w:rPr>
+        <w:t xml:space="preserve">, amiben benne van a </w:t>
+      </w:r>
+      <w:proofErr w:type="spellStart"/>
+      <w:r>
+        <w:rPr>
+          <w:rStyle w:val="Finomhivatkozs"/>
+          <w:rFonts w:ascii="Times New Roman" w:hAnsi="Times New Roman" w:cs="Times New Roman"/>
+        </w:rPr>
+        <w:t>bgp</w:t>
+      </w:r>
+      <w:proofErr w:type="spellEnd"/>
+      <w:r>
+        <w:rPr>
+          <w:rStyle w:val="Finomhivatkozs"/>
+          <w:rFonts w:ascii="Times New Roman" w:hAnsi="Times New Roman" w:cs="Times New Roman"/>
+        </w:rPr>
+        <w:t xml:space="preserve"> </w:t>
+      </w:r>
+      <w:proofErr w:type="spellStart"/>
+      <w:r>
+        <w:rPr>
+          <w:rStyle w:val="Finomhivatkozs"/>
+          <w:rFonts w:ascii="Times New Roman" w:hAnsi="Times New Roman" w:cs="Times New Roman"/>
+        </w:rPr>
+        <w:t>report</w:t>
+      </w:r>
+      <w:proofErr w:type="spellEnd"/>
+      <w:r>
+        <w:rPr>
+          <w:rStyle w:val="Finomhivatkozs"/>
+          <w:rFonts w:ascii="Times New Roman" w:hAnsi="Times New Roman" w:cs="Times New Roman"/>
+        </w:rPr>
+        <w:t xml:space="preserve">: </w:t>
+      </w:r>
+    </w:p>
+    <w:p>
+      <w:pPr>
+        <w:pStyle w:val="bum"/>
+        <w:jc w:val="center"/>
+        <w:rPr>
+          <w:rStyle w:val="Finomhivatkozs"/>
+          <w:rFonts w:ascii="Times New Roman" w:hAnsi="Times New Roman" w:cs="Times New Roman"/>
+        </w:rPr>
+      </w:pPr>
+      <w:r>
+        <w:rPr>
+          <w:rStyle w:val="Finomhivatkozs"/>
+          <w:rFonts w:ascii="Times New Roman" w:hAnsi="Times New Roman" w:cs="Times New Roman"/>
+        </w:rPr>
+        <w:drawing>
+          <wp:inline distT="0" distB="0" distL="0" distR="0" wp14:anchorId="2FBD5592" wp14:editId="21924106">
+            <wp:extent cx="5760720" cy="2868930"/>
+            <wp:effectExtent l="0" t="0" r="0" b="7620"/>
+            <wp:docPr id="1901581109" name="Kép 1"/>
+            <wp:cNvGraphicFramePr>
+              <a:graphicFrameLocks xmlns:a="http://schemas.openxmlformats.org/drawingml/2006/main" noChangeAspect="1"/>
+            </wp:cNvGraphicFramePr>
+            <a:graphic xmlns:a="http://schemas.openxmlformats.org/drawingml/2006/main">
+              <a:graphicData uri="http://schemas.openxmlformats.org/drawingml/2006/picture">
+                <pic:pic xmlns:pic="http://schemas.openxmlformats.org/drawingml/2006/picture">
+                  <pic:nvPicPr>
+                    <pic:cNvPr id="1901581109" name=""/>
+                    <pic:cNvPicPr/>
+                  </pic:nvPicPr>
+                  <pic:blipFill>
+                    <a:blip r:embed="rId48"/>
+                    <a:stretch>
+                      <a:fillRect/>
+                    </a:stretch>
+                  </pic:blipFill>
+                  <pic:spPr>
+                    <a:xfrm>
+                      <a:off x="0" y="0"/>
+                      <a:ext cx="5760720" cy="2868930"/>
+                    </a:xfrm>
+                    <a:prstGeom prst="rect">
+                      <a:avLst/>
+                    </a:prstGeom>
+                  </pic:spPr>
+                </pic:pic>
+              </a:graphicData>
+            </a:graphic>
+          </wp:inline>
+        </w:drawing>
+      </w:r>
+    </w:p>
+    <w:p>
+      <w:pPr>
+        <w:pStyle w:val="bum"/>
+        <w:rPr>
+          <w:rStyle w:val="Finomhivatkozs"/>
+          <w:rFonts w:ascii="Times New Roman" w:hAnsi="Times New Roman" w:cs="Times New Roman"/>
+        </w:rPr>
+      </w:pPr>
+    </w:p>
+    <w:p>
+      <w:pPr>
+        <w:pStyle w:val="bum"/>
+        <w:rPr>
+          <w:rStyle w:val="Finomhivatkozs"/>
+          <w:rFonts w:ascii="Times New Roman" w:hAnsi="Times New Roman" w:cs="Times New Roman"/>
+        </w:rPr>
+      </w:pPr>
+    </w:p>
+    <w:p>
+      <w:pPr>
+        <w:pStyle w:val="bum"/>
+        <w:rPr>
+          <w:rStyle w:val="Finomhivatkozs"/>
+          <w:rFonts w:ascii="Times New Roman" w:hAnsi="Times New Roman" w:cs="Times New Roman"/>
+        </w:rPr>
+      </w:pPr>
+    </w:p>
+    <w:p>
+      <w:pPr>
+        <w:pStyle w:val="bum"/>
+        <w:rPr>
+          <w:rStyle w:val="Finomhivatkozs"/>
+          <w:rFonts w:ascii="Times New Roman" w:hAnsi="Times New Roman" w:cs="Times New Roman"/>
+        </w:rPr>
+      </w:pPr>
+    </w:p>
+    <w:p>
+      <w:pPr>
+        <w:pStyle w:val="bum"/>
+        <w:rPr>
+          <w:rStyle w:val="Finomhivatkozs"/>
+          <w:rFonts w:ascii="Times New Roman" w:hAnsi="Times New Roman" w:cs="Times New Roman"/>
+        </w:rPr>
+      </w:pPr>
+      <w:proofErr w:type="spellStart"/>
+      <w:r>
+        <w:rPr>
+          <w:rStyle w:val="Finomhivatkozs"/>
+          <w:rFonts w:ascii="Times New Roman" w:hAnsi="Times New Roman" w:cs="Times New Roman"/>
+        </w:rPr>
+        <w:lastRenderedPageBreak/>
+        <w:t>Task</w:t>
+      </w:r>
+      <w:proofErr w:type="spellEnd"/>
+      <w:r>
+        <w:rPr>
+          <w:rStyle w:val="Finomhivatkozs"/>
+          <w:rFonts w:ascii="Times New Roman" w:hAnsi="Times New Roman" w:cs="Times New Roman"/>
+        </w:rPr>
+        <w:t xml:space="preserve"> Manager </w:t>
+      </w:r>
+      <w:r>
+        <w:rPr>
+          <w:rStyle w:val="Finomhivatkozs"/>
+          <w:rFonts w:ascii="Times New Roman" w:hAnsi="Times New Roman" w:cs="Times New Roman"/>
+        </w:rPr>
+        <w:t xml:space="preserve">működése: </w:t>
+      </w:r>
+    </w:p>
+    <w:p>
+      <w:pPr>
+        <w:pStyle w:val="bum"/>
+        <w:jc w:val="center"/>
+        <w:rPr>
+          <w:rStyle w:val="Finomhivatkozs"/>
+          <w:rFonts w:ascii="Times New Roman" w:hAnsi="Times New Roman" w:cs="Times New Roman"/>
+        </w:rPr>
+      </w:pPr>
+      <w:r>
+        <w:rPr>
+          <w:rFonts w:ascii="Times New Roman" w:hAnsi="Times New Roman" w:cs="Times New Roman"/>
+          <w:smallCaps/>
+          <w:noProof/>
+          <w:color w:val="5A5A5A" w:themeColor="text1" w:themeTint="A5"/>
+        </w:rPr>
+        <mc:AlternateContent>
+          <mc:Choice Requires="wps">
+            <w:drawing>
+              <wp:anchor distT="0" distB="0" distL="114300" distR="114300" simplePos="0" relativeHeight="251740160" behindDoc="0" locked="0" layoutInCell="1" allowOverlap="1" wp14:anchorId="063BEDBA" wp14:editId="3E4BEB98">
+                <wp:simplePos x="0" y="0"/>
+                <wp:positionH relativeFrom="column">
+                  <wp:posOffset>706755</wp:posOffset>
+                </wp:positionH>
+                <wp:positionV relativeFrom="paragraph">
+                  <wp:posOffset>431165</wp:posOffset>
+                </wp:positionV>
+                <wp:extent cx="406400" cy="1485900"/>
+                <wp:effectExtent l="76200" t="0" r="50800" b="57150"/>
+                <wp:wrapNone/>
+                <wp:docPr id="1844450536" name="Egyenes összekötő nyíllal 35"/>
+                <wp:cNvGraphicFramePr/>
+                <a:graphic xmlns:a="http://schemas.openxmlformats.org/drawingml/2006/main">
+                  <a:graphicData uri="http://schemas.microsoft.com/office/word/2010/wordprocessingShape">
+                    <wps:wsp>
+                      <wps:cNvCnPr/>
+                      <wps:spPr>
+                        <a:xfrm flipH="1">
+                          <a:off x="0" y="0"/>
+                          <a:ext cx="406400" cy="1485900"/>
+                        </a:xfrm>
+                        <a:prstGeom prst="straightConnector1">
+                          <a:avLst/>
+                        </a:prstGeom>
+                        <a:ln w="57150">
+                          <a:solidFill>
+                            <a:srgbClr val="EE0000"/>
+                          </a:solidFill>
+                          <a:tailEnd type="triangle"/>
+                        </a:ln>
+                      </wps:spPr>
+                      <wps:style>
+                        <a:lnRef idx="2">
+                          <a:schemeClr val="accent1"/>
+                        </a:lnRef>
+                        <a:fillRef idx="0">
+                          <a:schemeClr val="accent1"/>
+                        </a:fillRef>
+                        <a:effectRef idx="1">
+                          <a:schemeClr val="accent1"/>
+                        </a:effectRef>
+                        <a:fontRef idx="minor">
+                          <a:schemeClr val="tx1"/>
+                        </a:fontRef>
+                      </wps:style>
+                      <wps:bodyPr/>
+                    </wps:wsp>
+                  </a:graphicData>
+                </a:graphic>
+              </wp:anchor>
+            </w:drawing>
+          </mc:Choice>
+          <mc:Fallback>
+            <w:pict>
+              <v:shapetype w14:anchorId="192324E6" id="_x0000_t32" coordsize="21600,21600" o:spt="32" o:oned="t" path="m,l21600,21600e" filled="f">
+                <v:path arrowok="t" fillok="f" o:connecttype="none"/>
+                <o:lock v:ext="edit" shapetype="t"/>
+              </v:shapetype>
+              <v:shape id="Egyenes összekötő nyíllal 35" o:spid="_x0000_s1026" type="#_x0000_t32" style="position:absolute;margin-left:55.65pt;margin-top:33.95pt;width:32pt;height:117pt;flip:x;z-index:251740160;visibility:visible;mso-wrap-style:square;mso-wrap-distance-left:9pt;mso-wrap-distance-top:0;mso-wrap-distance-right:9pt;mso-wrap-distance-bottom:0;mso-position-horizontal:absolute;mso-position-horizontal-relative:text;mso-position-vertical:absolute;mso-position-vertical-relative:text" o:gfxdata="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" strokecolor="#e00" strokeweight="4.5pt">
+                <v:stroke endarrow="block" joinstyle="miter"/>
+              </v:shape>
+            </w:pict>
+          </mc:Fallback>
+        </mc:AlternateContent>
+      </w:r>
+      <w:r>
+        <w:rPr>
+          <w:rFonts w:ascii="Times New Roman" w:hAnsi="Times New Roman" w:cs="Times New Roman"/>
+          <w:smallCaps/>
+          <w:noProof/>
+          <w:color w:val="5A5A5A" w:themeColor="text1" w:themeTint="A5"/>
+        </w:rPr>
+        <mc:AlternateContent>
+          <mc:Choice Requires="wps">
+            <w:drawing>
+              <wp:anchor distT="0" distB="0" distL="114300" distR="114300" simplePos="0" relativeHeight="251739136" behindDoc="0" locked="0" layoutInCell="1" allowOverlap="1" wp14:anchorId="1DBDD9BC" wp14:editId="48DF0FF3">
+                <wp:simplePos x="0" y="0"/>
+                <wp:positionH relativeFrom="column">
+                  <wp:posOffset>20955</wp:posOffset>
+                </wp:positionH>
+                <wp:positionV relativeFrom="paragraph">
+                  <wp:posOffset>56515</wp:posOffset>
+                </wp:positionV>
+                <wp:extent cx="5741670" cy="342900"/>
+                <wp:effectExtent l="19050" t="19050" r="30480" b="38100"/>
+                <wp:wrapNone/>
+                <wp:docPr id="374117425" name="Téglalap 34"/>
+                <wp:cNvGraphicFramePr/>
+                <a:graphic xmlns:a="http://schemas.openxmlformats.org/drawingml/2006/main">
+                  <a:graphicData uri="http://schemas.microsoft.com/office/word/2010/wordprocessingShape">
+                    <wps:wsp>
+                      <wps:cNvSpPr/>
+                      <wps:spPr>
+                        <a:xfrm>
+                          <a:off x="0" y="0"/>
+                          <a:ext cx="5741670" cy="342900"/>
+                        </a:xfrm>
+                        <a:prstGeom prst="rect">
+                          <a:avLst/>
+                        </a:prstGeom>
+                        <a:noFill/>
+                        <a:ln w="57150">
+                          <a:solidFill>
+                            <a:srgbClr val="EE0000"/>
+                          </a:solidFill>
+                        </a:ln>
+                      </wps:spPr>
+                      <wps:style>
+                        <a:lnRef idx="2">
+                          <a:schemeClr val="accent1">
+                            <a:shade val="15000"/>
+                          </a:schemeClr>
+                        </a:lnRef>
+                        <a:fillRef idx="1">
+                          <a:schemeClr val="accent1"/>
+                        </a:fillRef>
+                        <a:effectRef idx="0">
+                          <a:schemeClr val="accent1"/>
+                        </a:effectRef>
+                        <a:fontRef idx="minor">
+                          <a:schemeClr val="lt1"/>
+                        </a:fontRef>
+                      </wps:style>
+                      <wps:bodyPr rot="0" spcFirstLastPara="0" vertOverflow="overflow" horzOverflow="overflow" vert="horz" wrap="square" lIns="91440" tIns="45720" rIns="91440" bIns="45720" numCol="1" spcCol="0" rtlCol="0" fromWordArt="0" anchor="ctr" anchorCtr="0" forceAA="0" compatLnSpc="1">
+                        <a:prstTxWarp prst="textNoShape">
+                          <a:avLst/>
+                        </a:prstTxWarp>
+                        <a:noAutofit/>
+                      </wps:bodyPr>
+                    </wps:wsp>
+                  </a:graphicData>
+                </a:graphic>
+              </wp:anchor>
+            </w:drawing>
+          </mc:Choice>
+          <mc:Fallback>
+            <w:pict>
+              <v:rect w14:anchorId="2B0DB4DE" id="Téglalap 34" o:spid="_x0000_s1026" style="position:absolute;margin-left:1.65pt;margin-top:4.45pt;width:452.1pt;height:27pt;z-index:251739136;visibility:visible;mso-wrap-style:square;mso-wrap-distance-left:9pt;mso-wrap-distance-top:0;mso-wrap-distance-right:9pt;mso-wrap-distance-bottom:0;mso-position-horizontal:absolute;mso-position-horizontal-relative:text;mso-position-vertical:absolute;mso-position-vertical-relative:text;v-text-anchor:middle" o:gfxdata="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" filled="f" strokecolor="#e00" strokeweight="4.5pt"/>
+            </w:pict>
+          </mc:Fallback>
+        </mc:AlternateContent>
+      </w:r>
+      <w:r>
+        <w:rPr>
+          <w:rStyle w:val="Finomhivatkozs"/>
+          <w:rFonts w:ascii="Times New Roman" w:hAnsi="Times New Roman" w:cs="Times New Roman"/>
+        </w:rPr>
+        <w:drawing>
+          <wp:inline distT="0" distB="0" distL="0" distR="0" wp14:anchorId="48153CA0" wp14:editId="63A2F393">
+            <wp:extent cx="5760720" cy="3290570"/>
+            <wp:effectExtent l="0" t="0" r="0" b="5080"/>
+            <wp:docPr id="1048789898" name="Kép 1"/>
+            <wp:cNvGraphicFramePr>
+              <a:graphicFrameLocks xmlns:a="http://schemas.openxmlformats.org/drawingml/2006/main" noChangeAspect="1"/>
+            </wp:cNvGraphicFramePr>
+            <a:graphic xmlns:a="http://schemas.openxmlformats.org/drawingml/2006/main">
+              <a:graphicData uri="http://schemas.openxmlformats.org/drawingml/2006/picture">
+                <pic:pic xmlns:pic="http://schemas.openxmlformats.org/drawingml/2006/picture">
+                  <pic:nvPicPr>
+                    <pic:cNvPr id="1048789898" name=""/>
+                    <pic:cNvPicPr/>
+                  </pic:nvPicPr>
+                  <pic:blipFill>
+                    <a:blip r:embed="rId49"/>
+                    <a:stretch>
+                      <a:fillRect/>
+                    </a:stretch>
+                  </pic:blipFill>
+                  <pic:spPr>
+                    <a:xfrm>
+                      <a:off x="0" y="0"/>
+                      <a:ext cx="5760720" cy="3290570"/>
+                    </a:xfrm>
+                    <a:prstGeom prst="rect">
+                      <a:avLst/>
+                    </a:prstGeom>
+                  </pic:spPr>
+                </pic:pic>
+              </a:graphicData>
+            </a:graphic>
+          </wp:inline>
+        </w:drawing>
+      </w:r>
+    </w:p>
+    <w:p>
+      <w:pPr>
+        <w:pStyle w:val="bum"/>
+        <w:jc w:val="center"/>
+        <w:rPr>
+          <w:rStyle w:val="Finomhivatkozs"/>
+          <w:rFonts w:ascii="Times New Roman" w:hAnsi="Times New Roman" w:cs="Times New Roman"/>
+        </w:rPr>
+      </w:pPr>
+      <w:r>
+        <w:rPr>
+          <w:rStyle w:val="Finomhivatkozs"/>
+          <w:rFonts w:ascii="Times New Roman" w:hAnsi="Times New Roman" w:cs="Times New Roman"/>
+        </w:rPr>
+        <w:drawing>
+          <wp:inline distT="0" distB="0" distL="0" distR="0" wp14:anchorId="0E49CCC6" wp14:editId="31AF17F4">
+            <wp:extent cx="5760720" cy="3991610"/>
+            <wp:effectExtent l="0" t="0" r="0" b="8890"/>
+            <wp:docPr id="739264588" name="Kép 1"/>
+            <wp:cNvGraphicFramePr>
+              <a:graphicFrameLocks xmlns:a="http://schemas.openxmlformats.org/drawingml/2006/main" noChangeAspect="1"/>
+            </wp:cNvGraphicFramePr>
+            <a:graphic xmlns:a="http://schemas.openxmlformats.org/drawingml/2006/main">
+              <a:graphicData uri="http://schemas.openxmlformats.org/drawingml/2006/picture">
+                <pic:pic xmlns:pic="http://schemas.openxmlformats.org/drawingml/2006/picture">
+                  <pic:nvPicPr>
+                    <pic:cNvPr id="739264588" name=""/>
+                    <pic:cNvPicPr/>
+                  </pic:nvPicPr>
+                  <pic:blipFill>
+                    <a:blip r:embed="rId50"/>
+                    <a:stretch>
+                      <a:fillRect/>
+                    </a:stretch>
+                  </pic:blipFill>
+                  <pic:spPr>
+                    <a:xfrm>
+                      <a:off x="0" y="0"/>
+                      <a:ext cx="5760720" cy="3991610"/>
+                    </a:xfrm>
+                    <a:prstGeom prst="rect">
+                      <a:avLst/>
+                    </a:prstGeom>
+                  </pic:spPr>
+                </pic:pic>
+              </a:graphicData>
+            </a:graphic>
+          </wp:inline>
+        </w:drawing>
+      </w:r>
+    </w:p>
+    <w:p>
+      <w:pPr>
+        <w:pStyle w:val="bum"/>
+        <w:jc w:val="center"/>
+        <w:rPr>
+          <w:rStyle w:val="Finomhivatkozs"/>
+          <w:rFonts w:ascii="Times New Roman" w:hAnsi="Times New Roman" w:cs="Times New Roman"/>
+        </w:rPr>
+      </w:pPr>
+    </w:p>
+    <w:p>
+      <w:pPr>
+        <w:pStyle w:val="bum"/>
+        <w:jc w:val="center"/>
+        <w:rPr>
+          <w:rStyle w:val="Finomhivatkozs"/>
+          <w:rFonts w:ascii="Times New Roman" w:hAnsi="Times New Roman" w:cs="Times New Roman"/>
+        </w:rPr>
+      </w:pPr>
+    </w:p>
+    <w:p>
+      <w:pPr>
+        <w:pStyle w:val="Cmsor2"/>
+        <w:rPr>
+          <w:rStyle w:val="Finomhivatkozs"/>
+          <w:rFonts w:ascii="Times New Roman" w:hAnsi="Times New Roman" w:cs="Times New Roman"/>
+        </w:rPr>
+      </w:pPr>
+      <w:bookmarkStart w:id="12" w:name="_Toc226874770"/>
+      <w:proofErr w:type="spellStart"/>
+      <w:r>
+        <w:rPr>
+          <w:rStyle w:val="Finomhivatkozs"/>
+          <w:rFonts w:ascii="Times New Roman" w:hAnsi="Times New Roman" w:cs="Times New Roman"/>
+        </w:rPr>
+        <w:lastRenderedPageBreak/>
+        <w:t>PNETLab</w:t>
+      </w:r>
+      <w:proofErr w:type="spellEnd"/>
+      <w:r>
+        <w:rPr>
+          <w:rStyle w:val="Finomhivatkozs"/>
+          <w:rFonts w:ascii="Times New Roman" w:hAnsi="Times New Roman" w:cs="Times New Roman"/>
+        </w:rPr>
+        <w:t>, TFTP szerver tesztelése</w:t>
+      </w:r>
+      <w:bookmarkEnd w:id="12"/>
+      <w:r>
+        <w:rPr>
+          <w:rStyle w:val="Finomhivatkozs"/>
+          <w:rFonts w:ascii="Times New Roman" w:hAnsi="Times New Roman" w:cs="Times New Roman"/>
+        </w:rPr>
+        <w:t xml:space="preserve"> </w:t>
+      </w:r>
+    </w:p>
+    <w:p/>
+    <w:p/>
+    <w:p>
+      <w:pPr>
+        <w:pStyle w:val="bum"/>
+        <w:rPr>
+          <w:rStyle w:val="Finomhivatkozs"/>
+          <w:rFonts w:ascii="Times New Roman" w:hAnsi="Times New Roman" w:cs="Times New Roman"/>
+        </w:rPr>
+      </w:pPr>
+    </w:p>
+    <w:p>
+      <w:pPr>
+        <w:pStyle w:val="bum"/>
+        <w:rPr>
+          <w:rStyle w:val="Finomhivatkozs"/>
+          <w:rFonts w:ascii="Times New Roman" w:hAnsi="Times New Roman" w:cs="Times New Roman"/>
+        </w:rPr>
+      </w:pPr>
+    </w:p>
+    <w:p>
+      <w:pPr>
+        <w:pStyle w:val="bum"/>
+        <w:rPr>
+          <w:rStyle w:val="Finomhivatkozs"/>
+          <w:rFonts w:ascii="Times New Roman" w:hAnsi="Times New Roman" w:cs="Times New Roman"/>
+        </w:rPr>
+      </w:pPr>
+    </w:p>
+    <w:p>
+      <w:pPr>
+        <w:pStyle w:val="bum"/>
+        <w:rPr>
+          <w:rStyle w:val="Finomhivatkozs"/>
+          <w:rFonts w:ascii="Times New Roman" w:hAnsi="Times New Roman" w:cs="Times New Roman"/>
+        </w:rPr>
+      </w:pPr>
+    </w:p>
+    <w:p>
+      <w:pPr>
+        <w:pStyle w:val="bum"/>
         <w:rPr>
           <w:rStyle w:val="Finomhivatkozs"/>
           <w:rFonts w:ascii="Times New Roman" w:hAnsi="Times New Roman" w:cs="Times New Roman"/>
@@ -9774,7 +11849,7 @@
       </w:r>
     </w:p>
     <w:sectPr>
-      <w:headerReference w:type="default" r:id="rId41"/>
+      <w:headerReference w:type="default" r:id="rId51"/>
       <w:pgSz w:w="11906" w:h="16838"/>
       <w:pgMar w:top="1417" w:right="1417" w:bottom="1417" w:left="1417" w:header="708" w:footer="708" w:gutter="0"/>
       <w:cols w:space="708"/>
@@ -11011,7 +13086,6 @@
     <w:next w:val="Norml"/>
     <w:link w:val="Cmsor2Char"/>
     <w:uiPriority w:val="9"/>
-    <w:semiHidden/>
     <w:unhideWhenUsed/>
     <w:qFormat/>
     <w:rsid w:val="00D13BFB"/>
@@ -11186,6 +13260,7 @@
   <w:style w:type="character" w:default="1" w:styleId="Bekezdsalapbettpusa">
     <w:name w:val="Default Paragraph Font"/>
     <w:uiPriority w:val="1"/>
+    <w:semiHidden/>
     <w:unhideWhenUsed/>
   </w:style>
   <w:style w:type="table" w:default="1" w:styleId="Normltblzat">
@@ -11227,7 +13302,6 @@
     <w:basedOn w:val="Bekezdsalapbettpusa"/>
     <w:link w:val="Cmsor2"/>
     <w:uiPriority w:val="9"/>
-    <w:semiHidden/>
     <w:rsid w:val="00D13BFB"/>
     <w:rPr>
       <w:rFonts w:asciiTheme="majorHAnsi" w:eastAsiaTheme="majorEastAsia" w:hAnsiTheme="majorHAnsi" w:cstheme="majorBidi"/>
@@ -11628,6 +13702,62 @@
       <w:szCs w:val="18"/>
     </w:rPr>
   </w:style>
+  <w:style w:type="paragraph" w:styleId="Tartalomjegyzkcmsora">
+    <w:name w:val="TOC Heading"/>
+    <w:basedOn w:val="Cmsor1"/>
+    <w:next w:val="Norml"/>
+    <w:uiPriority w:val="39"/>
+    <w:unhideWhenUsed/>
+    <w:qFormat/>
+    <w:rsid w:val="00F33010"/>
+    <w:pPr>
+      <w:spacing w:before="240" w:after="0" w:line="259" w:lineRule="auto"/>
+      <w:outlineLvl w:val="9"/>
+    </w:pPr>
+    <w:rPr>
+      <w:kern w:val="0"/>
+      <w:sz w:val="32"/>
+      <w:szCs w:val="32"/>
+      <w:lang w:eastAsia="hu-HU"/>
+      <w14:ligatures w14:val="none"/>
+    </w:rPr>
+  </w:style>
+  <w:style w:type="paragraph" w:styleId="TJ1">
+    <w:name w:val="toc 1"/>
+    <w:basedOn w:val="Norml"/>
+    <w:next w:val="Norml"/>
+    <w:autoRedefine/>
+    <w:uiPriority w:val="39"/>
+    <w:unhideWhenUsed/>
+    <w:rsid w:val="00F33010"/>
+    <w:pPr>
+      <w:spacing w:after="100"/>
+    </w:pPr>
+  </w:style>
+  <w:style w:type="paragraph" w:styleId="TJ2">
+    <w:name w:val="toc 2"/>
+    <w:basedOn w:val="Norml"/>
+    <w:next w:val="Norml"/>
+    <w:autoRedefine/>
+    <w:uiPriority w:val="39"/>
+    <w:unhideWhenUsed/>
+    <w:rsid w:val="00F33010"/>
+    <w:pPr>
+      <w:spacing w:after="100"/>
+      <w:ind w:left="240"/>
+    </w:pPr>
+  </w:style>
+  <w:style w:type="character" w:styleId="Hiperhivatkozs">
+    <w:name w:val="Hyperlink"/>
+    <w:basedOn w:val="Bekezdsalapbettpusa"/>
+    <w:uiPriority w:val="99"/>
+    <w:unhideWhenUsed/>
+    <w:rsid w:val="00F33010"/>
+    <w:rPr>
+      <w:color w:val="467886" w:themeColor="hyperlink"/>
+      <w:u w:val="single"/>
+    </w:rPr>
+  </w:style>
 </w:styles>
 </file>
 

--- a/Tesztelés_dokumentáció.docx
+++ b/Tesztelés_dokumentáció.docx
@@ -267,7 +267,7 @@
           <w:r>
             <w:fldChar w:fldCharType="separate"/>
           </w:r>
-          <w:hyperlink w:anchor="_Toc226874758" w:history="1">
+          <w:hyperlink w:anchor="_Toc226875618" w:history="1">
             <w:r>
               <w:rPr>
                 <w:rStyle w:val="Hiperhivatkozs"/>
@@ -299,7 +299,7 @@
                 <w:noProof/>
                 <w:webHidden/>
               </w:rPr>
-              <w:instrText xml:space="preserve"> PAGEREF _Toc226874758 \h </w:instrText>
+              <w:instrText xml:space="preserve"> PAGEREF _Toc226875618 \h </w:instrText>
             </w:r>
             <w:r>
               <w:rPr>
@@ -342,7 +342,7 @@
               <w:lang w:eastAsia="hu-HU"/>
             </w:rPr>
           </w:pPr>
-          <w:hyperlink w:anchor="_Toc226874759" w:history="1">
+          <w:hyperlink w:anchor="_Toc226875619" w:history="1">
             <w:r>
               <w:rPr>
                 <w:rStyle w:val="Hiperhivatkozs"/>
@@ -370,7 +370,7 @@
                 <w:noProof/>
                 <w:webHidden/>
               </w:rPr>
-              <w:instrText xml:space="preserve"> PAGEREF _Toc226874759 \h </w:instrText>
+              <w:instrText xml:space="preserve"> PAGEREF _Toc226875619 \h </w:instrText>
             </w:r>
             <w:r>
               <w:rPr>
@@ -413,7 +413,7 @@
               <w:lang w:eastAsia="hu-HU"/>
             </w:rPr>
           </w:pPr>
-          <w:hyperlink w:anchor="_Toc226874760" w:history="1">
+          <w:hyperlink w:anchor="_Toc226875620" w:history="1">
             <w:r>
               <w:rPr>
                 <w:rStyle w:val="Hiperhivatkozs"/>
@@ -442,7 +442,7 @@
                 <w:noProof/>
                 <w:webHidden/>
               </w:rPr>
-              <w:instrText xml:space="preserve"> PAGEREF _Toc226874760 \h </w:instrText>
+              <w:instrText xml:space="preserve"> PAGEREF _Toc226875620 \h </w:instrText>
             </w:r>
             <w:r>
               <w:rPr>
@@ -485,7 +485,7 @@
               <w:lang w:eastAsia="hu-HU"/>
             </w:rPr>
           </w:pPr>
-          <w:hyperlink w:anchor="_Toc226874761" w:history="1">
+          <w:hyperlink w:anchor="_Toc226875621" w:history="1">
             <w:r>
               <w:rPr>
                 <w:rStyle w:val="Hiperhivatkozs"/>
@@ -515,7 +515,7 @@
                 <w:noProof/>
                 <w:webHidden/>
               </w:rPr>
-              <w:instrText xml:space="preserve"> PAGEREF _Toc226874761 \h </w:instrText>
+              <w:instrText xml:space="preserve"> PAGEREF _Toc226875621 \h </w:instrText>
             </w:r>
             <w:r>
               <w:rPr>
@@ -558,7 +558,7 @@
               <w:lang w:eastAsia="hu-HU"/>
             </w:rPr>
           </w:pPr>
-          <w:hyperlink w:anchor="_Toc226874762" w:history="1">
+          <w:hyperlink w:anchor="_Toc226875622" w:history="1">
             <w:r>
               <w:rPr>
                 <w:rStyle w:val="Hiperhivatkozs"/>
@@ -587,7 +587,7 @@
                 <w:noProof/>
                 <w:webHidden/>
               </w:rPr>
-              <w:instrText xml:space="preserve"> PAGEREF _Toc226874762 \h </w:instrText>
+              <w:instrText xml:space="preserve"> PAGEREF _Toc226875622 \h </w:instrText>
             </w:r>
             <w:r>
               <w:rPr>
@@ -630,7 +630,7 @@
               <w:lang w:eastAsia="hu-HU"/>
             </w:rPr>
           </w:pPr>
-          <w:hyperlink w:anchor="_Toc226874763" w:history="1">
+          <w:hyperlink w:anchor="_Toc226875623" w:history="1">
             <w:r>
               <w:rPr>
                 <w:rStyle w:val="Hiperhivatkozs"/>
@@ -659,7 +659,7 @@
                 <w:noProof/>
                 <w:webHidden/>
               </w:rPr>
-              <w:instrText xml:space="preserve"> PAGEREF _Toc226874763 \h </w:instrText>
+              <w:instrText xml:space="preserve"> PAGEREF _Toc226875623 \h </w:instrText>
             </w:r>
             <w:r>
               <w:rPr>
@@ -702,7 +702,7 @@
               <w:lang w:eastAsia="hu-HU"/>
             </w:rPr>
           </w:pPr>
-          <w:hyperlink w:anchor="_Toc226874764" w:history="1">
+          <w:hyperlink w:anchor="_Toc226875624" w:history="1">
             <w:r>
               <w:rPr>
                 <w:rStyle w:val="Hiperhivatkozs"/>
@@ -732,7 +732,7 @@
                 <w:noProof/>
                 <w:webHidden/>
               </w:rPr>
-              <w:instrText xml:space="preserve"> PAGEREF _Toc226874764 \h </w:instrText>
+              <w:instrText xml:space="preserve"> PAGEREF _Toc226875624 \h </w:instrText>
             </w:r>
             <w:r>
               <w:rPr>
@@ -775,7 +775,7 @@
               <w:lang w:eastAsia="hu-HU"/>
             </w:rPr>
           </w:pPr>
-          <w:hyperlink w:anchor="_Toc226874765" w:history="1">
+          <w:hyperlink w:anchor="_Toc226875625" w:history="1">
             <w:r>
               <w:rPr>
                 <w:rStyle w:val="Hiperhivatkozs"/>
@@ -804,7 +804,7 @@
                 <w:noProof/>
                 <w:webHidden/>
               </w:rPr>
-              <w:instrText xml:space="preserve"> PAGEREF _Toc226874765 \h </w:instrText>
+              <w:instrText xml:space="preserve"> PAGEREF _Toc226875625 \h </w:instrText>
             </w:r>
             <w:r>
               <w:rPr>
@@ -847,7 +847,7 @@
               <w:lang w:eastAsia="hu-HU"/>
             </w:rPr>
           </w:pPr>
-          <w:hyperlink w:anchor="_Toc226874766" w:history="1">
+          <w:hyperlink w:anchor="_Toc226875626" w:history="1">
             <w:r>
               <w:rPr>
                 <w:rStyle w:val="Hiperhivatkozs"/>
@@ -874,7 +874,7 @@
                 <w:noProof/>
                 <w:webHidden/>
               </w:rPr>
-              <w:instrText xml:space="preserve"> PAGEREF _Toc226874766 \h </w:instrText>
+              <w:instrText xml:space="preserve"> PAGEREF _Toc226875626 \h </w:instrText>
             </w:r>
             <w:r>
               <w:rPr>
@@ -917,7 +917,7 @@
               <w:lang w:eastAsia="hu-HU"/>
             </w:rPr>
           </w:pPr>
-          <w:hyperlink w:anchor="_Toc226874767" w:history="1">
+          <w:hyperlink w:anchor="_Toc226875627" w:history="1">
             <w:r>
               <w:rPr>
                 <w:rStyle w:val="Hiperhivatkozs"/>
@@ -946,7 +946,7 @@
                 <w:noProof/>
                 <w:webHidden/>
               </w:rPr>
-              <w:instrText xml:space="preserve"> PAGEREF _Toc226874767 \h </w:instrText>
+              <w:instrText xml:space="preserve"> PAGEREF _Toc226875627 \h </w:instrText>
             </w:r>
             <w:r>
               <w:rPr>
@@ -989,7 +989,7 @@
               <w:lang w:eastAsia="hu-HU"/>
             </w:rPr>
           </w:pPr>
-          <w:hyperlink w:anchor="_Toc226874768" w:history="1">
+          <w:hyperlink w:anchor="_Toc226875628" w:history="1">
             <w:r>
               <w:rPr>
                 <w:rStyle w:val="Hiperhivatkozs"/>
@@ -1016,7 +1016,7 @@
                 <w:noProof/>
                 <w:webHidden/>
               </w:rPr>
-              <w:instrText xml:space="preserve"> PAGEREF _Toc226874768 \h </w:instrText>
+              <w:instrText xml:space="preserve"> PAGEREF _Toc226875628 \h </w:instrText>
             </w:r>
             <w:r>
               <w:rPr>
@@ -1059,7 +1059,7 @@
               <w:lang w:eastAsia="hu-HU"/>
             </w:rPr>
           </w:pPr>
-          <w:hyperlink w:anchor="_Toc226874769" w:history="1">
+          <w:hyperlink w:anchor="_Toc226875629" w:history="1">
             <w:r>
               <w:rPr>
                 <w:rStyle w:val="Hiperhivatkozs"/>
@@ -1088,7 +1088,7 @@
                 <w:noProof/>
                 <w:webHidden/>
               </w:rPr>
-              <w:instrText xml:space="preserve"> PAGEREF _Toc226874769 \h </w:instrText>
+              <w:instrText xml:space="preserve"> PAGEREF _Toc226875629 \h </w:instrText>
             </w:r>
             <w:r>
               <w:rPr>
@@ -1131,7 +1131,7 @@
               <w:lang w:eastAsia="hu-HU"/>
             </w:rPr>
           </w:pPr>
-          <w:hyperlink w:anchor="_Toc226874770" w:history="1">
+          <w:hyperlink w:anchor="_Toc226875630" w:history="1">
             <w:r>
               <w:rPr>
                 <w:rStyle w:val="Hiperhivatkozs"/>
@@ -1160,7 +1160,79 @@
                 <w:noProof/>
                 <w:webHidden/>
               </w:rPr>
-              <w:instrText xml:space="preserve"> PAGEREF _Toc226874770 \h </w:instrText>
+              <w:instrText xml:space="preserve"> PAGEREF _Toc226875630 \h </w:instrText>
+            </w:r>
+            <w:r>
+              <w:rPr>
+                <w:noProof/>
+                <w:webHidden/>
+              </w:rPr>
+            </w:r>
+            <w:r>
+              <w:rPr>
+                <w:noProof/>
+                <w:webHidden/>
+              </w:rPr>
+              <w:fldChar w:fldCharType="separate"/>
+            </w:r>
+            <w:r>
+              <w:rPr>
+                <w:noProof/>
+                <w:webHidden/>
+              </w:rPr>
+              <w:t>19</w:t>
+            </w:r>
+            <w:r>
+              <w:rPr>
+                <w:noProof/>
+                <w:webHidden/>
+              </w:rPr>
+              <w:fldChar w:fldCharType="end"/>
+            </w:r>
+          </w:hyperlink>
+        </w:p>
+        <w:p>
+          <w:pPr>
+            <w:pStyle w:val="TJ1"/>
+            <w:tabs>
+              <w:tab w:val="right" w:leader="dot" w:pos="9062"/>
+            </w:tabs>
+            <w:rPr>
+              <w:rFonts w:eastAsiaTheme="minorEastAsia"/>
+              <w:noProof/>
+              <w:lang w:eastAsia="hu-HU"/>
+            </w:rPr>
+          </w:pPr>
+          <w:hyperlink w:anchor="_Toc226875631" w:history="1">
+            <w:r>
+              <w:rPr>
+                <w:rStyle w:val="Hiperhivatkozs"/>
+                <w:rFonts w:ascii="Times New Roman" w:hAnsi="Times New Roman" w:cs="Times New Roman"/>
+                <w:smallCaps/>
+                <w:noProof/>
+              </w:rPr>
+              <w:t>Windows szerverszolgáltatások tesztelése</w:t>
+            </w:r>
+            <w:r>
+              <w:rPr>
+                <w:noProof/>
+                <w:webHidden/>
+              </w:rPr>
+              <w:tab/>
+            </w:r>
+            <w:r>
+              <w:rPr>
+                <w:noProof/>
+                <w:webHidden/>
+              </w:rPr>
+              <w:fldChar w:fldCharType="begin"/>
+            </w:r>
+            <w:r>
+              <w:rPr>
+                <w:noProof/>
+                <w:webHidden/>
+              </w:rPr>
+              <w:instrText xml:space="preserve"> PAGEREF _Toc226875631 \h </w:instrText>
             </w:r>
             <w:r>
               <w:rPr>
@@ -1219,7 +1291,7 @@
           <w:bCs/>
         </w:rPr>
       </w:pPr>
-      <w:bookmarkStart w:id="0" w:name="_Toc226874758"/>
+      <w:bookmarkStart w:id="0" w:name="_Toc226875618"/>
       <w:r>
         <w:rPr>
           <w:rStyle w:val="Finomhivatkozs"/>
@@ -1239,7 +1311,7 @@
           <w:rStyle w:val="Finomhivatkozs"/>
         </w:rPr>
       </w:pPr>
-      <w:bookmarkStart w:id="1" w:name="_Toc226874759"/>
+      <w:bookmarkStart w:id="1" w:name="_Toc226875619"/>
       <w:r>
         <w:rPr>
           <w:rStyle w:val="Finomhivatkozs"/>
@@ -1756,7 +1828,6 @@
           <w:rStyle w:val="Finomhivatkozs"/>
           <w:rFonts w:ascii="Times New Roman" w:hAnsi="Times New Roman" w:cs="Times New Roman"/>
         </w:rPr>
-        <w:lastRenderedPageBreak/>
         <w:tab/>
       </w:r>
     </w:p>
@@ -3268,7 +3339,7 @@
           <w:rFonts w:ascii="Times New Roman" w:hAnsi="Times New Roman" w:cs="Times New Roman"/>
         </w:rPr>
       </w:pPr>
-      <w:bookmarkStart w:id="2" w:name="_Toc226874760"/>
+      <w:bookmarkStart w:id="2" w:name="_Toc226875620"/>
       <w:r>
         <w:rPr>
           <w:rStyle w:val="Finomhivatkozs"/>
@@ -4215,7 +4286,7 @@
           <w:rFonts w:ascii="Times New Roman" w:hAnsi="Times New Roman" w:cs="Times New Roman"/>
         </w:rPr>
       </w:pPr>
-      <w:bookmarkStart w:id="3" w:name="_Toc226874761"/>
+      <w:bookmarkStart w:id="3" w:name="_Toc226875621"/>
       <w:r>
         <w:rPr>
           <w:rStyle w:val="Finomhivatkozs"/>
@@ -4234,7 +4305,7 @@
           <w:rFonts w:ascii="Times New Roman" w:hAnsi="Times New Roman" w:cs="Times New Roman"/>
         </w:rPr>
       </w:pPr>
-      <w:bookmarkStart w:id="4" w:name="_Toc226874762"/>
+      <w:bookmarkStart w:id="4" w:name="_Toc226875622"/>
       <w:r>
         <w:rPr>
           <w:rStyle w:val="Finomhivatkozs"/>
@@ -6164,7 +6235,7 @@
           <w:rFonts w:ascii="Times New Roman" w:hAnsi="Times New Roman" w:cs="Times New Roman"/>
         </w:rPr>
       </w:pPr>
-      <w:bookmarkStart w:id="5" w:name="_Toc226874763"/>
+      <w:bookmarkStart w:id="5" w:name="_Toc226875623"/>
       <w:r>
         <w:rPr>
           <w:rStyle w:val="Finomhivatkozs"/>
@@ -6708,7 +6779,7 @@
           <w:rFonts w:ascii="Times New Roman" w:hAnsi="Times New Roman" w:cs="Times New Roman"/>
         </w:rPr>
       </w:pPr>
-      <w:bookmarkStart w:id="6" w:name="_Toc226874764"/>
+      <w:bookmarkStart w:id="6" w:name="_Toc226875624"/>
       <w:r>
         <w:rPr>
           <w:rStyle w:val="Finomhivatkozs"/>
@@ -6728,7 +6799,7 @@
           <w:rFonts w:ascii="Times New Roman" w:hAnsi="Times New Roman" w:cs="Times New Roman"/>
         </w:rPr>
       </w:pPr>
-      <w:bookmarkStart w:id="7" w:name="_Toc226874765"/>
+      <w:bookmarkStart w:id="7" w:name="_Toc226875625"/>
       <w:r>
         <w:rPr>
           <w:rStyle w:val="Finomhivatkozs"/>
@@ -7380,7 +7451,7 @@
           <w:rFonts w:ascii="Times New Roman" w:hAnsi="Times New Roman" w:cs="Times New Roman"/>
         </w:rPr>
       </w:pPr>
-      <w:bookmarkStart w:id="8" w:name="_Toc226874766"/>
+      <w:bookmarkStart w:id="8" w:name="_Toc226875626"/>
       <w:r>
         <w:rPr>
           <w:rStyle w:val="Finomhivatkozs"/>
@@ -8724,7 +8795,7 @@
           <w:rFonts w:ascii="Times New Roman" w:hAnsi="Times New Roman" w:cs="Times New Roman"/>
         </w:rPr>
       </w:pPr>
-      <w:bookmarkStart w:id="9" w:name="_Toc226874767"/>
+      <w:bookmarkStart w:id="9" w:name="_Toc226875627"/>
       <w:proofErr w:type="spellStart"/>
       <w:r>
         <w:rPr>
@@ -9469,7 +9540,7 @@
       <w:pPr>
         <w:pStyle w:val="Cmsor2"/>
       </w:pPr>
-      <w:bookmarkStart w:id="10" w:name="_Toc226874768"/>
+      <w:bookmarkStart w:id="10" w:name="_Toc226875628"/>
       <w:r>
         <w:t xml:space="preserve">Port </w:t>
       </w:r>
@@ -10709,7 +10780,7 @@
           <w:rFonts w:ascii="Times New Roman" w:hAnsi="Times New Roman" w:cs="Times New Roman"/>
         </w:rPr>
       </w:pPr>
-      <w:bookmarkStart w:id="11" w:name="_Toc226874769"/>
+      <w:bookmarkStart w:id="11" w:name="_Toc226875629"/>
       <w:r>
         <w:rPr>
           <w:rStyle w:val="Finomhivatkozs"/>
@@ -10961,7 +11032,69 @@
           <w:rStyle w:val="Finomhivatkozs"/>
           <w:rFonts w:ascii="Times New Roman" w:hAnsi="Times New Roman" w:cs="Times New Roman"/>
         </w:rPr>
-        <w:t xml:space="preserve"> kimenete: (ADAT TESZT JELLEGŰ, NEM A VALÓSÁG): </w:t>
+        <w:t xml:space="preserve"> kimenete: (ADAT TESZT JELLEGŰ, NEM A VALÓSÁG)</w:t>
+      </w:r>
+      <w:r>
+        <w:rPr>
+          <w:rStyle w:val="Finomhivatkozs"/>
+          <w:rFonts w:ascii="Times New Roman" w:hAnsi="Times New Roman" w:cs="Times New Roman"/>
+        </w:rPr>
+        <w:t xml:space="preserve">, tesztelés szempontjából </w:t>
+      </w:r>
+      <w:proofErr w:type="gramStart"/>
+      <w:r>
+        <w:rPr>
+          <w:rStyle w:val="Finomhivatkozs"/>
+          <w:rFonts w:ascii="Times New Roman" w:hAnsi="Times New Roman" w:cs="Times New Roman"/>
+        </w:rPr>
+        <w:t>fontos</w:t>
+      </w:r>
+      <w:proofErr w:type="gramEnd"/>
+      <w:r>
+        <w:rPr>
+          <w:rStyle w:val="Finomhivatkozs"/>
+          <w:rFonts w:ascii="Times New Roman" w:hAnsi="Times New Roman" w:cs="Times New Roman"/>
+        </w:rPr>
+        <w:t xml:space="preserve"> hogy ne </w:t>
+      </w:r>
+      <w:proofErr w:type="spellStart"/>
+      <w:r>
+        <w:rPr>
+          <w:rStyle w:val="Finomhivatkozs"/>
+          <w:rFonts w:ascii="Times New Roman" w:hAnsi="Times New Roman" w:cs="Times New Roman"/>
+        </w:rPr>
+        <w:t>működjön</w:t>
+      </w:r>
+      <w:proofErr w:type="spellEnd"/>
+      <w:r>
+        <w:rPr>
+          <w:rStyle w:val="Finomhivatkozs"/>
+          <w:rFonts w:ascii="Times New Roman" w:hAnsi="Times New Roman" w:cs="Times New Roman"/>
+        </w:rPr>
+        <w:t xml:space="preserve">, </w:t>
+      </w:r>
+      <w:proofErr w:type="spellStart"/>
+      <w:r>
+        <w:rPr>
+          <w:rStyle w:val="Finomhivatkozs"/>
+          <w:rFonts w:ascii="Times New Roman" w:hAnsi="Times New Roman" w:cs="Times New Roman"/>
+        </w:rPr>
+        <w:t>idle</w:t>
+      </w:r>
+      <w:proofErr w:type="spellEnd"/>
+      <w:r>
+        <w:rPr>
+          <w:rStyle w:val="Finomhivatkozs"/>
+          <w:rFonts w:ascii="Times New Roman" w:hAnsi="Times New Roman" w:cs="Times New Roman"/>
+        </w:rPr>
+        <w:t xml:space="preserve"> állapotban legyen</w:t>
+      </w:r>
+      <w:r>
+        <w:rPr>
+          <w:rStyle w:val="Finomhivatkozs"/>
+          <w:rFonts w:ascii="Times New Roman" w:hAnsi="Times New Roman" w:cs="Times New Roman"/>
+        </w:rPr>
+        <w:t xml:space="preserve">: </w:t>
       </w:r>
     </w:p>
     <w:p>
@@ -11107,10 +11240,11 @@
           <w:sz w:val="28"/>
           <w:szCs w:val="28"/>
         </w:rPr>
+        <w:lastRenderedPageBreak/>
         <w:drawing>
-          <wp:inline distT="0" distB="0" distL="0" distR="0" wp14:anchorId="508173F7" wp14:editId="338D049A">
-            <wp:extent cx="2795901" cy="2544417"/>
-            <wp:effectExtent l="0" t="0" r="5080" b="8890"/>
+          <wp:inline distT="0" distB="0" distL="0" distR="0" wp14:anchorId="508173F7" wp14:editId="75046FEC">
+            <wp:extent cx="5812355" cy="5289550"/>
+            <wp:effectExtent l="0" t="0" r="0" b="6350"/>
             <wp:docPr id="829390496" name="Kép 1"/>
             <wp:cNvGraphicFramePr>
               <a:graphicFrameLocks xmlns:a="http://schemas.openxmlformats.org/drawingml/2006/main" noChangeAspect="1"/>
@@ -11131,7 +11265,7 @@
                   <pic:spPr>
                     <a:xfrm>
                       <a:off x="0" y="0"/>
-                      <a:ext cx="2826214" cy="2572004"/>
+                      <a:ext cx="5903450" cy="5372451"/>
                     </a:xfrm>
                     <a:prstGeom prst="rect">
                       <a:avLst/>
@@ -11157,7 +11291,6 @@
           <w:rStyle w:val="Finomhivatkozs"/>
           <w:rFonts w:ascii="Times New Roman" w:hAnsi="Times New Roman" w:cs="Times New Roman"/>
         </w:rPr>
-        <w:lastRenderedPageBreak/>
         <w:t xml:space="preserve">a script futtatása, </w:t>
       </w:r>
       <w:proofErr w:type="spellStart"/>
@@ -11236,11 +11369,30 @@
           <w:rFonts w:ascii="Times New Roman" w:hAnsi="Times New Roman" w:cs="Times New Roman"/>
         </w:rPr>
       </w:pPr>
-      <w:r>
-        <w:rPr>
-          <w:rStyle w:val="Finomhivatkozs"/>
-          <w:rFonts w:ascii="Times New Roman" w:hAnsi="Times New Roman" w:cs="Times New Roman"/>
-        </w:rPr>
+    </w:p>
+    <w:p>
+      <w:pPr>
+        <w:pStyle w:val="bum"/>
+        <w:rPr>
+          <w:rStyle w:val="Finomhivatkozs"/>
+          <w:rFonts w:ascii="Times New Roman" w:hAnsi="Times New Roman" w:cs="Times New Roman"/>
+        </w:rPr>
+      </w:pPr>
+    </w:p>
+    <w:p>
+      <w:pPr>
+        <w:pStyle w:val="bum"/>
+        <w:rPr>
+          <w:rStyle w:val="Finomhivatkozs"/>
+          <w:rFonts w:ascii="Times New Roman" w:hAnsi="Times New Roman" w:cs="Times New Roman"/>
+        </w:rPr>
+      </w:pPr>
+      <w:r>
+        <w:rPr>
+          <w:rStyle w:val="Finomhivatkozs"/>
+          <w:rFonts w:ascii="Times New Roman" w:hAnsi="Times New Roman" w:cs="Times New Roman"/>
+        </w:rPr>
+        <w:lastRenderedPageBreak/>
         <w:t xml:space="preserve">Itt látszik percre pontosan a </w:t>
       </w:r>
       <w:r>
@@ -11414,6 +11566,150 @@
           </wp:inline>
         </w:drawing>
       </w:r>
+    </w:p>
+    <w:p>
+      <w:pPr>
+        <w:pStyle w:val="bum"/>
+        <w:rPr>
+          <w:rStyle w:val="Finomhivatkozs"/>
+          <w:rFonts w:ascii="Times New Roman" w:hAnsi="Times New Roman" w:cs="Times New Roman"/>
+        </w:rPr>
+      </w:pPr>
+      <w:r>
+        <w:rPr>
+          <w:rStyle w:val="Finomhivatkozs"/>
+          <w:rFonts w:ascii="Times New Roman" w:hAnsi="Times New Roman" w:cs="Times New Roman"/>
+        </w:rPr>
+        <w:t xml:space="preserve">Itt látom a </w:t>
+      </w:r>
+      <w:proofErr w:type="spellStart"/>
+      <w:r>
+        <w:rPr>
+          <w:rStyle w:val="Finomhivatkozs"/>
+          <w:rFonts w:ascii="Times New Roman" w:hAnsi="Times New Roman" w:cs="Times New Roman"/>
+        </w:rPr>
+        <w:t>discord</w:t>
+      </w:r>
+      <w:proofErr w:type="spellEnd"/>
+      <w:r>
+        <w:rPr>
+          <w:rStyle w:val="Finomhivatkozs"/>
+          <w:rFonts w:ascii="Times New Roman" w:hAnsi="Times New Roman" w:cs="Times New Roman"/>
+        </w:rPr>
+        <w:t xml:space="preserve"> értesítést, amit generáltatott a script, mert </w:t>
+      </w:r>
+      <w:proofErr w:type="spellStart"/>
+      <w:r>
+        <w:rPr>
+          <w:rStyle w:val="Finomhivatkozs"/>
+          <w:rFonts w:ascii="Times New Roman" w:hAnsi="Times New Roman" w:cs="Times New Roman"/>
+        </w:rPr>
+        <w:t>idle</w:t>
+      </w:r>
+      <w:proofErr w:type="spellEnd"/>
+      <w:r>
+        <w:rPr>
+          <w:rStyle w:val="Finomhivatkozs"/>
+          <w:rFonts w:ascii="Times New Roman" w:hAnsi="Times New Roman" w:cs="Times New Roman"/>
+        </w:rPr>
+        <w:t xml:space="preserve"> eredményt kaptunk, vagyis nem működik</w:t>
+      </w:r>
+      <w:r>
+        <w:rPr>
+          <w:rStyle w:val="Finomhivatkozs"/>
+          <w:rFonts w:ascii="Times New Roman" w:hAnsi="Times New Roman" w:cs="Times New Roman"/>
+        </w:rPr>
+        <w:t>. Kijelzi, hogy a szomszédság nem jött létre, nem működik</w:t>
+      </w:r>
+      <w:r>
+        <w:rPr>
+          <w:rStyle w:val="Finomhivatkozs"/>
+          <w:rFonts w:ascii="Times New Roman" w:hAnsi="Times New Roman" w:cs="Times New Roman"/>
+        </w:rPr>
+        <w:t>:</w:t>
+      </w:r>
+      <w:r>
+        <w:rPr>
+          <w:rStyle w:val="Finomhivatkozs"/>
+          <w:rFonts w:ascii="Times New Roman" w:hAnsi="Times New Roman" w:cs="Times New Roman"/>
+        </w:rPr>
+        <w:t xml:space="preserve"> </w:t>
+      </w:r>
+    </w:p>
+    <w:p>
+      <w:pPr>
+        <w:pStyle w:val="bum"/>
+        <w:rPr>
+          <w:rStyle w:val="Finomhivatkozs"/>
+          <w:rFonts w:ascii="Times New Roman" w:hAnsi="Times New Roman" w:cs="Times New Roman"/>
+        </w:rPr>
+      </w:pPr>
+      <w:r>
+        <w:rPr>
+          <w:rStyle w:val="Finomhivatkozs"/>
+          <w:rFonts w:ascii="Times New Roman" w:hAnsi="Times New Roman" w:cs="Times New Roman"/>
+        </w:rPr>
+        <w:drawing>
+          <wp:inline distT="0" distB="0" distL="0" distR="0" wp14:anchorId="3A95685E" wp14:editId="4E9C7F9C">
+            <wp:extent cx="5760720" cy="681990"/>
+            <wp:effectExtent l="0" t="0" r="0" b="3810"/>
+            <wp:docPr id="839167014" name="Kép 1"/>
+            <wp:cNvGraphicFramePr>
+              <a:graphicFrameLocks xmlns:a="http://schemas.openxmlformats.org/drawingml/2006/main" noChangeAspect="1"/>
+            </wp:cNvGraphicFramePr>
+            <a:graphic xmlns:a="http://schemas.openxmlformats.org/drawingml/2006/main">
+              <a:graphicData uri="http://schemas.openxmlformats.org/drawingml/2006/picture">
+                <pic:pic xmlns:pic="http://schemas.openxmlformats.org/drawingml/2006/picture">
+                  <pic:nvPicPr>
+                    <pic:cNvPr id="839167014" name=""/>
+                    <pic:cNvPicPr/>
+                  </pic:nvPicPr>
+                  <pic:blipFill>
+                    <a:blip r:embed="rId49"/>
+                    <a:stretch>
+                      <a:fillRect/>
+                    </a:stretch>
+                  </pic:blipFill>
+                  <pic:spPr>
+                    <a:xfrm>
+                      <a:off x="0" y="0"/>
+                      <a:ext cx="5760720" cy="681990"/>
+                    </a:xfrm>
+                    <a:prstGeom prst="rect">
+                      <a:avLst/>
+                    </a:prstGeom>
+                  </pic:spPr>
+                </pic:pic>
+              </a:graphicData>
+            </a:graphic>
+          </wp:inline>
+        </w:drawing>
+      </w:r>
+      <w:r>
+        <w:rPr>
+          <w:rStyle w:val="Finomhivatkozs"/>
+          <w:rFonts w:ascii="Times New Roman" w:hAnsi="Times New Roman" w:cs="Times New Roman"/>
+        </w:rPr>
+        <w:t xml:space="preserve"> </w:t>
+      </w:r>
+    </w:p>
+    <w:p>
+      <w:pPr>
+        <w:pStyle w:val="bum"/>
+        <w:rPr>
+          <w:rStyle w:val="Finomhivatkozs"/>
+          <w:rFonts w:ascii="Times New Roman" w:hAnsi="Times New Roman" w:cs="Times New Roman"/>
+        </w:rPr>
+      </w:pPr>
+    </w:p>
+    <w:p>
+      <w:pPr>
+        <w:pStyle w:val="bum"/>
+        <w:rPr>
+          <w:rStyle w:val="Finomhivatkozs"/>
+          <w:rFonts w:ascii="Times New Roman" w:hAnsi="Times New Roman" w:cs="Times New Roman"/>
+        </w:rPr>
+      </w:pPr>
     </w:p>
     <w:p>
       <w:pPr>
@@ -11558,7 +11854,7 @@
           </mc:Choice>
           <mc:Fallback>
             <w:pict>
-              <v:shapetype w14:anchorId="192324E6" id="_x0000_t32" coordsize="21600,21600" o:spt="32" o:oned="t" path="m,l21600,21600e" filled="f">
+              <v:shapetype w14:anchorId="5BBFC13A" id="_x0000_t32" coordsize="21600,21600" o:spt="32" o:oned="t" path="m,l21600,21600e" filled="f">
                 <v:path arrowok="t" fillok="f" o:connecttype="none"/>
                 <o:lock v:ext="edit" shapetype="t"/>
               </v:shapetype>
@@ -11641,7 +11937,7 @@
           </mc:Choice>
           <mc:Fallback>
             <w:pict>
-              <v:rect w14:anchorId="2B0DB4DE" id="Téglalap 34" o:spid="_x0000_s1026" style="position:absolute;margin-left:1.65pt;margin-top:4.45pt;width:452.1pt;height:27pt;z-index:251739136;visibility:visible;mso-wrap-style:square;mso-wrap-distance-left:9pt;mso-wrap-distance-top:0;mso-wrap-distance-right:9pt;mso-wrap-distance-bottom:0;mso-position-horizontal:absolute;mso-position-horizontal-relative:text;mso-position-vertical:absolute;mso-position-vertical-relative:text;v-text-anchor:middle" o:gfxdata="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" filled="f" strokecolor="#e00" strokeweight="4.5pt"/>
+              <v:rect w14:anchorId="2DB4157F" id="Téglalap 34" o:spid="_x0000_s1026" style="position:absolute;margin-left:1.65pt;margin-top:4.45pt;width:452.1pt;height:27pt;z-index:251739136;visibility:visible;mso-wrap-style:square;mso-wrap-distance-left:9pt;mso-wrap-distance-top:0;mso-wrap-distance-right:9pt;mso-wrap-distance-bottom:0;mso-position-horizontal:absolute;mso-position-horizontal-relative:text;mso-position-vertical:absolute;mso-position-vertical-relative:text;v-text-anchor:middle" o:gfxdata="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" filled="f" strokecolor="#e00" strokeweight="4.5pt"/>
             </w:pict>
           </mc:Fallback>
         </mc:AlternateContent>
@@ -11667,7 +11963,7 @@
                     <pic:cNvPicPr/>
                   </pic:nvPicPr>
                   <pic:blipFill>
-                    <a:blip r:embed="rId49"/>
+                    <a:blip r:embed="rId50"/>
                     <a:stretch>
                       <a:fillRect/>
                     </a:stretch>
@@ -11718,7 +12014,7 @@
                     <pic:cNvPicPr/>
                   </pic:nvPicPr>
                   <pic:blipFill>
-                    <a:blip r:embed="rId50"/>
+                    <a:blip r:embed="rId51"/>
                     <a:stretch>
                       <a:fillRect/>
                     </a:stretch>
@@ -11767,7 +12063,7 @@
           <w:rFonts w:ascii="Times New Roman" w:hAnsi="Times New Roman" w:cs="Times New Roman"/>
         </w:rPr>
       </w:pPr>
-      <w:bookmarkStart w:id="12" w:name="_Toc226874770"/>
+      <w:bookmarkStart w:id="12" w:name="_Toc226875630"/>
       <w:proofErr w:type="spellStart"/>
       <w:r>
         <w:rPr>
@@ -11786,6 +12082,631 @@
         <w:t>, TFTP szerver tesztelése</w:t>
       </w:r>
       <w:bookmarkEnd w:id="12"/>
+      <w:r>
+        <w:rPr>
+          <w:rStyle w:val="Finomhivatkozs"/>
+          <w:rFonts w:ascii="Times New Roman" w:hAnsi="Times New Roman" w:cs="Times New Roman"/>
+        </w:rPr>
+        <w:t xml:space="preserve"> </w:t>
+      </w:r>
+    </w:p>
+    <w:p>
+      <w:pPr>
+        <w:rPr>
+          <w:rStyle w:val="Finomhivatkozs"/>
+        </w:rPr>
+      </w:pPr>
+      <w:r>
+        <w:rPr>
+          <w:rStyle w:val="Finomhivatkozs"/>
+        </w:rPr>
+        <w:t>először is ellenőrzöm azt, hogy elérik-e egymást a</w:t>
+      </w:r>
+      <w:r>
+        <w:rPr>
+          <w:rStyle w:val="Finomhivatkozs"/>
+        </w:rPr>
+        <w:t xml:space="preserve">z eszközök. a Routerről </w:t>
+      </w:r>
+      <w:proofErr w:type="spellStart"/>
+      <w:r>
+        <w:rPr>
+          <w:rStyle w:val="Finomhivatkozs"/>
+        </w:rPr>
+        <w:t>megpingelem</w:t>
+      </w:r>
+      <w:proofErr w:type="spellEnd"/>
+      <w:r>
+        <w:rPr>
+          <w:rStyle w:val="Finomhivatkozs"/>
+        </w:rPr>
+        <w:t xml:space="preserve"> a TFTP</w:t>
+      </w:r>
+      <w:r>
+        <w:rPr>
+          <w:rStyle w:val="Finomhivatkozs"/>
+        </w:rPr>
+        <w:t xml:space="preserve"> szervert</w:t>
+      </w:r>
+      <w:r>
+        <w:rPr>
+          <w:rStyle w:val="Finomhivatkozs"/>
+        </w:rPr>
+        <w:t xml:space="preserve">: </w:t>
+      </w:r>
+    </w:p>
+    <w:p>
+      <w:pPr>
+        <w:jc w:val="center"/>
+        <w:rPr>
+          <w:rStyle w:val="Finomhivatkozs"/>
+        </w:rPr>
+      </w:pPr>
+      <w:r>
+        <w:rPr>
+          <w:rStyle w:val="Finomhivatkozs"/>
+        </w:rPr>
+        <w:drawing>
+          <wp:inline distT="0" distB="0" distL="0" distR="0" wp14:anchorId="70B7D5E4" wp14:editId="7A1B00A0">
+            <wp:extent cx="5760720" cy="3161030"/>
+            <wp:effectExtent l="0" t="0" r="0" b="1270"/>
+            <wp:docPr id="492454178" name="Kép 1"/>
+            <wp:cNvGraphicFramePr>
+              <a:graphicFrameLocks xmlns:a="http://schemas.openxmlformats.org/drawingml/2006/main" noChangeAspect="1"/>
+            </wp:cNvGraphicFramePr>
+            <a:graphic xmlns:a="http://schemas.openxmlformats.org/drawingml/2006/main">
+              <a:graphicData uri="http://schemas.openxmlformats.org/drawingml/2006/picture">
+                <pic:pic xmlns:pic="http://schemas.openxmlformats.org/drawingml/2006/picture">
+                  <pic:nvPicPr>
+                    <pic:cNvPr id="492454178" name=""/>
+                    <pic:cNvPicPr/>
+                  </pic:nvPicPr>
+                  <pic:blipFill>
+                    <a:blip r:embed="rId52"/>
+                    <a:stretch>
+                      <a:fillRect/>
+                    </a:stretch>
+                  </pic:blipFill>
+                  <pic:spPr>
+                    <a:xfrm>
+                      <a:off x="0" y="0"/>
+                      <a:ext cx="5760720" cy="3161030"/>
+                    </a:xfrm>
+                    <a:prstGeom prst="rect">
+                      <a:avLst/>
+                    </a:prstGeom>
+                  </pic:spPr>
+                </pic:pic>
+              </a:graphicData>
+            </a:graphic>
+          </wp:inline>
+        </w:drawing>
+      </w:r>
+    </w:p>
+    <w:p>
+      <w:pPr>
+        <w:jc w:val="both"/>
+        <w:rPr>
+          <w:rStyle w:val="Finomhivatkozs"/>
+        </w:rPr>
+      </w:pPr>
+      <w:r>
+        <w:rPr>
+          <w:rStyle w:val="Finomhivatkozs"/>
+        </w:rPr>
+        <w:t xml:space="preserve">Most elindítom a TFTP szolgáltatást, ami problémamentesen elindul: </w:t>
+      </w:r>
+    </w:p>
+    <w:p>
+      <w:pPr>
+        <w:jc w:val="both"/>
+        <w:rPr>
+          <w:rStyle w:val="Finomhivatkozs"/>
+        </w:rPr>
+      </w:pPr>
+      <w:r>
+        <w:rPr>
+          <w:rStyle w:val="Finomhivatkozs"/>
+        </w:rPr>
+        <w:drawing>
+          <wp:inline distT="0" distB="0" distL="0" distR="0" wp14:anchorId="59499447" wp14:editId="42EE9413">
+            <wp:extent cx="5760720" cy="461645"/>
+            <wp:effectExtent l="0" t="0" r="0" b="0"/>
+            <wp:docPr id="262259468" name="Kép 1"/>
+            <wp:cNvGraphicFramePr>
+              <a:graphicFrameLocks xmlns:a="http://schemas.openxmlformats.org/drawingml/2006/main" noChangeAspect="1"/>
+            </wp:cNvGraphicFramePr>
+            <a:graphic xmlns:a="http://schemas.openxmlformats.org/drawingml/2006/main">
+              <a:graphicData uri="http://schemas.openxmlformats.org/drawingml/2006/picture">
+                <pic:pic xmlns:pic="http://schemas.openxmlformats.org/drawingml/2006/picture">
+                  <pic:nvPicPr>
+                    <pic:cNvPr id="262259468" name=""/>
+                    <pic:cNvPicPr/>
+                  </pic:nvPicPr>
+                  <pic:blipFill>
+                    <a:blip r:embed="rId53"/>
+                    <a:stretch>
+                      <a:fillRect/>
+                    </a:stretch>
+                  </pic:blipFill>
+                  <pic:spPr>
+                    <a:xfrm>
+                      <a:off x="0" y="0"/>
+                      <a:ext cx="5760720" cy="461645"/>
+                    </a:xfrm>
+                    <a:prstGeom prst="rect">
+                      <a:avLst/>
+                    </a:prstGeom>
+                  </pic:spPr>
+                </pic:pic>
+              </a:graphicData>
+            </a:graphic>
+          </wp:inline>
+        </w:drawing>
+      </w:r>
+    </w:p>
+    <w:p>
+      <w:pPr>
+        <w:jc w:val="both"/>
+        <w:rPr>
+          <w:rStyle w:val="Finomhivatkozs"/>
+        </w:rPr>
+      </w:pPr>
+      <w:r>
+        <w:rPr>
+          <w:rStyle w:val="Finomhivatkozs"/>
+        </w:rPr>
+        <w:t xml:space="preserve">Most pedig a R13-ról mentek a TFTP szerverre: </w:t>
+      </w:r>
+    </w:p>
+    <w:p>
+      <w:pPr>
+        <w:jc w:val="both"/>
+        <w:rPr>
+          <w:rStyle w:val="Finomhivatkozs"/>
+        </w:rPr>
+      </w:pPr>
+      <w:r>
+        <w:rPr>
+          <w:rStyle w:val="Finomhivatkozs"/>
+        </w:rPr>
+        <w:drawing>
+          <wp:inline distT="0" distB="0" distL="0" distR="0" wp14:anchorId="170485DF" wp14:editId="3A60C429">
+            <wp:extent cx="5760720" cy="2911475"/>
+            <wp:effectExtent l="0" t="0" r="0" b="3175"/>
+            <wp:docPr id="1859308097" name="Kép 1"/>
+            <wp:cNvGraphicFramePr>
+              <a:graphicFrameLocks xmlns:a="http://schemas.openxmlformats.org/drawingml/2006/main" noChangeAspect="1"/>
+            </wp:cNvGraphicFramePr>
+            <a:graphic xmlns:a="http://schemas.openxmlformats.org/drawingml/2006/main">
+              <a:graphicData uri="http://schemas.openxmlformats.org/drawingml/2006/picture">
+                <pic:pic xmlns:pic="http://schemas.openxmlformats.org/drawingml/2006/picture">
+                  <pic:nvPicPr>
+                    <pic:cNvPr id="1859308097" name=""/>
+                    <pic:cNvPicPr/>
+                  </pic:nvPicPr>
+                  <pic:blipFill>
+                    <a:blip r:embed="rId54"/>
+                    <a:stretch>
+                      <a:fillRect/>
+                    </a:stretch>
+                  </pic:blipFill>
+                  <pic:spPr>
+                    <a:xfrm>
+                      <a:off x="0" y="0"/>
+                      <a:ext cx="5760720" cy="2911475"/>
+                    </a:xfrm>
+                    <a:prstGeom prst="rect">
+                      <a:avLst/>
+                    </a:prstGeom>
+                  </pic:spPr>
+                </pic:pic>
+              </a:graphicData>
+            </a:graphic>
+          </wp:inline>
+        </w:drawing>
+      </w:r>
+    </w:p>
+    <w:p>
+      <w:pPr>
+        <w:jc w:val="both"/>
+        <w:rPr>
+          <w:rStyle w:val="Finomhivatkozs"/>
+        </w:rPr>
+      </w:pPr>
+    </w:p>
+    <w:p>
+      <w:pPr>
+        <w:jc w:val="both"/>
+        <w:rPr>
+          <w:rStyle w:val="Finomhivatkozs"/>
+        </w:rPr>
+      </w:pPr>
+      <w:r>
+        <w:rPr>
+          <w:rStyle w:val="Finomhivatkozs"/>
+        </w:rPr>
+        <w:lastRenderedPageBreak/>
+        <w:t>a Szerveren megtekintem a menést, és látszik</w:t>
+      </w:r>
+      <w:r>
+        <w:rPr>
+          <w:rStyle w:val="Finomhivatkozs"/>
+        </w:rPr>
+        <w:t>,</w:t>
+      </w:r>
+      <w:r>
+        <w:rPr>
+          <w:rStyle w:val="Finomhivatkozs"/>
+        </w:rPr>
+        <w:t xml:space="preserve"> hogy sikeresen megjelent a mentés, illetve egy előző is volt ugyanerről a routerről: </w:t>
+      </w:r>
+    </w:p>
+    <w:p>
+      <w:pPr>
+        <w:jc w:val="center"/>
+        <w:rPr>
+          <w:rStyle w:val="Finomhivatkozs"/>
+        </w:rPr>
+      </w:pPr>
+      <w:r>
+        <w:rPr>
+          <w:smallCaps/>
+          <w:noProof/>
+          <w:color w:val="5A5A5A" w:themeColor="text1" w:themeTint="A5"/>
+        </w:rPr>
+        <mc:AlternateContent>
+          <mc:Choice Requires="wps">
+            <w:drawing>
+              <wp:anchor distT="0" distB="0" distL="114300" distR="114300" simplePos="0" relativeHeight="251744256" behindDoc="0" locked="0" layoutInCell="1" allowOverlap="1" wp14:anchorId="4E502160" wp14:editId="5FE8A746">
+                <wp:simplePos x="0" y="0"/>
+                <wp:positionH relativeFrom="column">
+                  <wp:posOffset>725805</wp:posOffset>
+                </wp:positionH>
+                <wp:positionV relativeFrom="paragraph">
+                  <wp:posOffset>1158240</wp:posOffset>
+                </wp:positionV>
+                <wp:extent cx="552450" cy="2654300"/>
+                <wp:effectExtent l="19050" t="0" r="76200" b="50800"/>
+                <wp:wrapNone/>
+                <wp:docPr id="655223502" name="Egyenes összekötő nyíllal 37"/>
+                <wp:cNvGraphicFramePr/>
+                <a:graphic xmlns:a="http://schemas.openxmlformats.org/drawingml/2006/main">
+                  <a:graphicData uri="http://schemas.microsoft.com/office/word/2010/wordprocessingShape">
+                    <wps:wsp>
+                      <wps:cNvCnPr/>
+                      <wps:spPr>
+                        <a:xfrm>
+                          <a:off x="0" y="0"/>
+                          <a:ext cx="552450" cy="2654300"/>
+                        </a:xfrm>
+                        <a:prstGeom prst="straightConnector1">
+                          <a:avLst/>
+                        </a:prstGeom>
+                        <a:ln w="57150">
+                          <a:solidFill>
+                            <a:srgbClr val="EE0000"/>
+                          </a:solidFill>
+                          <a:tailEnd type="triangle"/>
+                        </a:ln>
+                      </wps:spPr>
+                      <wps:style>
+                        <a:lnRef idx="2">
+                          <a:schemeClr val="accent1"/>
+                        </a:lnRef>
+                        <a:fillRef idx="0">
+                          <a:schemeClr val="accent1"/>
+                        </a:fillRef>
+                        <a:effectRef idx="1">
+                          <a:schemeClr val="accent1"/>
+                        </a:effectRef>
+                        <a:fontRef idx="minor">
+                          <a:schemeClr val="tx1"/>
+                        </a:fontRef>
+                      </wps:style>
+                      <wps:bodyPr/>
+                    </wps:wsp>
+                  </a:graphicData>
+                </a:graphic>
+                <wp14:sizeRelH relativeFrom="margin">
+                  <wp14:pctWidth>0</wp14:pctWidth>
+                </wp14:sizeRelH>
+                <wp14:sizeRelV relativeFrom="margin">
+                  <wp14:pctHeight>0</wp14:pctHeight>
+                </wp14:sizeRelV>
+              </wp:anchor>
+            </w:drawing>
+          </mc:Choice>
+          <mc:Fallback>
+            <w:pict>
+              <v:shape w14:anchorId="7409478B" id="Egyenes összekötő nyíllal 37" o:spid="_x0000_s1026" type="#_x0000_t32" style="position:absolute;margin-left:57.15pt;margin-top:91.2pt;width:43.5pt;height:209pt;z-index:251744256;visibility:visible;mso-wrap-style:square;mso-width-percent:0;mso-height-percent:0;mso-wrap-distance-left:9pt;mso-wrap-distance-top:0;mso-wrap-distance-right:9pt;mso-wrap-distance-bottom:0;mso-position-horizontal:absolute;mso-position-horizontal-relative:text;mso-position-vertical:absolute;mso-position-vertical-relative:text;mso-width-percent:0;mso-height-percent:0;mso-width-relative:margin;mso-height-relative:margin" o:gfxdata="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" strokecolor="#e00" strokeweight="4.5pt">
+                <v:stroke endarrow="block" joinstyle="miter"/>
+              </v:shape>
+            </w:pict>
+          </mc:Fallback>
+        </mc:AlternateContent>
+      </w:r>
+      <w:r>
+        <w:rPr>
+          <w:smallCaps/>
+          <w:noProof/>
+          <w:color w:val="5A5A5A" w:themeColor="text1" w:themeTint="A5"/>
+        </w:rPr>
+        <mc:AlternateContent>
+          <mc:Choice Requires="wps">
+            <w:drawing>
+              <wp:anchor distT="0" distB="0" distL="114300" distR="114300" simplePos="0" relativeHeight="251741184" behindDoc="0" locked="0" layoutInCell="1" allowOverlap="1" wp14:anchorId="1FB5D3F5" wp14:editId="225C49E0">
+                <wp:simplePos x="0" y="0"/>
+                <wp:positionH relativeFrom="column">
+                  <wp:posOffset>8255</wp:posOffset>
+                </wp:positionH>
+                <wp:positionV relativeFrom="paragraph">
+                  <wp:posOffset>669290</wp:posOffset>
+                </wp:positionV>
+                <wp:extent cx="3594100" cy="495300"/>
+                <wp:effectExtent l="19050" t="19050" r="44450" b="38100"/>
+                <wp:wrapNone/>
+                <wp:docPr id="1068960021" name="Téglalap 36"/>
+                <wp:cNvGraphicFramePr/>
+                <a:graphic xmlns:a="http://schemas.openxmlformats.org/drawingml/2006/main">
+                  <a:graphicData uri="http://schemas.microsoft.com/office/word/2010/wordprocessingShape">
+                    <wps:wsp>
+                      <wps:cNvSpPr/>
+                      <wps:spPr>
+                        <a:xfrm>
+                          <a:off x="0" y="0"/>
+                          <a:ext cx="3594100" cy="495300"/>
+                        </a:xfrm>
+                        <a:prstGeom prst="rect">
+                          <a:avLst/>
+                        </a:prstGeom>
+                        <a:noFill/>
+                        <a:ln w="57150">
+                          <a:solidFill>
+                            <a:srgbClr val="EE0000"/>
+                          </a:solidFill>
+                        </a:ln>
+                      </wps:spPr>
+                      <wps:style>
+                        <a:lnRef idx="2">
+                          <a:schemeClr val="accent1">
+                            <a:shade val="15000"/>
+                          </a:schemeClr>
+                        </a:lnRef>
+                        <a:fillRef idx="1">
+                          <a:schemeClr val="accent1"/>
+                        </a:fillRef>
+                        <a:effectRef idx="0">
+                          <a:schemeClr val="accent1"/>
+                        </a:effectRef>
+                        <a:fontRef idx="minor">
+                          <a:schemeClr val="lt1"/>
+                        </a:fontRef>
+                      </wps:style>
+                      <wps:bodyPr rot="0" spcFirstLastPara="0" vertOverflow="overflow" horzOverflow="overflow" vert="horz" wrap="square" lIns="91440" tIns="45720" rIns="91440" bIns="45720" numCol="1" spcCol="0" rtlCol="0" fromWordArt="0" anchor="ctr" anchorCtr="0" forceAA="0" compatLnSpc="1">
+                        <a:prstTxWarp prst="textNoShape">
+                          <a:avLst/>
+                        </a:prstTxWarp>
+                        <a:noAutofit/>
+                      </wps:bodyPr>
+                    </wps:wsp>
+                  </a:graphicData>
+                </a:graphic>
+              </wp:anchor>
+            </w:drawing>
+          </mc:Choice>
+          <mc:Fallback>
+            <w:pict>
+              <v:rect w14:anchorId="64BBB09A" id="Téglalap 36" o:spid="_x0000_s1026" style="position:absolute;margin-left:.65pt;margin-top:52.7pt;width:283pt;height:39pt;z-index:251741184;visibility:visible;mso-wrap-style:square;mso-wrap-distance-left:9pt;mso-wrap-distance-top:0;mso-wrap-distance-right:9pt;mso-wrap-distance-bottom:0;mso-position-horizontal:absolute;mso-position-horizontal-relative:text;mso-position-vertical:absolute;mso-position-vertical-relative:text;v-text-anchor:middle" o:gfxdata="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" filled="f" strokecolor="#e00" strokeweight="4.5pt"/>
+            </w:pict>
+          </mc:Fallback>
+        </mc:AlternateContent>
+      </w:r>
+      <w:r>
+        <w:rPr>
+          <w:rStyle w:val="Finomhivatkozs"/>
+        </w:rPr>
+        <w:drawing>
+          <wp:inline distT="0" distB="0" distL="0" distR="0" wp14:anchorId="38B97BE2" wp14:editId="2390496D">
+            <wp:extent cx="5807669" cy="1644650"/>
+            <wp:effectExtent l="0" t="0" r="3175" b="0"/>
+            <wp:docPr id="1634627625" name="Kép 1"/>
+            <wp:cNvGraphicFramePr>
+              <a:graphicFrameLocks xmlns:a="http://schemas.openxmlformats.org/drawingml/2006/main" noChangeAspect="1"/>
+            </wp:cNvGraphicFramePr>
+            <a:graphic xmlns:a="http://schemas.openxmlformats.org/drawingml/2006/main">
+              <a:graphicData uri="http://schemas.openxmlformats.org/drawingml/2006/picture">
+                <pic:pic xmlns:pic="http://schemas.openxmlformats.org/drawingml/2006/picture">
+                  <pic:nvPicPr>
+                    <pic:cNvPr id="1634627625" name=""/>
+                    <pic:cNvPicPr/>
+                  </pic:nvPicPr>
+                  <pic:blipFill>
+                    <a:blip r:embed="rId55"/>
+                    <a:stretch>
+                      <a:fillRect/>
+                    </a:stretch>
+                  </pic:blipFill>
+                  <pic:spPr>
+                    <a:xfrm>
+                      <a:off x="0" y="0"/>
+                      <a:ext cx="5822229" cy="1648773"/>
+                    </a:xfrm>
+                    <a:prstGeom prst="rect">
+                      <a:avLst/>
+                    </a:prstGeom>
+                  </pic:spPr>
+                </pic:pic>
+              </a:graphicData>
+            </a:graphic>
+          </wp:inline>
+        </w:drawing>
+      </w:r>
+    </w:p>
+    <w:p>
+      <w:pPr>
+        <w:jc w:val="both"/>
+        <w:rPr>
+          <w:rStyle w:val="Finomhivatkozs"/>
+        </w:rPr>
+      </w:pPr>
+      <w:r>
+        <w:rPr>
+          <w:rStyle w:val="Finomhivatkozs"/>
+        </w:rPr>
+        <w:t xml:space="preserve">Most pedig le szeretnék húzni mentett configot a szerverről a routerre: </w:t>
+      </w:r>
+    </w:p>
+    <w:p>
+      <w:pPr>
+        <w:jc w:val="both"/>
+        <w:rPr>
+          <w:smallCaps/>
+          <w:color w:val="5A5A5A" w:themeColor="text1" w:themeTint="A5"/>
+        </w:rPr>
+      </w:pPr>
+      <w:r>
+        <w:rPr>
+          <w:smallCaps/>
+          <w:noProof/>
+          <w:color w:val="5A5A5A" w:themeColor="text1" w:themeTint="A5"/>
+        </w:rPr>
+        <mc:AlternateContent>
+          <mc:Choice Requires="wps">
+            <w:drawing>
+              <wp:anchor distT="0" distB="0" distL="114300" distR="114300" simplePos="0" relativeHeight="251743232" behindDoc="0" locked="0" layoutInCell="1" allowOverlap="1" wp14:anchorId="0DD10869" wp14:editId="0017FF9E">
+                <wp:simplePos x="0" y="0"/>
+                <wp:positionH relativeFrom="margin">
+                  <wp:align>left</wp:align>
+                </wp:positionH>
+                <wp:positionV relativeFrom="paragraph">
+                  <wp:posOffset>1320165</wp:posOffset>
+                </wp:positionV>
+                <wp:extent cx="3587750" cy="1016000"/>
+                <wp:effectExtent l="19050" t="19050" r="31750" b="31750"/>
+                <wp:wrapNone/>
+                <wp:docPr id="988401612" name="Téglalap 36"/>
+                <wp:cNvGraphicFramePr/>
+                <a:graphic xmlns:a="http://schemas.openxmlformats.org/drawingml/2006/main">
+                  <a:graphicData uri="http://schemas.microsoft.com/office/word/2010/wordprocessingShape">
+                    <wps:wsp>
+                      <wps:cNvSpPr/>
+                      <wps:spPr>
+                        <a:xfrm>
+                          <a:off x="0" y="0"/>
+                          <a:ext cx="3587750" cy="1016000"/>
+                        </a:xfrm>
+                        <a:prstGeom prst="rect">
+                          <a:avLst/>
+                        </a:prstGeom>
+                        <a:noFill/>
+                        <a:ln w="57150">
+                          <a:solidFill>
+                            <a:srgbClr val="EE0000"/>
+                          </a:solidFill>
+                        </a:ln>
+                      </wps:spPr>
+                      <wps:style>
+                        <a:lnRef idx="2">
+                          <a:schemeClr val="accent1">
+                            <a:shade val="15000"/>
+                          </a:schemeClr>
+                        </a:lnRef>
+                        <a:fillRef idx="1">
+                          <a:schemeClr val="accent1"/>
+                        </a:fillRef>
+                        <a:effectRef idx="0">
+                          <a:schemeClr val="accent1"/>
+                        </a:effectRef>
+                        <a:fontRef idx="minor">
+                          <a:schemeClr val="lt1"/>
+                        </a:fontRef>
+                      </wps:style>
+                      <wps:bodyPr rot="0" spcFirstLastPara="0" vertOverflow="overflow" horzOverflow="overflow" vert="horz" wrap="square" lIns="91440" tIns="45720" rIns="91440" bIns="45720" numCol="1" spcCol="0" rtlCol="0" fromWordArt="0" anchor="ctr" anchorCtr="0" forceAA="0" compatLnSpc="1">
+                        <a:prstTxWarp prst="textNoShape">
+                          <a:avLst/>
+                        </a:prstTxWarp>
+                        <a:noAutofit/>
+                      </wps:bodyPr>
+                    </wps:wsp>
+                  </a:graphicData>
+                </a:graphic>
+                <wp14:sizeRelH relativeFrom="margin">
+                  <wp14:pctWidth>0</wp14:pctWidth>
+                </wp14:sizeRelH>
+                <wp14:sizeRelV relativeFrom="margin">
+                  <wp14:pctHeight>0</wp14:pctHeight>
+                </wp14:sizeRelV>
+              </wp:anchor>
+            </w:drawing>
+          </mc:Choice>
+          <mc:Fallback>
+            <w:pict>
+              <v:rect w14:anchorId="2A0DCBA9" id="Téglalap 36" o:spid="_x0000_s1026" style="position:absolute;margin-left:0;margin-top:103.95pt;width:282.5pt;height:80pt;z-index:251743232;visibility:visible;mso-wrap-style:square;mso-width-percent:0;mso-height-percent:0;mso-wrap-distance-left:9pt;mso-wrap-distance-top:0;mso-wrap-distance-right:9pt;mso-wrap-distance-bottom:0;mso-position-horizontal:left;mso-position-horizontal-relative:margin;mso-position-vertical:absolute;mso-position-vertical-relative:text;mso-width-percent:0;mso-height-percent:0;mso-width-relative:margin;mso-height-relative:margin;v-text-anchor:middle" o:gfxdata="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" filled="f" strokecolor="#e00" strokeweight="4.5pt">
+                <w10:wrap anchorx="margin"/>
+              </v:rect>
+            </w:pict>
+          </mc:Fallback>
+        </mc:AlternateContent>
+      </w:r>
+      <w:r>
+        <w:rPr>
+          <w:rStyle w:val="Finomhivatkozs"/>
+        </w:rPr>
+        <w:drawing>
+          <wp:inline distT="0" distB="0" distL="0" distR="0" wp14:anchorId="38519799" wp14:editId="6EBCA5E7">
+            <wp:extent cx="5760720" cy="2904490"/>
+            <wp:effectExtent l="0" t="0" r="0" b="0"/>
+            <wp:docPr id="142693318" name="Kép 1"/>
+            <wp:cNvGraphicFramePr>
+              <a:graphicFrameLocks xmlns:a="http://schemas.openxmlformats.org/drawingml/2006/main" noChangeAspect="1"/>
+            </wp:cNvGraphicFramePr>
+            <a:graphic xmlns:a="http://schemas.openxmlformats.org/drawingml/2006/main">
+              <a:graphicData uri="http://schemas.openxmlformats.org/drawingml/2006/picture">
+                <pic:pic xmlns:pic="http://schemas.openxmlformats.org/drawingml/2006/picture">
+                  <pic:nvPicPr>
+                    <pic:cNvPr id="142693318" name=""/>
+                    <pic:cNvPicPr/>
+                  </pic:nvPicPr>
+                  <pic:blipFill>
+                    <a:blip r:embed="rId56"/>
+                    <a:stretch>
+                      <a:fillRect/>
+                    </a:stretch>
+                  </pic:blipFill>
+                  <pic:spPr>
+                    <a:xfrm>
+                      <a:off x="0" y="0"/>
+                      <a:ext cx="5760720" cy="2904490"/>
+                    </a:xfrm>
+                    <a:prstGeom prst="rect">
+                      <a:avLst/>
+                    </a:prstGeom>
+                  </pic:spPr>
+                </pic:pic>
+              </a:graphicData>
+            </a:graphic>
+          </wp:inline>
+        </w:drawing>
+      </w:r>
+    </w:p>
+    <w:p>
+      <w:pPr>
+        <w:pStyle w:val="Cmsor1"/>
+        <w:rPr>
+          <w:rStyle w:val="Finomhivatkozs"/>
+          <w:rFonts w:ascii="Times New Roman" w:hAnsi="Times New Roman" w:cs="Times New Roman"/>
+        </w:rPr>
+      </w:pPr>
+      <w:bookmarkStart w:id="13" w:name="_Toc226875631"/>
+      <w:r>
+        <w:rPr>
+          <w:rStyle w:val="Finomhivatkozs"/>
+          <w:rFonts w:ascii="Times New Roman" w:hAnsi="Times New Roman" w:cs="Times New Roman"/>
+        </w:rPr>
+        <w:t>Windows szerverszolgáltatások tesztelése</w:t>
+      </w:r>
+      <w:bookmarkEnd w:id="13"/>
       <w:r>
         <w:rPr>
           <w:rStyle w:val="Finomhivatkozs"/>
@@ -11796,6 +12717,7 @@
     </w:p>
     <w:p/>
     <w:p/>
+    <w:p/>
     <w:p>
       <w:pPr>
         <w:pStyle w:val="bum"/>
@@ -11849,7 +12771,7 @@
       </w:r>
     </w:p>
     <w:sectPr>
-      <w:headerReference w:type="default" r:id="rId51"/>
+      <w:headerReference w:type="default" r:id="rId57"/>
       <w:pgSz w:w="11906" w:h="16838"/>
       <w:pgMar w:top="1417" w:right="1417" w:bottom="1417" w:left="1417" w:header="708" w:footer="708" w:gutter="0"/>
       <w:cols w:space="708"/>

--- a/Tesztelés_dokumentáció.docx
+++ b/Tesztelés_dokumentáció.docx
@@ -11854,7 +11854,7 @@
           </mc:Choice>
           <mc:Fallback>
             <w:pict>
-              <v:shapetype w14:anchorId="5BBFC13A" id="_x0000_t32" coordsize="21600,21600" o:spt="32" o:oned="t" path="m,l21600,21600e" filled="f">
+              <v:shapetype w14:anchorId="36C123CA" id="_x0000_t32" coordsize="21600,21600" o:spt="32" o:oned="t" path="m,l21600,21600e" filled="f">
                 <v:path arrowok="t" fillok="f" o:connecttype="none"/>
                 <o:lock v:ext="edit" shapetype="t"/>
               </v:shapetype>
@@ -11937,7 +11937,7 @@
           </mc:Choice>
           <mc:Fallback>
             <w:pict>
-              <v:rect w14:anchorId="2DB4157F" id="Téglalap 34" o:spid="_x0000_s1026" style="position:absolute;margin-left:1.65pt;margin-top:4.45pt;width:452.1pt;height:27pt;z-index:251739136;visibility:visible;mso-wrap-style:square;mso-wrap-distance-left:9pt;mso-wrap-distance-top:0;mso-wrap-distance-right:9pt;mso-wrap-distance-bottom:0;mso-position-horizontal:absolute;mso-position-horizontal-relative:text;mso-position-vertical:absolute;mso-position-vertical-relative:text;v-text-anchor:middle" o:gfxdata="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" filled="f" strokecolor="#e00" strokeweight="4.5pt"/>
+              <v:rect w14:anchorId="74E80B66" id="Téglalap 34" o:spid="_x0000_s1026" style="position:absolute;margin-left:1.65pt;margin-top:4.45pt;width:452.1pt;height:27pt;z-index:251739136;visibility:visible;mso-wrap-style:square;mso-wrap-distance-left:9pt;mso-wrap-distance-top:0;mso-wrap-distance-right:9pt;mso-wrap-distance-bottom:0;mso-position-horizontal:absolute;mso-position-horizontal-relative:text;mso-position-vertical:absolute;mso-position-vertical-relative:text;v-text-anchor:middle" o:gfxdata="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" filled="f" strokecolor="#e00" strokeweight="4.5pt"/>
             </w:pict>
           </mc:Fallback>
         </mc:AlternateContent>
@@ -12419,7 +12419,7 @@
           </mc:Choice>
           <mc:Fallback>
             <w:pict>
-              <v:shape w14:anchorId="7409478B" id="Egyenes összekötő nyíllal 37" o:spid="_x0000_s1026" type="#_x0000_t32" style="position:absolute;margin-left:57.15pt;margin-top:91.2pt;width:43.5pt;height:209pt;z-index:251744256;visibility:visible;mso-wrap-style:square;mso-width-percent:0;mso-height-percent:0;mso-wrap-distance-left:9pt;mso-wrap-distance-top:0;mso-wrap-distance-right:9pt;mso-wrap-distance-bottom:0;mso-position-horizontal:absolute;mso-position-horizontal-relative:text;mso-position-vertical:absolute;mso-position-vertical-relative:text;mso-width-percent:0;mso-height-percent:0;mso-width-relative:margin;mso-height-relative:margin" o:gfxdata="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" strokecolor="#e00" strokeweight="4.5pt">
+              <v:shape w14:anchorId="6777CB52" id="Egyenes összekötő nyíllal 37" o:spid="_x0000_s1026" type="#_x0000_t32" style="position:absolute;margin-left:57.15pt;margin-top:91.2pt;width:43.5pt;height:209pt;z-index:251744256;visibility:visible;mso-wrap-style:square;mso-width-percent:0;mso-height-percent:0;mso-wrap-distance-left:9pt;mso-wrap-distance-top:0;mso-wrap-distance-right:9pt;mso-wrap-distance-bottom:0;mso-position-horizontal:absolute;mso-position-horizontal-relative:text;mso-position-vertical:absolute;mso-position-vertical-relative:text;mso-width-percent:0;mso-height-percent:0;mso-width-relative:margin;mso-height-relative:margin" o:gfxdata="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" strokecolor="#e00" strokeweight="4.5pt">
                 <v:stroke endarrow="block" joinstyle="miter"/>
               </v:shape>
             </w:pict>
@@ -12497,7 +12497,7 @@
           </mc:Choice>
           <mc:Fallback>
             <w:pict>
-              <v:rect w14:anchorId="64BBB09A" id="Téglalap 36" o:spid="_x0000_s1026" style="position:absolute;margin-left:.65pt;margin-top:52.7pt;width:283pt;height:39pt;z-index:251741184;visibility:visible;mso-wrap-style:square;mso-wrap-distance-left:9pt;mso-wrap-distance-top:0;mso-wrap-distance-right:9pt;mso-wrap-distance-bottom:0;mso-position-horizontal:absolute;mso-position-horizontal-relative:text;mso-position-vertical:absolute;mso-position-vertical-relative:text;v-text-anchor:middle" o:gfxdata="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" filled="f" strokecolor="#e00" strokeweight="4.5pt"/>
+              <v:rect w14:anchorId="074309AA" id="Téglalap 36" o:spid="_x0000_s1026" style="position:absolute;margin-left:.65pt;margin-top:52.7pt;width:283pt;height:39pt;z-index:251741184;visibility:visible;mso-wrap-style:square;mso-wrap-distance-left:9pt;mso-wrap-distance-top:0;mso-wrap-distance-right:9pt;mso-wrap-distance-bottom:0;mso-position-horizontal:absolute;mso-position-horizontal-relative:text;mso-position-vertical:absolute;mso-position-vertical-relative:text;v-text-anchor:middle" o:gfxdata="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" filled="f" strokecolor="#e00" strokeweight="4.5pt"/>
             </w:pict>
           </mc:Fallback>
         </mc:AlternateContent>
@@ -12642,7 +12642,7 @@
           </mc:Choice>
           <mc:Fallback>
             <w:pict>
-              <v:rect w14:anchorId="2A0DCBA9" id="Téglalap 36" o:spid="_x0000_s1026" style="position:absolute;margin-left:0;margin-top:103.95pt;width:282.5pt;height:80pt;z-index:251743232;visibility:visible;mso-wrap-style:square;mso-width-percent:0;mso-height-percent:0;mso-wrap-distance-left:9pt;mso-wrap-distance-top:0;mso-wrap-distance-right:9pt;mso-wrap-distance-bottom:0;mso-position-horizontal:left;mso-position-horizontal-relative:margin;mso-position-vertical:absolute;mso-position-vertical-relative:text;mso-width-percent:0;mso-height-percent:0;mso-width-relative:margin;mso-height-relative:margin;v-text-anchor:middle" o:gfxdata="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" filled="f" strokecolor="#e00" strokeweight="4.5pt">
+              <v:rect w14:anchorId="4B971294" id="Téglalap 36" o:spid="_x0000_s1026" style="position:absolute;margin-left:0;margin-top:103.95pt;width:282.5pt;height:80pt;z-index:251743232;visibility:visible;mso-wrap-style:square;mso-width-percent:0;mso-height-percent:0;mso-wrap-distance-left:9pt;mso-wrap-distance-top:0;mso-wrap-distance-right:9pt;mso-wrap-distance-bottom:0;mso-position-horizontal:left;mso-position-horizontal-relative:margin;mso-position-vertical:absolute;mso-position-vertical-relative:text;mso-width-percent:0;mso-height-percent:0;mso-width-relative:margin;mso-height-relative:margin;v-text-anchor:middle" o:gfxdata="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" filled="f" strokecolor="#e00" strokeweight="4.5pt">
                 <w10:wrap anchorx="margin"/>
               </v:rect>
             </w:pict>
@@ -12704,6 +12704,7 @@
           <w:rStyle w:val="Finomhivatkozs"/>
           <w:rFonts w:ascii="Times New Roman" w:hAnsi="Times New Roman" w:cs="Times New Roman"/>
         </w:rPr>
+        <w:lastRenderedPageBreak/>
         <w:t>Windows szerverszolgáltatások tesztelése</w:t>
       </w:r>
       <w:bookmarkEnd w:id="13"/>
@@ -12715,17 +12716,469 @@
         <w:t xml:space="preserve"> </w:t>
       </w:r>
     </w:p>
-    <w:p/>
-    <w:p/>
-    <w:p/>
+    <w:p>
+      <w:pPr>
+        <w:jc w:val="center"/>
+      </w:pPr>
+      <w:r>
+        <w:drawing>
+          <wp:inline distT="0" distB="0" distL="0" distR="0" wp14:anchorId="40B33BDF" wp14:editId="370CAA30">
+            <wp:extent cx="5420481" cy="4401164"/>
+            <wp:effectExtent l="0" t="0" r="8890" b="0"/>
+            <wp:docPr id="1942150324" name="Kép 1"/>
+            <wp:cNvGraphicFramePr>
+              <a:graphicFrameLocks xmlns:a="http://schemas.openxmlformats.org/drawingml/2006/main" noChangeAspect="1"/>
+            </wp:cNvGraphicFramePr>
+            <a:graphic xmlns:a="http://schemas.openxmlformats.org/drawingml/2006/main">
+              <a:graphicData uri="http://schemas.openxmlformats.org/drawingml/2006/picture">
+                <pic:pic xmlns:pic="http://schemas.openxmlformats.org/drawingml/2006/picture">
+                  <pic:nvPicPr>
+                    <pic:cNvPr id="1942150324" name=""/>
+                    <pic:cNvPicPr/>
+                  </pic:nvPicPr>
+                  <pic:blipFill>
+                    <a:blip r:embed="rId57"/>
+                    <a:stretch>
+                      <a:fillRect/>
+                    </a:stretch>
+                  </pic:blipFill>
+                  <pic:spPr>
+                    <a:xfrm>
+                      <a:off x="0" y="0"/>
+                      <a:ext cx="5420481" cy="4401164"/>
+                    </a:xfrm>
+                    <a:prstGeom prst="rect">
+                      <a:avLst/>
+                    </a:prstGeom>
+                  </pic:spPr>
+                </pic:pic>
+              </a:graphicData>
+            </a:graphic>
+          </wp:inline>
+        </w:drawing>
+      </w:r>
+    </w:p>
+    <w:p>
+      <w:pPr>
+        <w:jc w:val="both"/>
+      </w:pPr>
+      <w:r>
+        <w:t>Miután bedobott a bejelentkezési felületre</w:t>
+      </w:r>
+      <w:r>
+        <w:t xml:space="preserve"> meg kellett változtatni a jelszót a megfelelő szabályok szerint: </w:t>
+      </w:r>
+    </w:p>
+    <w:p>
+      <w:pPr>
+        <w:jc w:val="both"/>
+      </w:pPr>
+      <w:r>
+        <w:t xml:space="preserve">A jelszónak </w:t>
+      </w:r>
+      <w:r>
+        <w:rPr>
+          <w:b/>
+          <w:bCs/>
+        </w:rPr>
+        <w:t>legalább 10 karakter hosszúnak kell lennie</w:t>
+      </w:r>
+      <w:r>
+        <w:t>. Lehet hosszabb is, de rövidebb nem.</w:t>
+      </w:r>
+      <w:r>
+        <w:t xml:space="preserve"> </w:t>
+      </w:r>
+      <w:r>
+        <w:t xml:space="preserve">A Windows komplexitási szabályai szerint a jelszónak </w:t>
+      </w:r>
+      <w:r>
+        <w:rPr>
+          <w:b/>
+          <w:bCs/>
+        </w:rPr>
+        <w:t>legalább 3 kategóriából</w:t>
+      </w:r>
+      <w:r>
+        <w:t xml:space="preserve"> kell tartalmaznia karaktereket az alábbiak közül:</w:t>
+      </w:r>
+    </w:p>
+    <w:p>
+      <w:pPr>
+        <w:numPr>
+          <w:ilvl w:val="0"/>
+          <w:numId w:val="7"/>
+        </w:numPr>
+        <w:jc w:val="both"/>
+      </w:pPr>
+      <w:r>
+        <w:rPr>
+          <w:b/>
+          <w:bCs/>
+        </w:rPr>
+        <w:t>Nagybetűk</w:t>
+      </w:r>
+      <w:r>
+        <w:t xml:space="preserve"> (A–Z)</w:t>
+      </w:r>
+    </w:p>
+    <w:p>
+      <w:pPr>
+        <w:numPr>
+          <w:ilvl w:val="0"/>
+          <w:numId w:val="7"/>
+        </w:numPr>
+        <w:jc w:val="both"/>
+      </w:pPr>
+      <w:r>
+        <w:rPr>
+          <w:b/>
+          <w:bCs/>
+        </w:rPr>
+        <w:t>Kisbetűk</w:t>
+      </w:r>
+      <w:r>
+        <w:t xml:space="preserve"> (a–z)</w:t>
+      </w:r>
+    </w:p>
+    <w:p>
+      <w:pPr>
+        <w:numPr>
+          <w:ilvl w:val="0"/>
+          <w:numId w:val="7"/>
+        </w:numPr>
+        <w:jc w:val="both"/>
+      </w:pPr>
+      <w:r>
+        <w:rPr>
+          <w:b/>
+          <w:bCs/>
+        </w:rPr>
+        <w:t>Számok</w:t>
+      </w:r>
+      <w:r>
+        <w:t xml:space="preserve"> (0–9)</w:t>
+      </w:r>
+    </w:p>
+    <w:p>
+      <w:pPr>
+        <w:numPr>
+          <w:ilvl w:val="0"/>
+          <w:numId w:val="7"/>
+        </w:numPr>
+        <w:jc w:val="both"/>
+      </w:pPr>
+      <w:r>
+        <w:rPr>
+          <w:b/>
+          <w:bCs/>
+        </w:rPr>
+        <w:t>Speciális karakterek</w:t>
+      </w:r>
+      <w:r>
+        <w:t xml:space="preserve"> </w:t>
+      </w:r>
+      <w:proofErr w:type="gramStart"/>
+      <w:r>
+        <w:t>(!,</w:t>
+      </w:r>
+      <w:proofErr w:type="gramEnd"/>
+      <w:r>
+        <w:t xml:space="preserve"> @, #, %, </w:t>
+      </w:r>
+      <w:proofErr w:type="gramStart"/>
+      <w:r>
+        <w:t>*,</w:t>
+      </w:r>
+      <w:proofErr w:type="gramEnd"/>
+      <w:r>
+        <w:t xml:space="preserve"> stb.)</w:t>
+      </w:r>
+    </w:p>
+    <w:p>
+      <w:pPr>
+        <w:jc w:val="both"/>
+      </w:pPr>
+      <w:r>
+        <w:t xml:space="preserve">A jelszó, amit használtam a </w:t>
+      </w:r>
+      <w:r>
+        <w:t>Braun Dénes</w:t>
+      </w:r>
+      <w:r>
+        <w:t xml:space="preserve"> adminisztrátor fiókjához: </w:t>
+      </w:r>
+      <w:r>
+        <w:rPr>
+          <w:highlight w:val="yellow"/>
+        </w:rPr>
+        <w:t>Abcd1234!!</w:t>
+      </w:r>
+    </w:p>
+    <w:p>
+      <w:pPr>
+        <w:jc w:val="center"/>
+      </w:pPr>
+      <w:r>
+        <w:drawing>
+          <wp:inline distT="0" distB="0" distL="0" distR="0" wp14:anchorId="592C9447" wp14:editId="2F6003E4">
+            <wp:extent cx="3241201" cy="1073150"/>
+            <wp:effectExtent l="0" t="0" r="0" b="0"/>
+            <wp:docPr id="1293997083" name="Kép 1"/>
+            <wp:cNvGraphicFramePr>
+              <a:graphicFrameLocks xmlns:a="http://schemas.openxmlformats.org/drawingml/2006/main" noChangeAspect="1"/>
+            </wp:cNvGraphicFramePr>
+            <a:graphic xmlns:a="http://schemas.openxmlformats.org/drawingml/2006/main">
+              <a:graphicData uri="http://schemas.openxmlformats.org/drawingml/2006/picture">
+                <pic:pic xmlns:pic="http://schemas.openxmlformats.org/drawingml/2006/picture">
+                  <pic:nvPicPr>
+                    <pic:cNvPr id="1293997083" name=""/>
+                    <pic:cNvPicPr/>
+                  </pic:nvPicPr>
+                  <pic:blipFill>
+                    <a:blip r:embed="rId58"/>
+                    <a:stretch>
+                      <a:fillRect/>
+                    </a:stretch>
+                  </pic:blipFill>
+                  <pic:spPr>
+                    <a:xfrm>
+                      <a:off x="0" y="0"/>
+                      <a:ext cx="3267944" cy="1082005"/>
+                    </a:xfrm>
+                    <a:prstGeom prst="rect">
+                      <a:avLst/>
+                    </a:prstGeom>
+                  </pic:spPr>
+                </pic:pic>
+              </a:graphicData>
+            </a:graphic>
+          </wp:inline>
+        </w:drawing>
+      </w:r>
+    </w:p>
+    <w:p>
+      <w:pPr>
+        <w:pStyle w:val="Cmsor2"/>
+      </w:pPr>
+      <w:r>
+        <w:lastRenderedPageBreak/>
+        <w:t>AD</w:t>
+      </w:r>
+      <w:r>
+        <w:t>DS és DNS elérés</w:t>
+      </w:r>
+    </w:p>
+    <w:p>
+      <w:pPr>
+        <w:jc w:val="both"/>
+      </w:pPr>
+      <w:r>
+        <w:t>A tartományi kliens megfelelő működésének és a vállalati hálózati erőforrásokhoz való hozzáférés biztosításának érdekében ellenőriztem, hogy a gép képes</w:t>
+      </w:r>
+      <w:r>
+        <w:noBreakHyphen/>
+        <w:t>e elérni a belső tartományt, illetve a külső internetes tartományokat. Ennek részeként megvizsgáltam, hogy a kliens sikeresen fel tudja</w:t>
+      </w:r>
+      <w:r>
+        <w:noBreakHyphen/>
+        <w:t>e oldani és el tudja</w:t>
+      </w:r>
+      <w:r>
+        <w:noBreakHyphen/>
+        <w:t xml:space="preserve">e érni a </w:t>
+      </w:r>
+      <w:proofErr w:type="spellStart"/>
+      <w:r>
+        <w:rPr>
+          <w:b/>
+          <w:bCs/>
+        </w:rPr>
+        <w:t>telekom.lan</w:t>
+      </w:r>
+      <w:proofErr w:type="spellEnd"/>
+      <w:r>
+        <w:t xml:space="preserve"> belső </w:t>
+      </w:r>
+      <w:proofErr w:type="spellStart"/>
+      <w:r>
+        <w:t>domainnevet</w:t>
+      </w:r>
+      <w:proofErr w:type="spellEnd"/>
+      <w:r>
+        <w:t xml:space="preserve">, valamint a </w:t>
+      </w:r>
+      <w:r>
+        <w:rPr>
+          <w:b/>
+          <w:bCs/>
+        </w:rPr>
+        <w:t>telekomworkforce.hu</w:t>
+      </w:r>
+      <w:r>
+        <w:t xml:space="preserve"> külső webcímet.</w:t>
+      </w:r>
+    </w:p>
+    <w:p>
+      <w:pPr>
+        <w:jc w:val="both"/>
+      </w:pPr>
+      <w:r>
+        <w:t>Első lépésként a tartományi kliensen futtattam egy névfeloldási tesztet, amelynek célja annak megállapítása volt, hogy a gép a megfelelő DNS</w:t>
+      </w:r>
+      <w:r>
+        <w:noBreakHyphen/>
+        <w:t>kiszolgálókat használja</w:t>
+      </w:r>
+      <w:r>
+        <w:noBreakHyphen/>
+        <w:t xml:space="preserve">e. A </w:t>
+      </w:r>
+      <w:proofErr w:type="spellStart"/>
+      <w:r>
+        <w:rPr>
+          <w:i/>
+          <w:iCs/>
+        </w:rPr>
+        <w:t>telekom.lan</w:t>
+      </w:r>
+      <w:proofErr w:type="spellEnd"/>
+      <w:r>
+        <w:t xml:space="preserve"> </w:t>
+      </w:r>
+      <w:proofErr w:type="spellStart"/>
+      <w:r>
+        <w:t>domain</w:t>
+      </w:r>
+      <w:proofErr w:type="spellEnd"/>
+      <w:r>
+        <w:t xml:space="preserve"> elérése azért fontos, mert ez a belső </w:t>
+      </w:r>
+      <w:proofErr w:type="spellStart"/>
+      <w:r>
+        <w:t>Active</w:t>
+      </w:r>
+      <w:proofErr w:type="spellEnd"/>
+      <w:r>
+        <w:t xml:space="preserve"> </w:t>
+      </w:r>
+      <w:proofErr w:type="spellStart"/>
+      <w:r>
+        <w:t>Directory</w:t>
+      </w:r>
+      <w:proofErr w:type="spellEnd"/>
+      <w:r>
+        <w:t xml:space="preserve"> tartomány, amelyhez a kliensnek csatlakoznia kell ahhoz, hogy a csoportházirendek, a hitelesítés és a tartományi szolgáltatások megfelelően működjenek. A névfeloldás sikeres lefutása igazolja, hogy a kliens a tartományi DNS</w:t>
+      </w:r>
+      <w:r>
+        <w:noBreakHyphen/>
+        <w:t xml:space="preserve">szervereket használja, és képes kommunikálni a </w:t>
+      </w:r>
+      <w:proofErr w:type="spellStart"/>
+      <w:r>
+        <w:t>domain</w:t>
+      </w:r>
+      <w:proofErr w:type="spellEnd"/>
+      <w:r>
+        <w:t xml:space="preserve"> </w:t>
+      </w:r>
+      <w:proofErr w:type="spellStart"/>
+      <w:r>
+        <w:t>controllerrel</w:t>
+      </w:r>
+      <w:proofErr w:type="spellEnd"/>
+      <w:r>
+        <w:t>.</w:t>
+      </w:r>
+    </w:p>
+    <w:p>
+      <w:pPr>
+        <w:jc w:val="both"/>
+      </w:pPr>
+      <w:r>
+        <w:t xml:space="preserve">Ezt követően ellenőriztem a </w:t>
+      </w:r>
+      <w:r>
+        <w:rPr>
+          <w:i/>
+          <w:iCs/>
+        </w:rPr>
+        <w:t>telekomworkforce.hu</w:t>
+      </w:r>
+      <w:r>
+        <w:t xml:space="preserve"> külső </w:t>
+      </w:r>
+      <w:proofErr w:type="spellStart"/>
+      <w:r>
+        <w:t>domain</w:t>
+      </w:r>
+      <w:proofErr w:type="spellEnd"/>
+      <w:r>
+        <w:t xml:space="preserve"> elérhetőségét is. Ez a lépés azt vizsgálja, hogy a kliens megfelelő internetkapcsolattal rendelkezik</w:t>
+      </w:r>
+      <w:r>
+        <w:noBreakHyphen/>
+        <w:t>e, és a DNS</w:t>
+      </w:r>
+      <w:r>
+        <w:noBreakHyphen/>
+        <w:t>kiszolgálók képesek</w:t>
+      </w:r>
+      <w:r>
+        <w:noBreakHyphen/>
+        <w:t>e külső webcímeket is feloldani. A sikeres elérés azt bizonyítja, hogy a hálózati forgalom kifelé is működik, a tűzfal nem blokkolja az alapvető webes kommunikációt, és a kliens képes elérni a vállalat által használt külső szolgáltatásokat.</w:t>
+      </w:r>
+    </w:p>
     <w:p>
       <w:pPr>
         <w:pStyle w:val="bum"/>
-        <w:rPr>
-          <w:rStyle w:val="Finomhivatkozs"/>
-          <w:rFonts w:ascii="Times New Roman" w:hAnsi="Times New Roman" w:cs="Times New Roman"/>
-        </w:rPr>
-      </w:pPr>
+        <w:jc w:val="center"/>
+        <w:rPr>
+          <w:rStyle w:val="Finomhivatkozs"/>
+          <w:rFonts w:ascii="Times New Roman" w:hAnsi="Times New Roman" w:cs="Times New Roman"/>
+        </w:rPr>
+      </w:pPr>
+      <w:r>
+        <w:rPr>
+          <w:rStyle w:val="Finomhivatkozs"/>
+          <w:rFonts w:ascii="Times New Roman" w:hAnsi="Times New Roman" w:cs="Times New Roman"/>
+        </w:rPr>
+        <w:drawing>
+          <wp:inline distT="0" distB="0" distL="0" distR="0" wp14:anchorId="34674DDC" wp14:editId="403312A0">
+            <wp:extent cx="4514850" cy="4137617"/>
+            <wp:effectExtent l="0" t="0" r="0" b="0"/>
+            <wp:docPr id="52002225" name="Kép 1"/>
+            <wp:cNvGraphicFramePr>
+              <a:graphicFrameLocks xmlns:a="http://schemas.openxmlformats.org/drawingml/2006/main" noChangeAspect="1"/>
+            </wp:cNvGraphicFramePr>
+            <a:graphic xmlns:a="http://schemas.openxmlformats.org/drawingml/2006/main">
+              <a:graphicData uri="http://schemas.openxmlformats.org/drawingml/2006/picture">
+                <pic:pic xmlns:pic="http://schemas.openxmlformats.org/drawingml/2006/picture">
+                  <pic:nvPicPr>
+                    <pic:cNvPr id="52002225" name=""/>
+                    <pic:cNvPicPr/>
+                  </pic:nvPicPr>
+                  <pic:blipFill>
+                    <a:blip r:embed="rId59"/>
+                    <a:stretch>
+                      <a:fillRect/>
+                    </a:stretch>
+                  </pic:blipFill>
+                  <pic:spPr>
+                    <a:xfrm>
+                      <a:off x="0" y="0"/>
+                      <a:ext cx="4518917" cy="4141345"/>
+                    </a:xfrm>
+                    <a:prstGeom prst="rect">
+                      <a:avLst/>
+                    </a:prstGeom>
+                  </pic:spPr>
+                </pic:pic>
+              </a:graphicData>
+            </a:graphic>
+          </wp:inline>
+        </w:drawing>
+      </w:r>
     </w:p>
     <w:p>
       <w:pPr>
@@ -12744,15 +13197,203 @@
           <w:rFonts w:ascii="Times New Roman" w:hAnsi="Times New Roman" w:cs="Times New Roman"/>
         </w:rPr>
       </w:pPr>
+      <w:r>
+        <w:rPr>
+          <w:rStyle w:val="Finomhivatkozs"/>
+          <w:rFonts w:ascii="Times New Roman" w:hAnsi="Times New Roman" w:cs="Times New Roman"/>
+        </w:rPr>
+        <w:lastRenderedPageBreak/>
+        <w:t xml:space="preserve">Most megnézem, hogy a </w:t>
+      </w:r>
+      <w:proofErr w:type="spellStart"/>
+      <w:r>
+        <w:rPr>
+          <w:rStyle w:val="Finomhivatkozs"/>
+          <w:rFonts w:ascii="Times New Roman" w:hAnsi="Times New Roman" w:cs="Times New Roman"/>
+        </w:rPr>
+        <w:t>lock</w:t>
+      </w:r>
+      <w:proofErr w:type="spellEnd"/>
+      <w:r>
+        <w:rPr>
+          <w:rStyle w:val="Finomhivatkozs"/>
+          <w:rFonts w:ascii="Times New Roman" w:hAnsi="Times New Roman" w:cs="Times New Roman"/>
+        </w:rPr>
+        <w:t xml:space="preserve"> </w:t>
+      </w:r>
+      <w:proofErr w:type="spellStart"/>
+      <w:r>
+        <w:rPr>
+          <w:rStyle w:val="Finomhivatkozs"/>
+          <w:rFonts w:ascii="Times New Roman" w:hAnsi="Times New Roman" w:cs="Times New Roman"/>
+        </w:rPr>
+        <w:t>screen</w:t>
+      </w:r>
+      <w:proofErr w:type="spellEnd"/>
+      <w:r>
+        <w:rPr>
+          <w:rStyle w:val="Finomhivatkozs"/>
+          <w:rFonts w:ascii="Times New Roman" w:hAnsi="Times New Roman" w:cs="Times New Roman"/>
+        </w:rPr>
+        <w:t xml:space="preserve"> állítás</w:t>
+      </w:r>
+      <w:r>
+        <w:rPr>
+          <w:rStyle w:val="Finomhivatkozs"/>
+          <w:rFonts w:ascii="Times New Roman" w:hAnsi="Times New Roman" w:cs="Times New Roman"/>
+        </w:rPr>
+        <w:t xml:space="preserve"> és egyéb személyre szabás</w:t>
+      </w:r>
+      <w:r>
+        <w:rPr>
+          <w:rStyle w:val="Finomhivatkozs"/>
+          <w:rFonts w:ascii="Times New Roman" w:hAnsi="Times New Roman" w:cs="Times New Roman"/>
+        </w:rPr>
+        <w:t xml:space="preserve"> tényleg le van-e tiltva a testcomputeren</w:t>
+      </w:r>
+      <w:r>
+        <w:rPr>
+          <w:rStyle w:val="Finomhivatkozs"/>
+          <w:rFonts w:ascii="Times New Roman" w:hAnsi="Times New Roman" w:cs="Times New Roman"/>
+        </w:rPr>
+        <w:t xml:space="preserve">: </w:t>
+      </w:r>
+      <w:r>
+        <w:rPr>
+          <w:rStyle w:val="Finomhivatkozs"/>
+          <w:rFonts w:ascii="Times New Roman" w:hAnsi="Times New Roman" w:cs="Times New Roman"/>
+        </w:rPr>
+        <w:t>amint látszik nem lehet módosítani, vagyis a GPO helyesen működik</w:t>
+      </w:r>
+      <w:r>
+        <w:rPr>
+          <w:rStyle w:val="Finomhivatkozs"/>
+          <w:rFonts w:ascii="Times New Roman" w:hAnsi="Times New Roman" w:cs="Times New Roman"/>
+        </w:rPr>
+        <w:t xml:space="preserve">. </w:t>
+      </w:r>
     </w:p>
     <w:p>
       <w:pPr>
         <w:pStyle w:val="bum"/>
-        <w:rPr>
-          <w:rStyle w:val="Finomhivatkozs"/>
-          <w:rFonts w:ascii="Times New Roman" w:hAnsi="Times New Roman" w:cs="Times New Roman"/>
-        </w:rPr>
-      </w:pPr>
+        <w:jc w:val="center"/>
+        <w:rPr>
+          <w:rStyle w:val="Finomhivatkozs"/>
+          <w:rFonts w:ascii="Times New Roman" w:hAnsi="Times New Roman" w:cs="Times New Roman"/>
+        </w:rPr>
+      </w:pPr>
+      <w:r>
+        <w:rPr>
+          <w:rFonts w:ascii="Times New Roman" w:hAnsi="Times New Roman" w:cs="Times New Roman"/>
+          <w:smallCaps/>
+          <w:noProof/>
+          <w:color w:val="5A5A5A" w:themeColor="text1" w:themeTint="A5"/>
+        </w:rPr>
+        <mc:AlternateContent>
+          <mc:Choice Requires="wps">
+            <w:drawing>
+              <wp:anchor distT="0" distB="0" distL="114300" distR="114300" simplePos="0" relativeHeight="251745280" behindDoc="0" locked="0" layoutInCell="1" allowOverlap="1" wp14:anchorId="6DB81296" wp14:editId="76C406B9">
+                <wp:simplePos x="0" y="0"/>
+                <wp:positionH relativeFrom="column">
+                  <wp:posOffset>1525905</wp:posOffset>
+                </wp:positionH>
+                <wp:positionV relativeFrom="paragraph">
+                  <wp:posOffset>1016635</wp:posOffset>
+                </wp:positionV>
+                <wp:extent cx="1314450" cy="0"/>
+                <wp:effectExtent l="0" t="19050" r="38100" b="38100"/>
+                <wp:wrapNone/>
+                <wp:docPr id="958655300" name="Egyenes összekötő 38"/>
+                <wp:cNvGraphicFramePr/>
+                <a:graphic xmlns:a="http://schemas.openxmlformats.org/drawingml/2006/main">
+                  <a:graphicData uri="http://schemas.microsoft.com/office/word/2010/wordprocessingShape">
+                    <wps:wsp>
+                      <wps:cNvCnPr/>
+                      <wps:spPr>
+                        <a:xfrm>
+                          <a:off x="0" y="0"/>
+                          <a:ext cx="1314450" cy="0"/>
+                        </a:xfrm>
+                        <a:prstGeom prst="line">
+                          <a:avLst/>
+                        </a:prstGeom>
+                        <a:ln w="57150">
+                          <a:solidFill>
+                            <a:srgbClr val="EE0000"/>
+                          </a:solidFill>
+                        </a:ln>
+                      </wps:spPr>
+                      <wps:style>
+                        <a:lnRef idx="2">
+                          <a:schemeClr val="accent1"/>
+                        </a:lnRef>
+                        <a:fillRef idx="0">
+                          <a:schemeClr val="accent1"/>
+                        </a:fillRef>
+                        <a:effectRef idx="1">
+                          <a:schemeClr val="accent1"/>
+                        </a:effectRef>
+                        <a:fontRef idx="minor">
+                          <a:schemeClr val="tx1"/>
+                        </a:fontRef>
+                      </wps:style>
+                      <wps:bodyPr/>
+                    </wps:wsp>
+                  </a:graphicData>
+                </a:graphic>
+              </wp:anchor>
+            </w:drawing>
+          </mc:Choice>
+          <mc:Fallback>
+            <w:pict>
+              <v:line w14:anchorId="5E38C462" id="Egyenes összekötő 38" o:spid="_x0000_s1026" style="position:absolute;z-index:251745280;visibility:visible;mso-wrap-style:square;mso-wrap-distance-left:9pt;mso-wrap-distance-top:0;mso-wrap-distance-right:9pt;mso-wrap-distance-bottom:0;mso-position-horizontal:absolute;mso-position-horizontal-relative:text;mso-position-vertical:absolute;mso-position-vertical-relative:text" from="120.15pt,80.05pt" to="223.65pt,80.05pt" o:gfxdata="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" strokecolor="#e00" strokeweight="4.5pt">
+                <v:stroke joinstyle="miter"/>
+              </v:line>
+            </w:pict>
+          </mc:Fallback>
+        </mc:AlternateContent>
+      </w:r>
+      <w:r>
+        <w:rPr>
+          <w:rStyle w:val="Finomhivatkozs"/>
+          <w:rFonts w:ascii="Times New Roman" w:hAnsi="Times New Roman" w:cs="Times New Roman"/>
+        </w:rPr>
+        <w:drawing>
+          <wp:inline distT="0" distB="0" distL="0" distR="0" wp14:anchorId="08F96F6F" wp14:editId="62416D6D">
+            <wp:extent cx="5760720" cy="2985135"/>
+            <wp:effectExtent l="0" t="0" r="0" b="5715"/>
+            <wp:docPr id="580946240" name="Kép 1"/>
+            <wp:cNvGraphicFramePr>
+              <a:graphicFrameLocks xmlns:a="http://schemas.openxmlformats.org/drawingml/2006/main" noChangeAspect="1"/>
+            </wp:cNvGraphicFramePr>
+            <a:graphic xmlns:a="http://schemas.openxmlformats.org/drawingml/2006/main">
+              <a:graphicData uri="http://schemas.openxmlformats.org/drawingml/2006/picture">
+                <pic:pic xmlns:pic="http://schemas.openxmlformats.org/drawingml/2006/picture">
+                  <pic:nvPicPr>
+                    <pic:cNvPr id="580946240" name=""/>
+                    <pic:cNvPicPr/>
+                  </pic:nvPicPr>
+                  <pic:blipFill>
+                    <a:blip r:embed="rId60"/>
+                    <a:stretch>
+                      <a:fillRect/>
+                    </a:stretch>
+                  </pic:blipFill>
+                  <pic:spPr>
+                    <a:xfrm>
+                      <a:off x="0" y="0"/>
+                      <a:ext cx="5760720" cy="2985135"/>
+                    </a:xfrm>
+                    <a:prstGeom prst="rect">
+                      <a:avLst/>
+                    </a:prstGeom>
+                  </pic:spPr>
+                </pic:pic>
+              </a:graphicData>
+            </a:graphic>
+          </wp:inline>
+        </w:drawing>
+      </w:r>
     </w:p>
     <w:p>
       <w:pPr>
@@ -12767,11 +13408,837 @@
           <w:rStyle w:val="Finomhivatkozs"/>
           <w:rFonts w:ascii="Times New Roman" w:hAnsi="Times New Roman" w:cs="Times New Roman"/>
         </w:rPr>
-        <w:tab/>
-      </w:r>
+        <w:t xml:space="preserve">DHCP szolgáltatás rendes működését is ellenőrzöm, megnézem, hogy megfelelő címet, </w:t>
+      </w:r>
+      <w:proofErr w:type="spellStart"/>
+      <w:r>
+        <w:rPr>
+          <w:rStyle w:val="Finomhivatkozs"/>
+          <w:rFonts w:ascii="Times New Roman" w:hAnsi="Times New Roman" w:cs="Times New Roman"/>
+        </w:rPr>
+        <w:t>gatewayt</w:t>
+      </w:r>
+      <w:proofErr w:type="spellEnd"/>
+      <w:r>
+        <w:rPr>
+          <w:rStyle w:val="Finomhivatkozs"/>
+          <w:rFonts w:ascii="Times New Roman" w:hAnsi="Times New Roman" w:cs="Times New Roman"/>
+        </w:rPr>
+        <w:t xml:space="preserve"> és </w:t>
+      </w:r>
+      <w:proofErr w:type="spellStart"/>
+      <w:r>
+        <w:rPr>
+          <w:rStyle w:val="Finomhivatkozs"/>
+          <w:rFonts w:ascii="Times New Roman" w:hAnsi="Times New Roman" w:cs="Times New Roman"/>
+        </w:rPr>
+        <w:t>dns-t</w:t>
+      </w:r>
+      <w:proofErr w:type="spellEnd"/>
+      <w:r>
+        <w:rPr>
+          <w:rStyle w:val="Finomhivatkozs"/>
+          <w:rFonts w:ascii="Times New Roman" w:hAnsi="Times New Roman" w:cs="Times New Roman"/>
+        </w:rPr>
+        <w:t xml:space="preserve"> kapott a tartományi kliens</w:t>
+      </w:r>
+      <w:r>
+        <w:rPr>
+          <w:rStyle w:val="Finomhivatkozs"/>
+          <w:rFonts w:ascii="Times New Roman" w:hAnsi="Times New Roman" w:cs="Times New Roman"/>
+        </w:rPr>
+        <w:t xml:space="preserve">, először elengedem az </w:t>
+      </w:r>
+      <w:proofErr w:type="spellStart"/>
+      <w:r>
+        <w:rPr>
+          <w:rStyle w:val="Finomhivatkozs"/>
+          <w:rFonts w:ascii="Times New Roman" w:hAnsi="Times New Roman" w:cs="Times New Roman"/>
+        </w:rPr>
+        <w:t>ipconfigot</w:t>
+      </w:r>
+      <w:proofErr w:type="spellEnd"/>
+      <w:r>
+        <w:rPr>
+          <w:rStyle w:val="Finomhivatkozs"/>
+          <w:rFonts w:ascii="Times New Roman" w:hAnsi="Times New Roman" w:cs="Times New Roman"/>
+        </w:rPr>
+        <w:t xml:space="preserve"> aztán újra adok neki </w:t>
+      </w:r>
+      <w:proofErr w:type="spellStart"/>
+      <w:r>
+        <w:rPr>
+          <w:rStyle w:val="Finomhivatkozs"/>
+          <w:rFonts w:ascii="Times New Roman" w:hAnsi="Times New Roman" w:cs="Times New Roman"/>
+        </w:rPr>
+        <w:t>dhcp-vel</w:t>
+      </w:r>
+      <w:proofErr w:type="spellEnd"/>
+      <w:r>
+        <w:rPr>
+          <w:rStyle w:val="Finomhivatkozs"/>
+          <w:rFonts w:ascii="Times New Roman" w:hAnsi="Times New Roman" w:cs="Times New Roman"/>
+        </w:rPr>
+        <w:t xml:space="preserve">: </w:t>
+      </w:r>
+    </w:p>
+    <w:p>
+      <w:pPr>
+        <w:pStyle w:val="bum"/>
+        <w:jc w:val="center"/>
+        <w:rPr>
+          <w:rStyle w:val="Finomhivatkozs"/>
+          <w:rFonts w:ascii="Times New Roman" w:hAnsi="Times New Roman" w:cs="Times New Roman"/>
+        </w:rPr>
+      </w:pPr>
+      <w:r>
+        <w:rPr>
+          <w:rFonts w:ascii="Times New Roman" w:hAnsi="Times New Roman" w:cs="Times New Roman"/>
+          <w:smallCaps/>
+          <w:noProof/>
+          <w:color w:val="5A5A5A" w:themeColor="text1" w:themeTint="A5"/>
+        </w:rPr>
+        <mc:AlternateContent>
+          <mc:Choice Requires="wps">
+            <w:drawing>
+              <wp:anchor distT="0" distB="0" distL="114300" distR="114300" simplePos="0" relativeHeight="251746304" behindDoc="0" locked="0" layoutInCell="1" allowOverlap="1" wp14:anchorId="3A260BF9" wp14:editId="2717D405">
+                <wp:simplePos x="0" y="0"/>
+                <wp:positionH relativeFrom="column">
+                  <wp:posOffset>4053205</wp:posOffset>
+                </wp:positionH>
+                <wp:positionV relativeFrom="paragraph">
+                  <wp:posOffset>2654935</wp:posOffset>
+                </wp:positionV>
+                <wp:extent cx="850900" cy="260350"/>
+                <wp:effectExtent l="19050" t="19050" r="25400" b="44450"/>
+                <wp:wrapNone/>
+                <wp:docPr id="1134339289" name="Nyíl: balra mutató 39"/>
+                <wp:cNvGraphicFramePr/>
+                <a:graphic xmlns:a="http://schemas.openxmlformats.org/drawingml/2006/main">
+                  <a:graphicData uri="http://schemas.microsoft.com/office/word/2010/wordprocessingShape">
+                    <wps:wsp>
+                      <wps:cNvSpPr/>
+                      <wps:spPr>
+                        <a:xfrm>
+                          <a:off x="0" y="0"/>
+                          <a:ext cx="850900" cy="260350"/>
+                        </a:xfrm>
+                        <a:prstGeom prst="leftArrow">
+                          <a:avLst/>
+                        </a:prstGeom>
+                        <a:solidFill>
+                          <a:srgbClr val="EE0000"/>
+                        </a:solidFill>
+                        <a:ln>
+                          <a:solidFill>
+                            <a:srgbClr val="EE0000"/>
+                          </a:solidFill>
+                        </a:ln>
+                      </wps:spPr>
+                      <wps:style>
+                        <a:lnRef idx="2">
+                          <a:schemeClr val="accent1">
+                            <a:shade val="15000"/>
+                          </a:schemeClr>
+                        </a:lnRef>
+                        <a:fillRef idx="1">
+                          <a:schemeClr val="accent1"/>
+                        </a:fillRef>
+                        <a:effectRef idx="0">
+                          <a:schemeClr val="accent1"/>
+                        </a:effectRef>
+                        <a:fontRef idx="minor">
+                          <a:schemeClr val="lt1"/>
+                        </a:fontRef>
+                      </wps:style>
+                      <wps:bodyPr rot="0" spcFirstLastPara="0" vertOverflow="overflow" horzOverflow="overflow" vert="horz" wrap="square" lIns="91440" tIns="45720" rIns="91440" bIns="45720" numCol="1" spcCol="0" rtlCol="0" fromWordArt="0" anchor="ctr" anchorCtr="0" forceAA="0" compatLnSpc="1">
+                        <a:prstTxWarp prst="textNoShape">
+                          <a:avLst/>
+                        </a:prstTxWarp>
+                        <a:noAutofit/>
+                      </wps:bodyPr>
+                    </wps:wsp>
+                  </a:graphicData>
+                </a:graphic>
+              </wp:anchor>
+            </w:drawing>
+          </mc:Choice>
+          <mc:Fallback>
+            <w:pict>
+              <v:shapetype w14:anchorId="5A2D9160" id="_x0000_t66" coordsize="21600,21600" o:spt="66" adj="5400,5400" path="m@0,l@0@1,21600@1,21600@2@0@2@0,21600,,10800xe">
+                <v:stroke joinstyle="miter"/>
+                <v:formulas>
+                  <v:f eqn="val #0"/>
+                  <v:f eqn="val #1"/>
+                  <v:f eqn="sum 21600 0 #1"/>
+                  <v:f eqn="prod #0 #1 10800"/>
+                  <v:f eqn="sum #0 0 @3"/>
+                </v:formulas>
+                <v:path o:connecttype="custom" o:connectlocs="@0,0;0,10800;@0,21600;21600,10800" o:connectangles="270,180,90,0" textboxrect="@4,@1,21600,@2"/>
+                <v:handles>
+                  <v:h position="#0,#1" xrange="0,21600" yrange="0,10800"/>
+                </v:handles>
+              </v:shapetype>
+              <v:shape id="Nyíl: balra mutató 39" o:spid="_x0000_s1026" type="#_x0000_t66" style="position:absolute;margin-left:319.15pt;margin-top:209.05pt;width:67pt;height:20.5pt;z-index:251746304;visibility:visible;mso-wrap-style:square;mso-wrap-distance-left:9pt;mso-wrap-distance-top:0;mso-wrap-distance-right:9pt;mso-wrap-distance-bottom:0;mso-position-horizontal:absolute;mso-position-horizontal-relative:text;mso-position-vertical:absolute;mso-position-vertical-relative:text;v-text-anchor:middle" o:gfxdata="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" adj="3304" fillcolor="#e00" strokecolor="#e00" strokeweight="1.5pt"/>
+            </w:pict>
+          </mc:Fallback>
+        </mc:AlternateContent>
+      </w:r>
+      <w:r>
+        <w:rPr>
+          <w:rStyle w:val="Finomhivatkozs"/>
+          <w:rFonts w:ascii="Times New Roman" w:hAnsi="Times New Roman" w:cs="Times New Roman"/>
+        </w:rPr>
+        <w:drawing>
+          <wp:inline distT="0" distB="0" distL="0" distR="0" wp14:anchorId="5A75B9B2" wp14:editId="7A9040AD">
+            <wp:extent cx="4305300" cy="3924694"/>
+            <wp:effectExtent l="0" t="0" r="0" b="0"/>
+            <wp:docPr id="1590175229" name="Kép 1"/>
+            <wp:cNvGraphicFramePr>
+              <a:graphicFrameLocks xmlns:a="http://schemas.openxmlformats.org/drawingml/2006/main" noChangeAspect="1"/>
+            </wp:cNvGraphicFramePr>
+            <a:graphic xmlns:a="http://schemas.openxmlformats.org/drawingml/2006/main">
+              <a:graphicData uri="http://schemas.openxmlformats.org/drawingml/2006/picture">
+                <pic:pic xmlns:pic="http://schemas.openxmlformats.org/drawingml/2006/picture">
+                  <pic:nvPicPr>
+                    <pic:cNvPr id="1590175229" name=""/>
+                    <pic:cNvPicPr/>
+                  </pic:nvPicPr>
+                  <pic:blipFill>
+                    <a:blip r:embed="rId61"/>
+                    <a:stretch>
+                      <a:fillRect/>
+                    </a:stretch>
+                  </pic:blipFill>
+                  <pic:spPr>
+                    <a:xfrm>
+                      <a:off x="0" y="0"/>
+                      <a:ext cx="4313510" cy="3932178"/>
+                    </a:xfrm>
+                    <a:prstGeom prst="rect">
+                      <a:avLst/>
+                    </a:prstGeom>
+                  </pic:spPr>
+                </pic:pic>
+              </a:graphicData>
+            </a:graphic>
+          </wp:inline>
+        </w:drawing>
+      </w:r>
+    </w:p>
+    <w:p>
+      <w:pPr>
+        <w:pStyle w:val="bum"/>
+        <w:rPr>
+          <w:rStyle w:val="Finomhivatkozs"/>
+          <w:rFonts w:ascii="Times New Roman" w:hAnsi="Times New Roman" w:cs="Times New Roman"/>
+        </w:rPr>
+      </w:pPr>
+      <w:r>
+        <w:rPr>
+          <w:rStyle w:val="Finomhivatkozs"/>
+          <w:rFonts w:ascii="Times New Roman" w:hAnsi="Times New Roman" w:cs="Times New Roman"/>
+        </w:rPr>
+        <w:lastRenderedPageBreak/>
+        <w:t>GPO update teszt:</w:t>
+      </w:r>
+    </w:p>
+    <w:p>
+      <w:pPr>
+        <w:pStyle w:val="bum"/>
+        <w:numPr>
+          <w:ilvl w:val="0"/>
+          <w:numId w:val="8"/>
+        </w:numPr>
+        <w:spacing w:after="0"/>
+        <w:ind w:left="714" w:hanging="357"/>
+        <w:rPr>
+          <w:rStyle w:val="Finomhivatkozs"/>
+          <w:rFonts w:ascii="Times New Roman" w:hAnsi="Times New Roman" w:cs="Times New Roman"/>
+        </w:rPr>
+      </w:pPr>
+      <w:proofErr w:type="spellStart"/>
+      <w:r>
+        <w:rPr>
+          <w:rStyle w:val="Finomhivatkozs"/>
+          <w:rFonts w:ascii="Times New Roman" w:hAnsi="Times New Roman" w:cs="Times New Roman"/>
+        </w:rPr>
+        <w:t>gpupdate</w:t>
+      </w:r>
+      <w:proofErr w:type="spellEnd"/>
+      <w:r>
+        <w:rPr>
+          <w:rStyle w:val="Finomhivatkozs"/>
+          <w:rFonts w:ascii="Times New Roman" w:hAnsi="Times New Roman" w:cs="Times New Roman"/>
+        </w:rPr>
+        <w:t xml:space="preserve"> /</w:t>
+      </w:r>
+      <w:proofErr w:type="spellStart"/>
+      <w:r>
+        <w:rPr>
+          <w:rStyle w:val="Finomhivatkozs"/>
+          <w:rFonts w:ascii="Times New Roman" w:hAnsi="Times New Roman" w:cs="Times New Roman"/>
+        </w:rPr>
+        <w:t>force</w:t>
+      </w:r>
+      <w:proofErr w:type="spellEnd"/>
+    </w:p>
+    <w:p>
+      <w:pPr>
+        <w:pStyle w:val="bum"/>
+        <w:numPr>
+          <w:ilvl w:val="0"/>
+          <w:numId w:val="8"/>
+        </w:numPr>
+        <w:spacing w:after="0"/>
+        <w:ind w:left="714" w:hanging="357"/>
+        <w:rPr>
+          <w:rStyle w:val="Finomhivatkozs"/>
+          <w:rFonts w:ascii="Times New Roman" w:hAnsi="Times New Roman" w:cs="Times New Roman"/>
+        </w:rPr>
+      </w:pPr>
+      <w:proofErr w:type="spellStart"/>
+      <w:r>
+        <w:rPr>
+          <w:rStyle w:val="Finomhivatkozs"/>
+          <w:rFonts w:ascii="Times New Roman" w:hAnsi="Times New Roman" w:cs="Times New Roman"/>
+        </w:rPr>
+        <w:t>gpresult</w:t>
+      </w:r>
+      <w:proofErr w:type="spellEnd"/>
+      <w:r>
+        <w:rPr>
+          <w:rStyle w:val="Finomhivatkozs"/>
+          <w:rFonts w:ascii="Times New Roman" w:hAnsi="Times New Roman" w:cs="Times New Roman"/>
+        </w:rPr>
+        <w:t xml:space="preserve"> /</w:t>
+      </w:r>
+      <w:r>
+        <w:rPr>
+          <w:rStyle w:val="Finomhivatkozs"/>
+          <w:rFonts w:ascii="Times New Roman" w:hAnsi="Times New Roman" w:cs="Times New Roman"/>
+        </w:rPr>
+        <w:t>r</w:t>
+      </w:r>
+    </w:p>
+    <w:p>
+      <w:pPr>
+        <w:pStyle w:val="bum"/>
+        <w:spacing w:after="0"/>
+        <w:jc w:val="center"/>
+        <w:rPr>
+          <w:rStyle w:val="Finomhivatkozs"/>
+          <w:rFonts w:ascii="Times New Roman" w:hAnsi="Times New Roman" w:cs="Times New Roman"/>
+        </w:rPr>
+      </w:pPr>
+      <w:r>
+        <w:rPr>
+          <w:rStyle w:val="Finomhivatkozs"/>
+          <w:rFonts w:ascii="Times New Roman" w:hAnsi="Times New Roman" w:cs="Times New Roman"/>
+        </w:rPr>
+        <w:drawing>
+          <wp:inline distT="0" distB="0" distL="0" distR="0" wp14:anchorId="1E923897" wp14:editId="0C803A78">
+            <wp:extent cx="5760720" cy="5450205"/>
+            <wp:effectExtent l="0" t="0" r="0" b="0"/>
+            <wp:docPr id="1620092537" name="Kép 1"/>
+            <wp:cNvGraphicFramePr>
+              <a:graphicFrameLocks xmlns:a="http://schemas.openxmlformats.org/drawingml/2006/main" noChangeAspect="1"/>
+            </wp:cNvGraphicFramePr>
+            <a:graphic xmlns:a="http://schemas.openxmlformats.org/drawingml/2006/main">
+              <a:graphicData uri="http://schemas.openxmlformats.org/drawingml/2006/picture">
+                <pic:pic xmlns:pic="http://schemas.openxmlformats.org/drawingml/2006/picture">
+                  <pic:nvPicPr>
+                    <pic:cNvPr id="1620092537" name=""/>
+                    <pic:cNvPicPr/>
+                  </pic:nvPicPr>
+                  <pic:blipFill>
+                    <a:blip r:embed="rId62"/>
+                    <a:stretch>
+                      <a:fillRect/>
+                    </a:stretch>
+                  </pic:blipFill>
+                  <pic:spPr>
+                    <a:xfrm>
+                      <a:off x="0" y="0"/>
+                      <a:ext cx="5760720" cy="5450205"/>
+                    </a:xfrm>
+                    <a:prstGeom prst="rect">
+                      <a:avLst/>
+                    </a:prstGeom>
+                  </pic:spPr>
+                </pic:pic>
+              </a:graphicData>
+            </a:graphic>
+          </wp:inline>
+        </w:drawing>
+      </w:r>
+    </w:p>
+    <w:p>
+      <w:pPr>
+        <w:pStyle w:val="bum"/>
+        <w:spacing w:after="0"/>
+        <w:rPr>
+          <w:rStyle w:val="Finomhivatkozs"/>
+          <w:rFonts w:ascii="Times New Roman" w:hAnsi="Times New Roman" w:cs="Times New Roman"/>
+        </w:rPr>
+      </w:pPr>
+    </w:p>
+    <w:p>
+      <w:pPr>
+        <w:pStyle w:val="bum"/>
+        <w:spacing w:after="0"/>
+        <w:rPr>
+          <w:rStyle w:val="Finomhivatkozs"/>
+          <w:rFonts w:ascii="Times New Roman" w:hAnsi="Times New Roman" w:cs="Times New Roman"/>
+        </w:rPr>
+      </w:pPr>
+    </w:p>
+    <w:p>
+      <w:pPr>
+        <w:pStyle w:val="bum"/>
+        <w:spacing w:after="0"/>
+        <w:rPr>
+          <w:rStyle w:val="Finomhivatkozs"/>
+          <w:rFonts w:ascii="Times New Roman" w:hAnsi="Times New Roman" w:cs="Times New Roman"/>
+        </w:rPr>
+      </w:pPr>
+    </w:p>
+    <w:p>
+      <w:pPr>
+        <w:pStyle w:val="bum"/>
+        <w:spacing w:after="0"/>
+        <w:rPr>
+          <w:rStyle w:val="Finomhivatkozs"/>
+          <w:rFonts w:ascii="Times New Roman" w:hAnsi="Times New Roman" w:cs="Times New Roman"/>
+        </w:rPr>
+      </w:pPr>
+    </w:p>
+    <w:p>
+      <w:pPr>
+        <w:pStyle w:val="bum"/>
+        <w:spacing w:after="0"/>
+        <w:rPr>
+          <w:rStyle w:val="Finomhivatkozs"/>
+          <w:rFonts w:ascii="Times New Roman" w:hAnsi="Times New Roman" w:cs="Times New Roman"/>
+        </w:rPr>
+      </w:pPr>
+    </w:p>
+    <w:p>
+      <w:pPr>
+        <w:pStyle w:val="bum"/>
+        <w:spacing w:after="0"/>
+        <w:rPr>
+          <w:rStyle w:val="Finomhivatkozs"/>
+          <w:rFonts w:ascii="Times New Roman" w:hAnsi="Times New Roman" w:cs="Times New Roman"/>
+        </w:rPr>
+      </w:pPr>
+    </w:p>
+    <w:p>
+      <w:pPr>
+        <w:pStyle w:val="bum"/>
+        <w:spacing w:after="0"/>
+        <w:rPr>
+          <w:rStyle w:val="Finomhivatkozs"/>
+          <w:rFonts w:ascii="Times New Roman" w:hAnsi="Times New Roman" w:cs="Times New Roman"/>
+        </w:rPr>
+      </w:pPr>
+    </w:p>
+    <w:p>
+      <w:pPr>
+        <w:pStyle w:val="bum"/>
+        <w:spacing w:after="0"/>
+        <w:rPr>
+          <w:rStyle w:val="Finomhivatkozs"/>
+          <w:rFonts w:ascii="Times New Roman" w:hAnsi="Times New Roman" w:cs="Times New Roman"/>
+        </w:rPr>
+      </w:pPr>
+    </w:p>
+    <w:p>
+      <w:pPr>
+        <w:pStyle w:val="bum"/>
+        <w:spacing w:after="0"/>
+        <w:rPr>
+          <w:rStyle w:val="Finomhivatkozs"/>
+          <w:rFonts w:ascii="Times New Roman" w:hAnsi="Times New Roman" w:cs="Times New Roman"/>
+        </w:rPr>
+      </w:pPr>
+    </w:p>
+    <w:p>
+      <w:pPr>
+        <w:pStyle w:val="bum"/>
+        <w:spacing w:after="0"/>
+        <w:rPr>
+          <w:rStyle w:val="Finomhivatkozs"/>
+          <w:rFonts w:ascii="Times New Roman" w:hAnsi="Times New Roman" w:cs="Times New Roman"/>
+        </w:rPr>
+      </w:pPr>
+      <w:proofErr w:type="spellStart"/>
+      <w:r>
+        <w:rPr>
+          <w:rStyle w:val="Finomhivatkozs"/>
+          <w:rFonts w:ascii="Times New Roman" w:hAnsi="Times New Roman" w:cs="Times New Roman"/>
+        </w:rPr>
+        <w:lastRenderedPageBreak/>
+        <w:t>Telekomworkforce</w:t>
+      </w:r>
+      <w:proofErr w:type="spellEnd"/>
+      <w:r>
+        <w:rPr>
+          <w:rStyle w:val="Finomhivatkozs"/>
+          <w:rFonts w:ascii="Times New Roman" w:hAnsi="Times New Roman" w:cs="Times New Roman"/>
+        </w:rPr>
+        <w:t xml:space="preserve"> elérése kliensgépről: </w:t>
+      </w:r>
+    </w:p>
+    <w:p>
+      <w:pPr>
+        <w:pStyle w:val="bum"/>
+        <w:spacing w:after="0"/>
+        <w:rPr>
+          <w:rStyle w:val="Finomhivatkozs"/>
+          <w:rFonts w:ascii="Times New Roman" w:hAnsi="Times New Roman" w:cs="Times New Roman"/>
+        </w:rPr>
+      </w:pPr>
+      <w:r>
+        <w:rPr>
+          <w:rFonts w:ascii="Times New Roman" w:hAnsi="Times New Roman" w:cs="Times New Roman"/>
+          <w:noProof/>
+        </w:rPr>
+        <mc:AlternateContent>
+          <mc:Choice Requires="wps">
+            <w:drawing>
+              <wp:anchor distT="0" distB="0" distL="114300" distR="114300" simplePos="0" relativeHeight="251747328" behindDoc="0" locked="0" layoutInCell="1" allowOverlap="1" wp14:anchorId="6707964F" wp14:editId="179CBFDB">
+                <wp:simplePos x="0" y="0"/>
+                <wp:positionH relativeFrom="column">
+                  <wp:posOffset>376555</wp:posOffset>
+                </wp:positionH>
+                <wp:positionV relativeFrom="paragraph">
+                  <wp:posOffset>196215</wp:posOffset>
+                </wp:positionV>
+                <wp:extent cx="1606550" cy="304800"/>
+                <wp:effectExtent l="19050" t="19050" r="31750" b="38100"/>
+                <wp:wrapNone/>
+                <wp:docPr id="2043415011" name="Ellipszis 40"/>
+                <wp:cNvGraphicFramePr/>
+                <a:graphic xmlns:a="http://schemas.openxmlformats.org/drawingml/2006/main">
+                  <a:graphicData uri="http://schemas.microsoft.com/office/word/2010/wordprocessingShape">
+                    <wps:wsp>
+                      <wps:cNvSpPr/>
+                      <wps:spPr>
+                        <a:xfrm>
+                          <a:off x="0" y="0"/>
+                          <a:ext cx="1606550" cy="304800"/>
+                        </a:xfrm>
+                        <a:prstGeom prst="ellipse">
+                          <a:avLst/>
+                        </a:prstGeom>
+                        <a:noFill/>
+                        <a:ln w="57150">
+                          <a:solidFill>
+                            <a:srgbClr val="EE0000"/>
+                          </a:solidFill>
+                        </a:ln>
+                      </wps:spPr>
+                      <wps:style>
+                        <a:lnRef idx="2">
+                          <a:schemeClr val="accent1">
+                            <a:shade val="15000"/>
+                          </a:schemeClr>
+                        </a:lnRef>
+                        <a:fillRef idx="1">
+                          <a:schemeClr val="accent1"/>
+                        </a:fillRef>
+                        <a:effectRef idx="0">
+                          <a:schemeClr val="accent1"/>
+                        </a:effectRef>
+                        <a:fontRef idx="minor">
+                          <a:schemeClr val="lt1"/>
+                        </a:fontRef>
+                      </wps:style>
+                      <wps:bodyPr rot="0" spcFirstLastPara="0" vertOverflow="overflow" horzOverflow="overflow" vert="horz" wrap="square" lIns="91440" tIns="45720" rIns="91440" bIns="45720" numCol="1" spcCol="0" rtlCol="0" fromWordArt="0" anchor="ctr" anchorCtr="0" forceAA="0" compatLnSpc="1">
+                        <a:prstTxWarp prst="textNoShape">
+                          <a:avLst/>
+                        </a:prstTxWarp>
+                        <a:noAutofit/>
+                      </wps:bodyPr>
+                    </wps:wsp>
+                  </a:graphicData>
+                </a:graphic>
+              </wp:anchor>
+            </w:drawing>
+          </mc:Choice>
+          <mc:Fallback>
+            <w:pict>
+              <v:oval w14:anchorId="0EFD127C" id="Ellipszis 40" o:spid="_x0000_s1026" style="position:absolute;margin-left:29.65pt;margin-top:15.45pt;width:126.5pt;height:24pt;z-index:251747328;visibility:visible;mso-wrap-style:square;mso-wrap-distance-left:9pt;mso-wrap-distance-top:0;mso-wrap-distance-right:9pt;mso-wrap-distance-bottom:0;mso-position-horizontal:absolute;mso-position-horizontal-relative:text;mso-position-vertical:absolute;mso-position-vertical-relative:text;v-text-anchor:middle" o:gfxdata="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" filled="f" strokecolor="#e00" strokeweight="4.5pt">
+                <v:stroke joinstyle="miter"/>
+              </v:oval>
+            </w:pict>
+          </mc:Fallback>
+        </mc:AlternateContent>
+      </w:r>
+      <w:r>
+        <w:rPr>
+          <w:rFonts w:ascii="Times New Roman" w:hAnsi="Times New Roman" w:cs="Times New Roman"/>
+          <w:noProof/>
+        </w:rPr>
+        <w:drawing>
+          <wp:inline distT="0" distB="0" distL="0" distR="0" wp14:anchorId="5D6D15FC" wp14:editId="39CB7733">
+            <wp:extent cx="5638800" cy="3988556"/>
+            <wp:effectExtent l="0" t="0" r="0" b="0"/>
+            <wp:docPr id="1115070978" name="Kép 1"/>
+            <wp:cNvGraphicFramePr>
+              <a:graphicFrameLocks xmlns:a="http://schemas.openxmlformats.org/drawingml/2006/main" noChangeAspect="1"/>
+            </wp:cNvGraphicFramePr>
+            <a:graphic xmlns:a="http://schemas.openxmlformats.org/drawingml/2006/main">
+              <a:graphicData uri="http://schemas.openxmlformats.org/drawingml/2006/picture">
+                <pic:pic xmlns:pic="http://schemas.openxmlformats.org/drawingml/2006/picture">
+                  <pic:nvPicPr>
+                    <pic:cNvPr id="1115070978" name=""/>
+                    <pic:cNvPicPr/>
+                  </pic:nvPicPr>
+                  <pic:blipFill>
+                    <a:blip r:embed="rId63"/>
+                    <a:stretch>
+                      <a:fillRect/>
+                    </a:stretch>
+                  </pic:blipFill>
+                  <pic:spPr>
+                    <a:xfrm>
+                      <a:off x="0" y="0"/>
+                      <a:ext cx="5669376" cy="4010184"/>
+                    </a:xfrm>
+                    <a:prstGeom prst="rect">
+                      <a:avLst/>
+                    </a:prstGeom>
+                  </pic:spPr>
+                </pic:pic>
+              </a:graphicData>
+            </a:graphic>
+          </wp:inline>
+        </w:drawing>
+      </w:r>
+    </w:p>
+    <w:p>
+      <w:pPr>
+        <w:pStyle w:val="bum"/>
+        <w:rPr>
+          <w:rStyle w:val="Finomhivatkozs"/>
+          <w:rFonts w:ascii="Times New Roman" w:hAnsi="Times New Roman" w:cs="Times New Roman"/>
+        </w:rPr>
+      </w:pPr>
+      <w:r>
+        <w:rPr>
+          <w:rStyle w:val="Finomhivatkozs"/>
+          <w:rFonts w:ascii="Times New Roman" w:hAnsi="Times New Roman" w:cs="Times New Roman"/>
+        </w:rPr>
+        <w:t xml:space="preserve">A </w:t>
+      </w:r>
+      <w:proofErr w:type="spellStart"/>
+      <w:r>
+        <w:rPr>
+          <w:rStyle w:val="Finomhivatkozs"/>
+          <w:rFonts w:ascii="Times New Roman" w:hAnsi="Times New Roman" w:cs="Times New Roman"/>
+        </w:rPr>
+        <w:t>Domain</w:t>
+      </w:r>
+      <w:proofErr w:type="spellEnd"/>
+      <w:r>
+        <w:rPr>
+          <w:rStyle w:val="Finomhivatkozs"/>
+          <w:rFonts w:ascii="Times New Roman" w:hAnsi="Times New Roman" w:cs="Times New Roman"/>
+        </w:rPr>
+        <w:t xml:space="preserve"> lekérem kliensen és ellenőrzöm működését:</w:t>
+      </w:r>
+      <w:r>
+        <w:rPr>
+          <w:rStyle w:val="Finomhivatkozs"/>
+          <w:rFonts w:ascii="Times New Roman" w:hAnsi="Times New Roman" w:cs="Times New Roman"/>
+        </w:rPr>
+        <w:t xml:space="preserve"> </w:t>
+      </w:r>
+      <w:proofErr w:type="spellStart"/>
+      <w:r>
+        <w:rPr>
+          <w:rStyle w:val="Finomhivatkozs"/>
+          <w:rFonts w:ascii="Times New Roman" w:hAnsi="Times New Roman" w:cs="Times New Roman"/>
+          <w:highlight w:val="yellow"/>
+        </w:rPr>
+        <w:t>Get-ADDomain</w:t>
+      </w:r>
+      <w:proofErr w:type="spellEnd"/>
+    </w:p>
+    <w:p>
+      <w:pPr>
+        <w:pStyle w:val="bum"/>
+        <w:rPr>
+          <w:rStyle w:val="Finomhivatkozs"/>
+          <w:rFonts w:ascii="Times New Roman" w:hAnsi="Times New Roman" w:cs="Times New Roman"/>
+        </w:rPr>
+      </w:pPr>
+      <w:r>
+        <w:rPr>
+          <w:rFonts w:ascii="Times New Roman" w:hAnsi="Times New Roman" w:cs="Times New Roman"/>
+          <w:smallCaps/>
+          <w:noProof/>
+          <w:color w:val="5A5A5A" w:themeColor="text1" w:themeTint="A5"/>
+        </w:rPr>
+        <mc:AlternateContent>
+          <mc:Choice Requires="wps">
+            <w:drawing>
+              <wp:anchor distT="0" distB="0" distL="114300" distR="114300" simplePos="0" relativeHeight="251748352" behindDoc="0" locked="0" layoutInCell="1" allowOverlap="1" wp14:anchorId="70C5CB0F" wp14:editId="571F2826">
+                <wp:simplePos x="0" y="0"/>
+                <wp:positionH relativeFrom="column">
+                  <wp:posOffset>1905</wp:posOffset>
+                </wp:positionH>
+                <wp:positionV relativeFrom="paragraph">
+                  <wp:posOffset>1248410</wp:posOffset>
+                </wp:positionV>
+                <wp:extent cx="2400300" cy="196850"/>
+                <wp:effectExtent l="19050" t="19050" r="19050" b="12700"/>
+                <wp:wrapNone/>
+                <wp:docPr id="554240793" name="Téglalap 41"/>
+                <wp:cNvGraphicFramePr/>
+                <a:graphic xmlns:a="http://schemas.openxmlformats.org/drawingml/2006/main">
+                  <a:graphicData uri="http://schemas.microsoft.com/office/word/2010/wordprocessingShape">
+                    <wps:wsp>
+                      <wps:cNvSpPr/>
+                      <wps:spPr>
+                        <a:xfrm>
+                          <a:off x="0" y="0"/>
+                          <a:ext cx="2400300" cy="196850"/>
+                        </a:xfrm>
+                        <a:prstGeom prst="rect">
+                          <a:avLst/>
+                        </a:prstGeom>
+                        <a:noFill/>
+                        <a:ln w="38100">
+                          <a:solidFill>
+                            <a:srgbClr val="EE0000"/>
+                          </a:solidFill>
+                        </a:ln>
+                      </wps:spPr>
+                      <wps:style>
+                        <a:lnRef idx="2">
+                          <a:schemeClr val="accent1">
+                            <a:shade val="15000"/>
+                          </a:schemeClr>
+                        </a:lnRef>
+                        <a:fillRef idx="1">
+                          <a:schemeClr val="accent1"/>
+                        </a:fillRef>
+                        <a:effectRef idx="0">
+                          <a:schemeClr val="accent1"/>
+                        </a:effectRef>
+                        <a:fontRef idx="minor">
+                          <a:schemeClr val="lt1"/>
+                        </a:fontRef>
+                      </wps:style>
+                      <wps:bodyPr rot="0" spcFirstLastPara="0" vertOverflow="overflow" horzOverflow="overflow" vert="horz" wrap="square" lIns="91440" tIns="45720" rIns="91440" bIns="45720" numCol="1" spcCol="0" rtlCol="0" fromWordArt="0" anchor="ctr" anchorCtr="0" forceAA="0" compatLnSpc="1">
+                        <a:prstTxWarp prst="textNoShape">
+                          <a:avLst/>
+                        </a:prstTxWarp>
+                        <a:noAutofit/>
+                      </wps:bodyPr>
+                    </wps:wsp>
+                  </a:graphicData>
+                </a:graphic>
+              </wp:anchor>
+            </w:drawing>
+          </mc:Choice>
+          <mc:Fallback>
+            <w:pict>
+              <v:rect w14:anchorId="516AE09C" id="Téglalap 41" o:spid="_x0000_s1026" style="position:absolute;margin-left:.15pt;margin-top:98.3pt;width:189pt;height:15.5pt;z-index:251748352;visibility:visible;mso-wrap-style:square;mso-wrap-distance-left:9pt;mso-wrap-distance-top:0;mso-wrap-distance-right:9pt;mso-wrap-distance-bottom:0;mso-position-horizontal:absolute;mso-position-horizontal-relative:text;mso-position-vertical:absolute;mso-position-vertical-relative:text;v-text-anchor:middle" o:gfxdata="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" filled="f" strokecolor="#e00" strokeweight="3pt"/>
+            </w:pict>
+          </mc:Fallback>
+        </mc:AlternateContent>
+      </w:r>
+      <w:r>
+        <w:rPr>
+          <w:rStyle w:val="Finomhivatkozs"/>
+          <w:rFonts w:ascii="Times New Roman" w:hAnsi="Times New Roman" w:cs="Times New Roman"/>
+        </w:rPr>
+        <w:drawing>
+          <wp:inline distT="0" distB="0" distL="0" distR="0" wp14:anchorId="607E2D7A" wp14:editId="2FC0B4A5">
+            <wp:extent cx="5760720" cy="2834640"/>
+            <wp:effectExtent l="0" t="0" r="0" b="3810"/>
+            <wp:docPr id="1370562146" name="Kép 1"/>
+            <wp:cNvGraphicFramePr>
+              <a:graphicFrameLocks xmlns:a="http://schemas.openxmlformats.org/drawingml/2006/main" noChangeAspect="1"/>
+            </wp:cNvGraphicFramePr>
+            <a:graphic xmlns:a="http://schemas.openxmlformats.org/drawingml/2006/main">
+              <a:graphicData uri="http://schemas.openxmlformats.org/drawingml/2006/picture">
+                <pic:pic xmlns:pic="http://schemas.openxmlformats.org/drawingml/2006/picture">
+                  <pic:nvPicPr>
+                    <pic:cNvPr id="1370562146" name=""/>
+                    <pic:cNvPicPr/>
+                  </pic:nvPicPr>
+                  <pic:blipFill>
+                    <a:blip r:embed="rId64"/>
+                    <a:stretch>
+                      <a:fillRect/>
+                    </a:stretch>
+                  </pic:blipFill>
+                  <pic:spPr>
+                    <a:xfrm>
+                      <a:off x="0" y="0"/>
+                      <a:ext cx="5760720" cy="2834640"/>
+                    </a:xfrm>
+                    <a:prstGeom prst="rect">
+                      <a:avLst/>
+                    </a:prstGeom>
+                  </pic:spPr>
+                </pic:pic>
+              </a:graphicData>
+            </a:graphic>
+          </wp:inline>
+        </w:drawing>
+      </w:r>
+    </w:p>
+    <w:p>
+      <w:pPr>
+        <w:pStyle w:val="bum"/>
+        <w:rPr>
+          <w:rStyle w:val="Finomhivatkozs"/>
+          <w:rFonts w:ascii="Times New Roman" w:hAnsi="Times New Roman" w:cs="Times New Roman"/>
+        </w:rPr>
+      </w:pPr>
+      <w:r>
+        <w:rPr>
+          <w:rStyle w:val="Finomhivatkozs"/>
+          <w:rFonts w:ascii="Times New Roman" w:hAnsi="Times New Roman" w:cs="Times New Roman"/>
+        </w:rPr>
+        <w:t xml:space="preserve"> </w:t>
+      </w:r>
+    </w:p>
+    <w:p>
+      <w:pPr>
+        <w:pStyle w:val="bum"/>
+        <w:rPr>
+          <w:rStyle w:val="Finomhivatkozs"/>
+          <w:rFonts w:ascii="Times New Roman" w:hAnsi="Times New Roman" w:cs="Times New Roman"/>
+        </w:rPr>
+      </w:pPr>
+    </w:p>
+    <w:p>
+      <w:pPr>
+        <w:pStyle w:val="bum"/>
+        <w:rPr>
+          <w:rStyle w:val="Finomhivatkozs"/>
+          <w:rFonts w:ascii="Times New Roman" w:hAnsi="Times New Roman" w:cs="Times New Roman"/>
+        </w:rPr>
+      </w:pPr>
+    </w:p>
+    <w:p>
+      <w:pPr>
+        <w:pStyle w:val="bum"/>
+        <w:rPr>
+          <w:rStyle w:val="Finomhivatkozs"/>
+          <w:rFonts w:ascii="Times New Roman" w:hAnsi="Times New Roman" w:cs="Times New Roman"/>
+        </w:rPr>
+      </w:pPr>
     </w:p>
     <w:sectPr>
-      <w:headerReference w:type="default" r:id="rId57"/>
+      <w:headerReference w:type="default" r:id="rId65"/>
       <w:pgSz w:w="11906" w:h="16838"/>
       <w:pgMar w:top="1417" w:right="1417" w:bottom="1417" w:left="1417" w:header="708" w:footer="708" w:gutter="0"/>
       <w:cols w:space="708"/>
@@ -13109,10 +14576,10 @@
     </w:lvl>
   </w:abstractNum>
   <w:abstractNum w:abstractNumId="2" w15:restartNumberingAfterBreak="0">
-    <w:nsid w:val="495513B3"/>
+    <w:nsid w:val="3C816F1C"/>
     <w:multiLevelType w:val="hybridMultilevel"/>
-    <w:tmpl w:val="C11285A4"/>
-    <w:lvl w:ilvl="0" w:tplc="5A9CA552">
+    <w:tmpl w:val="6BC6E878"/>
+    <w:lvl w:ilvl="0" w:tplc="F47260DC">
       <w:numFmt w:val="bullet"/>
       <w:lvlText w:val="-"/>
       <w:lvlJc w:val="left"/>
@@ -13221,6 +14688,231 @@
     </w:lvl>
   </w:abstractNum>
   <w:abstractNum w:abstractNumId="3" w15:restartNumberingAfterBreak="0">
+    <w:nsid w:val="47C75B55"/>
+    <w:multiLevelType w:val="multilevel"/>
+    <w:tmpl w:val="442498FA"/>
+    <w:lvl w:ilvl="0">
+      <w:start w:val="1"/>
+      <w:numFmt w:val="decimal"/>
+      <w:lvlText w:val="%1."/>
+      <w:lvlJc w:val="left"/>
+      <w:pPr>
+        <w:tabs>
+          <w:tab w:val="num" w:pos="720"/>
+        </w:tabs>
+        <w:ind w:left="720" w:hanging="360"/>
+      </w:pPr>
+    </w:lvl>
+    <w:lvl w:ilvl="1" w:tentative="1">
+      <w:start w:val="1"/>
+      <w:numFmt w:val="decimal"/>
+      <w:lvlText w:val="%2."/>
+      <w:lvlJc w:val="left"/>
+      <w:pPr>
+        <w:tabs>
+          <w:tab w:val="num" w:pos="1440"/>
+        </w:tabs>
+        <w:ind w:left="1440" w:hanging="360"/>
+      </w:pPr>
+    </w:lvl>
+    <w:lvl w:ilvl="2" w:tentative="1">
+      <w:start w:val="1"/>
+      <w:numFmt w:val="decimal"/>
+      <w:lvlText w:val="%3."/>
+      <w:lvlJc w:val="left"/>
+      <w:pPr>
+        <w:tabs>
+          <w:tab w:val="num" w:pos="2160"/>
+        </w:tabs>
+        <w:ind w:left="2160" w:hanging="360"/>
+      </w:pPr>
+    </w:lvl>
+    <w:lvl w:ilvl="3" w:tentative="1">
+      <w:start w:val="1"/>
+      <w:numFmt w:val="decimal"/>
+      <w:lvlText w:val="%4."/>
+      <w:lvlJc w:val="left"/>
+      <w:pPr>
+        <w:tabs>
+          <w:tab w:val="num" w:pos="2880"/>
+        </w:tabs>
+        <w:ind w:left="2880" w:hanging="360"/>
+      </w:pPr>
+    </w:lvl>
+    <w:lvl w:ilvl="4" w:tentative="1">
+      <w:start w:val="1"/>
+      <w:numFmt w:val="decimal"/>
+      <w:lvlText w:val="%5."/>
+      <w:lvlJc w:val="left"/>
+      <w:pPr>
+        <w:tabs>
+          <w:tab w:val="num" w:pos="3600"/>
+        </w:tabs>
+        <w:ind w:left="3600" w:hanging="360"/>
+      </w:pPr>
+    </w:lvl>
+    <w:lvl w:ilvl="5" w:tentative="1">
+      <w:start w:val="1"/>
+      <w:numFmt w:val="decimal"/>
+      <w:lvlText w:val="%6."/>
+      <w:lvlJc w:val="left"/>
+      <w:pPr>
+        <w:tabs>
+          <w:tab w:val="num" w:pos="4320"/>
+        </w:tabs>
+        <w:ind w:left="4320" w:hanging="360"/>
+      </w:pPr>
+    </w:lvl>
+    <w:lvl w:ilvl="6" w:tentative="1">
+      <w:start w:val="1"/>
+      <w:numFmt w:val="decimal"/>
+      <w:lvlText w:val="%7."/>
+      <w:lvlJc w:val="left"/>
+      <w:pPr>
+        <w:tabs>
+          <w:tab w:val="num" w:pos="5040"/>
+        </w:tabs>
+        <w:ind w:left="5040" w:hanging="360"/>
+      </w:pPr>
+    </w:lvl>
+    <w:lvl w:ilvl="7" w:tentative="1">
+      <w:start w:val="1"/>
+      <w:numFmt w:val="decimal"/>
+      <w:lvlText w:val="%8."/>
+      <w:lvlJc w:val="left"/>
+      <w:pPr>
+        <w:tabs>
+          <w:tab w:val="num" w:pos="5760"/>
+        </w:tabs>
+        <w:ind w:left="5760" w:hanging="360"/>
+      </w:pPr>
+    </w:lvl>
+    <w:lvl w:ilvl="8" w:tentative="1">
+      <w:start w:val="1"/>
+      <w:numFmt w:val="decimal"/>
+      <w:lvlText w:val="%9."/>
+      <w:lvlJc w:val="left"/>
+      <w:pPr>
+        <w:tabs>
+          <w:tab w:val="num" w:pos="6480"/>
+        </w:tabs>
+        <w:ind w:left="6480" w:hanging="360"/>
+      </w:pPr>
+    </w:lvl>
+  </w:abstractNum>
+  <w:abstractNum w:abstractNumId="4" w15:restartNumberingAfterBreak="0">
+    <w:nsid w:val="495513B3"/>
+    <w:multiLevelType w:val="hybridMultilevel"/>
+    <w:tmpl w:val="C11285A4"/>
+    <w:lvl w:ilvl="0" w:tplc="5A9CA552">
+      <w:numFmt w:val="bullet"/>
+      <w:lvlText w:val="-"/>
+      <w:lvlJc w:val="left"/>
+      <w:pPr>
+        <w:ind w:left="720" w:hanging="360"/>
+      </w:pPr>
+      <w:rPr>
+        <w:rFonts w:ascii="Times New Roman" w:eastAsiaTheme="minorHAnsi" w:hAnsi="Times New Roman" w:cs="Times New Roman" w:hint="default"/>
+      </w:rPr>
+    </w:lvl>
+    <w:lvl w:ilvl="1" w:tplc="040E0003" w:tentative="1">
+      <w:start w:val="1"/>
+      <w:numFmt w:val="bullet"/>
+      <w:lvlText w:val="o"/>
+      <w:lvlJc w:val="left"/>
+      <w:pPr>
+        <w:ind w:left="1440" w:hanging="360"/>
+      </w:pPr>
+      <w:rPr>
+        <w:rFonts w:ascii="Courier New" w:hAnsi="Courier New" w:cs="Courier New" w:hint="default"/>
+      </w:rPr>
+    </w:lvl>
+    <w:lvl w:ilvl="2" w:tplc="040E0005" w:tentative="1">
+      <w:start w:val="1"/>
+      <w:numFmt w:val="bullet"/>
+      <w:lvlText w:val=""/>
+      <w:lvlJc w:val="left"/>
+      <w:pPr>
+        <w:ind w:left="2160" w:hanging="360"/>
+      </w:pPr>
+      <w:rPr>
+        <w:rFonts w:ascii="Wingdings" w:hAnsi="Wingdings" w:hint="default"/>
+      </w:rPr>
+    </w:lvl>
+    <w:lvl w:ilvl="3" w:tplc="040E0001" w:tentative="1">
+      <w:start w:val="1"/>
+      <w:numFmt w:val="bullet"/>
+      <w:lvlText w:val=""/>
+      <w:lvlJc w:val="left"/>
+      <w:pPr>
+        <w:ind w:left="2880" w:hanging="360"/>
+      </w:pPr>
+      <w:rPr>
+        <w:rFonts w:ascii="Symbol" w:hAnsi="Symbol" w:hint="default"/>
+      </w:rPr>
+    </w:lvl>
+    <w:lvl w:ilvl="4" w:tplc="040E0003" w:tentative="1">
+      <w:start w:val="1"/>
+      <w:numFmt w:val="bullet"/>
+      <w:lvlText w:val="o"/>
+      <w:lvlJc w:val="left"/>
+      <w:pPr>
+        <w:ind w:left="3600" w:hanging="360"/>
+      </w:pPr>
+      <w:rPr>
+        <w:rFonts w:ascii="Courier New" w:hAnsi="Courier New" w:cs="Courier New" w:hint="default"/>
+      </w:rPr>
+    </w:lvl>
+    <w:lvl w:ilvl="5" w:tplc="040E0005" w:tentative="1">
+      <w:start w:val="1"/>
+      <w:numFmt w:val="bullet"/>
+      <w:lvlText w:val=""/>
+      <w:lvlJc w:val="left"/>
+      <w:pPr>
+        <w:ind w:left="4320" w:hanging="360"/>
+      </w:pPr>
+      <w:rPr>
+        <w:rFonts w:ascii="Wingdings" w:hAnsi="Wingdings" w:hint="default"/>
+      </w:rPr>
+    </w:lvl>
+    <w:lvl w:ilvl="6" w:tplc="040E0001" w:tentative="1">
+      <w:start w:val="1"/>
+      <w:numFmt w:val="bullet"/>
+      <w:lvlText w:val=""/>
+      <w:lvlJc w:val="left"/>
+      <w:pPr>
+        <w:ind w:left="5040" w:hanging="360"/>
+      </w:pPr>
+      <w:rPr>
+        <w:rFonts w:ascii="Symbol" w:hAnsi="Symbol" w:hint="default"/>
+      </w:rPr>
+    </w:lvl>
+    <w:lvl w:ilvl="7" w:tplc="040E0003" w:tentative="1">
+      <w:start w:val="1"/>
+      <w:numFmt w:val="bullet"/>
+      <w:lvlText w:val="o"/>
+      <w:lvlJc w:val="left"/>
+      <w:pPr>
+        <w:ind w:left="5760" w:hanging="360"/>
+      </w:pPr>
+      <w:rPr>
+        <w:rFonts w:ascii="Courier New" w:hAnsi="Courier New" w:cs="Courier New" w:hint="default"/>
+      </w:rPr>
+    </w:lvl>
+    <w:lvl w:ilvl="8" w:tplc="040E0005" w:tentative="1">
+      <w:start w:val="1"/>
+      <w:numFmt w:val="bullet"/>
+      <w:lvlText w:val=""/>
+      <w:lvlJc w:val="left"/>
+      <w:pPr>
+        <w:ind w:left="6480" w:hanging="360"/>
+      </w:pPr>
+      <w:rPr>
+        <w:rFonts w:ascii="Wingdings" w:hAnsi="Wingdings" w:hint="default"/>
+      </w:rPr>
+    </w:lvl>
+  </w:abstractNum>
+  <w:abstractNum w:abstractNumId="5" w15:restartNumberingAfterBreak="0">
     <w:nsid w:val="4C6215E1"/>
     <w:multiLevelType w:val="hybridMultilevel"/>
     <w:tmpl w:val="05D0514C"/>
@@ -13333,7 +15025,7 @@
       </w:rPr>
     </w:lvl>
   </w:abstractNum>
-  <w:abstractNum w:abstractNumId="4" w15:restartNumberingAfterBreak="0">
+  <w:abstractNum w:abstractNumId="6" w15:restartNumberingAfterBreak="0">
     <w:nsid w:val="4CAD5143"/>
     <w:multiLevelType w:val="hybridMultilevel"/>
     <w:tmpl w:val="72C67F24"/>
@@ -13445,7 +15137,7 @@
       </w:rPr>
     </w:lvl>
   </w:abstractNum>
-  <w:abstractNum w:abstractNumId="5" w15:restartNumberingAfterBreak="0">
+  <w:abstractNum w:abstractNumId="7" w15:restartNumberingAfterBreak="0">
     <w:nsid w:val="61AF349E"/>
     <w:multiLevelType w:val="hybridMultilevel"/>
     <w:tmpl w:val="5B10EF8E"/>
@@ -13559,22 +15251,28 @@
     </w:lvl>
   </w:abstractNum>
   <w:num w:numId="1" w16cid:durableId="183053383">
-    <w:abstractNumId w:val="3"/>
+    <w:abstractNumId w:val="5"/>
   </w:num>
   <w:num w:numId="2" w16cid:durableId="1175804293">
     <w:abstractNumId w:val="0"/>
   </w:num>
   <w:num w:numId="3" w16cid:durableId="1069813107">
-    <w:abstractNumId w:val="2"/>
+    <w:abstractNumId w:val="4"/>
   </w:num>
   <w:num w:numId="4" w16cid:durableId="644942313">
-    <w:abstractNumId w:val="5"/>
+    <w:abstractNumId w:val="7"/>
   </w:num>
   <w:num w:numId="5" w16cid:durableId="167989137">
-    <w:abstractNumId w:val="4"/>
+    <w:abstractNumId w:val="6"/>
   </w:num>
   <w:num w:numId="6" w16cid:durableId="444732592">
     <w:abstractNumId w:val="1"/>
+  </w:num>
+  <w:num w:numId="7" w16cid:durableId="261039193">
+    <w:abstractNumId w:val="3"/>
+  </w:num>
+  <w:num w:numId="8" w16cid:durableId="1556165171">
+    <w:abstractNumId w:val="2"/>
   </w:num>
 </w:numbering>
 </file>
@@ -14182,7 +15880,6 @@
   <w:style w:type="character" w:default="1" w:styleId="Bekezdsalapbettpusa">
     <w:name w:val="Default Paragraph Font"/>
     <w:uiPriority w:val="1"/>
-    <w:semiHidden/>
     <w:unhideWhenUsed/>
   </w:style>
   <w:style w:type="table" w:default="1" w:styleId="Normltblzat">
